--- a/docs/documentation-de.docx
+++ b/docs/documentation-de.docx
@@ -512,7 +512,15 @@
           <w:sz w:val="20"/>
           <w:szCs w:val="20"/>
         </w:rPr>
-        <w:t>März 2026</w:t>
+        <w:t>August</w:t>
+      </w:r>
+      <w:r>
+        <w:rPr>
+          <w:rFonts w:cs="Malgun Gothic"/>
+          <w:sz w:val="20"/>
+          <w:szCs w:val="20"/>
+        </w:rPr>
+        <w:t xml:space="preserve"> 2026</w:t>
       </w:r>
     </w:p>
     <w:p>
@@ -808,7 +816,7 @@
     </w:p>
     <w:p>
       <w:pPr>
-        <w:pStyle w:val="Verzeichnisuser"/>
+        <w:pStyle w:val="Verzeichnis"/>
         <w:rPr/>
       </w:pPr>
       <w:r>
@@ -822,7 +830,7 @@
     </w:p>
     <w:p>
       <w:pPr>
-        <w:pStyle w:val="Verzeichnisuser"/>
+        <w:pStyle w:val="Verzeichnis"/>
         <w:rPr/>
       </w:pPr>
       <w:r>
@@ -1005,14 +1013,14 @@
           <w:sz w:val="20"/>
           <w:szCs w:val="20"/>
         </w:rPr>
-        <w:t xml:space="preserve">Seit 2011 sind mittlerweile </w:t>
-      </w:r>
-      <w:r>
-        <w:rPr>
-          <w:sz w:val="20"/>
-          <w:szCs w:val="20"/>
-        </w:rPr>
-        <w:t>51</w:t>
+        <w:t>Seit 2011 sind mittlerweile 5</w:t>
+      </w:r>
+      <w:r>
+        <w:rPr>
+          <w:sz w:val="20"/>
+          <w:szCs w:val="20"/>
+        </w:rPr>
+        <w:t>2</w:t>
       </w:r>
       <w:r>
         <w:rPr>
@@ -1075,7 +1083,7 @@
           <w:sz w:val="20"/>
           <w:szCs w:val="20"/>
         </w:rPr>
-        <w:t>2</w:t>
+        <w:t>3</w:t>
       </w:r>
       <w:r>
         <w:rPr>
@@ -3653,7 +3661,7 @@
     </w:sdt>
     <w:p>
       <w:pPr>
-        <w:pStyle w:val="Verzeichnisuser"/>
+        <w:pStyle w:val="Verzeichnis"/>
         <w:rPr>
           <w:rFonts w:ascii="Arial" w:hAnsi="Arial"/>
           <w:sz w:val="20"/>
@@ -4869,7 +4877,7 @@
           <w:szCs w:val="20"/>
         </w:rPr>
         <w:drawing>
-          <wp:anchor behindDoc="0" distT="0" distB="0" distL="0" distR="0" simplePos="0" locked="0" layoutInCell="0" allowOverlap="1" relativeHeight="5">
+          <wp:anchor distT="0" distB="0" distL="0" distR="0" simplePos="0" relativeHeight="5" behindDoc="0" locked="0" layoutInCell="0" allowOverlap="1">
             <wp:simplePos x="0" y="0"/>
             <wp:positionH relativeFrom="column">
               <wp:posOffset>344805</wp:posOffset>
@@ -4978,7 +4986,7 @@
         <w:bidi w:val="0"/>
         <w:jc w:val="both"/>
         <w:rPr>
-          <w:ins w:id="19" w:author="Unbekannter Autor" w:date="2024-10-13T20:57:08Z"/>
+          <w:ins w:id="21" w:author="Unbekannter Autor" w:date="2024-10-13T20:57:08Z"/>
         </w:rPr>
       </w:pPr>
       <w:r>
@@ -4994,10 +5002,26 @@
             <w:sz w:val="20"/>
             <w:szCs w:val="20"/>
           </w:rPr>
-          <w:t>die Installationsroutine des Plugins aufgerufen werden.Dazu</w:t>
+          <w:t>die Installationsroutine des Plugins aufgerufen werden.</w:t>
         </w:r>
       </w:ins>
-      <w:del w:id="15" w:author="Unbekannter Autor" w:date="2024-10-13T20:56:28Z">
+      <w:r>
+        <w:rPr>
+          <w:sz w:val="20"/>
+          <w:szCs w:val="20"/>
+        </w:rPr>
+        <w:t xml:space="preserve"> </w:t>
+      </w:r>
+      <w:ins w:id="15" w:author="Unbekannter Autor" w:date="2024-10-13T20:55:34Z">
+        <w:r>
+          <w:rPr>
+            <w:sz w:val="20"/>
+            <w:szCs w:val="20"/>
+          </w:rPr>
+          <w:t>Dazu</w:t>
+        </w:r>
+      </w:ins>
+      <w:del w:id="16" w:author="Unbekannter Autor" w:date="2024-10-13T20:56:28Z">
         <w:r>
           <w:rPr>
             <w:sz w:val="20"/>
@@ -5008,16 +5032,39 @@
           <w:delText>punkt erstellt werden</w:delText>
         </w:r>
       </w:del>
-      <w:ins w:id="16" w:author="Unbekannter Autor" w:date="2024-10-13T21:05:47Z">
+      <w:ins w:id="17" w:author="Unbekannter Autor" w:date="2024-10-13T21:05:47Z">
         <w:r>
           <w:rPr>
             <w:sz w:val="20"/>
             <w:szCs w:val="20"/>
           </w:rPr>
-          <w:t xml:space="preserve"> in Admidio einloggen und</w:t>
+          <w:t xml:space="preserve"> in Admidio einloggen</w:t>
         </w:r>
       </w:ins>
-      <w:ins w:id="17" w:author="Unbekannter Autor" w:date="2024-10-13T20:56:30Z">
+      <w:r>
+        <w:rPr>
+          <w:sz w:val="20"/>
+          <w:szCs w:val="20"/>
+        </w:rPr>
+        <w:t xml:space="preserve">, </w:t>
+      </w:r>
+      <w:r>
+        <w:rPr>
+          <w:sz w:val="20"/>
+          <w:szCs w:val="20"/>
+        </w:rPr>
+        <w:t>in einer vorhandenen Rolle einen Beitrag und einen Beitragszeitraum eintragen</w:t>
+      </w:r>
+      <w:ins w:id="18" w:author="Unbekannter Autor" w:date="2024-10-13T21:05:47Z">
+        <w:r>
+          <w:rPr>
+            <w:sz w:val="20"/>
+            <w:szCs w:val="20"/>
+          </w:rPr>
+          <w:t xml:space="preserve"> und</w:t>
+        </w:r>
+      </w:ins>
+      <w:ins w:id="19" w:author="Unbekannter Autor" w:date="2024-10-13T20:56:30Z">
         <w:r>
           <w:rPr>
             <w:sz w:val="20"/>
@@ -5026,7 +5073,7 @@
           <w:t xml:space="preserve"> im Browser folgende PHP-Datei starten:</w:t>
         </w:r>
       </w:ins>
-      <w:del w:id="18" w:author="Unbekannter Autor" w:date="2024-10-13T20:57:03Z">
+      <w:del w:id="20" w:author="Unbekannter Autor" w:date="2024-10-13T20:57:03Z">
         <w:r>
           <w:rPr>
             <w:sz w:val="20"/>
@@ -5042,12 +5089,12 @@
         <w:bidi w:val="0"/>
         <w:jc w:val="both"/>
         <w:rPr>
-          <w:ins w:id="21" w:author="Unbekannter Autor" w:date="2024-10-13T20:57:08Z"/>
-          <w:sz w:val="20"/>
-          <w:szCs w:val="20"/>
-        </w:rPr>
-      </w:pPr>
-      <w:ins w:id="20" w:author="Unbekannter Autor" w:date="2024-10-13T20:57:08Z">
+          <w:ins w:id="23" w:author="Unbekannter Autor" w:date="2024-10-13T20:57:08Z"/>
+          <w:sz w:val="20"/>
+          <w:szCs w:val="20"/>
+        </w:rPr>
+      </w:pPr>
+      <w:ins w:id="22" w:author="Unbekannter Autor" w:date="2024-10-13T20:57:08Z">
         <w:r>
           <w:rPr>
             <w:sz w:val="20"/>
@@ -5062,10 +5109,10 @@
         <w:bidi w:val="0"/>
         <w:jc w:val="both"/>
         <w:rPr>
-          <w:ins w:id="25" w:author="Unbekannter Autor" w:date="2024-10-13T20:57:08Z"/>
-        </w:rPr>
-      </w:pPr>
-      <w:ins w:id="22" w:author="Unbekannter Autor" w:date="2024-10-13T20:57:08Z">
+          <w:ins w:id="27" w:author="Unbekannter Autor" w:date="2024-10-13T20:57:08Z"/>
+        </w:rPr>
+      </w:pPr>
+      <w:ins w:id="24" w:author="Unbekannter Autor" w:date="2024-10-13T20:57:08Z">
         <w:r>
           <w:rPr>
             <w:sz w:val="20"/>
@@ -5083,7 +5130,7 @@
         <w:softHyphen/>
         <w:t>shipFee</w:t>
       </w:r>
-      <w:ins w:id="23" w:author="Unbekannter Autor" w:date="2024-10-13T20:57:08Z">
+      <w:ins w:id="25" w:author="Unbekannter Autor" w:date="2024-10-13T20:57:08Z">
         <w:r>
           <w:rPr>
             <w:sz w:val="20"/>
@@ -5099,7 +5146,7 @@
         </w:rPr>
         <w:t>system/install</w:t>
       </w:r>
-      <w:ins w:id="24" w:author="Unbekannter Autor" w:date="2024-10-13T20:57:08Z">
+      <w:ins w:id="26" w:author="Unbekannter Autor" w:date="2024-10-13T20:57:08Z">
         <w:r>
           <w:rPr>
             <w:sz w:val="20"/>
@@ -5115,26 +5162,6 @@
         <w:bidi w:val="0"/>
         <w:jc w:val="both"/>
         <w:rPr>
-          <w:ins w:id="27" w:author="Unbekannter Autor" w:date="2024-10-13T20:57:08Z"/>
-          <w:sz w:val="20"/>
-          <w:szCs w:val="20"/>
-        </w:rPr>
-      </w:pPr>
-      <w:ins w:id="26" w:author="Unbekannter Autor" w:date="2024-10-13T20:57:08Z">
-        <w:r>
-          <w:rPr>
-            <w:sz w:val="20"/>
-            <w:szCs w:val="20"/>
-          </w:rPr>
-        </w:r>
-      </w:ins>
-    </w:p>
-    <w:p>
-      <w:pPr>
-        <w:pStyle w:val="Normal"/>
-        <w:bidi w:val="0"/>
-        <w:jc w:val="both"/>
-        <w:rPr>
           <w:ins w:id="29" w:author="Unbekannter Autor" w:date="2024-10-13T20:57:08Z"/>
           <w:sz w:val="20"/>
           <w:szCs w:val="20"/>
@@ -5151,6 +5178,26 @@
     </w:p>
     <w:p>
       <w:pPr>
+        <w:pStyle w:val="Normal"/>
+        <w:bidi w:val="0"/>
+        <w:jc w:val="both"/>
+        <w:rPr>
+          <w:ins w:id="31" w:author="Unbekannter Autor" w:date="2024-10-13T20:57:08Z"/>
+          <w:sz w:val="20"/>
+          <w:szCs w:val="20"/>
+        </w:rPr>
+      </w:pPr>
+      <w:ins w:id="30" w:author="Unbekannter Autor" w:date="2024-10-13T20:57:08Z">
+        <w:r>
+          <w:rPr>
+            <w:sz w:val="20"/>
+            <w:szCs w:val="20"/>
+          </w:rPr>
+        </w:r>
+      </w:ins>
+    </w:p>
+    <w:p>
+      <w:pPr>
         <w:pStyle w:val="Heading2"/>
         <w:numPr>
           <w:ilvl w:val="0"/>
@@ -5159,14 +5206,14 @@
         <w:ind w:hanging="0" w:left="0"/>
         <w:jc w:val="both"/>
         <w:rPr>
-          <w:del w:id="31" w:author="Unbekannter Autor" w:date="2024-10-13T21:10:46Z"/>
+          <w:del w:id="33" w:author="Unbekannter Autor" w:date="2024-10-13T21:10:46Z"/>
           <w:i w:val="false"/>
           <w:iCs w:val="false"/>
           <w:sz w:val="20"/>
           <w:szCs w:val="20"/>
         </w:rPr>
       </w:pPr>
-      <w:del w:id="30" w:author="Unbekannter Autor" w:date="2024-10-13T21:10:46Z">
+      <w:del w:id="32" w:author="Unbekannter Autor" w:date="2024-10-13T21:10:46Z">
         <w:r>
           <w:rPr>
             <w:i w:val="false"/>
@@ -5186,17 +5233,17 @@
           <w:numId w:val="3"/>
         </w:numPr>
         <w:suppressAutoHyphens w:val="true"/>
-        <w:overflowPunct w:val="true"/>
+        <w:overflowPunct w:val="false"/>
         <w:bidi w:val="0"/>
         <w:spacing w:before="0" w:after="0"/>
         <w:jc w:val="both"/>
         <w:rPr>
-          <w:del w:id="33" w:author="Unbekannter Autor" w:date="2024-10-13T21:10:46Z"/>
-          <w:sz w:val="20"/>
-          <w:szCs w:val="20"/>
-        </w:rPr>
-      </w:pPr>
-      <w:del w:id="32" w:author="Unbekannter Autor" w:date="2024-10-13T21:10:46Z">
+          <w:del w:id="35" w:author="Unbekannter Autor" w:date="2024-10-13T21:10:46Z"/>
+          <w:sz w:val="20"/>
+          <w:szCs w:val="20"/>
+        </w:rPr>
+      </w:pPr>
+      <w:del w:id="34" w:author="Unbekannter Autor" w:date="2024-10-13T21:10:46Z">
         <w:r>
           <w:rPr>
             <w:sz w:val="20"/>
@@ -5214,20 +5261,20 @@
           <w:numId w:val="0"/>
         </w:numPr>
         <w:suppressAutoHyphens w:val="true"/>
-        <w:overflowPunct w:val="true"/>
+        <w:overflowPunct w:val="false"/>
         <w:bidi w:val="0"/>
         <w:spacing w:before="0" w:after="0"/>
         <w:ind w:hanging="0" w:left="0"/>
         <w:jc w:val="both"/>
         <w:rPr>
-          <w:del w:id="35" w:author="Unbekannter Autor" w:date="2024-10-13T23:04:38Z"/>
+          <w:del w:id="37" w:author="Unbekannter Autor" w:date="2024-10-13T23:04:38Z"/>
           <w:i w:val="false"/>
           <w:iCs w:val="false"/>
           <w:sz w:val="20"/>
           <w:szCs w:val="20"/>
         </w:rPr>
       </w:pPr>
-      <w:del w:id="34" w:author="Unbekannter Autor" w:date="2024-10-13T23:04:38Z">
+      <w:del w:id="36" w:author="Unbekannter Autor" w:date="2024-10-13T23:04:38Z">
         <w:r>
           <w:rPr>
             <w:i w:val="false"/>
@@ -5247,16 +5294,16 @@
           <w:numId w:val="3"/>
         </w:numPr>
         <w:suppressAutoHyphens w:val="true"/>
-        <w:overflowPunct w:val="true"/>
+        <w:overflowPunct w:val="false"/>
         <w:ind w:hanging="0" w:left="0"/>
         <w:jc w:val="left"/>
         <w:rPr>
-          <w:del w:id="37" w:author="Unbekannter Autor" w:date="2024-10-13T23:04:38Z"/>
-          <w:sz w:val="20"/>
-          <w:szCs w:val="20"/>
-        </w:rPr>
-      </w:pPr>
-      <w:del w:id="36" w:author="Unbekannter Autor" w:date="2024-10-13T23:04:38Z">
+          <w:del w:id="39" w:author="Unbekannter Autor" w:date="2024-10-13T23:04:38Z"/>
+          <w:sz w:val="20"/>
+          <w:szCs w:val="20"/>
+        </w:rPr>
+      </w:pPr>
+      <w:del w:id="38" w:author="Unbekannter Autor" w:date="2024-10-13T23:04:38Z">
         <w:r>
           <w:rPr>
             <w:sz w:val="20"/>
@@ -5277,18 +5324,18 @@
         </w:numPr>
         <w:spacing w:before="0" w:after="120"/>
         <w:rPr>
-          <w:del w:id="40" w:author="Unbekannter Autor" w:date="2024-10-13T23:04:14Z"/>
-          <w:sz w:val="20"/>
-          <w:szCs w:val="20"/>
-        </w:rPr>
-      </w:pPr>
-      <w:del w:id="38" w:author="Unbekannter Autor" w:date="2024-10-13T20:59:42Z">
+          <w:del w:id="42" w:author="Unbekannter Autor" w:date="2024-10-13T23:04:14Z"/>
+          <w:sz w:val="20"/>
+          <w:szCs w:val="20"/>
+        </w:rPr>
+      </w:pPr>
+      <w:del w:id="40" w:author="Unbekannter Autor" w:date="2024-10-13T20:59:42Z">
         <w:r>
           <w:rPr/>
           <w:delText xml:space="preserve">Erstellen eines </w:delText>
         </w:r>
       </w:del>
-      <w:del w:id="39" w:author="Unbekannter Autor" w:date="2024-10-13T23:04:14Z">
+      <w:del w:id="41" w:author="Unbekannter Autor" w:date="2024-10-13T23:04:14Z">
         <w:r>
           <w:rPr/>
           <w:delText>Menüpunktes</w:delText>
@@ -5305,17 +5352,17 @@
           <w:numId w:val="3"/>
         </w:numPr>
         <w:suppressAutoHyphens w:val="true"/>
-        <w:overflowPunct w:val="true"/>
+        <w:overflowPunct w:val="false"/>
         <w:bidi w:val="0"/>
         <w:spacing w:before="0" w:after="120"/>
         <w:jc w:val="left"/>
         <w:rPr>
-          <w:del w:id="42" w:author="Unbekannter Autor" w:date="2024-10-13T23:04:37Z"/>
-          <w:sz w:val="20"/>
-          <w:szCs w:val="20"/>
-        </w:rPr>
-      </w:pPr>
-      <w:del w:id="41" w:author="Unbekannter Autor" w:date="2024-10-13T21:11:17Z">
+          <w:del w:id="44" w:author="Unbekannter Autor" w:date="2024-10-13T23:04:37Z"/>
+          <w:sz w:val="20"/>
+          <w:szCs w:val="20"/>
+        </w:rPr>
+      </w:pPr>
+      <w:del w:id="43" w:author="Unbekannter Autor" w:date="2024-10-13T21:11:17Z">
         <w:r>
           <w:rPr>
             <w:i w:val="false"/>
@@ -5336,19 +5383,19 @@
           <w:numId w:val="3"/>
         </w:numPr>
         <w:suppressAutoHyphens w:val="true"/>
-        <w:overflowPunct w:val="true"/>
+        <w:overflowPunct w:val="false"/>
         <w:bidi w:val="0"/>
         <w:spacing w:before="0" w:after="0"/>
         <w:jc w:val="both"/>
         <w:rPr>
-          <w:del w:id="44" w:author="Unbekannter Autor" w:date="2024-10-13T23:04:37Z"/>
+          <w:del w:id="46" w:author="Unbekannter Autor" w:date="2024-10-13T23:04:37Z"/>
           <w:i w:val="false"/>
           <w:iCs w:val="false"/>
           <w:sz w:val="20"/>
           <w:szCs w:val="20"/>
         </w:rPr>
       </w:pPr>
-      <w:del w:id="43" w:author="Unbekannter Autor" w:date="2024-10-13T23:04:37Z">
+      <w:del w:id="45" w:author="Unbekannter Autor" w:date="2024-10-13T23:04:37Z">
         <w:r>
           <w:rPr>
             <w:i w:val="false"/>
@@ -5369,10 +5416,10 @@
         <w:bidi w:val="0"/>
         <w:jc w:val="both"/>
         <w:rPr>
-          <w:del w:id="48" w:author="Unbekannter Autor" w:date="2024-10-13T23:04:37Z"/>
-        </w:rPr>
-      </w:pPr>
-      <w:del w:id="45" w:author="Unbekannter Autor" w:date="2024-10-13T23:04:37Z">
+          <w:del w:id="50" w:author="Unbekannter Autor" w:date="2024-10-13T23:04:37Z"/>
+        </w:rPr>
+      </w:pPr>
+      <w:del w:id="47" w:author="Unbekannter Autor" w:date="2024-10-13T23:04:37Z">
         <w:r>
           <w:rPr>
             <w:i w:val="false"/>
@@ -5383,7 +5430,7 @@
           <w:delText xml:space="preserve">Es wird </w:delText>
         </w:r>
       </w:del>
-      <w:del w:id="46" w:author="Unbekannter Autor" w:date="2024-10-13T23:04:37Z">
+      <w:del w:id="48" w:author="Unbekannter Autor" w:date="2024-10-13T23:04:37Z">
         <w:r>
           <w:rPr>
             <w:rFonts w:eastAsia="NSimSun" w:cs="Arial"/>
@@ -5399,7 +5446,7 @@
           <w:delText>dringend empfohlen</w:delText>
         </w:r>
       </w:del>
-      <w:del w:id="47" w:author="Unbekannter Autor" w:date="2024-10-13T23:04:37Z">
+      <w:del w:id="49" w:author="Unbekannter Autor" w:date="2024-10-13T23:04:37Z">
         <w:r>
           <w:rPr>
             <w:i w:val="false"/>
@@ -5420,19 +5467,19 @@
           <w:numId w:val="3"/>
         </w:numPr>
         <w:suppressAutoHyphens w:val="true"/>
-        <w:overflowPunct w:val="true"/>
+        <w:overflowPunct w:val="false"/>
         <w:bidi w:val="0"/>
         <w:spacing w:before="0" w:after="0"/>
         <w:jc w:val="both"/>
         <w:rPr>
-          <w:del w:id="50" w:author="Unbekannter Autor" w:date="2024-10-13T23:04:37Z"/>
+          <w:del w:id="52" w:author="Unbekannter Autor" w:date="2024-10-13T23:04:37Z"/>
           <w:i w:val="false"/>
           <w:iCs w:val="false"/>
           <w:sz w:val="20"/>
           <w:szCs w:val="20"/>
         </w:rPr>
       </w:pPr>
-      <w:del w:id="49" w:author="Unbekannter Autor" w:date="2024-10-13T23:04:37Z">
+      <w:del w:id="51" w:author="Unbekannter Autor" w:date="2024-10-13T23:04:37Z">
         <w:r>
           <w:rPr>
             <w:i w:val="false"/>
@@ -5453,10 +5500,10 @@
         <w:bidi w:val="0"/>
         <w:jc w:val="both"/>
         <w:rPr>
-          <w:del w:id="52" w:author="Unbekannter Autor" w:date="2024-10-13T23:04:37Z"/>
-        </w:rPr>
-      </w:pPr>
-      <w:del w:id="51" w:author="Unbekannter Autor" w:date="2024-10-13T23:04:37Z">
+          <w:del w:id="54" w:author="Unbekannter Autor" w:date="2024-10-13T23:04:37Z"/>
+        </w:rPr>
+      </w:pPr>
+      <w:del w:id="53" w:author="Unbekannter Autor" w:date="2024-10-13T23:04:37Z">
         <w:r>
           <w:rPr>
             <w:i w:val="false"/>
@@ -5481,19 +5528,19 @@
           <w:numId w:val="3"/>
         </w:numPr>
         <w:suppressAutoHyphens w:val="true"/>
-        <w:overflowPunct w:val="true"/>
+        <w:overflowPunct w:val="false"/>
         <w:bidi w:val="0"/>
         <w:spacing w:before="0" w:after="0"/>
         <w:jc w:val="both"/>
         <w:rPr>
-          <w:del w:id="54" w:author="Unbekannter Autor" w:date="2024-10-13T23:04:37Z"/>
+          <w:del w:id="56" w:author="Unbekannter Autor" w:date="2024-10-13T23:04:37Z"/>
           <w:i w:val="false"/>
           <w:iCs w:val="false"/>
           <w:sz w:val="20"/>
           <w:szCs w:val="20"/>
         </w:rPr>
       </w:pPr>
-      <w:del w:id="53" w:author="Unbekannter Autor" w:date="2024-10-13T23:04:37Z">
+      <w:del w:id="55" w:author="Unbekannter Autor" w:date="2024-10-13T23:04:37Z">
         <w:r>
           <w:rPr>
             <w:i w:val="false"/>
@@ -5514,10 +5561,10 @@
         <w:bidi w:val="0"/>
         <w:jc w:val="both"/>
         <w:rPr>
-          <w:del w:id="56" w:author="Unbekannter Autor" w:date="2024-10-13T23:04:37Z"/>
-        </w:rPr>
-      </w:pPr>
-      <w:del w:id="55" w:author="Unbekannter Autor" w:date="2024-10-13T23:04:37Z">
+          <w:del w:id="58" w:author="Unbekannter Autor" w:date="2024-10-13T23:04:37Z"/>
+        </w:rPr>
+      </w:pPr>
+      <w:del w:id="57" w:author="Unbekannter Autor" w:date="2024-10-13T23:04:37Z">
         <w:r>
           <w:rPr>
             <w:i w:val="false"/>
@@ -5539,13 +5586,13 @@
         <w:bidi w:val="0"/>
         <w:jc w:val="both"/>
         <w:rPr>
-          <w:del w:id="58" w:author="Unbekannter Autor" w:date="2024-10-13T23:04:37Z"/>
-          <w:rFonts w:ascii="Arial" w:hAnsi="Arial"/>
-          <w:sz w:val="20"/>
-          <w:szCs w:val="20"/>
-        </w:rPr>
-      </w:pPr>
-      <w:del w:id="57" w:author="Unbekannter Autor" w:date="2024-10-13T23:04:37Z">
+          <w:del w:id="60" w:author="Unbekannter Autor" w:date="2024-10-13T23:04:37Z"/>
+          <w:rFonts w:ascii="Arial" w:hAnsi="Arial"/>
+          <w:sz w:val="20"/>
+          <w:szCs w:val="20"/>
+        </w:rPr>
+      </w:pPr>
+      <w:del w:id="59" w:author="Unbekannter Autor" w:date="2024-10-13T23:04:37Z">
         <w:r>
           <w:rPr>
             <w:sz w:val="20"/>
@@ -5564,7 +5611,7 @@
         <w:ind w:hanging="0" w:left="0"/>
         <w:jc w:val="both"/>
         <w:rPr>
-          <w:ins w:id="60" w:author="Unbekannter Autor" w:date="2024-10-13T23:22:36Z"/>
+          <w:ins w:id="62" w:author="Unbekannter Autor" w:date="2024-10-13T23:22:36Z"/>
         </w:rPr>
       </w:pPr>
       <w:bookmarkStart w:id="4" w:name="__RefHeading___Toc6072_3742836152"/>
@@ -5573,7 +5620,7 @@
         <w:rPr/>
         <w:t>D</w:t>
       </w:r>
-      <w:ins w:id="59" w:author="Unbekannter Autor" w:date="2024-10-13T23:06:36Z">
+      <w:ins w:id="61" w:author="Unbekannter Autor" w:date="2024-10-13T23:06:36Z">
         <w:r>
           <w:rPr/>
           <w:t>ie Installationsroutine</w:t>
@@ -5585,10 +5632,10 @@
         <w:pStyle w:val="BodyText"/>
         <w:jc w:val="both"/>
         <w:rPr>
-          <w:ins w:id="62" w:author="Unbekannter Autor" w:date="2024-10-13T23:22:36Z"/>
-        </w:rPr>
-      </w:pPr>
-      <w:ins w:id="61" w:author="Unbekannter Autor" w:date="2024-10-13T23:22:36Z">
+          <w:ins w:id="64" w:author="Unbekannter Autor" w:date="2024-10-13T23:22:36Z"/>
+        </w:rPr>
+      </w:pPr>
+      <w:ins w:id="63" w:author="Unbekannter Autor" w:date="2024-10-13T23:22:36Z">
         <w:r>
           <w:rPr/>
         </w:r>
@@ -5602,10 +5649,10 @@
           <w:numId w:val="3"/>
         </w:numPr>
         <w:rPr>
-          <w:del w:id="64" w:author="Unbekannter Autor" w:date="2024-10-13T23:23:25Z"/>
-        </w:rPr>
-      </w:pPr>
-      <w:del w:id="63" w:author="Unbekannter Autor" w:date="2024-10-13T23:06:45Z">
+          <w:del w:id="66" w:author="Unbekannter Autor" w:date="2024-10-13T23:23:25Z"/>
+        </w:rPr>
+      </w:pPr>
+      <w:del w:id="65" w:author="Unbekannter Autor" w:date="2024-10-13T23:06:45Z">
         <w:r>
           <w:rPr/>
           <w:delText>er erste Aufruf</w:delText>
@@ -5621,13 +5668,13 @@
         </w:numPr>
         <w:rPr/>
       </w:pPr>
-      <w:ins w:id="65" w:author="Unbekannter Autor" w:date="2024-10-13T23:13:34Z">
+      <w:ins w:id="67" w:author="Unbekannter Autor" w:date="2024-10-13T23:13:34Z">
         <w:r>
           <w:rPr/>
           <w:t xml:space="preserve">Durch Starten der install.php wird ein Installationsprozess angestoßen, der alle </w:t>
         </w:r>
       </w:ins>
-      <w:ins w:id="66" w:author="Unbekannter Autor" w:date="2024-10-13T23:13:34Z">
+      <w:ins w:id="68" w:author="Unbekannter Autor" w:date="2024-10-13T23:13:34Z">
         <w:r>
           <w:rPr>
             <w:sz w:val="20"/>
@@ -5638,7 +5685,7 @@
           <w:t>der und Kategorien anlegt.</w:t>
         </w:r>
       </w:ins>
-      <w:ins w:id="67" w:author="Unbekannter Autor" w:date="2024-10-13T23:13:34Z">
+      <w:ins w:id="69" w:author="Unbekannter Autor" w:date="2024-10-13T23:13:34Z">
         <w:r>
           <w:rPr/>
           <w:t xml:space="preserve"> </w:t>
@@ -5656,12 +5703,12 @@
       <w:pPr>
         <w:pStyle w:val="BodyText"/>
         <w:rPr>
-          <w:del w:id="73" w:author="Unbekannter Autor" w:date="2024-10-13T23:24:11Z"/>
-          <w:sz w:val="20"/>
-          <w:szCs w:val="20"/>
-        </w:rPr>
-      </w:pPr>
-      <w:ins w:id="68" w:author="Unbekannter Autor" w:date="2024-10-13T23:14:49Z">
+          <w:del w:id="75" w:author="Unbekannter Autor" w:date="2024-10-13T23:24:11Z"/>
+          <w:sz w:val="20"/>
+          <w:szCs w:val="20"/>
+        </w:rPr>
+      </w:pPr>
+      <w:ins w:id="70" w:author="Unbekannter Autor" w:date="2024-10-13T23:14:49Z">
         <w:r>
           <w:rPr>
             <w:sz w:val="20"/>
@@ -5670,7 +5717,7 @@
           <w:t>Zu</w:t>
         </w:r>
       </w:ins>
-      <w:ins w:id="69" w:author="Unbekannter Autor" w:date="2024-10-13T23:15:50Z">
+      <w:ins w:id="71" w:author="Unbekannter Autor" w:date="2024-10-13T23:15:50Z">
         <w:r>
           <w:rPr>
             <w:sz w:val="20"/>
@@ -5686,7 +5733,7 @@
         </w:rPr>
         <w:t>wird bei jedem Start des Plugins ge</w:t>
       </w:r>
-      <w:ins w:id="70" w:author="Unbekannter Autor" w:date="2024-10-13T23:15:50Z">
+      <w:ins w:id="72" w:author="Unbekannter Autor" w:date="2024-10-13T23:15:50Z">
         <w:r>
           <w:rPr>
             <w:sz w:val="20"/>
@@ -5704,7 +5751,7 @@
         <w:softHyphen/>
         <w:t xml:space="preserve">cherten </w:t>
       </w:r>
-      <w:ins w:id="71" w:author="Unbekannter Autor" w:date="2024-10-13T23:21:09Z">
+      <w:ins w:id="73" w:author="Unbekannter Autor" w:date="2024-10-13T23:21:09Z">
         <w:r>
           <w:rPr>
             <w:sz w:val="20"/>
@@ -5713,7 +5760,7 @@
           <w:t>Werten</w:t>
         </w:r>
       </w:ins>
-      <w:del w:id="72" w:author="Unbekannter Autor" w:date="2024-10-13T23:21:12Z">
+      <w:del w:id="74" w:author="Unbekannter Autor" w:date="2024-10-13T23:21:12Z">
         <w:r>
           <w:rPr>
             <w:sz w:val="20"/>
@@ -5751,7 +5798,7 @@
         <w:bidi w:val="0"/>
         <w:jc w:val="both"/>
         <w:rPr>
-          <w:del w:id="81" w:author="Unbekannter Autor" w:date="2024-10-13T23:22:39Z"/>
+          <w:del w:id="83" w:author="Unbekannter Autor" w:date="2024-10-13T23:22:39Z"/>
           <w:sz w:val="20"/>
           <w:szCs w:val="20"/>
         </w:rPr>
@@ -5763,7 +5810,7 @@
         </w:rPr>
         <w:t>Bei Unterschiedlichkeit wird ein detaillierter</w:t>
       </w:r>
-      <w:del w:id="74" w:author="Unbekannter Autor" w:date="2024-10-13T23:16:42Z">
+      <w:del w:id="76" w:author="Unbekannter Autor" w:date="2024-10-13T23:16:42Z">
         <w:r>
           <w:rPr>
             <w:sz w:val="20"/>
@@ -5779,7 +5826,7 @@
         </w:rPr>
         <w:t xml:space="preserve"> </w:t>
       </w:r>
-      <w:ins w:id="75" w:author="Unbekannter Autor" w:date="2024-10-13T23:16:42Z">
+      <w:ins w:id="77" w:author="Unbekannter Autor" w:date="2024-10-13T23:16:42Z">
         <w:r>
           <w:rPr>
             <w:sz w:val="20"/>
@@ -5797,7 +5844,7 @@
         <w:softHyphen/>
         <w:t>führt</w:t>
       </w:r>
-      <w:ins w:id="76" w:author="Unbekannter Autor" w:date="2024-10-13T23:21:22Z">
+      <w:ins w:id="78" w:author="Unbekannter Autor" w:date="2024-10-13T23:21:22Z">
         <w:r>
           <w:rPr>
             <w:sz w:val="20"/>
@@ -5806,7 +5853,7 @@
           <w:t>. D</w:t>
         </w:r>
       </w:ins>
-      <w:ins w:id="77" w:author="Unbekannter Autor" w:date="2024-10-13T23:19:40Z">
+      <w:ins w:id="79" w:author="Unbekannter Autor" w:date="2024-10-13T23:19:40Z">
         <w:r>
           <w:rPr>
             <w:sz w:val="20"/>
@@ -5815,7 +5862,7 @@
           <w:t xml:space="preserve">abei </w:t>
         </w:r>
       </w:ins>
-      <w:ins w:id="78" w:author="Unbekannter Autor" w:date="2024-10-13T23:30:52Z">
+      <w:ins w:id="80" w:author="Unbekannter Autor" w:date="2024-10-13T23:30:52Z">
         <w:r>
           <w:rPr>
             <w:sz w:val="20"/>
@@ -5824,7 +5871,7 @@
           <w:t>können</w:t>
         </w:r>
       </w:ins>
-      <w:ins w:id="79" w:author="Unbekannter Autor" w:date="2024-10-13T23:17:44Z">
+      <w:ins w:id="81" w:author="Unbekannter Autor" w:date="2024-10-13T23:17:44Z">
         <w:r>
           <w:rPr>
             <w:sz w:val="20"/>
@@ -5835,7 +5882,7 @@
           <w:t>schrieben werden.</w:t>
         </w:r>
       </w:ins>
-      <w:del w:id="80" w:author="Unbekannter Autor" w:date="2024-10-13T23:17:43Z">
+      <w:del w:id="82" w:author="Unbekannter Autor" w:date="2024-10-13T23:17:43Z">
         <w:r>
           <w:rPr>
             <w:sz w:val="20"/>
@@ -5855,7 +5902,7 @@
           <w:szCs w:val="20"/>
         </w:rPr>
       </w:pPr>
-      <w:del w:id="82" w:author="Unbekannter Autor" w:date="2024-10-13T23:21:38Z">
+      <w:del w:id="84" w:author="Unbekannter Autor" w:date="2024-10-13T23:21:38Z">
         <w:r>
           <w:rPr>
             <w:sz w:val="20"/>
@@ -5871,31 +5918,6 @@
       <w:pPr>
         <w:pStyle w:val="Normal"/>
         <w:bidi w:val="0"/>
-        <w:jc w:val="both"/>
-        <w:rPr>
-          <w:ins w:id="84" w:author="Unbekannter Autor" w:date="2024-10-13T23:22:19Z"/>
-          <w:rFonts w:ascii="Arial" w:hAnsi="Arial"/>
-          <w:sz w:val="20"/>
-          <w:szCs w:val="20"/>
-        </w:rPr>
-      </w:pPr>
-      <w:ins w:id="83" w:author="Unbekannter Autor" w:date="2024-10-13T23:22:19Z">
-        <w:r>
-          <w:rPr>
-            <w:sz w:val="20"/>
-            <w:szCs w:val="20"/>
-          </w:rPr>
-        </w:r>
-      </w:ins>
-      <w:r>
-        <w:br w:type="page"/>
-      </w:r>
-    </w:p>
-    <w:p>
-      <w:pPr>
-        <w:pStyle w:val="Normal"/>
-        <w:bidi w:val="0"/>
-        <w:spacing w:before="0" w:after="0"/>
         <w:jc w:val="both"/>
         <w:rPr>
           <w:del w:id="86" w:author="Unbekannter Autor" w:date="2024-10-13T23:22:25Z"/>
@@ -5940,24 +5962,6 @@
         <w:bidi w:val="0"/>
         <w:jc w:val="both"/>
         <w:rPr>
-          <w:rFonts w:ascii="Arial" w:hAnsi="Arial"/>
-          <w:sz w:val="20"/>
-          <w:szCs w:val="20"/>
-        </w:rPr>
-      </w:pPr>
-      <w:r>
-        <w:rPr>
-          <w:sz w:val="20"/>
-          <w:szCs w:val="20"/>
-        </w:rPr>
-      </w:r>
-    </w:p>
-    <w:p>
-      <w:pPr>
-        <w:pStyle w:val="Normal"/>
-        <w:bidi w:val="0"/>
-        <w:jc w:val="both"/>
-        <w:rPr>
           <w:del w:id="89" w:author="Unbekannter Autor" w:date="2024-10-13T23:04:56Z"/>
           <w:sz w:val="20"/>
           <w:szCs w:val="20"/>
@@ -5979,7 +5983,7 @@
         <w:pStyle w:val="Normal"/>
         <w:widowControl/>
         <w:suppressAutoHyphens w:val="true"/>
-        <w:overflowPunct w:val="true"/>
+        <w:overflowPunct w:val="false"/>
         <w:bidi w:val="0"/>
         <w:spacing w:before="0" w:after="0"/>
         <w:jc w:val="both"/>
@@ -6006,7 +6010,7 @@
         <w:pStyle w:val="Normal"/>
         <w:widowControl/>
         <w:suppressAutoHyphens w:val="true"/>
-        <w:overflowPunct w:val="true"/>
+        <w:overflowPunct w:val="false"/>
         <w:bidi w:val="0"/>
         <w:spacing w:before="0" w:after="0"/>
         <w:jc w:val="both"/>
@@ -6119,7 +6123,7 @@
       <w:r>
         <w:rPr/>
         <w:drawing>
-          <wp:anchor behindDoc="0" distT="0" distB="0" distL="0" distR="0" simplePos="0" locked="0" layoutInCell="0" allowOverlap="1" relativeHeight="14">
+          <wp:anchor distT="0" distB="0" distL="0" distR="0" simplePos="0" relativeHeight="14" behindDoc="0" locked="0" layoutInCell="0" allowOverlap="1">
             <wp:simplePos x="0" y="0"/>
             <wp:positionH relativeFrom="column">
               <wp:posOffset>133350</wp:posOffset>
@@ -6224,7 +6228,7 @@
       <w:r>
         <w:rPr/>
         <w:drawing>
-          <wp:anchor behindDoc="0" distT="0" distB="0" distL="0" distR="0" simplePos="0" locked="0" layoutInCell="0" allowOverlap="1" relativeHeight="15">
+          <wp:anchor distT="0" distB="0" distL="0" distR="0" simplePos="0" relativeHeight="15" behindDoc="0" locked="0" layoutInCell="0" allowOverlap="1">
             <wp:simplePos x="0" y="0"/>
             <wp:positionH relativeFrom="column">
               <wp:posOffset>118745</wp:posOffset>
@@ -6389,7 +6393,7 @@
       <w:r>
         <w:rPr/>
         <w:drawing>
-          <wp:anchor behindDoc="0" distT="0" distB="0" distL="0" distR="0" simplePos="0" locked="0" layoutInCell="0" allowOverlap="1" relativeHeight="16">
+          <wp:anchor distT="0" distB="0" distL="0" distR="0" simplePos="0" relativeHeight="16" behindDoc="0" locked="0" layoutInCell="0" allowOverlap="1">
             <wp:simplePos x="0" y="0"/>
             <wp:positionH relativeFrom="column">
               <wp:posOffset>68580</wp:posOffset>
@@ -6811,7 +6815,7 @@
       <w:ins w:id="118" w:author="Unbekannter Autor" w:date="2024-10-13T23:03:51Z">
         <w:r>
           <w:drawing>
-            <wp:anchor behindDoc="0" distT="0" distB="0" distL="0" distR="0" simplePos="0" locked="0" layoutInCell="0" allowOverlap="1" relativeHeight="107">
+            <wp:anchor distT="0" distB="0" distL="0" distR="0" simplePos="0" relativeHeight="107" behindDoc="0" locked="0" layoutInCell="0" allowOverlap="1">
               <wp:simplePos x="0" y="0"/>
               <wp:positionH relativeFrom="column">
                 <wp:posOffset>-6985</wp:posOffset>
@@ -7876,7 +7880,7 @@
           <w:numId w:val="0"/>
         </w:numPr>
         <w:suppressAutoHyphens w:val="true"/>
-        <w:overflowPunct w:val="true"/>
+        <w:overflowPunct w:val="false"/>
         <w:ind w:hanging="0" w:left="0"/>
         <w:jc w:val="both"/>
         <w:rPr/>
@@ -8506,7 +8510,7 @@
       <w:r>
         <w:rPr/>
         <w:drawing>
-          <wp:anchor behindDoc="0" distT="0" distB="0" distL="0" distR="0" simplePos="0" locked="0" layoutInCell="0" allowOverlap="1" relativeHeight="6">
+          <wp:anchor distT="0" distB="0" distL="0" distR="0" simplePos="0" relativeHeight="6" behindDoc="0" locked="0" layoutInCell="0" allowOverlap="1">
             <wp:simplePos x="0" y="0"/>
             <wp:positionH relativeFrom="column">
               <wp:posOffset>-41275</wp:posOffset>
@@ -8707,7 +8711,7 @@
       <w:r>
         <w:rPr/>
         <w:drawing>
-          <wp:anchor behindDoc="0" distT="0" distB="0" distL="0" distR="0" simplePos="0" locked="0" layoutInCell="0" allowOverlap="1" relativeHeight="7">
+          <wp:anchor distT="0" distB="0" distL="0" distR="0" simplePos="0" relativeHeight="7" behindDoc="0" locked="0" layoutInCell="0" allowOverlap="1">
             <wp:simplePos x="0" y="0"/>
             <wp:positionH relativeFrom="column">
               <wp:posOffset>-17780</wp:posOffset>
@@ -8807,7 +8811,7 @@
       <w:r>
         <w:rPr/>
         <w:drawing>
-          <wp:anchor behindDoc="0" distT="0" distB="0" distL="0" distR="0" simplePos="0" locked="0" layoutInCell="0" allowOverlap="1" relativeHeight="8">
+          <wp:anchor distT="0" distB="0" distL="0" distR="0" simplePos="0" relativeHeight="8" behindDoc="0" locked="0" layoutInCell="0" allowOverlap="1">
             <wp:simplePos x="0" y="0"/>
             <wp:positionH relativeFrom="column">
               <wp:posOffset>-28575</wp:posOffset>
@@ -9248,7 +9252,7 @@
           <w:iCs/>
         </w:rPr>
         <w:drawing>
-          <wp:anchor behindDoc="0" distT="0" distB="0" distL="0" distR="0" simplePos="0" locked="0" layoutInCell="0" allowOverlap="1" relativeHeight="9">
+          <wp:anchor distT="0" distB="0" distL="0" distR="0" simplePos="0" relativeHeight="9" behindDoc="0" locked="0" layoutInCell="0" allowOverlap="1">
             <wp:simplePos x="0" y="0"/>
             <wp:positionH relativeFrom="column">
               <wp:posOffset>28575</wp:posOffset>
@@ -9373,7 +9377,7 @@
       <w:r>
         <w:rPr/>
         <w:drawing>
-          <wp:anchor behindDoc="0" distT="0" distB="0" distL="0" distR="0" simplePos="0" locked="0" layoutInCell="0" allowOverlap="1" relativeHeight="10">
+          <wp:anchor distT="0" distB="0" distL="0" distR="0" simplePos="0" relativeHeight="10" behindDoc="0" locked="0" layoutInCell="0" allowOverlap="1">
             <wp:simplePos x="0" y="0"/>
             <wp:positionH relativeFrom="column">
               <wp:posOffset>-14605</wp:posOffset>
@@ -9580,7 +9584,7 @@
       <w:r>
         <w:rPr/>
         <w:drawing>
-          <wp:anchor behindDoc="0" distT="0" distB="0" distL="0" distR="0" simplePos="0" locked="0" layoutInCell="0" allowOverlap="1" relativeHeight="11">
+          <wp:anchor distT="0" distB="0" distL="0" distR="0" simplePos="0" relativeHeight="11" behindDoc="0" locked="0" layoutInCell="0" allowOverlap="1">
             <wp:simplePos x="0" y="0"/>
             <wp:positionH relativeFrom="column">
               <wp:posOffset>17780</wp:posOffset>
@@ -9897,7 +9901,7 @@
       <w:r>
         <w:rPr/>
         <w:drawing>
-          <wp:anchor behindDoc="0" distT="0" distB="0" distL="0" distR="0" simplePos="0" locked="0" layoutInCell="0" allowOverlap="1" relativeHeight="12">
+          <wp:anchor distT="0" distB="0" distL="0" distR="0" simplePos="0" relativeHeight="12" behindDoc="0" locked="0" layoutInCell="0" allowOverlap="1">
             <wp:simplePos x="0" y="0"/>
             <wp:positionH relativeFrom="column">
               <wp:posOffset>6985</wp:posOffset>
@@ -10053,7 +10057,7 @@
       <w:r>
         <w:rPr/>
         <w:drawing>
-          <wp:anchor behindDoc="0" distT="0" distB="0" distL="0" distR="0" simplePos="0" locked="0" layoutInCell="0" allowOverlap="1" relativeHeight="13">
+          <wp:anchor distT="0" distB="0" distL="0" distR="0" simplePos="0" relativeHeight="13" behindDoc="0" locked="0" layoutInCell="0" allowOverlap="1">
             <wp:simplePos x="0" y="0"/>
             <wp:positionH relativeFrom="column">
               <wp:posOffset>0</wp:posOffset>
@@ -10811,7 +10815,7 @@
       <w:r>
         <w:rPr/>
         <w:drawing>
-          <wp:anchor behindDoc="0" distT="0" distB="0" distL="0" distR="0" simplePos="0" locked="0" layoutInCell="0" allowOverlap="1" relativeHeight="37">
+          <wp:anchor distT="0" distB="0" distL="0" distR="0" simplePos="0" relativeHeight="37" behindDoc="0" locked="0" layoutInCell="0" allowOverlap="1">
             <wp:simplePos x="0" y="0"/>
             <wp:positionH relativeFrom="column">
               <wp:posOffset>-35560</wp:posOffset>
@@ -10978,7 +10982,7 @@
       <w:r>
         <w:rPr/>
         <w:drawing>
-          <wp:anchor behindDoc="0" distT="0" distB="0" distL="0" distR="0" simplePos="0" locked="0" layoutInCell="0" allowOverlap="1" relativeHeight="38">
+          <wp:anchor distT="0" distB="0" distL="0" distR="0" simplePos="0" relativeHeight="38" behindDoc="0" locked="0" layoutInCell="0" allowOverlap="1">
             <wp:simplePos x="0" y="0"/>
             <wp:positionH relativeFrom="column">
               <wp:posOffset>-43180</wp:posOffset>
@@ -11070,7 +11074,7 @@
       <w:r>
         <w:rPr/>
         <w:drawing>
-          <wp:anchor behindDoc="0" distT="0" distB="0" distL="0" distR="0" simplePos="0" locked="0" layoutInCell="0" allowOverlap="1" relativeHeight="39">
+          <wp:anchor distT="0" distB="0" distL="0" distR="0" simplePos="0" relativeHeight="39" behindDoc="0" locked="0" layoutInCell="0" allowOverlap="1">
             <wp:simplePos x="0" y="0"/>
             <wp:positionH relativeFrom="column">
               <wp:posOffset>39370</wp:posOffset>
@@ -11190,7 +11194,7 @@
       <w:r>
         <w:rPr/>
         <w:drawing>
-          <wp:anchor behindDoc="0" distT="0" distB="0" distL="0" distR="0" simplePos="0" locked="0" layoutInCell="0" allowOverlap="1" relativeHeight="40">
+          <wp:anchor distT="0" distB="0" distL="0" distR="0" simplePos="0" relativeHeight="40" behindDoc="0" locked="0" layoutInCell="0" allowOverlap="1">
             <wp:simplePos x="0" y="0"/>
             <wp:positionH relativeFrom="column">
               <wp:posOffset>-5080</wp:posOffset>
@@ -11314,7 +11318,7 @@
       <w:r>
         <w:rPr/>
         <w:drawing>
-          <wp:anchor behindDoc="0" distT="0" distB="0" distL="0" distR="0" simplePos="0" locked="0" layoutInCell="0" allowOverlap="1" relativeHeight="41">
+          <wp:anchor distT="0" distB="0" distL="0" distR="0" simplePos="0" relativeHeight="41" behindDoc="0" locked="0" layoutInCell="0" allowOverlap="1">
             <wp:simplePos x="0" y="0"/>
             <wp:positionH relativeFrom="column">
               <wp:posOffset>3810</wp:posOffset>
@@ -11429,7 +11433,7 @@
       <w:r>
         <w:rPr/>
         <w:drawing>
-          <wp:anchor behindDoc="0" distT="0" distB="0" distL="0" distR="0" simplePos="0" locked="0" layoutInCell="0" allowOverlap="1" relativeHeight="42">
+          <wp:anchor distT="0" distB="0" distL="0" distR="0" simplePos="0" relativeHeight="42" behindDoc="0" locked="0" layoutInCell="0" allowOverlap="1">
             <wp:simplePos x="0" y="0"/>
             <wp:positionH relativeFrom="column">
               <wp:posOffset>36195</wp:posOffset>
@@ -11566,7 +11570,7 @@
       <w:r>
         <w:rPr/>
         <w:drawing>
-          <wp:anchor behindDoc="0" distT="0" distB="0" distL="0" distR="0" simplePos="0" locked="0" layoutInCell="0" allowOverlap="1" relativeHeight="43">
+          <wp:anchor distT="0" distB="0" distL="0" distR="0" simplePos="0" relativeHeight="43" behindDoc="0" locked="0" layoutInCell="0" allowOverlap="1">
             <wp:simplePos x="0" y="0"/>
             <wp:positionH relativeFrom="column">
               <wp:posOffset>6985</wp:posOffset>
@@ -12801,7 +12805,7 @@
           <w:numId w:val="0"/>
         </w:numPr>
         <w:suppressAutoHyphens w:val="true"/>
-        <w:overflowPunct w:val="true"/>
+        <w:overflowPunct w:val="false"/>
         <w:bidi w:val="0"/>
         <w:ind w:hanging="0" w:left="0"/>
         <w:jc w:val="left"/>
@@ -12904,7 +12908,7 @@
           <w:numId w:val="0"/>
         </w:numPr>
         <w:suppressAutoHyphens w:val="true"/>
-        <w:overflowPunct w:val="true"/>
+        <w:overflowPunct w:val="false"/>
         <w:bidi w:val="0"/>
         <w:ind w:hanging="0" w:left="0"/>
         <w:jc w:val="left"/>
@@ -12960,7 +12964,7 @@
       <w:r>
         <w:rPr/>
         <w:drawing>
-          <wp:anchor behindDoc="0" distT="0" distB="0" distL="0" distR="0" simplePos="0" locked="0" layoutInCell="0" allowOverlap="1" relativeHeight="44">
+          <wp:anchor distT="0" distB="0" distL="0" distR="0" simplePos="0" relativeHeight="44" behindDoc="0" locked="0" layoutInCell="0" allowOverlap="1">
             <wp:simplePos x="0" y="0"/>
             <wp:positionH relativeFrom="column">
               <wp:posOffset>-3810</wp:posOffset>
@@ -13099,7 +13103,7 @@
       <w:r>
         <w:rPr/>
         <w:drawing>
-          <wp:anchor behindDoc="0" distT="0" distB="0" distL="0" distR="0" simplePos="0" locked="0" layoutInCell="0" allowOverlap="1" relativeHeight="45">
+          <wp:anchor distT="0" distB="0" distL="0" distR="0" simplePos="0" relativeHeight="45" behindDoc="0" locked="0" layoutInCell="0" allowOverlap="1">
             <wp:simplePos x="0" y="0"/>
             <wp:positionH relativeFrom="column">
               <wp:posOffset>17780</wp:posOffset>
@@ -15228,7 +15232,7 @@
           <w:numId w:val="0"/>
         </w:numPr>
         <w:suppressAutoHyphens w:val="true"/>
-        <w:overflowPunct w:val="true"/>
+        <w:overflowPunct w:val="false"/>
         <w:ind w:hanging="0" w:left="0"/>
         <w:jc w:val="left"/>
         <w:rPr>
@@ -15272,7 +15276,7 @@
           <w:numId w:val="0"/>
         </w:numPr>
         <w:suppressAutoHyphens w:val="true"/>
-        <w:overflowPunct w:val="true"/>
+        <w:overflowPunct w:val="false"/>
         <w:ind w:hanging="0" w:left="0"/>
         <w:jc w:val="left"/>
         <w:rPr>
@@ -15614,7 +15618,7 @@
           <w:numId w:val="3"/>
         </w:numPr>
         <w:suppressAutoHyphens w:val="true"/>
-        <w:overflowPunct w:val="true"/>
+        <w:overflowPunct w:val="false"/>
         <w:ind w:hanging="0" w:left="0"/>
         <w:jc w:val="left"/>
         <w:rPr>
@@ -15636,7 +15640,7 @@
           <w:numId w:val="3"/>
         </w:numPr>
         <w:suppressAutoHyphens w:val="true"/>
-        <w:overflowPunct w:val="true"/>
+        <w:overflowPunct w:val="false"/>
         <w:ind w:hanging="0" w:left="0"/>
         <w:jc w:val="both"/>
         <w:rPr/>
@@ -15657,7 +15661,7 @@
           <w:numId w:val="0"/>
         </w:numPr>
         <w:suppressAutoHyphens w:val="true"/>
-        <w:overflowPunct w:val="true"/>
+        <w:overflowPunct w:val="false"/>
         <w:ind w:hanging="0" w:left="0"/>
         <w:jc w:val="both"/>
         <w:rPr/>
@@ -15675,7 +15679,7 @@
           <w:numId w:val="0"/>
         </w:numPr>
         <w:suppressAutoHyphens w:val="true"/>
-        <w:overflowPunct w:val="true"/>
+        <w:overflowPunct w:val="false"/>
         <w:ind w:hanging="0" w:left="0"/>
         <w:jc w:val="both"/>
         <w:rPr/>
@@ -15728,7 +15732,7 @@
           <w:numId w:val="0"/>
         </w:numPr>
         <w:suppressAutoHyphens w:val="true"/>
-        <w:overflowPunct w:val="true"/>
+        <w:overflowPunct w:val="false"/>
         <w:ind w:hanging="0" w:left="0"/>
         <w:jc w:val="both"/>
         <w:rPr/>
@@ -15782,7 +15786,7 @@
           <w:numId w:val="22"/>
         </w:numPr>
         <w:suppressAutoHyphens w:val="true"/>
-        <w:overflowPunct w:val="true"/>
+        <w:overflowPunct w:val="false"/>
         <w:jc w:val="both"/>
         <w:rPr/>
       </w:pPr>
@@ -15819,7 +15823,7 @@
           <w:numId w:val="22"/>
         </w:numPr>
         <w:suppressAutoHyphens w:val="true"/>
-        <w:overflowPunct w:val="true"/>
+        <w:overflowPunct w:val="false"/>
         <w:jc w:val="both"/>
         <w:rPr/>
       </w:pPr>
@@ -15856,7 +15860,7 @@
           <w:numId w:val="0"/>
         </w:numPr>
         <w:suppressAutoHyphens w:val="true"/>
-        <w:overflowPunct w:val="true"/>
+        <w:overflowPunct w:val="false"/>
         <w:ind w:hanging="0" w:left="0"/>
         <w:jc w:val="both"/>
         <w:rPr/>
@@ -15894,7 +15898,7 @@
           <w:numId w:val="0"/>
         </w:numPr>
         <w:suppressAutoHyphens w:val="true"/>
-        <w:overflowPunct w:val="true"/>
+        <w:overflowPunct w:val="false"/>
         <w:ind w:hanging="0" w:left="0"/>
         <w:jc w:val="both"/>
         <w:rPr>
@@ -15914,7 +15918,7 @@
           <w:numId w:val="0"/>
         </w:numPr>
         <w:suppressAutoHyphens w:val="true"/>
-        <w:overflowPunct w:val="true"/>
+        <w:overflowPunct w:val="false"/>
         <w:ind w:hanging="0" w:left="0"/>
         <w:jc w:val="both"/>
         <w:rPr/>
@@ -15936,7 +15940,7 @@
           <w:numId w:val="0"/>
         </w:numPr>
         <w:suppressAutoHyphens w:val="true"/>
-        <w:overflowPunct w:val="true"/>
+        <w:overflowPunct w:val="false"/>
         <w:ind w:hanging="0" w:left="0"/>
         <w:jc w:val="both"/>
         <w:rPr/>
@@ -15992,7 +15996,7 @@
           <w:numId w:val="0"/>
         </w:numPr>
         <w:suppressAutoHyphens w:val="true"/>
-        <w:overflowPunct w:val="true"/>
+        <w:overflowPunct w:val="false"/>
         <w:spacing w:before="140" w:after="120"/>
         <w:ind w:hanging="0" w:left="0"/>
         <w:jc w:val="both"/>
@@ -16032,7 +16036,7 @@
           <w:numId w:val="0"/>
         </w:numPr>
         <w:suppressAutoHyphens w:val="true"/>
-        <w:overflowPunct w:val="true"/>
+        <w:overflowPunct w:val="false"/>
         <w:ind w:hanging="0" w:left="0"/>
         <w:jc w:val="both"/>
         <w:rPr/>
@@ -16086,7 +16090,7 @@
           <w:numId w:val="23"/>
         </w:numPr>
         <w:suppressAutoHyphens w:val="true"/>
-        <w:overflowPunct w:val="true"/>
+        <w:overflowPunct w:val="false"/>
         <w:jc w:val="both"/>
         <w:rPr/>
       </w:pPr>
@@ -16123,7 +16127,7 @@
           <w:numId w:val="23"/>
         </w:numPr>
         <w:suppressAutoHyphens w:val="true"/>
-        <w:overflowPunct w:val="true"/>
+        <w:overflowPunct w:val="false"/>
         <w:jc w:val="both"/>
         <w:rPr/>
       </w:pPr>
@@ -16160,7 +16164,7 @@
           <w:numId w:val="23"/>
         </w:numPr>
         <w:suppressAutoHyphens w:val="true"/>
-        <w:overflowPunct w:val="true"/>
+        <w:overflowPunct w:val="false"/>
         <w:jc w:val="both"/>
         <w:rPr/>
       </w:pPr>
@@ -16199,7 +16203,7 @@
           <w:numId w:val="0"/>
         </w:numPr>
         <w:suppressAutoHyphens w:val="true"/>
-        <w:overflowPunct w:val="true"/>
+        <w:overflowPunct w:val="false"/>
         <w:ind w:hanging="0" w:left="0"/>
         <w:jc w:val="both"/>
         <w:rPr>
@@ -16219,7 +16223,7 @@
           <w:numId w:val="0"/>
         </w:numPr>
         <w:suppressAutoHyphens w:val="true"/>
-        <w:overflowPunct w:val="true"/>
+        <w:overflowPunct w:val="false"/>
         <w:ind w:hanging="0" w:left="0"/>
         <w:jc w:val="both"/>
         <w:rPr/>
@@ -16241,7 +16245,7 @@
           <w:numId w:val="0"/>
         </w:numPr>
         <w:suppressAutoHyphens w:val="true"/>
-        <w:overflowPunct w:val="true"/>
+        <w:overflowPunct w:val="false"/>
         <w:ind w:hanging="0" w:left="0"/>
         <w:jc w:val="both"/>
         <w:rPr/>
@@ -16283,7 +16287,7 @@
           <w:numId w:val="0"/>
         </w:numPr>
         <w:suppressAutoHyphens w:val="true"/>
-        <w:overflowPunct w:val="true"/>
+        <w:overflowPunct w:val="false"/>
         <w:ind w:hanging="0" w:left="0"/>
         <w:jc w:val="left"/>
         <w:rPr>
@@ -16308,7 +16312,7 @@
           <w:numId w:val="0"/>
         </w:numPr>
         <w:suppressAutoHyphens w:val="true"/>
-        <w:overflowPunct w:val="true"/>
+        <w:overflowPunct w:val="false"/>
         <w:ind w:hanging="0" w:left="0"/>
         <w:jc w:val="center"/>
         <w:rPr>
@@ -16375,7 +16379,7 @@
           <w:numId w:val="0"/>
         </w:numPr>
         <w:suppressAutoHyphens w:val="true"/>
-        <w:overflowPunct w:val="true"/>
+        <w:overflowPunct w:val="false"/>
         <w:bidi w:val="0"/>
         <w:ind w:hanging="0" w:left="0"/>
         <w:jc w:val="left"/>
@@ -17802,7 +17806,7 @@
       <w:r>
         <w:rPr/>
         <w:drawing>
-          <wp:anchor behindDoc="0" distT="0" distB="0" distL="0" distR="0" simplePos="0" locked="0" layoutInCell="0" allowOverlap="1" relativeHeight="46">
+          <wp:anchor distT="0" distB="0" distL="0" distR="0" simplePos="0" relativeHeight="46" behindDoc="0" locked="0" layoutInCell="0" allowOverlap="1">
             <wp:simplePos x="0" y="0"/>
             <wp:positionH relativeFrom="column">
               <wp:posOffset>0</wp:posOffset>
@@ -17957,7 +17961,7 @@
       <w:r>
         <w:rPr/>
         <w:drawing>
-          <wp:anchor behindDoc="0" distT="0" distB="0" distL="0" distR="0" simplePos="0" locked="0" layoutInCell="0" allowOverlap="1" relativeHeight="47">
+          <wp:anchor distT="0" distB="0" distL="0" distR="0" simplePos="0" relativeHeight="47" behindDoc="0" locked="0" layoutInCell="0" allowOverlap="1">
             <wp:simplePos x="0" y="0"/>
             <wp:positionH relativeFrom="column">
               <wp:posOffset>36195</wp:posOffset>
@@ -18096,7 +18100,7 @@
       <w:r>
         <w:rPr/>
         <w:drawing>
-          <wp:anchor behindDoc="0" distT="0" distB="0" distL="0" distR="0" simplePos="0" locked="0" layoutInCell="0" allowOverlap="1" relativeHeight="96">
+          <wp:anchor distT="0" distB="0" distL="0" distR="0" simplePos="0" relativeHeight="96" behindDoc="0" locked="0" layoutInCell="0" allowOverlap="1">
             <wp:simplePos x="0" y="0"/>
             <wp:positionH relativeFrom="column">
               <wp:posOffset>21590</wp:posOffset>
@@ -18291,7 +18295,7 @@
       <w:r>
         <w:rPr/>
         <w:drawing>
-          <wp:anchor behindDoc="0" distT="0" distB="0" distL="0" distR="0" simplePos="0" locked="0" layoutInCell="0" allowOverlap="1" relativeHeight="98">
+          <wp:anchor distT="0" distB="0" distL="0" distR="0" simplePos="0" relativeHeight="98" behindDoc="0" locked="0" layoutInCell="0" allowOverlap="1">
             <wp:simplePos x="0" y="0"/>
             <wp:positionH relativeFrom="column">
               <wp:posOffset>57785</wp:posOffset>
@@ -18580,7 +18584,7 @@
       <w:r>
         <w:rPr/>
         <w:drawing>
-          <wp:anchor behindDoc="0" distT="0" distB="0" distL="0" distR="0" simplePos="0" locked="0" layoutInCell="0" allowOverlap="1" relativeHeight="48">
+          <wp:anchor distT="0" distB="0" distL="0" distR="0" simplePos="0" relativeHeight="48" behindDoc="0" locked="0" layoutInCell="0" allowOverlap="1">
             <wp:simplePos x="0" y="0"/>
             <wp:positionH relativeFrom="column">
               <wp:posOffset>3810</wp:posOffset>
@@ -18701,7 +18705,7 @@
       <w:r>
         <w:rPr/>
         <w:drawing>
-          <wp:anchor behindDoc="0" distT="0" distB="0" distL="0" distR="0" simplePos="0" locked="0" layoutInCell="0" allowOverlap="1" relativeHeight="49">
+          <wp:anchor distT="0" distB="0" distL="0" distR="0" simplePos="0" relativeHeight="49" behindDoc="0" locked="0" layoutInCell="0" allowOverlap="1">
             <wp:simplePos x="0" y="0"/>
             <wp:positionH relativeFrom="column">
               <wp:posOffset>14605</wp:posOffset>
@@ -18809,7 +18813,7 @@
       <w:r>
         <w:rPr/>
         <w:drawing>
-          <wp:anchor behindDoc="0" distT="0" distB="0" distL="0" distR="0" simplePos="0" locked="0" layoutInCell="0" allowOverlap="1" relativeHeight="50">
+          <wp:anchor distT="0" distB="0" distL="0" distR="0" simplePos="0" relativeHeight="50" behindDoc="0" locked="0" layoutInCell="0" allowOverlap="1">
             <wp:simplePos x="0" y="0"/>
             <wp:positionH relativeFrom="column">
               <wp:posOffset>36195</wp:posOffset>
@@ -18912,7 +18916,7 @@
       <w:r>
         <w:rPr/>
         <w:drawing>
-          <wp:anchor behindDoc="0" distT="0" distB="0" distL="0" distR="0" simplePos="0" locked="0" layoutInCell="0" allowOverlap="1" relativeHeight="51">
+          <wp:anchor distT="0" distB="0" distL="0" distR="0" simplePos="0" relativeHeight="51" behindDoc="0" locked="0" layoutInCell="0" allowOverlap="1">
             <wp:simplePos x="0" y="0"/>
             <wp:positionH relativeFrom="column">
               <wp:posOffset>-32385</wp:posOffset>
@@ -19334,7 +19338,7 @@
           <w:szCs w:val="20"/>
         </w:rPr>
         <w:drawing>
-          <wp:anchor behindDoc="0" distT="0" distB="0" distL="0" distR="0" simplePos="0" locked="0" layoutInCell="0" allowOverlap="1" relativeHeight="102">
+          <wp:anchor distT="0" distB="0" distL="0" distR="0" simplePos="0" relativeHeight="102" behindDoc="0" locked="0" layoutInCell="0" allowOverlap="1">
             <wp:simplePos x="0" y="0"/>
             <wp:positionH relativeFrom="column">
               <wp:posOffset>6985</wp:posOffset>
@@ -19532,7 +19536,7 @@
       <w:del w:id="137" w:author="Unbekannter Autor" w:date="2024-09-16T14:58:41Z">
         <w:r>
           <w:drawing>
-            <wp:anchor behindDoc="0" distT="0" distB="0" distL="0" distR="0" simplePos="0" locked="0" layoutInCell="0" allowOverlap="1" relativeHeight="108">
+            <wp:anchor distT="0" distB="0" distL="0" distR="0" simplePos="0" relativeHeight="108" behindDoc="0" locked="0" layoutInCell="0" allowOverlap="1">
               <wp:simplePos x="0" y="0"/>
               <wp:positionH relativeFrom="column">
                 <wp:posOffset>-3810</wp:posOffset>
@@ -19630,7 +19634,7 @@
       <w:del w:id="142" w:author="Unbekannter Autor" w:date="2024-09-16T14:58:41Z">
         <w:r>
           <w:drawing>
-            <wp:anchor behindDoc="0" distT="0" distB="0" distL="0" distR="0" simplePos="0" locked="0" layoutInCell="0" allowOverlap="1" relativeHeight="110">
+            <wp:anchor distT="0" distB="0" distL="0" distR="0" simplePos="0" relativeHeight="110" behindDoc="0" locked="0" layoutInCell="0" allowOverlap="1">
               <wp:simplePos x="0" y="0"/>
               <wp:positionH relativeFrom="column">
                 <wp:posOffset>161925</wp:posOffset>
@@ -19745,7 +19749,7 @@
           <w:numId w:val="0"/>
         </w:numPr>
         <w:suppressAutoHyphens w:val="true"/>
-        <w:overflowPunct w:val="true"/>
+        <w:overflowPunct w:val="false"/>
         <w:ind w:hanging="0" w:left="0"/>
         <w:jc w:val="left"/>
         <w:rPr>
@@ -19755,7 +19759,7 @@
       <w:r>
         <w:rPr/>
         <w:drawing>
-          <wp:anchor behindDoc="0" distT="0" distB="0" distL="0" distR="0" simplePos="0" locked="0" layoutInCell="0" allowOverlap="1" relativeHeight="109">
+          <wp:anchor distT="0" distB="0" distL="0" distR="0" simplePos="0" relativeHeight="109" behindDoc="0" locked="0" layoutInCell="0" allowOverlap="1">
             <wp:simplePos x="0" y="0"/>
             <wp:positionH relativeFrom="column">
               <wp:posOffset>6985</wp:posOffset>
@@ -19840,7 +19844,7 @@
       <w:r>
         <w:rPr/>
         <w:drawing>
-          <wp:anchor behindDoc="0" distT="0" distB="0" distL="0" distR="0" simplePos="0" locked="0" layoutInCell="0" allowOverlap="1" relativeHeight="93">
+          <wp:anchor distT="0" distB="0" distL="0" distR="0" simplePos="0" relativeHeight="93" behindDoc="0" locked="0" layoutInCell="0" allowOverlap="1">
             <wp:simplePos x="0" y="0"/>
             <wp:positionH relativeFrom="column">
               <wp:posOffset>-32385</wp:posOffset>
@@ -19994,7 +19998,7 @@
       <w:r>
         <w:rPr/>
         <w:drawing>
-          <wp:anchor behindDoc="0" distT="0" distB="0" distL="0" distR="0" simplePos="0" locked="0" layoutInCell="0" allowOverlap="1" relativeHeight="94">
+          <wp:anchor distT="0" distB="0" distL="0" distR="0" simplePos="0" relativeHeight="94" behindDoc="0" locked="0" layoutInCell="0" allowOverlap="1">
             <wp:simplePos x="0" y="0"/>
             <wp:positionH relativeFrom="column">
               <wp:posOffset>17780</wp:posOffset>
@@ -20788,7 +20792,7 @@
       <w:r>
         <w:rPr/>
         <w:drawing>
-          <wp:anchor behindDoc="0" distT="0" distB="0" distL="0" distR="0" simplePos="0" locked="0" layoutInCell="0" allowOverlap="1" relativeHeight="52">
+          <wp:anchor distT="0" distB="0" distL="0" distR="0" simplePos="0" relativeHeight="52" behindDoc="0" locked="0" layoutInCell="0" allowOverlap="1">
             <wp:simplePos x="0" y="0"/>
             <wp:positionH relativeFrom="column">
               <wp:posOffset>17145</wp:posOffset>
@@ -20927,7 +20931,7 @@
       <w:r>
         <w:rPr/>
         <w:drawing>
-          <wp:anchor behindDoc="0" distT="0" distB="0" distL="0" distR="0" simplePos="0" locked="0" layoutInCell="0" allowOverlap="1" relativeHeight="53">
+          <wp:anchor distT="0" distB="0" distL="0" distR="0" simplePos="0" relativeHeight="53" behindDoc="0" locked="0" layoutInCell="0" allowOverlap="1">
             <wp:simplePos x="0" y="0"/>
             <wp:positionH relativeFrom="column">
               <wp:posOffset>-17780</wp:posOffset>
@@ -21046,7 +21050,7 @@
       <w:r>
         <w:rPr/>
         <w:drawing>
-          <wp:anchor behindDoc="0" distT="0" distB="0" distL="0" distR="0" simplePos="0" locked="0" layoutInCell="0" allowOverlap="1" relativeHeight="54">
+          <wp:anchor distT="0" distB="0" distL="0" distR="0" simplePos="0" relativeHeight="54" behindDoc="0" locked="0" layoutInCell="0" allowOverlap="1">
             <wp:simplePos x="0" y="0"/>
             <wp:positionH relativeFrom="column">
               <wp:posOffset>10795</wp:posOffset>
@@ -21249,7 +21253,7 @@
           <w:rFonts w:ascii="Arial" w:hAnsi="Arial"/>
         </w:rPr>
         <w:drawing>
-          <wp:anchor behindDoc="0" distT="0" distB="0" distL="0" distR="0" simplePos="0" locked="0" layoutInCell="0" allowOverlap="1" relativeHeight="55">
+          <wp:anchor distT="0" distB="0" distL="0" distR="0" simplePos="0" relativeHeight="55" behindDoc="0" locked="0" layoutInCell="0" allowOverlap="1">
             <wp:simplePos x="0" y="0"/>
             <wp:positionH relativeFrom="column">
               <wp:posOffset>68580</wp:posOffset>
@@ -21382,7 +21386,7 @@
           <w:numId w:val="0"/>
         </w:numPr>
         <w:suppressAutoHyphens w:val="true"/>
-        <w:overflowPunct w:val="true"/>
+        <w:overflowPunct w:val="false"/>
         <w:ind w:hanging="0" w:left="0"/>
         <w:jc w:val="left"/>
         <w:rPr>
@@ -21543,7 +21547,7 @@
       <w:r>
         <w:rPr/>
         <w:drawing>
-          <wp:anchor behindDoc="0" distT="0" distB="0" distL="0" distR="0" simplePos="0" locked="0" layoutInCell="0" allowOverlap="1" relativeHeight="56">
+          <wp:anchor distT="0" distB="0" distL="0" distR="0" simplePos="0" relativeHeight="56" behindDoc="0" locked="0" layoutInCell="0" allowOverlap="1">
             <wp:simplePos x="0" y="0"/>
             <wp:positionH relativeFrom="column">
               <wp:posOffset>46990</wp:posOffset>
@@ -21675,7 +21679,7 @@
       <w:r>
         <w:rPr/>
         <w:drawing>
-          <wp:anchor behindDoc="0" distT="0" distB="0" distL="0" distR="0" simplePos="0" locked="0" layoutInCell="0" allowOverlap="1" relativeHeight="57">
+          <wp:anchor distT="0" distB="0" distL="0" distR="0" simplePos="0" relativeHeight="57" behindDoc="0" locked="0" layoutInCell="0" allowOverlap="1">
             <wp:simplePos x="0" y="0"/>
             <wp:positionH relativeFrom="column">
               <wp:posOffset>17780</wp:posOffset>
@@ -21836,7 +21840,7 @@
       <w:r>
         <w:rPr/>
         <w:drawing>
-          <wp:anchor behindDoc="0" distT="0" distB="0" distL="0" distR="0" simplePos="0" locked="0" layoutInCell="0" allowOverlap="1" relativeHeight="58">
+          <wp:anchor distT="0" distB="0" distL="0" distR="0" simplePos="0" relativeHeight="58" behindDoc="0" locked="0" layoutInCell="0" allowOverlap="1">
             <wp:simplePos x="0" y="0"/>
             <wp:positionH relativeFrom="column">
               <wp:posOffset>6985</wp:posOffset>
@@ -22003,7 +22007,7 @@
           <w:numId w:val="0"/>
         </w:numPr>
         <w:suppressAutoHyphens w:val="true"/>
-        <w:overflowPunct w:val="true"/>
+        <w:overflowPunct w:val="false"/>
         <w:ind w:hanging="0" w:left="0"/>
         <w:jc w:val="left"/>
         <w:rPr>
@@ -22071,7 +22075,7 @@
       <w:r>
         <w:rPr/>
         <w:drawing>
-          <wp:anchor behindDoc="0" distT="0" distB="0" distL="0" distR="0" simplePos="0" locked="0" layoutInCell="0" allowOverlap="1" relativeHeight="59">
+          <wp:anchor distT="0" distB="0" distL="0" distR="0" simplePos="0" relativeHeight="59" behindDoc="0" locked="0" layoutInCell="0" allowOverlap="1">
             <wp:simplePos x="0" y="0"/>
             <wp:positionH relativeFrom="column">
               <wp:posOffset>21590</wp:posOffset>
@@ -22173,7 +22177,7 @@
       <w:r>
         <w:rPr/>
         <w:drawing>
-          <wp:anchor behindDoc="0" distT="0" distB="0" distL="0" distR="0" simplePos="0" locked="0" layoutInCell="0" allowOverlap="1" relativeHeight="60">
+          <wp:anchor distT="0" distB="0" distL="0" distR="0" simplePos="0" relativeHeight="60" behindDoc="0" locked="0" layoutInCell="0" allowOverlap="1">
             <wp:simplePos x="0" y="0"/>
             <wp:positionH relativeFrom="column">
               <wp:posOffset>6985</wp:posOffset>
@@ -22436,7 +22440,7 @@
           <w:numId w:val="3"/>
         </w:numPr>
         <w:suppressAutoHyphens w:val="true"/>
-        <w:overflowPunct w:val="true"/>
+        <w:overflowPunct w:val="false"/>
         <w:bidi w:val="0"/>
         <w:jc w:val="center"/>
         <w:rPr>
@@ -22649,7 +22653,7 @@
           <w:szCs w:val="20"/>
         </w:rPr>
         <w:drawing>
-          <wp:anchor behindDoc="0" distT="0" distB="0" distL="0" distR="0" simplePos="0" locked="0" layoutInCell="0" allowOverlap="1" relativeHeight="61">
+          <wp:anchor distT="0" distB="0" distL="0" distR="0" simplePos="0" relativeHeight="61" behindDoc="0" locked="0" layoutInCell="0" allowOverlap="1">
             <wp:simplePos x="0" y="0"/>
             <wp:positionH relativeFrom="column">
               <wp:posOffset>3202940</wp:posOffset>
@@ -22712,7 +22716,7 @@
       <w:r>
         <w:rPr/>
         <w:drawing>
-          <wp:anchor behindDoc="0" distT="0" distB="0" distL="0" distR="0" simplePos="0" locked="0" layoutInCell="0" allowOverlap="1" relativeHeight="62">
+          <wp:anchor distT="0" distB="0" distL="0" distR="0" simplePos="0" relativeHeight="62" behindDoc="0" locked="0" layoutInCell="0" allowOverlap="1">
             <wp:simplePos x="0" y="0"/>
             <wp:positionH relativeFrom="column">
               <wp:posOffset>0</wp:posOffset>
@@ -23373,7 +23377,7 @@
       <w:r>
         <w:rPr/>
         <w:drawing>
-          <wp:anchor behindDoc="0" distT="0" distB="0" distL="0" distR="0" simplePos="0" locked="0" layoutInCell="0" allowOverlap="1" relativeHeight="99">
+          <wp:anchor distT="0" distB="0" distL="0" distR="0" simplePos="0" relativeHeight="99" behindDoc="0" locked="0" layoutInCell="0" allowOverlap="1">
             <wp:simplePos x="0" y="0"/>
             <wp:positionH relativeFrom="column">
               <wp:posOffset>3232785</wp:posOffset>
@@ -23432,7 +23436,7 @@
       <w:r>
         <w:rPr/>
         <w:drawing>
-          <wp:anchor behindDoc="0" distT="0" distB="0" distL="0" distR="0" simplePos="0" locked="0" layoutInCell="0" allowOverlap="1" relativeHeight="63">
+          <wp:anchor distT="0" distB="0" distL="0" distR="0" simplePos="0" relativeHeight="63" behindDoc="0" locked="0" layoutInCell="0" allowOverlap="1">
             <wp:simplePos x="0" y="0"/>
             <wp:positionH relativeFrom="column">
               <wp:posOffset>-43180</wp:posOffset>
@@ -24028,7 +24032,7 @@
       <w:r>
         <w:rPr/>
         <w:drawing>
-          <wp:anchor behindDoc="0" distT="0" distB="0" distL="0" distR="0" simplePos="0" locked="0" layoutInCell="0" allowOverlap="1" relativeHeight="64">
+          <wp:anchor distT="0" distB="0" distL="0" distR="0" simplePos="0" relativeHeight="64" behindDoc="0" locked="0" layoutInCell="0" allowOverlap="1">
             <wp:simplePos x="0" y="0"/>
             <wp:positionH relativeFrom="column">
               <wp:posOffset>36195</wp:posOffset>
@@ -24152,7 +24156,7 @@
       <w:r>
         <w:rPr/>
         <w:drawing>
-          <wp:anchor behindDoc="0" distT="0" distB="0" distL="0" distR="0" simplePos="0" locked="0" layoutInCell="0" allowOverlap="1" relativeHeight="65">
+          <wp:anchor distT="0" distB="0" distL="0" distR="0" simplePos="0" relativeHeight="65" behindDoc="0" locked="0" layoutInCell="0" allowOverlap="1">
             <wp:simplePos x="0" y="0"/>
             <wp:positionH relativeFrom="column">
               <wp:posOffset>25400</wp:posOffset>
@@ -24810,7 +24814,7 @@
           <w:numId w:val="0"/>
         </w:numPr>
         <w:suppressAutoHyphens w:val="true"/>
-        <w:overflowPunct w:val="true"/>
+        <w:overflowPunct w:val="false"/>
         <w:bidi w:val="0"/>
         <w:ind w:hanging="0" w:left="0"/>
         <w:jc w:val="both"/>
@@ -24908,7 +24912,7 @@
       <w:r>
         <w:rPr/>
         <w:drawing>
-          <wp:anchor behindDoc="0" distT="0" distB="0" distL="0" distR="0" simplePos="0" locked="0" layoutInCell="0" allowOverlap="1" relativeHeight="66">
+          <wp:anchor distT="0" distB="0" distL="0" distR="0" simplePos="0" relativeHeight="66" behindDoc="0" locked="0" layoutInCell="0" allowOverlap="1">
             <wp:simplePos x="0" y="0"/>
             <wp:positionH relativeFrom="column">
               <wp:posOffset>36195</wp:posOffset>
@@ -24954,7 +24958,7 @@
           </wp:anchor>
         </w:drawing>
         <w:drawing>
-          <wp:anchor behindDoc="0" distT="0" distB="0" distL="0" distR="0" simplePos="0" locked="0" layoutInCell="0" allowOverlap="1" relativeHeight="67">
+          <wp:anchor distT="0" distB="0" distL="0" distR="0" simplePos="0" relativeHeight="67" behindDoc="0" locked="0" layoutInCell="0" allowOverlap="1">
             <wp:simplePos x="0" y="0"/>
             <wp:positionH relativeFrom="column">
               <wp:posOffset>3282950</wp:posOffset>
@@ -25577,7 +25581,7 @@
       </w:pPr>
       <w:r>
         <w:drawing>
-          <wp:anchor behindDoc="0" distT="0" distB="0" distL="0" distR="0" simplePos="0" locked="0" layoutInCell="0" allowOverlap="1" relativeHeight="69">
+          <wp:anchor distT="0" distB="0" distL="0" distR="0" simplePos="0" relativeHeight="69" behindDoc="0" locked="0" layoutInCell="0" allowOverlap="1">
             <wp:simplePos x="0" y="0"/>
             <wp:positionH relativeFrom="column">
               <wp:posOffset>3325495</wp:posOffset>
@@ -25664,7 +25668,7 @@
       <w:r>
         <w:rPr/>
         <w:drawing>
-          <wp:anchor behindDoc="0" distT="0" distB="0" distL="0" distR="0" simplePos="0" locked="0" layoutInCell="0" allowOverlap="1" relativeHeight="68">
+          <wp:anchor distT="0" distB="0" distL="0" distR="0" simplePos="0" relativeHeight="68" behindDoc="0" locked="0" layoutInCell="0" allowOverlap="1">
             <wp:simplePos x="0" y="0"/>
             <wp:positionH relativeFrom="column">
               <wp:posOffset>3810</wp:posOffset>
@@ -26169,7 +26173,7 @@
       <w:r>
         <w:rPr/>
         <w:drawing>
-          <wp:anchor behindDoc="0" distT="0" distB="0" distL="0" distR="0" simplePos="0" locked="0" layoutInCell="0" allowOverlap="1" relativeHeight="71">
+          <wp:anchor distT="0" distB="0" distL="0" distR="0" simplePos="0" relativeHeight="71" behindDoc="0" locked="0" layoutInCell="0" allowOverlap="1">
             <wp:simplePos x="0" y="0"/>
             <wp:positionH relativeFrom="column">
               <wp:posOffset>21590</wp:posOffset>
@@ -26331,7 +26335,7 @@
       <w:r>
         <w:rPr/>
         <w:drawing>
-          <wp:anchor behindDoc="0" distT="0" distB="0" distL="0" distR="0" simplePos="0" locked="0" layoutInCell="0" allowOverlap="1" relativeHeight="72">
+          <wp:anchor distT="0" distB="0" distL="0" distR="0" simplePos="0" relativeHeight="72" behindDoc="0" locked="0" layoutInCell="0" allowOverlap="1">
             <wp:simplePos x="0" y="0"/>
             <wp:positionH relativeFrom="column">
               <wp:posOffset>46990</wp:posOffset>
@@ -26439,7 +26443,7 @@
           <w:numId w:val="0"/>
         </w:numPr>
         <w:suppressAutoHyphens w:val="true"/>
-        <w:overflowPunct w:val="true"/>
+        <w:overflowPunct w:val="false"/>
         <w:ind w:hanging="0" w:left="0"/>
         <w:jc w:val="left"/>
         <w:rPr>
@@ -26497,7 +26501,7 @@
       <w:r>
         <w:rPr/>
         <w:drawing>
-          <wp:anchor behindDoc="0" distT="0" distB="0" distL="0" distR="0" simplePos="0" locked="0" layoutInCell="0" allowOverlap="1" relativeHeight="73">
+          <wp:anchor distT="0" distB="0" distL="0" distR="0" simplePos="0" relativeHeight="73" behindDoc="0" locked="0" layoutInCell="0" allowOverlap="1">
             <wp:simplePos x="0" y="0"/>
             <wp:positionH relativeFrom="column">
               <wp:posOffset>6985</wp:posOffset>
@@ -26628,7 +26632,7 @@
       <w:r>
         <w:rPr/>
         <w:drawing>
-          <wp:anchor behindDoc="0" distT="0" distB="0" distL="0" distR="0" simplePos="0" locked="0" layoutInCell="0" allowOverlap="1" relativeHeight="74">
+          <wp:anchor distT="0" distB="0" distL="0" distR="0" simplePos="0" relativeHeight="74" behindDoc="0" locked="0" layoutInCell="0" allowOverlap="1">
             <wp:simplePos x="0" y="0"/>
             <wp:positionH relativeFrom="column">
               <wp:posOffset>50165</wp:posOffset>
@@ -26731,7 +26735,7 @@
       <w:r>
         <w:rPr/>
         <w:drawing>
-          <wp:anchor behindDoc="0" distT="0" distB="0" distL="0" distR="0" simplePos="0" locked="0" layoutInCell="0" allowOverlap="1" relativeHeight="75">
+          <wp:anchor distT="0" distB="0" distL="0" distR="0" simplePos="0" relativeHeight="75" behindDoc="0" locked="0" layoutInCell="0" allowOverlap="1">
             <wp:simplePos x="0" y="0"/>
             <wp:positionH relativeFrom="column">
               <wp:posOffset>57785</wp:posOffset>
@@ -26863,7 +26867,7 @@
           <w:szCs w:val="20"/>
         </w:rPr>
         <w:drawing>
-          <wp:anchor behindDoc="0" distT="0" distB="0" distL="0" distR="0" simplePos="0" locked="0" layoutInCell="0" allowOverlap="1" relativeHeight="76">
+          <wp:anchor distT="0" distB="0" distL="0" distR="0" simplePos="0" relativeHeight="76" behindDoc="0" locked="0" layoutInCell="0" allowOverlap="1">
             <wp:simplePos x="0" y="0"/>
             <wp:positionH relativeFrom="column">
               <wp:posOffset>75565</wp:posOffset>
@@ -27008,7 +27012,7 @@
       <w:r>
         <w:rPr/>
         <w:drawing>
-          <wp:anchor behindDoc="0" distT="0" distB="0" distL="0" distR="0" simplePos="0" locked="0" layoutInCell="0" allowOverlap="1" relativeHeight="77">
+          <wp:anchor distT="0" distB="0" distL="0" distR="0" simplePos="0" relativeHeight="77" behindDoc="0" locked="0" layoutInCell="0" allowOverlap="1">
             <wp:simplePos x="0" y="0"/>
             <wp:positionH relativeFrom="column">
               <wp:posOffset>158115</wp:posOffset>
@@ -27139,7 +27143,7 @@
           <w:szCs w:val="20"/>
         </w:rPr>
         <w:drawing>
-          <wp:anchor behindDoc="0" distT="0" distB="0" distL="0" distR="0" simplePos="0" locked="0" layoutInCell="0" allowOverlap="1" relativeHeight="78">
+          <wp:anchor distT="0" distB="0" distL="0" distR="0" simplePos="0" relativeHeight="78" behindDoc="0" locked="0" layoutInCell="0" allowOverlap="1">
             <wp:simplePos x="0" y="0"/>
             <wp:positionH relativeFrom="column">
               <wp:posOffset>28575</wp:posOffset>
@@ -27233,7 +27237,7 @@
       <w:r>
         <w:rPr/>
         <w:drawing>
-          <wp:anchor behindDoc="0" distT="0" distB="0" distL="0" distR="0" simplePos="0" locked="0" layoutInCell="0" allowOverlap="1" relativeHeight="79">
+          <wp:anchor distT="0" distB="0" distL="0" distR="0" simplePos="0" relativeHeight="79" behindDoc="0" locked="0" layoutInCell="0" allowOverlap="1">
             <wp:simplePos x="0" y="0"/>
             <wp:positionH relativeFrom="column">
               <wp:posOffset>-28575</wp:posOffset>
@@ -27310,7 +27314,7 @@
       <w:r>
         <w:rPr/>
         <w:drawing>
-          <wp:anchor behindDoc="0" distT="0" distB="0" distL="0" distR="0" simplePos="0" locked="0" layoutInCell="0" allowOverlap="1" relativeHeight="80">
+          <wp:anchor distT="0" distB="0" distL="0" distR="0" simplePos="0" relativeHeight="80" behindDoc="0" locked="0" layoutInCell="0" allowOverlap="1">
             <wp:simplePos x="0" y="0"/>
             <wp:positionH relativeFrom="column">
               <wp:posOffset>86360</wp:posOffset>
@@ -27453,7 +27457,7 @@
       <w:r>
         <w:rPr/>
         <w:drawing>
-          <wp:anchor behindDoc="0" distT="0" distB="0" distL="0" distR="0" simplePos="0" locked="0" layoutInCell="0" allowOverlap="1" relativeHeight="81">
+          <wp:anchor distT="0" distB="0" distL="0" distR="0" simplePos="0" relativeHeight="81" behindDoc="0" locked="0" layoutInCell="0" allowOverlap="1">
             <wp:simplePos x="0" y="0"/>
             <wp:positionH relativeFrom="column">
               <wp:posOffset>21590</wp:posOffset>
@@ -27573,7 +27577,7 @@
       <w:r>
         <w:rPr/>
         <w:drawing>
-          <wp:anchor behindDoc="0" distT="0" distB="0" distL="0" distR="0" simplePos="0" locked="0" layoutInCell="0" allowOverlap="1" relativeHeight="82">
+          <wp:anchor distT="0" distB="0" distL="0" distR="0" simplePos="0" relativeHeight="82" behindDoc="0" locked="0" layoutInCell="0" allowOverlap="1">
             <wp:simplePos x="0" y="0"/>
             <wp:positionH relativeFrom="column">
               <wp:posOffset>-16510</wp:posOffset>
@@ -27655,7 +27659,7 @@
           <w:numId w:val="0"/>
         </w:numPr>
         <w:suppressAutoHyphens w:val="true"/>
-        <w:overflowPunct w:val="true"/>
+        <w:overflowPunct w:val="false"/>
         <w:ind w:hanging="0" w:left="0"/>
         <w:jc w:val="left"/>
         <w:rPr>
@@ -27702,7 +27706,7 @@
       <w:r>
         <w:rPr/>
         <w:drawing>
-          <wp:anchor behindDoc="0" distT="0" distB="0" distL="0" distR="0" simplePos="0" locked="0" layoutInCell="0" allowOverlap="1" relativeHeight="83">
+          <wp:anchor distT="0" distB="0" distL="0" distR="0" simplePos="0" relativeHeight="83" behindDoc="0" locked="0" layoutInCell="0" allowOverlap="1">
             <wp:simplePos x="0" y="0"/>
             <wp:positionH relativeFrom="column">
               <wp:posOffset>57785</wp:posOffset>
@@ -27900,7 +27904,7 @@
       <w:r>
         <w:rPr/>
         <w:drawing>
-          <wp:anchor behindDoc="0" distT="0" distB="0" distL="0" distR="0" simplePos="0" locked="0" layoutInCell="0" allowOverlap="1" relativeHeight="84">
+          <wp:anchor distT="0" distB="0" distL="0" distR="0" simplePos="0" relativeHeight="84" behindDoc="0" locked="0" layoutInCell="0" allowOverlap="1">
             <wp:simplePos x="0" y="0"/>
             <wp:positionH relativeFrom="column">
               <wp:posOffset>-17780</wp:posOffset>
@@ -28020,7 +28024,7 @@
       <w:r>
         <w:rPr/>
         <w:drawing>
-          <wp:anchor behindDoc="0" distT="0" distB="0" distL="0" distR="0" simplePos="0" locked="0" layoutInCell="0" allowOverlap="1" relativeHeight="85">
+          <wp:anchor distT="0" distB="0" distL="0" distR="0" simplePos="0" relativeHeight="85" behindDoc="0" locked="0" layoutInCell="0" allowOverlap="1">
             <wp:simplePos x="0" y="0"/>
             <wp:positionH relativeFrom="column">
               <wp:posOffset>-10795</wp:posOffset>
@@ -28110,7 +28114,7 @@
       <w:r>
         <w:rPr/>
         <w:drawing>
-          <wp:anchor behindDoc="0" distT="0" distB="0" distL="0" distR="0" simplePos="0" locked="0" layoutInCell="0" allowOverlap="1" relativeHeight="86">
+          <wp:anchor distT="0" distB="0" distL="0" distR="0" simplePos="0" relativeHeight="86" behindDoc="0" locked="0" layoutInCell="0" allowOverlap="1">
             <wp:simplePos x="0" y="0"/>
             <wp:positionH relativeFrom="column">
               <wp:posOffset>-10160</wp:posOffset>
@@ -28226,7 +28230,7 @@
           <w:numId w:val="0"/>
         </w:numPr>
         <w:suppressAutoHyphens w:val="true"/>
-        <w:overflowPunct w:val="true"/>
+        <w:overflowPunct w:val="false"/>
         <w:ind w:hanging="0" w:left="0"/>
         <w:jc w:val="left"/>
         <w:rPr>
@@ -29209,7 +29213,7 @@
       </w:pPr>
       <w:r>
         <w:drawing>
-          <wp:anchor behindDoc="0" distT="0" distB="0" distL="0" distR="0" simplePos="0" locked="0" layoutInCell="0" allowOverlap="1" relativeHeight="87">
+          <wp:anchor distT="0" distB="0" distL="0" distR="0" simplePos="0" relativeHeight="87" behindDoc="0" locked="0" layoutInCell="0" allowOverlap="1">
             <wp:simplePos x="0" y="0"/>
             <wp:positionH relativeFrom="column">
               <wp:posOffset>35560</wp:posOffset>
@@ -29255,7 +29259,7 @@
           </wp:anchor>
         </w:drawing>
         <w:drawing>
-          <wp:anchor behindDoc="0" distT="0" distB="0" distL="0" distR="0" simplePos="0" locked="0" layoutInCell="0" allowOverlap="1" relativeHeight="88">
+          <wp:anchor distT="0" distB="0" distL="0" distR="0" simplePos="0" relativeHeight="88" behindDoc="0" locked="0" layoutInCell="0" allowOverlap="1">
             <wp:simplePos x="0" y="0"/>
             <wp:positionH relativeFrom="column">
               <wp:posOffset>34290</wp:posOffset>
@@ -29421,7 +29425,7 @@
           <w:szCs w:val="20"/>
         </w:rPr>
         <w:drawing>
-          <wp:anchor behindDoc="0" distT="0" distB="0" distL="0" distR="0" simplePos="0" locked="0" layoutInCell="0" allowOverlap="1" relativeHeight="89">
+          <wp:anchor distT="0" distB="0" distL="0" distR="0" simplePos="0" relativeHeight="89" behindDoc="0" locked="0" layoutInCell="0" allowOverlap="1">
             <wp:simplePos x="0" y="0"/>
             <wp:positionH relativeFrom="column">
               <wp:posOffset>32385</wp:posOffset>
@@ -29514,7 +29518,7 @@
       <w:r>
         <w:rPr/>
         <w:drawing>
-          <wp:anchor behindDoc="0" distT="0" distB="0" distL="0" distR="0" simplePos="0" locked="0" layoutInCell="0" allowOverlap="1" relativeHeight="90">
+          <wp:anchor distT="0" distB="0" distL="0" distR="0" simplePos="0" relativeHeight="90" behindDoc="0" locked="0" layoutInCell="0" allowOverlap="1">
             <wp:simplePos x="0" y="0"/>
             <wp:positionH relativeFrom="column">
               <wp:posOffset>46990</wp:posOffset>
@@ -29573,7 +29577,7 @@
       <w:r>
         <w:rPr/>
         <w:drawing>
-          <wp:anchor behindDoc="0" distT="0" distB="0" distL="0" distR="0" simplePos="0" locked="0" layoutInCell="0" allowOverlap="1" relativeHeight="91">
+          <wp:anchor distT="0" distB="0" distL="0" distR="0" simplePos="0" relativeHeight="91" behindDoc="0" locked="0" layoutInCell="0" allowOverlap="1">
             <wp:simplePos x="0" y="0"/>
             <wp:positionH relativeFrom="column">
               <wp:posOffset>45085</wp:posOffset>
@@ -29663,7 +29667,7 @@
       <w:r>
         <w:rPr/>
         <w:drawing>
-          <wp:anchor behindDoc="0" distT="0" distB="0" distL="0" distR="0" simplePos="0" locked="0" layoutInCell="0" allowOverlap="1" relativeHeight="92">
+          <wp:anchor distT="0" distB="0" distL="0" distR="0" simplePos="0" relativeHeight="92" behindDoc="0" locked="0" layoutInCell="0" allowOverlap="1">
             <wp:simplePos x="0" y="0"/>
             <wp:positionH relativeFrom="column">
               <wp:posOffset>75565</wp:posOffset>
@@ -29795,7 +29799,7 @@
       <w:r>
         <w:rPr/>
         <w:drawing>
-          <wp:anchor behindDoc="0" distT="0" distB="0" distL="0" distR="0" simplePos="0" locked="0" layoutInCell="0" allowOverlap="1" relativeHeight="104">
+          <wp:anchor distT="0" distB="0" distL="0" distR="0" simplePos="0" relativeHeight="104" behindDoc="0" locked="0" layoutInCell="0" allowOverlap="1">
             <wp:simplePos x="0" y="0"/>
             <wp:positionH relativeFrom="column">
               <wp:posOffset>197485</wp:posOffset>
@@ -29851,7 +29855,7 @@
           <w:numId w:val="0"/>
         </w:numPr>
         <w:suppressAutoHyphens w:val="true"/>
-        <w:overflowPunct w:val="true"/>
+        <w:overflowPunct w:val="false"/>
         <w:bidi w:val="0"/>
         <w:ind w:hanging="0" w:left="0"/>
         <w:jc w:val="left"/>
@@ -29941,7 +29945,7 @@
       <w:r>
         <w:rPr/>
         <w:drawing>
-          <wp:anchor behindDoc="0" distT="0" distB="0" distL="0" distR="0" simplePos="0" locked="0" layoutInCell="0" allowOverlap="1" relativeHeight="95">
+          <wp:anchor distT="0" distB="0" distL="0" distR="0" simplePos="0" relativeHeight="95" behindDoc="0" locked="0" layoutInCell="0" allowOverlap="1">
             <wp:simplePos x="0" y="0"/>
             <wp:positionH relativeFrom="column">
               <wp:posOffset>28575</wp:posOffset>
@@ -30110,7 +30114,7 @@
       <w:r>
         <w:rPr/>
         <w:drawing>
-          <wp:anchor behindDoc="0" distT="0" distB="0" distL="0" distR="0" simplePos="0" locked="0" layoutInCell="0" allowOverlap="1" relativeHeight="70">
+          <wp:anchor distT="0" distB="0" distL="0" distR="0" simplePos="0" relativeHeight="70" behindDoc="0" locked="0" layoutInCell="0" allowOverlap="1">
             <wp:simplePos x="0" y="0"/>
             <wp:positionH relativeFrom="column">
               <wp:posOffset>90170</wp:posOffset>
@@ -30225,7 +30229,7 @@
       <w:r>
         <w:rPr/>
         <w:drawing>
-          <wp:anchor behindDoc="0" distT="0" distB="0" distL="0" distR="0" simplePos="0" locked="0" layoutInCell="0" allowOverlap="1" relativeHeight="17">
+          <wp:anchor distT="0" distB="0" distL="0" distR="0" simplePos="0" relativeHeight="17" behindDoc="0" locked="0" layoutInCell="0" allowOverlap="1">
             <wp:simplePos x="0" y="0"/>
             <wp:positionH relativeFrom="column">
               <wp:posOffset>-6985</wp:posOffset>
@@ -30347,7 +30351,7 @@
       </w:pPr>
       <w:r>
         <w:drawing>
-          <wp:anchor behindDoc="0" distT="0" distB="0" distL="0" distR="0" simplePos="0" locked="0" layoutInCell="0" allowOverlap="1" relativeHeight="18">
+          <wp:anchor distT="0" distB="0" distL="0" distR="0" simplePos="0" relativeHeight="18" behindDoc="0" locked="0" layoutInCell="0" allowOverlap="1">
             <wp:simplePos x="0" y="0"/>
             <wp:positionH relativeFrom="column">
               <wp:posOffset>-46990</wp:posOffset>
@@ -30481,7 +30485,7 @@
           <w:szCs w:val="20"/>
         </w:rPr>
         <w:drawing>
-          <wp:anchor behindDoc="0" distT="0" distB="0" distL="0" distR="0" simplePos="0" locked="0" layoutInCell="0" allowOverlap="1" relativeHeight="19">
+          <wp:anchor distT="0" distB="0" distL="0" distR="0" simplePos="0" relativeHeight="19" behindDoc="0" locked="0" layoutInCell="0" allowOverlap="1">
             <wp:simplePos x="0" y="0"/>
             <wp:positionH relativeFrom="column">
               <wp:posOffset>39370</wp:posOffset>
@@ -30841,7 +30845,7 @@
       </w:pPr>
       <w:r>
         <w:drawing>
-          <wp:anchor behindDoc="0" distT="0" distB="0" distL="0" distR="0" simplePos="0" locked="0" layoutInCell="0" allowOverlap="1" relativeHeight="20">
+          <wp:anchor distT="0" distB="0" distL="0" distR="0" simplePos="0" relativeHeight="20" behindDoc="0" locked="0" layoutInCell="0" allowOverlap="1">
             <wp:simplePos x="0" y="0"/>
             <wp:positionH relativeFrom="column">
               <wp:posOffset>-11430</wp:posOffset>
@@ -30939,7 +30943,7 @@
       </w:pPr>
       <w:r>
         <w:drawing>
-          <wp:anchor behindDoc="0" distT="0" distB="0" distL="0" distR="0" simplePos="0" locked="0" layoutInCell="0" allowOverlap="1" relativeHeight="21">
+          <wp:anchor distT="0" distB="0" distL="0" distR="0" simplePos="0" relativeHeight="21" behindDoc="0" locked="0" layoutInCell="0" allowOverlap="1">
             <wp:simplePos x="0" y="0"/>
             <wp:positionH relativeFrom="column">
               <wp:posOffset>16510</wp:posOffset>
@@ -31021,7 +31025,7 @@
       </w:pPr>
       <w:r>
         <w:drawing>
-          <wp:anchor behindDoc="0" distT="0" distB="0" distL="0" distR="0" simplePos="0" locked="0" layoutInCell="0" allowOverlap="1" relativeHeight="22">
+          <wp:anchor distT="0" distB="0" distL="0" distR="0" simplePos="0" relativeHeight="22" behindDoc="0" locked="0" layoutInCell="0" allowOverlap="1">
             <wp:simplePos x="0" y="0"/>
             <wp:positionH relativeFrom="column">
               <wp:posOffset>16510</wp:posOffset>
@@ -31105,7 +31109,7 @@
       </w:pPr>
       <w:r>
         <w:drawing>
-          <wp:anchor behindDoc="0" distT="0" distB="0" distL="0" distR="0" simplePos="0" locked="0" layoutInCell="0" allowOverlap="1" relativeHeight="23">
+          <wp:anchor distT="0" distB="0" distL="0" distR="0" simplePos="0" relativeHeight="23" behindDoc="0" locked="0" layoutInCell="0" allowOverlap="1">
             <wp:simplePos x="0" y="0"/>
             <wp:positionH relativeFrom="column">
               <wp:posOffset>3810</wp:posOffset>
@@ -31188,7 +31192,7 @@
       </w:pPr>
       <w:r>
         <w:drawing>
-          <wp:anchor behindDoc="0" distT="0" distB="0" distL="0" distR="0" simplePos="0" locked="0" layoutInCell="0" allowOverlap="1" relativeHeight="24">
+          <wp:anchor distT="0" distB="0" distL="0" distR="0" simplePos="0" relativeHeight="24" behindDoc="0" locked="0" layoutInCell="0" allowOverlap="1">
             <wp:simplePos x="0" y="0"/>
             <wp:positionH relativeFrom="column">
               <wp:posOffset>0</wp:posOffset>
@@ -31272,7 +31276,7 @@
       <w:r>
         <w:rPr/>
         <w:drawing>
-          <wp:anchor behindDoc="0" distT="0" distB="0" distL="0" distR="0" simplePos="0" locked="0" layoutInCell="0" allowOverlap="1" relativeHeight="25">
+          <wp:anchor distT="0" distB="0" distL="0" distR="0" simplePos="0" relativeHeight="25" behindDoc="0" locked="0" layoutInCell="0" allowOverlap="1">
             <wp:simplePos x="0" y="0"/>
             <wp:positionH relativeFrom="column">
               <wp:posOffset>-10795</wp:posOffset>
@@ -31572,7 +31576,7 @@
       <w:r>
         <w:rPr/>
         <w:drawing>
-          <wp:anchor behindDoc="0" distT="0" distB="0" distL="0" distR="0" simplePos="0" locked="0" layoutInCell="0" allowOverlap="1" relativeHeight="26">
+          <wp:anchor distT="0" distB="0" distL="0" distR="0" simplePos="0" relativeHeight="26" behindDoc="0" locked="0" layoutInCell="0" allowOverlap="1">
             <wp:simplePos x="0" y="0"/>
             <wp:positionH relativeFrom="column">
               <wp:posOffset>-3810</wp:posOffset>
@@ -31672,7 +31676,7 @@
           <w:numId w:val="0"/>
         </w:numPr>
         <w:suppressAutoHyphens w:val="true"/>
-        <w:overflowPunct w:val="true"/>
+        <w:overflowPunct w:val="false"/>
         <w:ind w:hanging="0" w:left="0"/>
         <w:jc w:val="left"/>
         <w:rPr>
@@ -31719,7 +31723,7 @@
       <w:r>
         <w:rPr/>
         <w:drawing>
-          <wp:anchor behindDoc="0" distT="0" distB="0" distL="0" distR="0" simplePos="0" locked="0" layoutInCell="0" allowOverlap="1" relativeHeight="97">
+          <wp:anchor distT="0" distB="0" distL="0" distR="0" simplePos="0" relativeHeight="97" behindDoc="0" locked="0" layoutInCell="0" allowOverlap="1">
             <wp:simplePos x="0" y="0"/>
             <wp:positionH relativeFrom="column">
               <wp:posOffset>39370</wp:posOffset>
@@ -33026,7 +33030,7 @@
       <w:r>
         <w:rPr/>
         <w:drawing>
-          <wp:anchor behindDoc="0" distT="0" distB="0" distL="0" distR="0" simplePos="0" locked="0" layoutInCell="0" allowOverlap="1" relativeHeight="27">
+          <wp:anchor distT="0" distB="0" distL="0" distR="0" simplePos="0" relativeHeight="27" behindDoc="0" locked="0" layoutInCell="0" allowOverlap="1">
             <wp:simplePos x="0" y="0"/>
             <wp:positionH relativeFrom="column">
               <wp:posOffset>-21590</wp:posOffset>
@@ -33103,7 +33107,7 @@
       <w:r>
         <w:rPr/>
         <w:drawing>
-          <wp:anchor behindDoc="0" distT="0" distB="0" distL="0" distR="0" simplePos="0" locked="0" layoutInCell="0" allowOverlap="1" relativeHeight="28">
+          <wp:anchor distT="0" distB="0" distL="0" distR="0" simplePos="0" relativeHeight="28" behindDoc="0" locked="0" layoutInCell="0" allowOverlap="1">
             <wp:simplePos x="0" y="0"/>
             <wp:positionH relativeFrom="column">
               <wp:posOffset>46990</wp:posOffset>
@@ -33203,7 +33207,7 @@
           <w:numId w:val="0"/>
         </w:numPr>
         <w:suppressAutoHyphens w:val="true"/>
-        <w:overflowPunct w:val="true"/>
+        <w:overflowPunct w:val="false"/>
         <w:ind w:hanging="0" w:left="0"/>
         <w:jc w:val="left"/>
         <w:rPr>
@@ -33263,7 +33267,7 @@
       <w:r>
         <w:rPr/>
         <w:drawing>
-          <wp:anchor behindDoc="0" distT="0" distB="0" distL="0" distR="0" simplePos="0" locked="0" layoutInCell="0" allowOverlap="1" relativeHeight="29">
+          <wp:anchor distT="0" distB="0" distL="0" distR="0" simplePos="0" relativeHeight="29" behindDoc="0" locked="0" layoutInCell="0" allowOverlap="1">
             <wp:simplePos x="0" y="0"/>
             <wp:positionH relativeFrom="column">
               <wp:posOffset>3810</wp:posOffset>
@@ -33335,7 +33339,7 @@
       <w:r>
         <w:rPr/>
         <w:drawing>
-          <wp:anchor behindDoc="0" distT="0" distB="0" distL="0" distR="0" simplePos="0" locked="0" layoutInCell="0" allowOverlap="1" relativeHeight="30">
+          <wp:anchor distT="0" distB="0" distL="0" distR="0" simplePos="0" relativeHeight="30" behindDoc="0" locked="0" layoutInCell="0" allowOverlap="1">
             <wp:simplePos x="0" y="0"/>
             <wp:positionH relativeFrom="column">
               <wp:posOffset>17780</wp:posOffset>
@@ -33446,7 +33450,7 @@
           <w:szCs w:val="20"/>
         </w:rPr>
         <w:drawing>
-          <wp:anchor behindDoc="0" distT="0" distB="0" distL="0" distR="0" simplePos="0" locked="0" layoutInCell="0" allowOverlap="1" relativeHeight="31">
+          <wp:anchor distT="0" distB="0" distL="0" distR="0" simplePos="0" relativeHeight="31" behindDoc="0" locked="0" layoutInCell="0" allowOverlap="1">
             <wp:simplePos x="0" y="0"/>
             <wp:positionH relativeFrom="column">
               <wp:posOffset>64770</wp:posOffset>
@@ -33567,7 +33571,7 @@
       <w:r>
         <w:rPr/>
         <w:drawing>
-          <wp:anchor behindDoc="0" distT="0" distB="0" distL="0" distR="0" simplePos="0" locked="0" layoutInCell="0" allowOverlap="1" relativeHeight="100">
+          <wp:anchor distT="0" distB="0" distL="0" distR="0" simplePos="0" relativeHeight="100" behindDoc="0" locked="0" layoutInCell="0" allowOverlap="1">
             <wp:simplePos x="0" y="0"/>
             <wp:positionH relativeFrom="column">
               <wp:posOffset>635</wp:posOffset>
@@ -33613,7 +33617,7 @@
           </wp:anchor>
         </w:drawing>
         <w:drawing>
-          <wp:anchor behindDoc="0" distT="0" distB="0" distL="0" distR="0" simplePos="0" locked="0" layoutInCell="0" allowOverlap="1" relativeHeight="101">
+          <wp:anchor distT="0" distB="0" distL="0" distR="0" simplePos="0" relativeHeight="101" behindDoc="0" locked="0" layoutInCell="0" allowOverlap="1">
             <wp:simplePos x="0" y="0"/>
             <wp:positionH relativeFrom="column">
               <wp:posOffset>125730</wp:posOffset>
@@ -33732,7 +33736,7 @@
           <w:szCs w:val="20"/>
         </w:rPr>
         <w:drawing>
-          <wp:anchor behindDoc="0" distT="0" distB="0" distL="0" distR="0" simplePos="0" locked="0" layoutInCell="0" allowOverlap="1" relativeHeight="32">
+          <wp:anchor distT="0" distB="0" distL="0" distR="0" simplePos="0" relativeHeight="32" behindDoc="0" locked="0" layoutInCell="0" allowOverlap="1">
             <wp:simplePos x="0" y="0"/>
             <wp:positionH relativeFrom="column">
               <wp:posOffset>68580</wp:posOffset>
@@ -33882,7 +33886,7 @@
       <w:r>
         <w:rPr/>
         <w:drawing>
-          <wp:anchor behindDoc="0" distT="0" distB="0" distL="0" distR="0" simplePos="0" locked="0" layoutInCell="0" allowOverlap="1" relativeHeight="33">
+          <wp:anchor distT="0" distB="0" distL="0" distR="0" simplePos="0" relativeHeight="33" behindDoc="0" locked="0" layoutInCell="0" allowOverlap="1">
             <wp:simplePos x="0" y="0"/>
             <wp:positionH relativeFrom="column">
               <wp:posOffset>0</wp:posOffset>
@@ -34279,7 +34283,7 @@
       <w:r>
         <w:rPr/>
         <w:drawing>
-          <wp:anchor behindDoc="0" distT="0" distB="0" distL="0" distR="0" simplePos="0" locked="0" layoutInCell="0" allowOverlap="1" relativeHeight="34">
+          <wp:anchor distT="0" distB="0" distL="0" distR="0" simplePos="0" relativeHeight="34" behindDoc="0" locked="0" layoutInCell="0" allowOverlap="1">
             <wp:simplePos x="0" y="0"/>
             <wp:positionH relativeFrom="column">
               <wp:posOffset>-17780</wp:posOffset>
@@ -35414,7 +35418,7 @@
           </w:tcPr>
           <w:p>
             <w:pPr>
-              <w:pStyle w:val="Tabelleninhaltuser"/>
+              <w:pStyle w:val="Tabelleninhalt"/>
               <w:widowControl w:val="false"/>
               <w:jc w:val="left"/>
               <w:rPr>
@@ -35501,7 +35505,7 @@
           </w:tcPr>
           <w:p>
             <w:pPr>
-              <w:pStyle w:val="Tabelleninhaltuser"/>
+              <w:pStyle w:val="Tabelleninhalt"/>
               <w:widowControl w:val="false"/>
               <w:jc w:val="left"/>
               <w:rPr>
@@ -35588,7 +35592,7 @@
           </w:tcPr>
           <w:p>
             <w:pPr>
-              <w:pStyle w:val="Tabelleninhaltuser"/>
+              <w:pStyle w:val="Tabelleninhalt"/>
               <w:widowControl w:val="false"/>
               <w:jc w:val="left"/>
               <w:rPr>
@@ -35675,7 +35679,7 @@
           </w:tcPr>
           <w:p>
             <w:pPr>
-              <w:pStyle w:val="Tabelleninhaltuser"/>
+              <w:pStyle w:val="Tabelleninhalt"/>
               <w:widowControl w:val="false"/>
               <w:jc w:val="left"/>
               <w:rPr>
@@ -35762,7 +35766,7 @@
           </w:tcPr>
           <w:p>
             <w:pPr>
-              <w:pStyle w:val="Tabelleninhaltuser"/>
+              <w:pStyle w:val="Tabelleninhalt"/>
               <w:widowControl w:val="false"/>
               <w:jc w:val="left"/>
               <w:rPr>
@@ -35849,7 +35853,7 @@
           </w:tcPr>
           <w:p>
             <w:pPr>
-              <w:pStyle w:val="Tabelleninhaltuser"/>
+              <w:pStyle w:val="Tabelleninhalt"/>
               <w:widowControl w:val="false"/>
               <w:jc w:val="left"/>
               <w:rPr>
@@ -35936,7 +35940,7 @@
           </w:tcPr>
           <w:p>
             <w:pPr>
-              <w:pStyle w:val="Tabelleninhaltuser"/>
+              <w:pStyle w:val="Tabelleninhalt"/>
               <w:widowControl w:val="false"/>
               <w:jc w:val="left"/>
               <w:rPr>
@@ -36023,7 +36027,7 @@
           </w:tcPr>
           <w:p>
             <w:pPr>
-              <w:pStyle w:val="Tabelleninhaltuser"/>
+              <w:pStyle w:val="Tabelleninhalt"/>
               <w:widowControl w:val="false"/>
               <w:jc w:val="left"/>
               <w:rPr>
@@ -36110,7 +36114,7 @@
           </w:tcPr>
           <w:p>
             <w:pPr>
-              <w:pStyle w:val="Tabelleninhaltuser"/>
+              <w:pStyle w:val="Tabelleninhalt"/>
               <w:widowControl w:val="false"/>
               <w:jc w:val="left"/>
               <w:rPr>
@@ -36197,7 +36201,7 @@
           </w:tcPr>
           <w:p>
             <w:pPr>
-              <w:pStyle w:val="Tabelleninhaltuser"/>
+              <w:pStyle w:val="Tabelleninhalt"/>
               <w:widowControl w:val="false"/>
               <w:jc w:val="left"/>
               <w:rPr>
@@ -36284,7 +36288,7 @@
           </w:tcPr>
           <w:p>
             <w:pPr>
-              <w:pStyle w:val="Tabelleninhaltuser"/>
+              <w:pStyle w:val="Tabelleninhalt"/>
               <w:widowControl w:val="false"/>
               <w:jc w:val="left"/>
               <w:rPr>
@@ -36371,7 +36375,7 @@
           </w:tcPr>
           <w:p>
             <w:pPr>
-              <w:pStyle w:val="Tabelleninhaltuser"/>
+              <w:pStyle w:val="Tabelleninhalt"/>
               <w:widowControl w:val="false"/>
               <w:jc w:val="left"/>
               <w:rPr>
@@ -36458,7 +36462,7 @@
           </w:tcPr>
           <w:p>
             <w:pPr>
-              <w:pStyle w:val="Tabelleninhaltuser"/>
+              <w:pStyle w:val="Tabelleninhalt"/>
               <w:widowControl w:val="false"/>
               <w:jc w:val="left"/>
               <w:rPr>
@@ -36545,7 +36549,7 @@
           </w:tcPr>
           <w:p>
             <w:pPr>
-              <w:pStyle w:val="Tabelleninhaltuser"/>
+              <w:pStyle w:val="Tabelleninhalt"/>
               <w:widowControl w:val="false"/>
               <w:jc w:val="left"/>
               <w:rPr>
@@ -36632,7 +36636,7 @@
           </w:tcPr>
           <w:p>
             <w:pPr>
-              <w:pStyle w:val="Tabelleninhaltuser"/>
+              <w:pStyle w:val="Tabelleninhalt"/>
               <w:widowControl w:val="false"/>
               <w:jc w:val="left"/>
               <w:rPr>
@@ -36719,7 +36723,7 @@
           </w:tcPr>
           <w:p>
             <w:pPr>
-              <w:pStyle w:val="Tabelleninhaltuser"/>
+              <w:pStyle w:val="Tabelleninhalt"/>
               <w:widowControl w:val="false"/>
               <w:jc w:val="left"/>
               <w:rPr>
@@ -36806,7 +36810,7 @@
           </w:tcPr>
           <w:p>
             <w:pPr>
-              <w:pStyle w:val="Tabelleninhaltuser"/>
+              <w:pStyle w:val="Tabelleninhalt"/>
               <w:widowControl w:val="false"/>
               <w:jc w:val="left"/>
               <w:rPr>
@@ -36893,7 +36897,7 @@
           </w:tcPr>
           <w:p>
             <w:pPr>
-              <w:pStyle w:val="Tabelleninhaltuser"/>
+              <w:pStyle w:val="Tabelleninhalt"/>
               <w:widowControl w:val="false"/>
               <w:jc w:val="left"/>
               <w:rPr>
@@ -36980,7 +36984,7 @@
           </w:tcPr>
           <w:p>
             <w:pPr>
-              <w:pStyle w:val="Tabelleninhaltuser"/>
+              <w:pStyle w:val="Tabelleninhalt"/>
               <w:widowControl w:val="false"/>
               <w:jc w:val="left"/>
               <w:rPr>
@@ -37067,7 +37071,7 @@
           </w:tcPr>
           <w:p>
             <w:pPr>
-              <w:pStyle w:val="Tabelleninhaltuser"/>
+              <w:pStyle w:val="Tabelleninhalt"/>
               <w:widowControl w:val="false"/>
               <w:jc w:val="left"/>
               <w:rPr>
@@ -37154,7 +37158,7 @@
           </w:tcPr>
           <w:p>
             <w:pPr>
-              <w:pStyle w:val="Tabelleninhaltuser"/>
+              <w:pStyle w:val="Tabelleninhalt"/>
               <w:widowControl w:val="false"/>
               <w:jc w:val="left"/>
               <w:rPr>
@@ -37241,7 +37245,7 @@
           </w:tcPr>
           <w:p>
             <w:pPr>
-              <w:pStyle w:val="Tabelleninhaltuser"/>
+              <w:pStyle w:val="Tabelleninhalt"/>
               <w:widowControl w:val="false"/>
               <w:jc w:val="left"/>
               <w:rPr>
@@ -37328,7 +37332,7 @@
           </w:tcPr>
           <w:p>
             <w:pPr>
-              <w:pStyle w:val="Tabelleninhaltuser"/>
+              <w:pStyle w:val="Tabelleninhalt"/>
               <w:widowControl w:val="false"/>
               <w:jc w:val="left"/>
               <w:rPr>
@@ -37415,7 +37419,7 @@
           </w:tcPr>
           <w:p>
             <w:pPr>
-              <w:pStyle w:val="Tabelleninhaltuser"/>
+              <w:pStyle w:val="Tabelleninhalt"/>
               <w:widowControl w:val="false"/>
               <w:jc w:val="left"/>
               <w:rPr>
@@ -37952,7 +37956,7 @@
         <w:pStyle w:val="Normal"/>
         <w:widowControl/>
         <w:suppressAutoHyphens w:val="true"/>
-        <w:overflowPunct w:val="true"/>
+        <w:overflowPunct w:val="false"/>
         <w:bidi w:val="0"/>
         <w:spacing w:before="0" w:after="0"/>
         <w:jc w:val="left"/>
@@ -38007,7 +38011,7 @@
       <w:r>
         <w:rPr/>
         <w:drawing>
-          <wp:anchor behindDoc="0" distT="0" distB="0" distL="0" distR="0" simplePos="0" locked="0" layoutInCell="0" allowOverlap="1" relativeHeight="35">
+          <wp:anchor distT="0" distB="0" distL="0" distR="0" simplePos="0" relativeHeight="35" behindDoc="0" locked="0" layoutInCell="0" allowOverlap="1">
             <wp:simplePos x="0" y="0"/>
             <wp:positionH relativeFrom="column">
               <wp:posOffset>60960</wp:posOffset>
@@ -38146,7 +38150,7 @@
       <w:ins w:id="184" w:author="Unbekannter Autor" w:date="2024-09-16T14:58:55Z">
         <w:r>
           <w:drawing>
-            <wp:anchor behindDoc="0" distT="0" distB="0" distL="0" distR="0" simplePos="0" locked="0" layoutInCell="0" allowOverlap="1" relativeHeight="105">
+            <wp:anchor distT="0" distB="0" distL="0" distR="0" simplePos="0" relativeHeight="105" behindDoc="0" locked="0" layoutInCell="0" allowOverlap="1">
               <wp:simplePos x="0" y="0"/>
               <wp:positionH relativeFrom="column">
                 <wp:posOffset>-3810</wp:posOffset>
@@ -38291,7 +38295,7 @@
       <w:ins w:id="195" w:author="Unbekannter Autor" w:date="2024-09-16T14:58:55Z">
         <w:r>
           <w:drawing>
-            <wp:anchor behindDoc="0" distT="0" distB="0" distL="0" distR="0" simplePos="0" locked="0" layoutInCell="0" allowOverlap="1" relativeHeight="106">
+            <wp:anchor distT="0" distB="0" distL="0" distR="0" simplePos="0" relativeHeight="106" behindDoc="0" locked="0" layoutInCell="0" allowOverlap="1">
               <wp:simplePos x="0" y="0"/>
               <wp:positionH relativeFrom="column">
                 <wp:posOffset>161925</wp:posOffset>
@@ -38422,7 +38426,7 @@
           <w:numId w:val="0"/>
         </w:numPr>
         <w:suppressAutoHyphens w:val="true"/>
-        <w:overflowPunct w:val="true"/>
+        <w:overflowPunct w:val="false"/>
         <w:ind w:hanging="0" w:left="0"/>
         <w:jc w:val="left"/>
         <w:rPr>
@@ -38474,7 +38478,7 @@
       <w:r>
         <w:rPr/>
         <w:drawing>
-          <wp:anchor behindDoc="0" distT="0" distB="0" distL="0" distR="0" simplePos="0" locked="0" layoutInCell="0" allowOverlap="1" relativeHeight="36">
+          <wp:anchor distT="0" distB="0" distL="0" distR="0" simplePos="0" relativeHeight="36" behindDoc="0" locked="0" layoutInCell="0" allowOverlap="1">
             <wp:simplePos x="0" y="0"/>
             <wp:positionH relativeFrom="column">
               <wp:posOffset>46990</wp:posOffset>
@@ -38811,7 +38815,7 @@
       <w:r>
         <w:rPr/>
         <w:drawing>
-          <wp:anchor behindDoc="0" distT="0" distB="0" distL="0" distR="0" simplePos="0" locked="0" layoutInCell="0" allowOverlap="1" relativeHeight="103">
+          <wp:anchor distT="0" distB="0" distL="0" distR="0" simplePos="0" relativeHeight="103" behindDoc="0" locked="0" layoutInCell="0" allowOverlap="1">
             <wp:simplePos x="0" y="0"/>
             <wp:positionH relativeFrom="column">
               <wp:posOffset>25400</wp:posOffset>
@@ -39143,7 +39147,7 @@
           <w:numId w:val="0"/>
         </w:numPr>
         <w:suppressAutoHyphens w:val="true"/>
-        <w:overflowPunct w:val="true"/>
+        <w:overflowPunct w:val="false"/>
         <w:ind w:hanging="0" w:left="0"/>
         <w:jc w:val="left"/>
         <w:rPr>
@@ -40231,7 +40235,7 @@
     </w:p>
     <w:p>
       <w:pPr>
-        <w:pStyle w:val="VorformatierterTextuser"/>
+        <w:pStyle w:val="VorformatierterText"/>
         <w:numPr>
           <w:ilvl w:val="0"/>
           <w:numId w:val="29"/>
@@ -40250,7 +40254,7 @@
     </w:p>
     <w:p>
       <w:pPr>
-        <w:pStyle w:val="VorformatierterTextuser"/>
+        <w:pStyle w:val="VorformatierterText"/>
         <w:bidi w:val="0"/>
         <w:spacing w:before="0" w:after="0"/>
         <w:jc w:val="left"/>
@@ -40262,7 +40266,7 @@
     </w:p>
     <w:p>
       <w:pPr>
-        <w:pStyle w:val="VorformatierterTextuser"/>
+        <w:pStyle w:val="VorformatierterText"/>
         <w:numPr>
           <w:ilvl w:val="0"/>
           <w:numId w:val="29"/>
@@ -40281,7 +40285,7 @@
     </w:p>
     <w:p>
       <w:pPr>
-        <w:pStyle w:val="VorformatierterTextuser"/>
+        <w:pStyle w:val="VorformatierterText"/>
         <w:bidi w:val="0"/>
         <w:spacing w:before="0" w:after="0"/>
         <w:jc w:val="left"/>
@@ -40293,7 +40297,7 @@
     </w:p>
     <w:p>
       <w:pPr>
-        <w:pStyle w:val="VorformatierterTextuser"/>
+        <w:pStyle w:val="VorformatierterText"/>
         <w:numPr>
           <w:ilvl w:val="0"/>
           <w:numId w:val="29"/>
@@ -40312,7 +40316,7 @@
     </w:p>
     <w:p>
       <w:pPr>
-        <w:pStyle w:val="VorformatierterTextuser"/>
+        <w:pStyle w:val="VorformatierterText"/>
         <w:bidi w:val="0"/>
         <w:spacing w:before="0" w:after="0"/>
         <w:jc w:val="left"/>
@@ -40324,7 +40328,7 @@
     </w:p>
     <w:p>
       <w:pPr>
-        <w:pStyle w:val="VorformatierterTextuser"/>
+        <w:pStyle w:val="VorformatierterText"/>
         <w:numPr>
           <w:ilvl w:val="0"/>
           <w:numId w:val="29"/>
@@ -40348,7 +40352,7 @@
     </w:p>
     <w:p>
       <w:pPr>
-        <w:pStyle w:val="VorformatierterTextuser"/>
+        <w:pStyle w:val="VorformatierterText"/>
         <w:bidi w:val="0"/>
         <w:spacing w:before="0" w:after="0"/>
         <w:jc w:val="left"/>
@@ -40366,7 +40370,7 @@
     </w:p>
     <w:p>
       <w:pPr>
-        <w:pStyle w:val="VorformatierterTextuser"/>
+        <w:pStyle w:val="VorformatierterText"/>
         <w:bidi w:val="0"/>
         <w:spacing w:before="0" w:after="0"/>
         <w:jc w:val="left"/>
@@ -45846,7 +45850,7 @@
     <w:pPr>
       <w:widowControl/>
       <w:suppressAutoHyphens w:val="true"/>
-      <w:overflowPunct w:val="true"/>
+      <w:overflowPunct w:val="false"/>
       <w:bidi w:val="0"/>
       <w:spacing w:before="0" w:after="0"/>
       <w:jc w:val="left"/>
@@ -45862,7 +45866,7 @@
   </w:style>
   <w:style w:type="paragraph" w:styleId="Heading1">
     <w:name w:val="heading 1"/>
-    <w:basedOn w:val="berschriftuser"/>
+    <w:basedOn w:val="berschrift"/>
     <w:next w:val="BodyText"/>
     <w:qFormat/>
     <w:pPr>
@@ -45882,7 +45886,7 @@
   </w:style>
   <w:style w:type="paragraph" w:styleId="Heading2">
     <w:name w:val="heading 2"/>
-    <w:basedOn w:val="berschriftuser"/>
+    <w:basedOn w:val="berschrift"/>
     <w:next w:val="BodyText"/>
     <w:qFormat/>
     <w:pPr>
@@ -45902,7 +45906,7 @@
   </w:style>
   <w:style w:type="paragraph" w:styleId="Heading3">
     <w:name w:val="heading 3"/>
-    <w:basedOn w:val="berschriftuser"/>
+    <w:basedOn w:val="berschrift"/>
     <w:next w:val="BodyText"/>
     <w:qFormat/>
     <w:pPr>
@@ -45922,7 +45926,7 @@
   </w:style>
   <w:style w:type="paragraph" w:styleId="Heading4">
     <w:name w:val="heading 4"/>
-    <w:basedOn w:val="berschriftuser"/>
+    <w:basedOn w:val="berschrift"/>
     <w:next w:val="BodyText"/>
     <w:qFormat/>
     <w:pPr>
@@ -45942,8 +45946,8 @@
       <w:szCs w:val="26"/>
     </w:rPr>
   </w:style>
-  <w:style w:type="character" w:styleId="Aufzhlungszeichenuser">
-    <w:name w:val="Aufzählungszeichen (user)"/>
+  <w:style w:type="character" w:styleId="Aufzhlungszeichen">
+    <w:name w:val="Aufzählungszeichen"/>
     <w:qFormat/>
     <w:rPr>
       <w:rFonts w:ascii="OpenSymbol" w:hAnsi="OpenSymbol" w:eastAsia="OpenSymbol" w:cs="OpenSymbol"/>
@@ -45958,13 +45962,13 @@
       <w:lang w:val="zxx" w:eastAsia="zxx" w:bidi="zxx"/>
     </w:rPr>
   </w:style>
-  <w:style w:type="character" w:styleId="Verzeichnissprunguser">
-    <w:name w:val="Verzeichnissprung (user)"/>
+  <w:style w:type="character" w:styleId="Verzeichnissprung">
+    <w:name w:val="Verzeichnissprung"/>
     <w:qFormat/>
     <w:rPr/>
   </w:style>
-  <w:style w:type="character" w:styleId="Nummerierungszeichenuser">
-    <w:name w:val="Nummerierungszeichen (user)"/>
+  <w:style w:type="character" w:styleId="Nummerierungszeichen">
+    <w:name w:val="Nummerierungszeichen"/>
     <w:qFormat/>
     <w:rPr>
       <w:rFonts w:ascii="Arial" w:hAnsi="Arial"/>
@@ -46038,8 +46042,8 @@
       <w:u w:val="single"/>
     </w:rPr>
   </w:style>
-  <w:style w:type="character" w:styleId="Verzeichnissprung">
-    <w:name w:val="Verzeichnissprung"/>
+  <w:style w:type="character" w:styleId="Verzeichnissprunguser">
+    <w:name w:val="Verzeichnissprung (user)"/>
     <w:qFormat/>
     <w:rPr/>
   </w:style>
@@ -46047,8 +46051,8 @@
     <w:name w:val="line number"/>
     <w:rPr/>
   </w:style>
-  <w:style w:type="character" w:styleId="Aufzhlungszeichen">
-    <w:name w:val="Aufzählungszeichen"/>
+  <w:style w:type="character" w:styleId="Aufzhlungszeichenuser">
+    <w:name w:val="Aufzählungszeichen (user)"/>
     <w:qFormat/>
     <w:rPr>
       <w:rFonts w:ascii="OpenSymbol" w:hAnsi="OpenSymbol" w:eastAsia="OpenSymbol" w:cs="OpenSymbol"/>
@@ -46152,15 +46156,15 @@
     </w:pPr>
     <w:rPr/>
   </w:style>
-  <w:style w:type="paragraph" w:styleId="Kopf-Fuzeileuser">
-    <w:name w:val="Kopf-/Fußzeile (user)"/>
+  <w:style w:type="paragraph" w:styleId="Kopf-Fuzeile">
+    <w:name w:val="Kopf-/Fußzeile"/>
     <w:basedOn w:val="Normal"/>
     <w:qFormat/>
     <w:pPr/>
     <w:rPr/>
   </w:style>
-  <w:style w:type="paragraph" w:styleId="Kopf-Fuzeile">
-    <w:name w:val="Kopf-/Fußzeile"/>
+  <w:style w:type="paragraph" w:styleId="Kopf-Fuzeileuser">
+    <w:name w:val="Kopf-/Fußzeile (user)"/>
     <w:basedOn w:val="Normal"/>
     <w:qFormat/>
     <w:pPr/>
@@ -46176,7 +46180,7 @@
   </w:style>
   <w:style w:type="paragraph" w:styleId="IndexHeading">
     <w:name w:val="index heading"/>
-    <w:basedOn w:val="berschriftuser"/>
+    <w:basedOn w:val="berschrift"/>
     <w:pPr>
       <w:suppressLineNumbers/>
       <w:ind w:hanging="0" w:left="0"/>
@@ -46205,7 +46209,7 @@
   </w:style>
   <w:style w:type="paragraph" w:styleId="TOC1">
     <w:name w:val="toc 1"/>
-    <w:basedOn w:val="Verzeichnisuser"/>
+    <w:basedOn w:val="Verzeichnis"/>
     <w:pPr>
       <w:tabs>
         <w:tab w:val="clear" w:pos="709"/>
@@ -46220,7 +46224,7 @@
   </w:style>
   <w:style w:type="paragraph" w:styleId="TOC2">
     <w:name w:val="toc 2"/>
-    <w:basedOn w:val="Verzeichnisuser"/>
+    <w:basedOn w:val="Verzeichnis"/>
     <w:pPr>
       <w:tabs>
         <w:tab w:val="clear" w:pos="709"/>
@@ -46235,7 +46239,7 @@
   </w:style>
   <w:style w:type="paragraph" w:styleId="TOC3">
     <w:name w:val="toc 3"/>
-    <w:basedOn w:val="Verzeichnisuser"/>
+    <w:basedOn w:val="Verzeichnis"/>
     <w:pPr>
       <w:tabs>
         <w:tab w:val="clear" w:pos="709"/>
@@ -46250,7 +46254,7 @@
   </w:style>
   <w:style w:type="paragraph" w:styleId="TOC4">
     <w:name w:val="toc 4"/>
-    <w:basedOn w:val="Verzeichnisuser"/>
+    <w:basedOn w:val="Verzeichnis"/>
     <w:pPr>
       <w:tabs>
         <w:tab w:val="clear" w:pos="709"/>
@@ -46260,8 +46264,8 @@
     </w:pPr>
     <w:rPr/>
   </w:style>
-  <w:style w:type="paragraph" w:styleId="Tabelleninhaltuser">
-    <w:name w:val="Tabelleninhalt (user)"/>
+  <w:style w:type="paragraph" w:styleId="Tabelleninhalt">
+    <w:name w:val="Tabelleninhalt"/>
     <w:basedOn w:val="Normal"/>
     <w:qFormat/>
     <w:pPr>
@@ -46270,9 +46274,9 @@
     </w:pPr>
     <w:rPr/>
   </w:style>
-  <w:style w:type="paragraph" w:styleId="Tabellenberschriftuser">
-    <w:name w:val="Tabellenüberschrift (user)"/>
-    <w:basedOn w:val="Tabelleninhaltuser"/>
+  <w:style w:type="paragraph" w:styleId="Tabellenberschrift">
+    <w:name w:val="Tabellenüberschrift"/>
+    <w:basedOn w:val="Tabelleninhalt"/>
     <w:qFormat/>
     <w:pPr>
       <w:suppressLineNumbers/>
@@ -46283,8 +46287,8 @@
       <w:bCs/>
     </w:rPr>
   </w:style>
-  <w:style w:type="paragraph" w:styleId="VorformatierterTextuser">
-    <w:name w:val="Vorformatierter Text (user)"/>
+  <w:style w:type="paragraph" w:styleId="VorformatierterText">
+    <w:name w:val="Vorformatierter Text"/>
     <w:basedOn w:val="Normal"/>
     <w:qFormat/>
     <w:pPr>

--- a/docs/documentation-de.docx
+++ b/docs/documentation-de.docx
@@ -512,15 +512,7 @@
           <w:sz w:val="20"/>
           <w:szCs w:val="20"/>
         </w:rPr>
-        <w:t>August</w:t>
-      </w:r>
-      <w:r>
-        <w:rPr>
-          <w:rFonts w:cs="Malgun Gothic"/>
-          <w:sz w:val="20"/>
-          <w:szCs w:val="20"/>
-        </w:rPr>
-        <w:t xml:space="preserve"> 2026</w:t>
+        <w:t>August 2026</w:t>
       </w:r>
     </w:p>
     <w:p>
@@ -816,7 +808,7 @@
     </w:p>
     <w:p>
       <w:pPr>
-        <w:pStyle w:val="Verzeichnis"/>
+        <w:pStyle w:val="Verzeichnisuser"/>
         <w:rPr/>
       </w:pPr>
       <w:r>
@@ -830,7 +822,7 @@
     </w:p>
     <w:p>
       <w:pPr>
-        <w:pStyle w:val="Verzeichnis"/>
+        <w:pStyle w:val="Verzeichnisuser"/>
         <w:rPr/>
       </w:pPr>
       <w:r>
@@ -1013,21 +1005,7 @@
           <w:sz w:val="20"/>
           <w:szCs w:val="20"/>
         </w:rPr>
-        <w:t>Seit 2011 sind mittlerweile 5</w:t>
-      </w:r>
-      <w:r>
-        <w:rPr>
-          <w:sz w:val="20"/>
-          <w:szCs w:val="20"/>
-        </w:rPr>
-        <w:t>2</w:t>
-      </w:r>
-      <w:r>
-        <w:rPr>
-          <w:sz w:val="20"/>
-          <w:szCs w:val="20"/>
-        </w:rPr>
-        <w:t xml:space="preserve"> Updates erschienen, die aktuelle Version ist die </w:t>
+        <w:t xml:space="preserve">Seit 2011 sind mittlerweile 52 Updates erschienen, die aktuelle Version ist die </w:t>
       </w:r>
       <w:del w:id="5" w:author="Rainer Binder" w:date="2025-11-22T19:28:40Z">
         <w:r>
@@ -1083,14 +1061,7 @@
           <w:sz w:val="20"/>
           <w:szCs w:val="20"/>
         </w:rPr>
-        <w:t>3</w:t>
-      </w:r>
-      <w:r>
-        <w:rPr>
-          <w:sz w:val="20"/>
-          <w:szCs w:val="20"/>
-        </w:rPr>
-        <w:t xml:space="preserve">. Eine </w:t>
+        <w:t xml:space="preserve">3. Eine </w:t>
       </w:r>
       <w:r>
         <w:fldChar w:fldCharType="begin"/>
@@ -1335,17 +1306,12 @@
             </w:rPr>
             <w:fldChar w:fldCharType="separate"/>
           </w:r>
-          <w:hyperlink w:anchor="__RefHeading___Toc1907_1567046155">
+          <w:hyperlink w:anchor="__RefHeading___Toc1907_1567046155" w:tooltip="Funktion">
             <w:r>
               <w:rPr>
                 <w:rStyle w:val="Verzeichnissprung"/>
               </w:rPr>
               <w:t>Funktion</w:t>
-            </w:r>
-            <w:r>
-              <w:rPr>
-                <w:rStyle w:val="Verzeichnissprung"/>
-              </w:rPr>
               <w:tab/>
               <w:t>5</w:t>
             </w:r>
@@ -1360,7 +1326,7 @@
             </w:tabs>
             <w:rPr/>
           </w:pPr>
-          <w:hyperlink w:anchor="__RefHeading___Toc1773_517622172">
+          <w:hyperlink w:anchor="__RefHeading___Toc1773_517622172" w:tooltip="Installation">
             <w:r>
               <w:rPr>
                 <w:rStyle w:val="Verzeichnissprung"/>
@@ -1380,7 +1346,7 @@
             </w:tabs>
             <w:rPr/>
           </w:pPr>
-          <w:hyperlink w:anchor="__RefHeading___Toc6410_1485555939">
+          <w:hyperlink w:anchor="__RefHeading___Toc6410_1485555939" w:tooltip="Hochladen der Dateien">
             <w:r>
               <w:rPr>
                 <w:rStyle w:val="Verzeichnissprung"/>
@@ -1400,7 +1366,7 @@
             </w:tabs>
             <w:rPr/>
           </w:pPr>
-          <w:hyperlink w:anchor="__RefHeading___Toc6072_3742836152">
+          <w:hyperlink w:anchor="__RefHeading___Toc3683_4111828926" w:tooltip="Die Installationsroutine">
             <w:r>
               <w:rPr>
                 <w:rStyle w:val="Verzeichnissprung"/>
@@ -1420,7 +1386,7 @@
             </w:tabs>
             <w:rPr/>
           </w:pPr>
-          <w:hyperlink w:anchor="__RefHeading___Toc4936_1485555939_Kopie_">
+          <w:hyperlink w:anchor="__RefHeading___Toc4936_1485555939_Kopie_" w:tooltip="Der Menüpunkt">
             <w:r>
               <w:rPr>
                 <w:rStyle w:val="Verzeichnissprung"/>
@@ -1440,7 +1406,7 @@
             </w:tabs>
             <w:rPr/>
           </w:pPr>
-          <w:hyperlink w:anchor="__RefHeading___Toc6412_1485555939">
+          <w:hyperlink w:anchor="__RefHeading___Toc6412_1485555939" w:tooltip="Die ersten Grundeinstellungen">
             <w:r>
               <w:rPr>
                 <w:rStyle w:val="Verzeichnissprung"/>
@@ -1460,7 +1426,7 @@
             </w:tabs>
             <w:rPr/>
           </w:pPr>
-          <w:hyperlink w:anchor="__RefHeading___Toc2290_2139416701">
+          <w:hyperlink w:anchor="__RefHeading___Toc2290_2139416701" w:tooltip="Beitragseinstellungen">
             <w:r>
               <w:rPr>
                 <w:rStyle w:val="Verzeichnissprung"/>
@@ -1480,7 +1446,7 @@
             </w:tabs>
             <w:rPr/>
           </w:pPr>
-          <w:hyperlink w:anchor="__RefHeading___Toc2292_2139416701">
+          <w:hyperlink w:anchor="__RefHeading___Toc2292_2139416701" w:tooltip="Kontodaten">
             <w:r>
               <w:rPr>
                 <w:rStyle w:val="Verzeichnissprung"/>
@@ -1500,7 +1466,7 @@
             </w:tabs>
             <w:rPr/>
           </w:pPr>
-          <w:hyperlink w:anchor="__RefHeading___Toc2294_2139416701">
+          <w:hyperlink w:anchor="__RefHeading___Toc2294_2139416701" w:tooltip="Mandatsverwaltung">
             <w:r>
               <w:rPr>
                 <w:rStyle w:val="Verzeichnissprung"/>
@@ -1520,7 +1486,7 @@
             </w:tabs>
             <w:rPr/>
           </w:pPr>
-          <w:hyperlink w:anchor="__RefHeading___Toc2296_2139416701">
+          <w:hyperlink w:anchor="__RefHeading___Toc2296_2139416701" w:tooltip="Ansichtsdefinitionen">
             <w:r>
               <w:rPr>
                 <w:rStyle w:val="Verzeichnissprung"/>
@@ -1540,7 +1506,7 @@
             </w:tabs>
             <w:rPr/>
           </w:pPr>
-          <w:hyperlink w:anchor="__RefHeading___Toc18797_986433141">
+          <w:hyperlink w:anchor="__RefHeading___Toc18797_986433141" w:tooltip="Testen der Grundfunktionen">
             <w:r>
               <w:rPr>
                 <w:rStyle w:val="Verzeichnissprung"/>
@@ -1560,7 +1526,7 @@
             </w:tabs>
             <w:rPr/>
           </w:pPr>
-          <w:hyperlink w:anchor="__RefHeading___Toc18799_986433141">
+          <w:hyperlink w:anchor="__RefHeading___Toc18799_986433141" w:tooltip="Die Ansichten">
             <w:r>
               <w:rPr>
                 <w:rStyle w:val="Verzeichnissprung"/>
@@ -1580,7 +1546,7 @@
             </w:tabs>
             <w:rPr/>
           </w:pPr>
-          <w:hyperlink w:anchor="__RefHeading___Toc18801_986433141">
+          <w:hyperlink w:anchor="__RefHeading___Toc18801_986433141" w:tooltip="Beitragsberechnung">
             <w:r>
               <w:rPr>
                 <w:rStyle w:val="Verzeichnissprung"/>
@@ -1600,7 +1566,7 @@
             </w:tabs>
             <w:rPr/>
           </w:pPr>
-          <w:hyperlink w:anchor="__RefHeading___Toc5445_3319094778">
+          <w:hyperlink w:anchor="__RefHeading___Toc5445_3319094778" w:tooltip="Update">
             <w:r>
               <w:rPr>
                 <w:rStyle w:val="Verzeichnissprung"/>
@@ -1620,7 +1586,7 @@
             </w:tabs>
             <w:rPr/>
           </w:pPr>
-          <w:hyperlink w:anchor="__RefHeading___Toc1909_1567046155">
+          <w:hyperlink w:anchor="__RefHeading___Toc1909_1567046155" w:tooltip="Die Menüstruktur">
             <w:r>
               <w:rPr>
                 <w:rStyle w:val="Verzeichnissprung"/>
@@ -1640,7 +1606,7 @@
             </w:tabs>
             <w:rPr/>
           </w:pPr>
-          <w:hyperlink w:anchor="__RefHeading___Toc1202_2975391565">
+          <w:hyperlink w:anchor="__RefHeading___Toc1202_2975391565" w:tooltip="Menü Beiträge">
             <w:r>
               <w:rPr>
                 <w:rStyle w:val="Verzeichnissprung"/>
@@ -1660,7 +1626,7 @@
             </w:tabs>
             <w:rPr/>
           </w:pPr>
-          <w:hyperlink w:anchor="__RefHeading___Toc1216_2975391565">
+          <w:hyperlink w:anchor="__RefHeading___Toc1216_2975391565" w:tooltip="Menü Mandatsverwaltung">
             <w:r>
               <w:rPr>
                 <w:rStyle w:val="Verzeichnissprung"/>
@@ -1680,7 +1646,7 @@
             </w:tabs>
             <w:rPr/>
           </w:pPr>
-          <w:hyperlink w:anchor="__RefHeading___Toc1222_2975391565">
+          <w:hyperlink w:anchor="__RefHeading___Toc1222_2975391565" w:tooltip="Menü Export">
             <w:r>
               <w:rPr>
                 <w:rStyle w:val="Verzeichnissprung"/>
@@ -1700,7 +1666,7 @@
             </w:tabs>
             <w:rPr/>
           </w:pPr>
-          <w:hyperlink w:anchor="__RefHeading___Toc1228_2975391565">
+          <w:hyperlink w:anchor="__RefHeading___Toc1228_2975391565" w:tooltip="Menü Optionen">
             <w:r>
               <w:rPr>
                 <w:rStyle w:val="Verzeichnissprung"/>
@@ -1720,7 +1686,7 @@
             </w:tabs>
             <w:rPr/>
           </w:pPr>
-          <w:hyperlink w:anchor="__RefHeading___Toc1240_2975391565">
+          <w:hyperlink w:anchor="__RefHeading___Toc1240_2975391565" w:tooltip="Menü Einstellungen">
             <w:r>
               <w:rPr>
                 <w:rStyle w:val="Verzeichnissprung"/>
@@ -1740,7 +1706,7 @@
             </w:tabs>
             <w:rPr/>
           </w:pPr>
-          <w:hyperlink w:anchor="__RefHeading___Toc1013_517622172">
+          <w:hyperlink w:anchor="__RefHeading___Toc1013_517622172" w:tooltip="Altersgestaffelte Rollen">
             <w:r>
               <w:rPr>
                 <w:rStyle w:val="Verzeichnissprung"/>
@@ -1760,7 +1726,7 @@
             </w:tabs>
             <w:rPr/>
           </w:pPr>
-          <w:hyperlink w:anchor="__RefHeading___Toc1911_1567046155">
+          <w:hyperlink w:anchor="__RefHeading___Toc1911_1567046155" w:tooltip="Grundlagen">
             <w:r>
               <w:rPr>
                 <w:rStyle w:val="Verzeichnissprung"/>
@@ -1780,7 +1746,7 @@
             </w:tabs>
             <w:rPr/>
           </w:pPr>
-          <w:hyperlink w:anchor="__RefHeading___Toc1913_1567046155">
+          <w:hyperlink w:anchor="__RefHeading___Toc1913_1567046155" w:tooltip="Anwendung">
             <w:r>
               <w:rPr>
                 <w:rStyle w:val="Verzeichnissprung"/>
@@ -1800,7 +1766,7 @@
             </w:tabs>
             <w:rPr/>
           </w:pPr>
-          <w:hyperlink w:anchor="__RefHeading___Toc1204_2975391565">
+          <w:hyperlink w:anchor="__RefHeading___Toc1204_2975391565" w:tooltip="Neuzuordnung altersgestaffelte Rollen">
             <w:r>
               <w:rPr>
                 <w:rStyle w:val="Verzeichnissprung"/>
@@ -1820,7 +1786,7 @@
             </w:tabs>
             <w:rPr/>
           </w:pPr>
-          <w:hyperlink w:anchor="__RefHeading___Toc1845_2317245886">
+          <w:hyperlink w:anchor="__RefHeading___Toc1845_2317245886" w:tooltip="Referenzzeitpunkt/Monatsversatz">
             <w:r>
               <w:rPr>
                 <w:rStyle w:val="Verzeichnissprung"/>
@@ -1840,7 +1806,7 @@
             </w:tabs>
             <w:rPr/>
           </w:pPr>
-          <w:hyperlink w:anchor="__RefHeading___Toc1923_1567046155">
+          <w:hyperlink w:anchor="__RefHeading___Toc1923_1567046155" w:tooltip="Familienrollen">
             <w:r>
               <w:rPr>
                 <w:rStyle w:val="Verzeichnissprung"/>
@@ -1860,7 +1826,7 @@
             </w:tabs>
             <w:rPr/>
           </w:pPr>
-          <w:hyperlink w:anchor="__RefHeading___Toc1925_1567046155">
+          <w:hyperlink w:anchor="__RefHeading___Toc1925_1567046155" w:tooltip="Grundlagen">
             <w:r>
               <w:rPr>
                 <w:rStyle w:val="Verzeichnissprung"/>
@@ -1880,7 +1846,7 @@
             </w:tabs>
             <w:rPr/>
           </w:pPr>
-          <w:hyperlink w:anchor="__RefHeading___Toc1891_3092496962">
+          <w:hyperlink w:anchor="__RefHeading___Toc1891_3092496962" w:tooltip="Anwendung">
             <w:r>
               <w:rPr>
                 <w:rStyle w:val="Verzeichnissprung"/>
@@ -1900,7 +1866,7 @@
             </w:tabs>
             <w:rPr/>
           </w:pPr>
-          <w:hyperlink w:anchor="__RefHeading___Toc2073_3127355303">
+          <w:hyperlink w:anchor="__RefHeading___Toc2073_3127355303" w:tooltip="Zahlungspflichtiger">
             <w:r>
               <w:rPr>
                 <w:rStyle w:val="Verzeichnissprung"/>
@@ -1920,7 +1886,7 @@
             </w:tabs>
             <w:rPr/>
           </w:pPr>
-          <w:hyperlink w:anchor="__RefHeading___Toc1142_2735614071">
+          <w:hyperlink w:anchor="__RefHeading___Toc1142_2735614071" w:tooltip="Multiplikatorrollen">
             <w:r>
               <w:rPr>
                 <w:rStyle w:val="Verzeichnissprung"/>
@@ -1940,7 +1906,7 @@
             </w:tabs>
             <w:rPr/>
           </w:pPr>
-          <w:hyperlink w:anchor="__RefHeading___Toc1017_517622172">
+          <w:hyperlink w:anchor="__RefHeading___Toc1017_517622172" w:tooltip="Festbeitragsrollen">
             <w:r>
               <w:rPr>
                 <w:rStyle w:val="Verzeichnissprung"/>
@@ -1960,7 +1926,7 @@
             </w:tabs>
             <w:rPr/>
           </w:pPr>
-          <w:hyperlink w:anchor="__RefHeading___Toc2016_223011361">
+          <w:hyperlink w:anchor="__RefHeading___Toc2016_223011361" w:tooltip="Grundlagen">
             <w:r>
               <w:rPr>
                 <w:rStyle w:val="Verzeichnissprung"/>
@@ -1980,7 +1946,7 @@
             </w:tabs>
             <w:rPr/>
           </w:pPr>
-          <w:hyperlink w:anchor="__RefHeading___Toc2018_223011361">
+          <w:hyperlink w:anchor="__RefHeading___Toc2018_223011361" w:tooltip="Anwendung">
             <w:r>
               <w:rPr>
                 <w:rStyle w:val="Verzeichnissprung"/>
@@ -2000,7 +1966,7 @@
             </w:tabs>
             <w:rPr/>
           </w:pPr>
-          <w:hyperlink w:anchor="__RefHeading___Toc2176_987512190">
+          <w:hyperlink w:anchor="__RefHeading___Toc2176_987512190" w:tooltip="Individualbeiträge">
             <w:r>
               <w:rPr>
                 <w:rStyle w:val="Verzeichnissprung"/>
@@ -2020,7 +1986,7 @@
             </w:tabs>
             <w:rPr/>
           </w:pPr>
-          <w:hyperlink w:anchor="__RefHeading___Toc2016_2230113612">
+          <w:hyperlink w:anchor="__RefHeading___Toc2016_2230113612" w:tooltip="Grundlagen">
             <w:r>
               <w:rPr>
                 <w:rStyle w:val="Verzeichnissprung"/>
@@ -2040,7 +2006,7 @@
             </w:tabs>
             <w:rPr/>
           </w:pPr>
-          <w:hyperlink w:anchor="__RefHeading___Toc2018_2230113612">
+          <w:hyperlink w:anchor="__RefHeading___Toc2018_2230113612" w:tooltip="Anwendung">
             <w:r>
               <w:rPr>
                 <w:rStyle w:val="Verzeichnissprung"/>
@@ -2060,7 +2026,7 @@
             </w:tabs>
             <w:rPr/>
           </w:pPr>
-          <w:hyperlink w:anchor="__RefHeading___Toc2170_2179209565">
+          <w:hyperlink w:anchor="__RefHeading___Toc2170_2179209565" w:tooltip="Grundbetrag">
             <w:r>
               <w:rPr>
                 <w:rStyle w:val="Verzeichnissprung"/>
@@ -2080,7 +2046,7 @@
             </w:tabs>
             <w:rPr/>
           </w:pPr>
-          <w:hyperlink w:anchor="__RefHeading___Toc2172_2179209565">
+          <w:hyperlink w:anchor="__RefHeading___Toc2172_2179209565" w:tooltip="Verbrauchsbetrag">
             <w:r>
               <w:rPr>
                 <w:rStyle w:val="Verzeichnissprung"/>
@@ -2100,7 +2066,7 @@
             </w:tabs>
             <w:rPr/>
           </w:pPr>
-          <w:hyperlink w:anchor="__RefHeading___Toc1927_1567046155">
+          <w:hyperlink w:anchor="__RefHeading___Toc1927_1567046155" w:tooltip="Beitragsberechnung">
             <w:r>
               <w:rPr>
                 <w:rStyle w:val="Verzeichnissprung"/>
@@ -2120,7 +2086,7 @@
             </w:tabs>
             <w:rPr/>
           </w:pPr>
-          <w:hyperlink w:anchor="__RefHeading___Toc1929_1567046155">
+          <w:hyperlink w:anchor="__RefHeading___Toc1929_1567046155" w:tooltip="Beitrag und Beitragszeitraum">
             <w:r>
               <w:rPr>
                 <w:rStyle w:val="Verzeichnissprung"/>
@@ -2140,7 +2106,7 @@
             </w:tabs>
             <w:rPr/>
           </w:pPr>
-          <w:hyperlink w:anchor="__RefHeading___Toc2075_3127355303">
+          <w:hyperlink w:anchor="__RefHeading___Toc2075_3127355303" w:tooltip="Anteilige Beitragsberechnung">
             <w:r>
               <w:rPr>
                 <w:rStyle w:val="Verzeichnissprung"/>
@@ -2160,7 +2126,7 @@
             </w:tabs>
             <w:rPr/>
           </w:pPr>
-          <w:hyperlink w:anchor="__RefHeading___Toc2077_3127355303">
+          <w:hyperlink w:anchor="__RefHeading___Toc2077_3127355303" w:tooltip="Anteilige Beitragsberechnung von Familienrollen">
             <w:r>
               <w:rPr>
                 <w:rStyle w:val="Verzeichnissprung"/>
@@ -2180,7 +2146,7 @@
             </w:tabs>
             <w:rPr/>
           </w:pPr>
-          <w:hyperlink w:anchor="__RefHeading___Toc1208_2975391565">
+          <w:hyperlink w:anchor="__RefHeading___Toc1208_2975391565" w:tooltip="Neuberechnung">
             <w:r>
               <w:rPr>
                 <w:rStyle w:val="Verzeichnissprung"/>
@@ -2200,7 +2166,7 @@
             </w:tabs>
             <w:rPr/>
           </w:pPr>
-          <w:hyperlink w:anchor="__RefHeading___Toc1208_29753915651">
+          <w:hyperlink w:anchor="__RefHeading___Toc1208_29753915651" w:tooltip="Individualbeiträge">
             <w:r>
               <w:rPr>
                 <w:rStyle w:val="Verzeichnissprung"/>
@@ -2220,7 +2186,7 @@
             </w:tabs>
             <w:rPr/>
           </w:pPr>
-          <w:hyperlink w:anchor="__RefHeading___Toc1210_2975391565">
+          <w:hyperlink w:anchor="__RefHeading___Toc1210_2975391565" w:tooltip="Beitragszahlungen">
             <w:r>
               <w:rPr>
                 <w:rStyle w:val="Verzeichnissprung"/>
@@ -2240,7 +2206,7 @@
             </w:tabs>
             <w:rPr/>
           </w:pPr>
-          <w:hyperlink w:anchor="__RefHeading___Toc2667_3467788463">
+          <w:hyperlink w:anchor="__RefHeading___Toc2667_3467788463" w:tooltip="Zahlungserinnerung">
             <w:r>
               <w:rPr>
                 <w:rStyle w:val="Verzeichnissprung"/>
@@ -2260,7 +2226,7 @@
             </w:tabs>
             <w:rPr/>
           </w:pPr>
-          <w:hyperlink w:anchor="__RefHeading___Toc1212_2975391565">
+          <w:hyperlink w:anchor="__RefHeading___Toc1212_2975391565" w:tooltip="Beitragsanalyse">
             <w:r>
               <w:rPr>
                 <w:rStyle w:val="Verzeichnissprung"/>
@@ -2280,7 +2246,7 @@
             </w:tabs>
             <w:rPr/>
           </w:pPr>
-          <w:hyperlink w:anchor="__RefHeading___Toc1214_2975391565">
+          <w:hyperlink w:anchor="__RefHeading___Toc1214_2975391565" w:tooltip="Beitragshistorie">
             <w:r>
               <w:rPr>
                 <w:rStyle w:val="Verzeichnissprung"/>
@@ -2300,7 +2266,7 @@
             </w:tabs>
             <w:rPr/>
           </w:pPr>
-          <w:hyperlink w:anchor="__RefHeading___Toc1945_1567046155">
+          <w:hyperlink w:anchor="__RefHeading___Toc1945_1567046155" w:tooltip="Export">
             <w:r>
               <w:rPr>
                 <w:rStyle w:val="Verzeichnissprung"/>
@@ -2320,7 +2286,7 @@
             </w:tabs>
             <w:rPr/>
           </w:pPr>
-          <w:hyperlink w:anchor="__RefHeading___Toc1224_2975391565">
+          <w:hyperlink w:anchor="__RefHeading___Toc1224_2975391565" w:tooltip="SEPA">
             <w:r>
               <w:rPr>
                 <w:rStyle w:val="Verzeichnissprung"/>
@@ -2340,7 +2306,7 @@
             </w:tabs>
             <w:rPr/>
           </w:pPr>
-          <w:hyperlink w:anchor="__RefHeading___Toc1616_1958182187">
+          <w:hyperlink w:anchor="__RefHeading___Toc1616_1958182187" w:tooltip="Fälligkeitsdatum">
             <w:r>
               <w:rPr>
                 <w:rStyle w:val="Verzeichnissprung"/>
@@ -2360,7 +2326,7 @@
             </w:tabs>
             <w:rPr/>
           </w:pPr>
-          <w:hyperlink w:anchor="__RefHeading___Toc1618_1958182187">
+          <w:hyperlink w:anchor="__RefHeading___Toc1618_1958182187" w:tooltip="XML-Datei">
             <w:r>
               <w:rPr>
                 <w:rStyle w:val="Verzeichnissprung"/>
@@ -2380,7 +2346,7 @@
             </w:tabs>
             <w:rPr/>
           </w:pPr>
-          <w:hyperlink w:anchor="__RefHeading___Toc1620_1958182187">
+          <w:hyperlink w:anchor="__RefHeading___Toc1620_1958182187" w:tooltip="Kontrolldatei">
             <w:r>
               <w:rPr>
                 <w:rStyle w:val="Verzeichnissprung"/>
@@ -2400,7 +2366,7 @@
             </w:tabs>
             <w:rPr/>
           </w:pPr>
-          <w:hyperlink w:anchor="__RefHeading___Toc1622_1958182187">
+          <w:hyperlink w:anchor="__RefHeading___Toc1622_1958182187" w:tooltip="Vorabinformation">
             <w:r>
               <w:rPr>
                 <w:rStyle w:val="Verzeichnissprung"/>
@@ -2420,7 +2386,7 @@
             </w:tabs>
             <w:rPr/>
           </w:pPr>
-          <w:hyperlink w:anchor="__RefHeading___Toc1226_2975391565">
+          <w:hyperlink w:anchor="__RefHeading___Toc1226_2975391565" w:tooltip="Rechnung">
             <w:r>
               <w:rPr>
                 <w:rStyle w:val="Verzeichnissprung"/>
@@ -2440,7 +2406,7 @@
             </w:tabs>
             <w:rPr/>
           </w:pPr>
-          <w:hyperlink w:anchor="__RefHeading___Toc2031_223011361">
+          <w:hyperlink w:anchor="__RefHeading___Toc2031_223011361" w:tooltip="Der Button Export">
             <w:r>
               <w:rPr>
                 <w:rStyle w:val="Verzeichnissprung"/>
@@ -2460,7 +2426,7 @@
             </w:tabs>
             <w:rPr/>
           </w:pPr>
-          <w:hyperlink w:anchor="__RefHeading___Toc2033_223011361">
+          <w:hyperlink w:anchor="__RefHeading___Toc2033_223011361" w:tooltip="Der Button E-Mail">
             <w:r>
               <w:rPr>
                 <w:rStyle w:val="Verzeichnissprung"/>
@@ -2480,7 +2446,7 @@
             </w:tabs>
             <w:rPr/>
           </w:pPr>
-          <w:hyperlink w:anchor="__RefHeading___Toc1828_3856073189">
+          <w:hyperlink w:anchor="__RefHeading___Toc1828_3856073189" w:tooltip="Mandatsverwaltung">
             <w:r>
               <w:rPr>
                 <w:rStyle w:val="Verzeichnissprung"/>
@@ -2500,7 +2466,7 @@
             </w:tabs>
             <w:rPr/>
           </w:pPr>
-          <w:hyperlink w:anchor="__RefHeading___Toc1218_2975391565">
+          <w:hyperlink w:anchor="__RefHeading___Toc1218_2975391565" w:tooltip="Mandatsreferenzen erzeugen">
             <w:r>
               <w:rPr>
                 <w:rStyle w:val="Verzeichnissprung"/>
@@ -2520,7 +2486,7 @@
             </w:tabs>
             <w:rPr/>
           </w:pPr>
-          <w:hyperlink w:anchor="__RefHeading___Toc1220_2975391565">
+          <w:hyperlink w:anchor="__RefHeading___Toc1220_2975391565" w:tooltip="Mandate bearbeiten">
             <w:r>
               <w:rPr>
                 <w:rStyle w:val="Verzeichnissprung"/>
@@ -2540,7 +2506,7 @@
             </w:tabs>
             <w:rPr/>
           </w:pPr>
-          <w:hyperlink w:anchor="__RefHeading___Toc1830_3856073189">
+          <w:hyperlink w:anchor="__RefHeading___Toc1830_3856073189" w:tooltip="Optionen">
             <w:r>
               <w:rPr>
                 <w:rStyle w:val="Verzeichnissprung"/>
@@ -2560,7 +2526,7 @@
             </w:tabs>
             <w:rPr/>
           </w:pPr>
-          <w:hyperlink w:anchor="__RefHeading___Toc1230_2975391565">
+          <w:hyperlink w:anchor="__RefHeading___Toc1230_2975391565" w:tooltip="Mitgliedsnummer(n) erzeugen">
             <w:r>
               <w:rPr>
                 <w:rStyle w:val="Verzeichnissprung"/>
@@ -2580,14 +2546,14 @@
             </w:tabs>
             <w:rPr/>
           </w:pPr>
-          <w:hyperlink w:anchor="__RefHeading___Toc1232_2975391565">
+          <w:hyperlink w:anchor="__RefHeading___Toc1232_2975391565" w:tooltip="Familienrollen aktualisieren">
             <w:r>
               <w:rPr>
                 <w:rStyle w:val="Verzeichnissprung"/>
               </w:rPr>
               <w:t>Familienrollen aktualisieren</w:t>
               <w:tab/>
-              <w:t>39</w:t>
+              <w:t>40</w:t>
             </w:r>
           </w:hyperlink>
         </w:p>
@@ -2600,7 +2566,7 @@
             </w:tabs>
             <w:rPr/>
           </w:pPr>
-          <w:hyperlink w:anchor="__RefHeading___Toc1234_2975391565">
+          <w:hyperlink w:anchor="__RefHeading___Toc1234_2975391565" w:tooltip="Kopieren">
             <w:r>
               <w:rPr>
                 <w:rStyle w:val="Verzeichnissprung"/>
@@ -2620,7 +2586,7 @@
             </w:tabs>
             <w:rPr/>
           </w:pPr>
-          <w:hyperlink w:anchor="__RefHeading___Toc1236_2975391565">
+          <w:hyperlink w:anchor="__RefHeading___Toc1236_2975391565" w:tooltip="Prüfungen">
             <w:r>
               <w:rPr>
                 <w:rStyle w:val="Verzeichnissprung"/>
@@ -2640,7 +2606,7 @@
             </w:tabs>
             <w:rPr/>
           </w:pPr>
-          <w:hyperlink w:anchor="__RefHeading___Toc2266_2795132422">
+          <w:hyperlink w:anchor="__RefHeading___Toc2266_2795132422" w:tooltip="Altersgestaffelte Rollen">
             <w:r>
               <w:rPr>
                 <w:rStyle w:val="Verzeichnissprung"/>
@@ -2660,7 +2626,7 @@
             </w:tabs>
             <w:rPr/>
           </w:pPr>
-          <w:hyperlink w:anchor="__RefHeading___Toc2268_2795132422">
+          <w:hyperlink w:anchor="__RefHeading___Toc2268_2795132422" w:tooltip="Rollenmitgliedschaft (Altersgestaffelte Rollen)">
             <w:r>
               <w:rPr>
                 <w:rStyle w:val="Verzeichnissprung"/>
@@ -2680,7 +2646,7 @@
             </w:tabs>
             <w:rPr/>
           </w:pPr>
-          <w:hyperlink w:anchor="__RefHeading___Toc2270_2795132422">
+          <w:hyperlink w:anchor="__RefHeading___Toc2270_2795132422" w:tooltip="Rollenmitgliedschaft (Pflicht)">
             <w:r>
               <w:rPr>
                 <w:rStyle w:val="Verzeichnissprung"/>
@@ -2700,7 +2666,7 @@
             </w:tabs>
             <w:rPr/>
           </w:pPr>
-          <w:hyperlink w:anchor="__RefHeading___Toc2272_2795132422">
+          <w:hyperlink w:anchor="__RefHeading___Toc2272_2795132422" w:tooltip="Rollenmitgliedschaft (Ausschluss)">
             <w:r>
               <w:rPr>
                 <w:rStyle w:val="Verzeichnissprung"/>
@@ -2720,7 +2686,7 @@
             </w:tabs>
             <w:rPr/>
           </w:pPr>
-          <w:hyperlink w:anchor="__RefHeading___Toc2274_2795132422">
+          <w:hyperlink w:anchor="__RefHeading___Toc2274_2795132422" w:tooltip="Familienrollen">
             <w:r>
               <w:rPr>
                 <w:rStyle w:val="Verzeichnissprung"/>
@@ -2740,7 +2706,7 @@
             </w:tabs>
             <w:rPr/>
           </w:pPr>
-          <w:hyperlink w:anchor="__RefHeading___Toc2276_2795132422">
+          <w:hyperlink w:anchor="__RefHeading___Toc2276_2795132422" w:tooltip="Kontodaten">
             <w:r>
               <w:rPr>
                 <w:rStyle w:val="Verzeichnissprung"/>
@@ -2760,7 +2726,7 @@
             </w:tabs>
             <w:rPr/>
           </w:pPr>
-          <w:hyperlink w:anchor="__RefHeading___Toc2278_2795132422">
+          <w:hyperlink w:anchor="__RefHeading___Toc2278_2795132422" w:tooltip="Mandatsverwaltung">
             <w:r>
               <w:rPr>
                 <w:rStyle w:val="Verzeichnissprung"/>
@@ -2780,7 +2746,7 @@
             </w:tabs>
             <w:rPr/>
           </w:pPr>
-          <w:hyperlink w:anchor="__RefHeading___Toc2280_2795132422">
+          <w:hyperlink w:anchor="__RefHeading___Toc2280_2795132422" w:tooltip="IBAN-Test">
             <w:r>
               <w:rPr>
                 <w:rStyle w:val="Verzeichnissprung"/>
@@ -2800,7 +2766,7 @@
             </w:tabs>
             <w:rPr/>
           </w:pPr>
-          <w:hyperlink w:anchor="__RefHeading___Toc2282_2795132422">
+          <w:hyperlink w:anchor="__RefHeading___Toc2282_2795132422" w:tooltip="BIC-Test">
             <w:r>
               <w:rPr>
                 <w:rStyle w:val="Verzeichnissprung"/>
@@ -2820,7 +2786,7 @@
             </w:tabs>
             <w:rPr/>
           </w:pPr>
-          <w:hyperlink w:anchor="__RefHeading___Toc1238_2975391565">
+          <w:hyperlink w:anchor="__RefHeading___Toc1238_2975391565" w:tooltip="Rollenübersicht">
             <w:r>
               <w:rPr>
                 <w:rStyle w:val="Verzeichnissprung"/>
@@ -2840,7 +2806,7 @@
             </w:tabs>
             <w:rPr/>
           </w:pPr>
-          <w:hyperlink w:anchor="__RefHeading___Toc1260_2975391565">
+          <w:hyperlink w:anchor="__RefHeading___Toc1260_2975391565" w:tooltip="Plugininformationen">
             <w:r>
               <w:rPr>
                 <w:rStyle w:val="Verzeichnissprung"/>
@@ -2860,7 +2826,7 @@
             </w:tabs>
             <w:rPr/>
           </w:pPr>
-          <w:hyperlink w:anchor="__RefHeading___Toc1832_3856073189">
+          <w:hyperlink w:anchor="__RefHeading___Toc1832_3856073189" w:tooltip="Einstellungen">
             <w:r>
               <w:rPr>
                 <w:rStyle w:val="Verzeichnissprung"/>
@@ -2880,7 +2846,7 @@
             </w:tabs>
             <w:rPr/>
           </w:pPr>
-          <w:hyperlink w:anchor="__RefHeading___Toc1242_2975391565">
+          <w:hyperlink w:anchor="__RefHeading___Toc1242_2975391565" w:tooltip="Beitragseinstellungen">
             <w:r>
               <w:rPr>
                 <w:rStyle w:val="Verzeichnissprung"/>
@@ -2900,7 +2866,7 @@
             </w:tabs>
             <w:rPr/>
           </w:pPr>
-          <w:hyperlink w:anchor="__RefHeading___Toc1244_2975391565">
+          <w:hyperlink w:anchor="__RefHeading___Toc1244_2975391565" w:tooltip="Altersgestaffelte Rollen">
             <w:r>
               <w:rPr>
                 <w:rStyle w:val="Verzeichnissprung"/>
@@ -2920,7 +2886,7 @@
             </w:tabs>
             <w:rPr/>
           </w:pPr>
-          <w:hyperlink w:anchor="__RefHeading___Toc1246_2975391565">
+          <w:hyperlink w:anchor="__RefHeading___Toc1246_2975391565" w:tooltip="Familienrollen">
             <w:r>
               <w:rPr>
                 <w:rStyle w:val="Verzeichnissprung"/>
@@ -2940,7 +2906,7 @@
             </w:tabs>
             <w:rPr/>
           </w:pPr>
-          <w:hyperlink w:anchor="__RefHeading___Toc1248_2975391565">
+          <w:hyperlink w:anchor="__RefHeading___Toc1248_2975391565" w:tooltip="Multiplikatorrollen">
             <w:r>
               <w:rPr>
                 <w:rStyle w:val="Verzeichnissprung"/>
@@ -2960,7 +2926,7 @@
             </w:tabs>
             <w:rPr/>
           </w:pPr>
-          <w:hyperlink w:anchor="__RefHeading___Toc1248_29753915651">
+          <w:hyperlink w:anchor="__RefHeading___Toc1248_29753915651" w:tooltip="Erweiterte Rollenbearbeitung">
             <w:r>
               <w:rPr>
                 <w:rStyle w:val="Verzeichnissprung"/>
@@ -2980,7 +2946,7 @@
             </w:tabs>
             <w:rPr/>
           </w:pPr>
-          <w:hyperlink w:anchor="__RefHeading___Toc1248_29753915651_Kopie">
+          <w:hyperlink w:anchor="__RefHeading___Toc1248_29753915651_Kopie" w:tooltip="Terminauswahl">
             <w:r>
               <w:rPr>
                 <w:rStyle w:val="Verzeichnissprung"/>
@@ -3000,7 +2966,7 @@
             </w:tabs>
             <w:rPr/>
           </w:pPr>
-          <w:hyperlink w:anchor="__RefHeading___Toc1624_1958182187">
+          <w:hyperlink w:anchor="__RefHeading___Toc1624_1958182187" w:tooltip="Individualbeiträge">
             <w:r>
               <w:rPr>
                 <w:rStyle w:val="Verzeichnissprung"/>
@@ -3020,7 +2986,7 @@
             </w:tabs>
             <w:rPr/>
           </w:pPr>
-          <w:hyperlink w:anchor="__RefHeading___Toc1626_1958182187">
+          <w:hyperlink w:anchor="__RefHeading___Toc1626_1958182187" w:tooltip="Kontodaten">
             <w:r>
               <w:rPr>
                 <w:rStyle w:val="Verzeichnissprung"/>
@@ -3040,7 +3006,7 @@
             </w:tabs>
             <w:rPr/>
           </w:pPr>
-          <w:hyperlink w:anchor="__RefHeading___Toc1252_2975391565">
+          <w:hyperlink w:anchor="__RefHeading___Toc1252_2975391565" w:tooltip="Mandatsverwaltung">
             <w:r>
               <w:rPr>
                 <w:rStyle w:val="Verzeichnissprung"/>
@@ -3060,7 +3026,7 @@
             </w:tabs>
             <w:rPr/>
           </w:pPr>
-          <w:hyperlink w:anchor="__RefHeading___Toc1266_2975391565">
+          <w:hyperlink w:anchor="__RefHeading___Toc1266_2975391565" w:tooltip="Das Präfix">
             <w:r>
               <w:rPr>
                 <w:rStyle w:val="Verzeichnissprung"/>
@@ -3080,7 +3046,7 @@
             </w:tabs>
             <w:rPr/>
           </w:pPr>
-          <w:hyperlink w:anchor="__RefHeading___Toc1268_2975391565">
+          <w:hyperlink w:anchor="__RefHeading___Toc1268_2975391565" w:tooltip="Die Nullstellen">
             <w:r>
               <w:rPr>
                 <w:rStyle w:val="Verzeichnissprung"/>
@@ -3100,7 +3066,7 @@
             </w:tabs>
             <w:rPr/>
           </w:pPr>
-          <w:hyperlink w:anchor="__RefHeading___Toc1270_2975391565">
+          <w:hyperlink w:anchor="__RefHeading___Toc1270_2975391565" w:tooltip="Die laufende Nummer">
             <w:r>
               <w:rPr>
                 <w:rStyle w:val="Verzeichnissprung"/>
@@ -3120,7 +3086,7 @@
             </w:tabs>
             <w:rPr/>
           </w:pPr>
-          <w:hyperlink w:anchor="__RefHeading___Toc1254_29753915651">
+          <w:hyperlink w:anchor="__RefHeading___Toc1254_29753915651" w:tooltip="Ansichtsdefinitionen">
             <w:r>
               <w:rPr>
                 <w:rStyle w:val="Verzeichnissprung"/>
@@ -3140,7 +3106,7 @@
             </w:tabs>
             <w:rPr/>
           </w:pPr>
-          <w:hyperlink w:anchor="__RefHeading___Toc1250_2975391565">
+          <w:hyperlink w:anchor="__RefHeading___Toc1250_2975391565" w:tooltip="Export">
             <w:r>
               <w:rPr>
                 <w:rStyle w:val="Verzeichnissprung"/>
@@ -3160,7 +3126,7 @@
             </w:tabs>
             <w:rPr/>
           </w:pPr>
-          <w:hyperlink w:anchor="__RefHeading___Toc1254_29753915652">
+          <w:hyperlink w:anchor="__RefHeading___Toc1254_29753915652" w:tooltip="E-Mail-Benachrichtigungen">
             <w:r>
               <w:rPr>
                 <w:rStyle w:val="Verzeichnissprung"/>
@@ -3180,7 +3146,7 @@
             </w:tabs>
             <w:rPr/>
           </w:pPr>
-          <w:hyperlink w:anchor="__RefHeading___Toc1254_2975391565">
+          <w:hyperlink w:anchor="__RefHeading___Toc1254_2975391565" w:tooltip="Prüfungen">
             <w:r>
               <w:rPr>
                 <w:rStyle w:val="Verzeichnissprung"/>
@@ -3200,7 +3166,7 @@
             </w:tabs>
             <w:rPr/>
           </w:pPr>
-          <w:hyperlink w:anchor="__RefHeading___Toc1272_29753915651">
+          <w:hyperlink w:anchor="__RefHeading___Toc1272_29753915651" w:tooltip="Prüfungen aktivieren">
             <w:r>
               <w:rPr>
                 <w:rStyle w:val="Verzeichnissprung"/>
@@ -3220,7 +3186,7 @@
             </w:tabs>
             <w:rPr/>
           </w:pPr>
-          <w:hyperlink w:anchor="__RefHeading___Toc1628_1958182187">
+          <w:hyperlink w:anchor="__RefHeading___Toc1628_1958182187" w:tooltip="Rollenmitgliedschaft (Altersgestaffelte Rollen)">
             <w:r>
               <w:rPr>
                 <w:rStyle w:val="Verzeichnissprung"/>
@@ -3240,7 +3206,7 @@
             </w:tabs>
             <w:rPr/>
           </w:pPr>
-          <w:hyperlink w:anchor="__RefHeading___Toc1274_2975391565">
+          <w:hyperlink w:anchor="__RefHeading___Toc1274_2975391565" w:tooltip="Rollenmitgliedschaft (Pflicht) und Rollenmitgliedschaft (Ausschluss)">
             <w:r>
               <w:rPr>
                 <w:rStyle w:val="Verzeichnissprung"/>
@@ -3260,7 +3226,7 @@
             </w:tabs>
             <w:rPr/>
           </w:pPr>
-          <w:hyperlink w:anchor="__RefHeading___Toc1272_2975391565">
+          <w:hyperlink w:anchor="__RefHeading___Toc1272_2975391565" w:tooltip="Familienrollen">
             <w:r>
               <w:rPr>
                 <w:rStyle w:val="Verzeichnissprung"/>
@@ -3280,7 +3246,7 @@
             </w:tabs>
             <w:rPr/>
           </w:pPr>
-          <w:hyperlink w:anchor="__RefHeading___Toc1258_29753915651">
+          <w:hyperlink w:anchor="__RefHeading___Toc1258_29753915651" w:tooltip="Zugriffsberechtigung für Einstellungen">
             <w:r>
               <w:rPr>
                 <w:rStyle w:val="Verzeichnissprung"/>
@@ -3300,7 +3266,7 @@
             </w:tabs>
             <w:rPr/>
           </w:pPr>
-          <w:hyperlink w:anchor="__RefHeading___Toc1931_1567046155_Kopie_">
+          <w:hyperlink w:anchor="__RefHeading___Toc1931_1567046155_Kopie_" w:tooltip="Löschen von Beiträgen">
             <w:r>
               <w:rPr>
                 <w:rStyle w:val="Verzeichnissprung"/>
@@ -3320,7 +3286,7 @@
             </w:tabs>
             <w:rPr/>
           </w:pPr>
-          <w:hyperlink w:anchor="__RefHeading___Toc1258_2975391565">
+          <w:hyperlink w:anchor="__RefHeading___Toc1258_2975391565" w:tooltip="Deinstallation">
             <w:r>
               <w:rPr>
                 <w:rStyle w:val="Verzeichnissprung"/>
@@ -3340,7 +3306,7 @@
             </w:tabs>
             <w:rPr/>
           </w:pPr>
-          <w:hyperlink w:anchor="__RefHeading___Toc1966_3856073189">
+          <w:hyperlink w:anchor="__RefHeading___Toc1966_3856073189" w:tooltip="Speicherung der Konfiguration">
             <w:r>
               <w:rPr>
                 <w:rStyle w:val="Verzeichnissprung"/>
@@ -3360,7 +3326,7 @@
             </w:tabs>
             <w:rPr/>
           </w:pPr>
-          <w:hyperlink w:anchor="__RefHeading___Toc2854_368820545">
+          <w:hyperlink w:anchor="__RefHeading___Toc2854_368820545" w:tooltip="Informationen zur Beitragsberechnung auf der Übersichtsseite">
             <w:r>
               <w:rPr>
                 <w:rStyle w:val="Verzeichnissprung"/>
@@ -3380,7 +3346,7 @@
             </w:tabs>
             <w:rPr/>
           </w:pPr>
-          <w:hyperlink w:anchor="__RefHeading___Toc2361_3703976838">
+          <w:hyperlink w:anchor="__RefHeading___Toc2361_3703976838" w:tooltip="Ablauf einer Beitragsberechnung">
             <w:r>
               <w:rPr>
                 <w:rStyle w:val="Verzeichnissprung"/>
@@ -3400,7 +3366,7 @@
             </w:tabs>
             <w:rPr/>
           </w:pPr>
-          <w:hyperlink w:anchor="__RefHeading___Toc18803_986433141">
+          <w:hyperlink w:anchor="__RefHeading___Toc18803_986433141" w:tooltip="Grobablauf">
             <w:r>
               <w:rPr>
                 <w:rStyle w:val="Verzeichnissprung"/>
@@ -3420,7 +3386,7 @@
             </w:tabs>
             <w:rPr/>
           </w:pPr>
-          <w:hyperlink w:anchor="__RefHeading___Toc2843_2880359664">
+          <w:hyperlink w:anchor="__RefHeading___Toc2843_2880359664" w:tooltip="Ablaufplan">
             <w:r>
               <w:rPr>
                 <w:rStyle w:val="Verzeichnissprung"/>
@@ -3440,7 +3406,7 @@
             </w:tabs>
             <w:rPr/>
           </w:pPr>
-          <w:hyperlink w:anchor="__RefHeading___Toc2319_4281403534">
+          <w:hyperlink w:anchor="__RefHeading___Toc2319_4281403534" w:tooltip="Aufnahme des neuen Mitglieds">
             <w:r>
               <w:rPr>
                 <w:rStyle w:val="Verzeichnissprung"/>
@@ -3460,7 +3426,7 @@
             </w:tabs>
             <w:rPr/>
           </w:pPr>
-          <w:hyperlink w:anchor="__RefHeading___Toc2321_4281403534">
+          <w:hyperlink w:anchor="__RefHeading___Toc2321_4281403534" w:tooltip="Mitgliedsnummer erzeugen">
             <w:r>
               <w:rPr>
                 <w:rStyle w:val="Verzeichnissprung"/>
@@ -3480,7 +3446,7 @@
             </w:tabs>
             <w:rPr/>
           </w:pPr>
-          <w:hyperlink w:anchor="__RefHeading___Toc2323_4281403534">
+          <w:hyperlink w:anchor="__RefHeading___Toc2323_4281403534" w:tooltip="Mandatsreferenz erstellen">
             <w:r>
               <w:rPr>
                 <w:rStyle w:val="Verzeichnissprung"/>
@@ -3500,7 +3466,7 @@
             </w:tabs>
             <w:rPr/>
           </w:pPr>
-          <w:hyperlink w:anchor="__RefHeading___Toc2325_4281403534">
+          <w:hyperlink w:anchor="__RefHeading___Toc2325_4281403534" w:tooltip="Mandatsdatum eintragen">
             <w:r>
               <w:rPr>
                 <w:rStyle w:val="Verzeichnissprung"/>
@@ -3520,7 +3486,7 @@
             </w:tabs>
             <w:rPr/>
           </w:pPr>
-          <w:hyperlink w:anchor="__RefHeading___Toc2327_4281403534">
+          <w:hyperlink w:anchor="__RefHeading___Toc2327_4281403534" w:tooltip="Neuzuordnung durchführen">
             <w:r>
               <w:rPr>
                 <w:rStyle w:val="Verzeichnissprung"/>
@@ -3540,7 +3506,7 @@
             </w:tabs>
             <w:rPr/>
           </w:pPr>
-          <w:hyperlink w:anchor="__RefHeading___Toc2329_4281403534">
+          <w:hyperlink w:anchor="__RefHeading___Toc2329_4281403534" w:tooltip="Beitragsberechnung">
             <w:r>
               <w:rPr>
                 <w:rStyle w:val="Verzeichnissprung"/>
@@ -3560,7 +3526,7 @@
             </w:tabs>
             <w:rPr/>
           </w:pPr>
-          <w:hyperlink w:anchor="__RefHeading___Toc2331_4281403534">
+          <w:hyperlink w:anchor="__RefHeading___Toc2331_4281403534" w:tooltip="Fälligkeitsdatum">
             <w:r>
               <w:rPr>
                 <w:rStyle w:val="Verzeichnissprung"/>
@@ -3580,7 +3546,7 @@
             </w:tabs>
             <w:rPr/>
           </w:pPr>
-          <w:hyperlink w:anchor="__RefHeading___Toc2333_4281403534">
+          <w:hyperlink w:anchor="__RefHeading___Toc2333_4281403534" w:tooltip="XML-Datei">
             <w:r>
               <w:rPr>
                 <w:rStyle w:val="Verzeichnissprung"/>
@@ -3600,7 +3566,7 @@
             </w:tabs>
             <w:rPr/>
           </w:pPr>
-          <w:hyperlink w:anchor="__RefHeading___Toc2335_4281403534">
+          <w:hyperlink w:anchor="__RefHeading___Toc2335_4281403534" w:tooltip="Vorabinformation">
             <w:r>
               <w:rPr>
                 <w:rStyle w:val="Verzeichnissprung"/>
@@ -3620,7 +3586,7 @@
             </w:tabs>
             <w:rPr/>
           </w:pPr>
-          <w:hyperlink w:anchor="__RefHeading___Toc2337_4281403534">
+          <w:hyperlink w:anchor="__RefHeading___Toc2337_4281403534" w:tooltip="Weitergabe der XML-Datei">
             <w:r>
               <w:rPr>
                 <w:rStyle w:val="Verzeichnissprung"/>
@@ -3640,7 +3606,7 @@
             </w:tabs>
             <w:rPr/>
           </w:pPr>
-          <w:hyperlink w:anchor="__RefHeading___Toc2339_4281403534">
+          <w:hyperlink w:anchor="__RefHeading___Toc2339_4281403534" w:tooltip="Abschluss einer Beitragsberechnung">
             <w:r>
               <w:rPr>
                 <w:rStyle w:val="Verzeichnissprung"/>
@@ -3661,7 +3627,7 @@
     </w:sdt>
     <w:p>
       <w:pPr>
-        <w:pStyle w:val="Verzeichnis"/>
+        <w:pStyle w:val="Verzeichnisuser"/>
         <w:rPr>
           <w:rFonts w:ascii="Arial" w:hAnsi="Arial"/>
           <w:sz w:val="20"/>
@@ -5046,14 +5012,7 @@
           <w:sz w:val="20"/>
           <w:szCs w:val="20"/>
         </w:rPr>
-        <w:t xml:space="preserve">, </w:t>
-      </w:r>
-      <w:r>
-        <w:rPr>
-          <w:sz w:val="20"/>
-          <w:szCs w:val="20"/>
-        </w:rPr>
-        <w:t>in einer vorhandenen Rolle einen Beitrag und einen Beitragszeitraum eintragen</w:t>
+        <w:t>, in einer vorhandenen Rolle einen Beitrag und einen Beitragszeitraum eintragen</w:t>
       </w:r>
       <w:ins w:id="18" w:author="Unbekannter Autor" w:date="2024-10-13T21:05:47Z">
         <w:r>
@@ -5233,7 +5192,7 @@
           <w:numId w:val="3"/>
         </w:numPr>
         <w:suppressAutoHyphens w:val="true"/>
-        <w:overflowPunct w:val="false"/>
+        <w:overflowPunct w:val="true"/>
         <w:bidi w:val="0"/>
         <w:spacing w:before="0" w:after="0"/>
         <w:jc w:val="both"/>
@@ -5261,7 +5220,7 @@
           <w:numId w:val="0"/>
         </w:numPr>
         <w:suppressAutoHyphens w:val="true"/>
-        <w:overflowPunct w:val="false"/>
+        <w:overflowPunct w:val="true"/>
         <w:bidi w:val="0"/>
         <w:spacing w:before="0" w:after="0"/>
         <w:ind w:hanging="0" w:left="0"/>
@@ -5294,7 +5253,7 @@
           <w:numId w:val="3"/>
         </w:numPr>
         <w:suppressAutoHyphens w:val="true"/>
-        <w:overflowPunct w:val="false"/>
+        <w:overflowPunct w:val="true"/>
         <w:ind w:hanging="0" w:left="0"/>
         <w:jc w:val="left"/>
         <w:rPr>
@@ -5329,6 +5288,8 @@
           <w:szCs w:val="20"/>
         </w:rPr>
       </w:pPr>
+      <w:bookmarkStart w:id="4" w:name="__RefHeading___Toc6072_3742836152"/>
+      <w:bookmarkEnd w:id="4"/>
       <w:del w:id="40" w:author="Unbekannter Autor" w:date="2024-10-13T20:59:42Z">
         <w:r>
           <w:rPr/>
@@ -5352,7 +5313,7 @@
           <w:numId w:val="3"/>
         </w:numPr>
         <w:suppressAutoHyphens w:val="true"/>
-        <w:overflowPunct w:val="false"/>
+        <w:overflowPunct w:val="true"/>
         <w:bidi w:val="0"/>
         <w:spacing w:before="0" w:after="120"/>
         <w:jc w:val="left"/>
@@ -5383,7 +5344,7 @@
           <w:numId w:val="3"/>
         </w:numPr>
         <w:suppressAutoHyphens w:val="true"/>
-        <w:overflowPunct w:val="false"/>
+        <w:overflowPunct w:val="true"/>
         <w:bidi w:val="0"/>
         <w:spacing w:before="0" w:after="0"/>
         <w:jc w:val="both"/>
@@ -5467,7 +5428,7 @@
           <w:numId w:val="3"/>
         </w:numPr>
         <w:suppressAutoHyphens w:val="true"/>
-        <w:overflowPunct w:val="false"/>
+        <w:overflowPunct w:val="true"/>
         <w:bidi w:val="0"/>
         <w:spacing w:before="0" w:after="0"/>
         <w:jc w:val="both"/>
@@ -5528,7 +5489,7 @@
           <w:numId w:val="3"/>
         </w:numPr>
         <w:suppressAutoHyphens w:val="true"/>
-        <w:overflowPunct w:val="false"/>
+        <w:overflowPunct w:val="true"/>
         <w:bidi w:val="0"/>
         <w:spacing w:before="0" w:after="0"/>
         <w:jc w:val="both"/>
@@ -5614,8 +5575,8 @@
           <w:ins w:id="62" w:author="Unbekannter Autor" w:date="2024-10-13T23:22:36Z"/>
         </w:rPr>
       </w:pPr>
-      <w:bookmarkStart w:id="4" w:name="__RefHeading___Toc6072_3742836152"/>
-      <w:bookmarkEnd w:id="4"/>
+      <w:bookmarkStart w:id="5" w:name="__RefHeading___Toc3683_4111828926"/>
+      <w:bookmarkEnd w:id="5"/>
       <w:r>
         <w:rPr/>
         <w:t>D</w:t>
@@ -5921,7 +5882,6 @@
         <w:jc w:val="both"/>
         <w:rPr>
           <w:del w:id="86" w:author="Unbekannter Autor" w:date="2024-10-13T23:22:25Z"/>
-          <w:rFonts w:ascii="Arial" w:hAnsi="Arial"/>
           <w:sz w:val="20"/>
           <w:szCs w:val="20"/>
         </w:rPr>
@@ -5968,10 +5928,7 @@
         </w:rPr>
       </w:pPr>
       <w:r>
-        <w:rPr>
-          <w:sz w:val="20"/>
-          <w:szCs w:val="20"/>
-        </w:rPr>
+        <w:rPr/>
         <w:t xml:space="preserve">Dieser Installationsprozess besteht aus zwei Durchgängen: </w:t>
       </w:r>
       <w:r>
@@ -5983,7 +5940,7 @@
         <w:pStyle w:val="Normal"/>
         <w:widowControl/>
         <w:suppressAutoHyphens w:val="true"/>
-        <w:overflowPunct w:val="false"/>
+        <w:overflowPunct w:val="true"/>
         <w:bidi w:val="0"/>
         <w:spacing w:before="0" w:after="0"/>
         <w:jc w:val="both"/>
@@ -6010,7 +5967,7 @@
         <w:pStyle w:val="Normal"/>
         <w:widowControl/>
         <w:suppressAutoHyphens w:val="true"/>
-        <w:overflowPunct w:val="false"/>
+        <w:overflowPunct w:val="true"/>
         <w:bidi w:val="0"/>
         <w:spacing w:before="0" w:after="0"/>
         <w:jc w:val="both"/>
@@ -6655,8 +6612,8 @@
           <w:szCs w:val="20"/>
         </w:rPr>
       </w:pPr>
-      <w:bookmarkStart w:id="5" w:name="__RefHeading___Toc4936_1485555939_Kopie_"/>
-      <w:bookmarkEnd w:id="5"/>
+      <w:bookmarkStart w:id="6" w:name="__RefHeading___Toc4936_1485555939_Kopie_"/>
+      <w:bookmarkEnd w:id="6"/>
       <w:r>
         <w:rPr/>
         <w:t>Der</w:t>
@@ -7247,8 +7204,8 @@
           <w:rFonts w:ascii="Arial" w:hAnsi="Arial"/>
         </w:rPr>
       </w:pPr>
-      <w:bookmarkStart w:id="6" w:name="__RefHeading___Toc6412_1485555939"/>
-      <w:bookmarkEnd w:id="6"/>
+      <w:bookmarkStart w:id="7" w:name="__RefHeading___Toc6412_1485555939"/>
+      <w:bookmarkEnd w:id="7"/>
       <w:r>
         <w:rPr/>
         <w:t>Die ersten Grundeinstellungen</w:t>
@@ -7343,8 +7300,8 @@
         <w:spacing w:before="140" w:after="120"/>
         <w:rPr/>
       </w:pPr>
-      <w:bookmarkStart w:id="7" w:name="__RefHeading___Toc2290_2139416701"/>
-      <w:bookmarkEnd w:id="7"/>
+      <w:bookmarkStart w:id="8" w:name="__RefHeading___Toc2290_2139416701"/>
+      <w:bookmarkEnd w:id="8"/>
       <w:r>
         <w:rPr/>
         <w:t>Beitragseinstellungen</w:t>
@@ -7447,8 +7404,8 @@
         </w:numPr>
         <w:rPr/>
       </w:pPr>
-      <w:bookmarkStart w:id="8" w:name="__RefHeading___Toc2292_2139416701"/>
-      <w:bookmarkEnd w:id="8"/>
+      <w:bookmarkStart w:id="9" w:name="__RefHeading___Toc2292_2139416701"/>
+      <w:bookmarkEnd w:id="9"/>
       <w:r>
         <w:rPr/>
         <w:t>Kontodaten</w:t>
@@ -7546,8 +7503,8 @@
         <w:spacing w:before="140" w:after="120"/>
         <w:rPr/>
       </w:pPr>
-      <w:bookmarkStart w:id="9" w:name="__RefHeading___Toc2294_2139416701"/>
-      <w:bookmarkEnd w:id="9"/>
+      <w:bookmarkStart w:id="10" w:name="__RefHeading___Toc2294_2139416701"/>
+      <w:bookmarkEnd w:id="10"/>
       <w:r>
         <w:rPr/>
         <w:t>Mandatsverwaltung</w:t>
@@ -7666,8 +7623,8 @@
         </w:numPr>
         <w:rPr/>
       </w:pPr>
-      <w:bookmarkStart w:id="10" w:name="__RefHeading___Toc2296_2139416701"/>
-      <w:bookmarkEnd w:id="10"/>
+      <w:bookmarkStart w:id="11" w:name="__RefHeading___Toc2296_2139416701"/>
+      <w:bookmarkEnd w:id="11"/>
       <w:r>
         <w:rPr/>
         <w:t>Ansichtsdefinitionen</w:t>
@@ -7880,7 +7837,7 @@
           <w:numId w:val="0"/>
         </w:numPr>
         <w:suppressAutoHyphens w:val="true"/>
-        <w:overflowPunct w:val="false"/>
+        <w:overflowPunct w:val="true"/>
         <w:ind w:hanging="0" w:left="0"/>
         <w:jc w:val="both"/>
         <w:rPr/>
@@ -7903,8 +7860,8 @@
         <w:jc w:val="both"/>
         <w:rPr/>
       </w:pPr>
-      <w:bookmarkStart w:id="11" w:name="__RefHeading___Toc18797_986433141"/>
-      <w:bookmarkEnd w:id="11"/>
+      <w:bookmarkStart w:id="12" w:name="__RefHeading___Toc18797_986433141"/>
+      <w:bookmarkEnd w:id="12"/>
       <w:r>
         <w:rPr/>
         <w:t>Testen der Grundfunktionen</w:t>
@@ -7994,8 +7951,8 @@
         <w:jc w:val="both"/>
         <w:rPr/>
       </w:pPr>
-      <w:bookmarkStart w:id="12" w:name="__RefHeading___Toc18799_986433141"/>
-      <w:bookmarkEnd w:id="12"/>
+      <w:bookmarkStart w:id="13" w:name="__RefHeading___Toc18799_986433141"/>
+      <w:bookmarkEnd w:id="13"/>
       <w:r>
         <w:rPr/>
         <w:t>Die Ansichten</w:t>
@@ -9726,8 +9683,8 @@
         </w:numPr>
         <w:rPr/>
       </w:pPr>
-      <w:bookmarkStart w:id="13" w:name="__RefHeading___Toc18801_986433141"/>
-      <w:bookmarkEnd w:id="13"/>
+      <w:bookmarkStart w:id="14" w:name="__RefHeading___Toc18801_986433141"/>
+      <w:bookmarkEnd w:id="14"/>
       <w:r>
         <w:rPr/>
         <w:t>Beitragsberechnung</w:t>
@@ -10341,10 +10298,10 @@
           <w:szCs w:val="20"/>
         </w:rPr>
       </w:pPr>
-      <w:bookmarkStart w:id="14" w:name="__RefHeading___Toc5445_3319094778"/>
-      <w:bookmarkStart w:id="15" w:name="update"/>
-      <w:bookmarkEnd w:id="14"/>
+      <w:bookmarkStart w:id="15" w:name="__RefHeading___Toc5445_3319094778"/>
+      <w:bookmarkStart w:id="16" w:name="update"/>
       <w:bookmarkEnd w:id="15"/>
+      <w:bookmarkEnd w:id="16"/>
       <w:r>
         <w:rPr/>
         <w:t>Update</w:t>
@@ -10734,8 +10691,8 @@
         <w:spacing w:before="0" w:after="120"/>
         <w:rPr/>
       </w:pPr>
-      <w:bookmarkStart w:id="16" w:name="__RefHeading___Toc1909_1567046155"/>
-      <w:bookmarkEnd w:id="16"/>
+      <w:bookmarkStart w:id="17" w:name="__RefHeading___Toc1909_1567046155"/>
+      <w:bookmarkEnd w:id="17"/>
       <w:r>
         <w:rPr>
           <w:rFonts w:ascii="Arial" w:hAnsi="Arial"/>
@@ -11053,8 +11010,8 @@
           <w:rFonts w:ascii="Arial" w:hAnsi="Arial"/>
         </w:rPr>
       </w:pPr>
-      <w:bookmarkStart w:id="17" w:name="__RefHeading___Toc1202_2975391565"/>
-      <w:bookmarkEnd w:id="17"/>
+      <w:bookmarkStart w:id="18" w:name="__RefHeading___Toc1202_2975391565"/>
+      <w:bookmarkEnd w:id="18"/>
       <w:r>
         <w:rPr/>
         <w:t>Menü Beiträge</w:t>
@@ -11169,8 +11126,8 @@
           <w:rFonts w:ascii="Arial" w:hAnsi="Arial"/>
         </w:rPr>
       </w:pPr>
-      <w:bookmarkStart w:id="18" w:name="__RefHeading___Toc1216_2975391565"/>
-      <w:bookmarkEnd w:id="18"/>
+      <w:bookmarkStart w:id="19" w:name="__RefHeading___Toc1216_2975391565"/>
+      <w:bookmarkEnd w:id="19"/>
       <w:r>
         <w:rPr>
           <w:rFonts w:ascii="Arial" w:hAnsi="Arial"/>
@@ -11293,8 +11250,8 @@
           <w:rFonts w:ascii="Arial" w:hAnsi="Arial"/>
         </w:rPr>
       </w:pPr>
-      <w:bookmarkStart w:id="19" w:name="__RefHeading___Toc1222_2975391565"/>
-      <w:bookmarkEnd w:id="19"/>
+      <w:bookmarkStart w:id="20" w:name="__RefHeading___Toc1222_2975391565"/>
+      <w:bookmarkEnd w:id="20"/>
       <w:r>
         <w:rPr>
           <w:rFonts w:ascii="Arial" w:hAnsi="Arial"/>
@@ -11410,8 +11367,8 @@
           <w:rFonts w:ascii="Arial" w:hAnsi="Arial"/>
         </w:rPr>
       </w:pPr>
-      <w:bookmarkStart w:id="20" w:name="__RefHeading___Toc1228_2975391565"/>
-      <w:bookmarkEnd w:id="20"/>
+      <w:bookmarkStart w:id="21" w:name="__RefHeading___Toc1228_2975391565"/>
+      <w:bookmarkEnd w:id="21"/>
       <w:r>
         <w:rPr/>
         <w:t>Menü Optionen</w:t>
@@ -11547,8 +11504,8 @@
           <w:rFonts w:ascii="Arial" w:hAnsi="Arial"/>
         </w:rPr>
       </w:pPr>
-      <w:bookmarkStart w:id="21" w:name="__RefHeading___Toc1240_2975391565"/>
-      <w:bookmarkEnd w:id="21"/>
+      <w:bookmarkStart w:id="22" w:name="__RefHeading___Toc1240_2975391565"/>
+      <w:bookmarkEnd w:id="22"/>
       <w:r>
         <w:rPr/>
         <w:t>Menü Einstellungen</w:t>
@@ -11903,8 +11860,8 @@
           <w:rFonts w:ascii="Arial" w:hAnsi="Arial"/>
         </w:rPr>
       </w:pPr>
-      <w:bookmarkStart w:id="22" w:name="__RefHeading___Toc1013_517622172"/>
-      <w:bookmarkEnd w:id="22"/>
+      <w:bookmarkStart w:id="23" w:name="__RefHeading___Toc1013_517622172"/>
+      <w:bookmarkEnd w:id="23"/>
       <w:r>
         <w:rPr/>
         <w:t>Altersgestaffelte Rollen</w:t>
@@ -11935,8 +11892,8 @@
           <w:szCs w:val="20"/>
         </w:rPr>
       </w:pPr>
-      <w:bookmarkStart w:id="23" w:name="__RefHeading___Toc1911_1567046155"/>
-      <w:bookmarkEnd w:id="23"/>
+      <w:bookmarkStart w:id="24" w:name="__RefHeading___Toc1911_1567046155"/>
+      <w:bookmarkEnd w:id="24"/>
       <w:r>
         <w:rPr/>
         <w:t>Grundlagen</w:t>
@@ -12539,8 +12496,8 @@
           <w:rFonts w:ascii="Arial" w:hAnsi="Arial"/>
         </w:rPr>
       </w:pPr>
-      <w:bookmarkStart w:id="24" w:name="__RefHeading___Toc1913_1567046155"/>
-      <w:bookmarkEnd w:id="24"/>
+      <w:bookmarkStart w:id="25" w:name="__RefHeading___Toc1913_1567046155"/>
+      <w:bookmarkEnd w:id="25"/>
       <w:r>
         <w:rPr/>
         <w:t>Anwendung</w:t>
@@ -12592,8 +12549,8 @@
         <w:jc w:val="both"/>
         <w:rPr/>
       </w:pPr>
-      <w:bookmarkStart w:id="25" w:name="__RefHeading___Toc1917_1567046155"/>
-      <w:bookmarkEnd w:id="25"/>
+      <w:bookmarkStart w:id="26" w:name="__RefHeading___Toc1917_1567046155"/>
+      <w:bookmarkEnd w:id="26"/>
       <w:r>
         <w:rPr>
           <w:sz w:val="20"/>
@@ -12697,8 +12654,8 @@
         <w:jc w:val="both"/>
         <w:rPr/>
       </w:pPr>
-      <w:bookmarkStart w:id="26" w:name="__RefHeading___Toc1919_1567046155"/>
-      <w:bookmarkEnd w:id="26"/>
+      <w:bookmarkStart w:id="27" w:name="__RefHeading___Toc1919_1567046155"/>
+      <w:bookmarkEnd w:id="27"/>
       <w:r>
         <w:rPr>
           <w:sz w:val="20"/>
@@ -12805,7 +12762,7 @@
           <w:numId w:val="0"/>
         </w:numPr>
         <w:suppressAutoHyphens w:val="true"/>
-        <w:overflowPunct w:val="false"/>
+        <w:overflowPunct w:val="true"/>
         <w:bidi w:val="0"/>
         <w:ind w:hanging="0" w:left="0"/>
         <w:jc w:val="left"/>
@@ -12908,7 +12865,7 @@
           <w:numId w:val="0"/>
         </w:numPr>
         <w:suppressAutoHyphens w:val="true"/>
-        <w:overflowPunct w:val="false"/>
+        <w:overflowPunct w:val="true"/>
         <w:bidi w:val="0"/>
         <w:ind w:hanging="0" w:left="0"/>
         <w:jc w:val="left"/>
@@ -12932,8 +12889,8 @@
           <w:rFonts w:ascii="Arial" w:hAnsi="Arial"/>
         </w:rPr>
       </w:pPr>
-      <w:bookmarkStart w:id="27" w:name="__RefHeading___Toc1204_2975391565"/>
-      <w:bookmarkEnd w:id="27"/>
+      <w:bookmarkStart w:id="28" w:name="__RefHeading___Toc1204_2975391565"/>
+      <w:bookmarkEnd w:id="28"/>
       <w:r>
         <w:rPr/>
         <w:t>Neuzuordnung altersgestaffelte Rollen</w:t>
@@ -13159,8 +13116,8 @@
           <w:szCs w:val="20"/>
         </w:rPr>
       </w:pPr>
-      <w:bookmarkStart w:id="28" w:name="__RefHeading___Toc1921_1567046155"/>
-      <w:bookmarkEnd w:id="28"/>
+      <w:bookmarkStart w:id="29" w:name="__RefHeading___Toc1921_1567046155"/>
+      <w:bookmarkEnd w:id="29"/>
       <w:r>
         <w:rPr>
           <w:sz w:val="20"/>
@@ -13212,8 +13169,8 @@
           <w:rFonts w:ascii="Arial" w:hAnsi="Arial"/>
         </w:rPr>
       </w:pPr>
-      <w:bookmarkStart w:id="29" w:name="__RefHeading___Toc1845_2317245886"/>
-      <w:bookmarkEnd w:id="29"/>
+      <w:bookmarkStart w:id="30" w:name="__RefHeading___Toc1845_2317245886"/>
+      <w:bookmarkEnd w:id="30"/>
       <w:r>
         <w:rPr/>
         <w:t>Referenzzeitpunkt/Monatsversatz</w:t>
@@ -13341,8 +13298,8 @@
           <w:rFonts w:ascii="Arial" w:hAnsi="Arial"/>
         </w:rPr>
       </w:pPr>
-      <w:bookmarkStart w:id="30" w:name="__RefHeading___Toc1923_1567046155"/>
-      <w:bookmarkEnd w:id="30"/>
+      <w:bookmarkStart w:id="31" w:name="__RefHeading___Toc1923_1567046155"/>
+      <w:bookmarkEnd w:id="31"/>
       <w:r>
         <w:rPr/>
         <w:t>Familienrollen</w:t>
@@ -13372,8 +13329,8 @@
           <w:rFonts w:ascii="Arial" w:hAnsi="Arial"/>
         </w:rPr>
       </w:pPr>
-      <w:bookmarkStart w:id="31" w:name="__RefHeading___Toc1925_1567046155"/>
-      <w:bookmarkEnd w:id="31"/>
+      <w:bookmarkStart w:id="32" w:name="__RefHeading___Toc1925_1567046155"/>
+      <w:bookmarkEnd w:id="32"/>
       <w:r>
         <w:rPr/>
         <w:t>Grundlagen</w:t>
@@ -13745,8 +13702,8 @@
           <w:rFonts w:ascii="Arial" w:hAnsi="Arial"/>
         </w:rPr>
       </w:pPr>
-      <w:bookmarkStart w:id="32" w:name="__RefHeading___Toc1891_3092496962"/>
-      <w:bookmarkEnd w:id="32"/>
+      <w:bookmarkStart w:id="33" w:name="__RefHeading___Toc1891_3092496962"/>
+      <w:bookmarkEnd w:id="33"/>
       <w:r>
         <w:rPr/>
         <w:t>Anwendung</w:t>
@@ -14223,8 +14180,8 @@
         </w:numPr>
         <w:rPr/>
       </w:pPr>
-      <w:bookmarkStart w:id="33" w:name="__RefHeading___Toc2073_3127355303"/>
-      <w:bookmarkEnd w:id="33"/>
+      <w:bookmarkStart w:id="34" w:name="__RefHeading___Toc2073_3127355303"/>
+      <w:bookmarkEnd w:id="34"/>
       <w:r>
         <w:rPr/>
         <w:t>Zahlungspflichtiger</w:t>
@@ -14453,8 +14410,8 @@
           <w:rFonts w:ascii="Arial" w:hAnsi="Arial"/>
         </w:rPr>
       </w:pPr>
-      <w:bookmarkStart w:id="34" w:name="__RefHeading___Toc1142_2735614071"/>
-      <w:bookmarkEnd w:id="34"/>
+      <w:bookmarkStart w:id="35" w:name="__RefHeading___Toc1142_2735614071"/>
+      <w:bookmarkEnd w:id="35"/>
       <w:r>
         <w:rPr/>
         <w:t>Multiplikatorrollen</w:t>
@@ -14765,8 +14722,8 @@
           <w:rFonts w:ascii="Arial" w:hAnsi="Arial"/>
         </w:rPr>
       </w:pPr>
-      <w:bookmarkStart w:id="35" w:name="__RefHeading___Toc1017_517622172"/>
-      <w:bookmarkEnd w:id="35"/>
+      <w:bookmarkStart w:id="36" w:name="__RefHeading___Toc1017_517622172"/>
+      <w:bookmarkEnd w:id="36"/>
       <w:r>
         <w:rPr/>
         <w:t>Festbeitragsrollen</w:t>
@@ -14794,8 +14751,8 @@
           <w:rFonts w:ascii="Arial" w:hAnsi="Arial"/>
         </w:rPr>
       </w:pPr>
-      <w:bookmarkStart w:id="36" w:name="__RefHeading___Toc2016_223011361"/>
-      <w:bookmarkEnd w:id="36"/>
+      <w:bookmarkStart w:id="37" w:name="__RefHeading___Toc2016_223011361"/>
+      <w:bookmarkEnd w:id="37"/>
       <w:r>
         <w:rPr/>
         <w:t>Grundlagen</w:t>
@@ -15075,8 +15032,8 @@
         <w:jc w:val="both"/>
         <w:rPr/>
       </w:pPr>
-      <w:bookmarkStart w:id="37" w:name="__RefHeading___Toc2018_223011361"/>
-      <w:bookmarkEnd w:id="37"/>
+      <w:bookmarkStart w:id="38" w:name="__RefHeading___Toc2018_223011361"/>
+      <w:bookmarkEnd w:id="38"/>
       <w:r>
         <w:rPr/>
         <w:t>Anwendung</w:t>
@@ -15105,8 +15062,8 @@
         <w:jc w:val="both"/>
         <w:rPr/>
       </w:pPr>
-      <w:bookmarkStart w:id="38" w:name="__RefHeading___Toc1262_2975391565"/>
-      <w:bookmarkEnd w:id="38"/>
+      <w:bookmarkStart w:id="39" w:name="__RefHeading___Toc1262_2975391565"/>
+      <w:bookmarkEnd w:id="39"/>
       <w:r>
         <w:rPr/>
         <w:t xml:space="preserve">Über </w:t>
@@ -15232,7 +15189,7 @@
           <w:numId w:val="0"/>
         </w:numPr>
         <w:suppressAutoHyphens w:val="true"/>
-        <w:overflowPunct w:val="false"/>
+        <w:overflowPunct w:val="true"/>
         <w:ind w:hanging="0" w:left="0"/>
         <w:jc w:val="left"/>
         <w:rPr>
@@ -15260,8 +15217,8 @@
           <w:rFonts w:ascii="Arial" w:hAnsi="Arial"/>
         </w:rPr>
       </w:pPr>
-      <w:bookmarkStart w:id="39" w:name="__RefHeading___Toc2176_987512190"/>
-      <w:bookmarkEnd w:id="39"/>
+      <w:bookmarkStart w:id="40" w:name="__RefHeading___Toc2176_987512190"/>
+      <w:bookmarkEnd w:id="40"/>
       <w:r>
         <w:rPr/>
         <w:t>Individualbeiträge</w:t>
@@ -15276,7 +15233,7 @@
           <w:numId w:val="0"/>
         </w:numPr>
         <w:suppressAutoHyphens w:val="true"/>
-        <w:overflowPunct w:val="false"/>
+        <w:overflowPunct w:val="true"/>
         <w:ind w:hanging="0" w:left="0"/>
         <w:jc w:val="left"/>
         <w:rPr>
@@ -15298,8 +15255,8 @@
           <w:rFonts w:ascii="Arial" w:hAnsi="Arial"/>
         </w:rPr>
       </w:pPr>
-      <w:bookmarkStart w:id="40" w:name="__RefHeading___Toc2016_2230113612"/>
-      <w:bookmarkEnd w:id="40"/>
+      <w:bookmarkStart w:id="41" w:name="__RefHeading___Toc2016_2230113612"/>
+      <w:bookmarkEnd w:id="41"/>
       <w:r>
         <w:rPr/>
         <w:t>Grundlagen</w:t>
@@ -15618,7 +15575,7 @@
           <w:numId w:val="3"/>
         </w:numPr>
         <w:suppressAutoHyphens w:val="true"/>
-        <w:overflowPunct w:val="false"/>
+        <w:overflowPunct w:val="true"/>
         <w:ind w:hanging="0" w:left="0"/>
         <w:jc w:val="left"/>
         <w:rPr>
@@ -15640,13 +15597,13 @@
           <w:numId w:val="3"/>
         </w:numPr>
         <w:suppressAutoHyphens w:val="true"/>
-        <w:overflowPunct w:val="false"/>
+        <w:overflowPunct w:val="true"/>
         <w:ind w:hanging="0" w:left="0"/>
         <w:jc w:val="both"/>
         <w:rPr/>
       </w:pPr>
-      <w:bookmarkStart w:id="41" w:name="__RefHeading___Toc2018_2230113612"/>
-      <w:bookmarkEnd w:id="41"/>
+      <w:bookmarkStart w:id="42" w:name="__RefHeading___Toc2018_2230113612"/>
+      <w:bookmarkEnd w:id="42"/>
       <w:r>
         <w:rPr/>
         <w:t>Anwendung</w:t>
@@ -15661,7 +15618,7 @@
           <w:numId w:val="0"/>
         </w:numPr>
         <w:suppressAutoHyphens w:val="true"/>
-        <w:overflowPunct w:val="false"/>
+        <w:overflowPunct w:val="true"/>
         <w:ind w:hanging="0" w:left="0"/>
         <w:jc w:val="both"/>
         <w:rPr/>
@@ -15679,7 +15636,7 @@
           <w:numId w:val="0"/>
         </w:numPr>
         <w:suppressAutoHyphens w:val="true"/>
-        <w:overflowPunct w:val="false"/>
+        <w:overflowPunct w:val="true"/>
         <w:ind w:hanging="0" w:left="0"/>
         <w:jc w:val="both"/>
         <w:rPr/>
@@ -15716,8 +15673,8 @@
         <w:jc w:val="both"/>
         <w:rPr/>
       </w:pPr>
-      <w:bookmarkStart w:id="42" w:name="__RefHeading___Toc2170_2179209565"/>
-      <w:bookmarkEnd w:id="42"/>
+      <w:bookmarkStart w:id="43" w:name="__RefHeading___Toc2170_2179209565"/>
+      <w:bookmarkEnd w:id="43"/>
       <w:r>
         <w:rPr/>
         <w:t>Grundbetrag</w:t>
@@ -15732,7 +15689,7 @@
           <w:numId w:val="0"/>
         </w:numPr>
         <w:suppressAutoHyphens w:val="true"/>
-        <w:overflowPunct w:val="false"/>
+        <w:overflowPunct w:val="true"/>
         <w:ind w:hanging="0" w:left="0"/>
         <w:jc w:val="both"/>
         <w:rPr/>
@@ -15786,7 +15743,7 @@
           <w:numId w:val="22"/>
         </w:numPr>
         <w:suppressAutoHyphens w:val="true"/>
-        <w:overflowPunct w:val="false"/>
+        <w:overflowPunct w:val="true"/>
         <w:jc w:val="both"/>
         <w:rPr/>
       </w:pPr>
@@ -15823,7 +15780,7 @@
           <w:numId w:val="22"/>
         </w:numPr>
         <w:suppressAutoHyphens w:val="true"/>
-        <w:overflowPunct w:val="false"/>
+        <w:overflowPunct w:val="true"/>
         <w:jc w:val="both"/>
         <w:rPr/>
       </w:pPr>
@@ -15860,7 +15817,7 @@
           <w:numId w:val="0"/>
         </w:numPr>
         <w:suppressAutoHyphens w:val="true"/>
-        <w:overflowPunct w:val="false"/>
+        <w:overflowPunct w:val="true"/>
         <w:ind w:hanging="0" w:left="0"/>
         <w:jc w:val="both"/>
         <w:rPr/>
@@ -15898,7 +15855,7 @@
           <w:numId w:val="0"/>
         </w:numPr>
         <w:suppressAutoHyphens w:val="true"/>
-        <w:overflowPunct w:val="false"/>
+        <w:overflowPunct w:val="true"/>
         <w:ind w:hanging="0" w:left="0"/>
         <w:jc w:val="both"/>
         <w:rPr>
@@ -15918,7 +15875,7 @@
           <w:numId w:val="0"/>
         </w:numPr>
         <w:suppressAutoHyphens w:val="true"/>
-        <w:overflowPunct w:val="false"/>
+        <w:overflowPunct w:val="true"/>
         <w:ind w:hanging="0" w:left="0"/>
         <w:jc w:val="both"/>
         <w:rPr/>
@@ -15940,7 +15897,7 @@
           <w:numId w:val="0"/>
         </w:numPr>
         <w:suppressAutoHyphens w:val="true"/>
-        <w:overflowPunct w:val="false"/>
+        <w:overflowPunct w:val="true"/>
         <w:ind w:hanging="0" w:left="0"/>
         <w:jc w:val="both"/>
         <w:rPr/>
@@ -15996,7 +15953,7 @@
           <w:numId w:val="0"/>
         </w:numPr>
         <w:suppressAutoHyphens w:val="true"/>
-        <w:overflowPunct w:val="false"/>
+        <w:overflowPunct w:val="true"/>
         <w:spacing w:before="140" w:after="120"/>
         <w:ind w:hanging="0" w:left="0"/>
         <w:jc w:val="both"/>
@@ -16020,8 +15977,8 @@
         <w:jc w:val="both"/>
         <w:rPr/>
       </w:pPr>
-      <w:bookmarkStart w:id="43" w:name="__RefHeading___Toc2172_2179209565"/>
-      <w:bookmarkEnd w:id="43"/>
+      <w:bookmarkStart w:id="44" w:name="__RefHeading___Toc2172_2179209565"/>
+      <w:bookmarkEnd w:id="44"/>
       <w:r>
         <w:rPr/>
         <w:t>Verbrauchsbetrag</w:t>
@@ -16036,7 +15993,7 @@
           <w:numId w:val="0"/>
         </w:numPr>
         <w:suppressAutoHyphens w:val="true"/>
-        <w:overflowPunct w:val="false"/>
+        <w:overflowPunct w:val="true"/>
         <w:ind w:hanging="0" w:left="0"/>
         <w:jc w:val="both"/>
         <w:rPr/>
@@ -16090,7 +16047,7 @@
           <w:numId w:val="23"/>
         </w:numPr>
         <w:suppressAutoHyphens w:val="true"/>
-        <w:overflowPunct w:val="false"/>
+        <w:overflowPunct w:val="true"/>
         <w:jc w:val="both"/>
         <w:rPr/>
       </w:pPr>
@@ -16127,7 +16084,7 @@
           <w:numId w:val="23"/>
         </w:numPr>
         <w:suppressAutoHyphens w:val="true"/>
-        <w:overflowPunct w:val="false"/>
+        <w:overflowPunct w:val="true"/>
         <w:jc w:val="both"/>
         <w:rPr/>
       </w:pPr>
@@ -16164,7 +16121,7 @@
           <w:numId w:val="23"/>
         </w:numPr>
         <w:suppressAutoHyphens w:val="true"/>
-        <w:overflowPunct w:val="false"/>
+        <w:overflowPunct w:val="true"/>
         <w:jc w:val="both"/>
         <w:rPr/>
       </w:pPr>
@@ -16203,7 +16160,7 @@
           <w:numId w:val="0"/>
         </w:numPr>
         <w:suppressAutoHyphens w:val="true"/>
-        <w:overflowPunct w:val="false"/>
+        <w:overflowPunct w:val="true"/>
         <w:ind w:hanging="0" w:left="0"/>
         <w:jc w:val="both"/>
         <w:rPr>
@@ -16223,7 +16180,7 @@
           <w:numId w:val="0"/>
         </w:numPr>
         <w:suppressAutoHyphens w:val="true"/>
-        <w:overflowPunct w:val="false"/>
+        <w:overflowPunct w:val="true"/>
         <w:ind w:hanging="0" w:left="0"/>
         <w:jc w:val="both"/>
         <w:rPr/>
@@ -16245,7 +16202,7 @@
           <w:numId w:val="0"/>
         </w:numPr>
         <w:suppressAutoHyphens w:val="true"/>
-        <w:overflowPunct w:val="false"/>
+        <w:overflowPunct w:val="true"/>
         <w:ind w:hanging="0" w:left="0"/>
         <w:jc w:val="both"/>
         <w:rPr/>
@@ -16287,7 +16244,7 @@
           <w:numId w:val="0"/>
         </w:numPr>
         <w:suppressAutoHyphens w:val="true"/>
-        <w:overflowPunct w:val="false"/>
+        <w:overflowPunct w:val="true"/>
         <w:ind w:hanging="0" w:left="0"/>
         <w:jc w:val="left"/>
         <w:rPr>
@@ -16312,7 +16269,7 @@
           <w:numId w:val="0"/>
         </w:numPr>
         <w:suppressAutoHyphens w:val="true"/>
-        <w:overflowPunct w:val="false"/>
+        <w:overflowPunct w:val="true"/>
         <w:ind w:hanging="0" w:left="0"/>
         <w:jc w:val="center"/>
         <w:rPr>
@@ -16379,7 +16336,7 @@
           <w:numId w:val="0"/>
         </w:numPr>
         <w:suppressAutoHyphens w:val="true"/>
-        <w:overflowPunct w:val="false"/>
+        <w:overflowPunct w:val="true"/>
         <w:bidi w:val="0"/>
         <w:ind w:hanging="0" w:left="0"/>
         <w:jc w:val="left"/>
@@ -16409,8 +16366,8 @@
         <w:spacing w:before="0" w:after="120"/>
         <w:rPr/>
       </w:pPr>
-      <w:bookmarkStart w:id="44" w:name="__RefHeading___Toc1927_1567046155"/>
-      <w:bookmarkEnd w:id="44"/>
+      <w:bookmarkStart w:id="45" w:name="__RefHeading___Toc1927_1567046155"/>
+      <w:bookmarkEnd w:id="45"/>
       <w:r>
         <w:rPr/>
         <w:t>Beitragsberechnung</w:t>
@@ -16444,8 +16401,8 @@
           <w:szCs w:val="20"/>
         </w:rPr>
       </w:pPr>
-      <w:bookmarkStart w:id="45" w:name="__RefHeading___Toc1929_1567046155"/>
-      <w:bookmarkEnd w:id="45"/>
+      <w:bookmarkStart w:id="46" w:name="__RefHeading___Toc1929_1567046155"/>
+      <w:bookmarkEnd w:id="46"/>
       <w:r>
         <w:rPr/>
         <w:t>Beitrag und Beitragszeitraum</w:t>
@@ -16695,8 +16652,8 @@
         </w:numPr>
         <w:rPr/>
       </w:pPr>
-      <w:bookmarkStart w:id="46" w:name="__RefHeading___Toc2075_3127355303"/>
-      <w:bookmarkEnd w:id="46"/>
+      <w:bookmarkStart w:id="47" w:name="__RefHeading___Toc2075_3127355303"/>
+      <w:bookmarkEnd w:id="47"/>
       <w:r>
         <w:rPr/>
         <w:t>Anteilige Beitragsberechnung</w:t>
@@ -17567,8 +17524,8 @@
         </w:numPr>
         <w:rPr/>
       </w:pPr>
-      <w:bookmarkStart w:id="47" w:name="__RefHeading___Toc2077_3127355303"/>
-      <w:bookmarkEnd w:id="47"/>
+      <w:bookmarkStart w:id="48" w:name="__RefHeading___Toc2077_3127355303"/>
+      <w:bookmarkEnd w:id="48"/>
       <w:r>
         <w:rPr/>
         <w:t>Anteilige Beitragsberechnung von Familienrollen</w:t>
@@ -17774,8 +17731,8 @@
           <w:rFonts w:ascii="Arial" w:hAnsi="Arial"/>
         </w:rPr>
       </w:pPr>
-      <w:bookmarkStart w:id="48" w:name="__RefHeading___Toc1208_2975391565"/>
-      <w:bookmarkEnd w:id="48"/>
+      <w:bookmarkStart w:id="49" w:name="__RefHeading___Toc1208_2975391565"/>
+      <w:bookmarkEnd w:id="49"/>
       <w:r>
         <w:rPr/>
         <w:t>Neuberechnung</w:t>
@@ -18060,8 +18017,8 @@
           <w:rFonts w:ascii="Arial" w:hAnsi="Arial"/>
         </w:rPr>
       </w:pPr>
-      <w:bookmarkStart w:id="49" w:name="__RefHeading___Toc1208_29753915651"/>
-      <w:bookmarkEnd w:id="49"/>
+      <w:bookmarkStart w:id="50" w:name="__RefHeading___Toc1208_29753915651"/>
+      <w:bookmarkEnd w:id="50"/>
       <w:r>
         <w:rPr/>
         <w:t>Individualbeiträge</w:t>
@@ -18565,8 +18522,8 @@
           <w:rFonts w:ascii="Arial" w:hAnsi="Arial"/>
         </w:rPr>
       </w:pPr>
-      <w:bookmarkStart w:id="50" w:name="__RefHeading___Toc1210_2975391565"/>
-      <w:bookmarkEnd w:id="50"/>
+      <w:bookmarkStart w:id="51" w:name="__RefHeading___Toc1210_2975391565"/>
+      <w:bookmarkEnd w:id="51"/>
       <w:r>
         <w:rPr/>
         <w:t>Beitragszahlungen</w:t>
@@ -19221,8 +19178,8 @@
         </w:numPr>
         <w:rPr/>
       </w:pPr>
-      <w:bookmarkStart w:id="51" w:name="__RefHeading___Toc2667_3467788463"/>
-      <w:bookmarkEnd w:id="51"/>
+      <w:bookmarkStart w:id="52" w:name="__RefHeading___Toc2667_3467788463"/>
+      <w:bookmarkEnd w:id="52"/>
       <w:r>
         <w:rPr/>
         <w:t>Zahlungserinnerung</w:t>
@@ -19515,8 +19472,8 @@
           <w:rFonts w:ascii="Arial" w:hAnsi="Arial"/>
         </w:rPr>
       </w:pPr>
-      <w:bookmarkStart w:id="52" w:name="__RefHeading___Toc1931_1567046155_Kopie1"/>
-      <w:bookmarkEnd w:id="52"/>
+      <w:bookmarkStart w:id="53" w:name="__RefHeading___Toc1931_1567046155_Kopie1"/>
+      <w:bookmarkEnd w:id="53"/>
       <w:del w:id="136" w:author="Unbekannter Autor" w:date="2024-09-16T14:58:41Z">
         <w:r>
           <w:rPr/>
@@ -19634,7 +19591,7 @@
       <w:del w:id="142" w:author="Unbekannter Autor" w:date="2024-09-16T14:58:41Z">
         <w:r>
           <w:drawing>
-            <wp:anchor distT="0" distB="0" distL="0" distR="0" simplePos="0" relativeHeight="110" behindDoc="0" locked="0" layoutInCell="0" allowOverlap="1">
+            <wp:anchor distT="0" distB="0" distL="0" distR="0" simplePos="0" relativeHeight="109" behindDoc="0" locked="0" layoutInCell="0" allowOverlap="1">
               <wp:simplePos x="0" y="0"/>
               <wp:positionH relativeFrom="column">
                 <wp:posOffset>161925</wp:posOffset>
@@ -19749,7 +19706,7 @@
           <w:numId w:val="0"/>
         </w:numPr>
         <w:suppressAutoHyphens w:val="true"/>
-        <w:overflowPunct w:val="false"/>
+        <w:overflowPunct w:val="true"/>
         <w:ind w:hanging="0" w:left="0"/>
         <w:jc w:val="left"/>
         <w:rPr>
@@ -19759,7 +19716,7 @@
       <w:r>
         <w:rPr/>
         <w:drawing>
-          <wp:anchor distT="0" distB="0" distL="0" distR="0" simplePos="0" relativeHeight="109" behindDoc="0" locked="0" layoutInCell="0" allowOverlap="1">
+          <wp:anchor distT="0" distB="0" distL="0" distR="0" simplePos="0" relativeHeight="0" behindDoc="0" locked="0" layoutInCell="1" allowOverlap="1">
             <wp:simplePos x="0" y="0"/>
             <wp:positionH relativeFrom="column">
               <wp:posOffset>6985</wp:posOffset>
@@ -19797,7 +19754,6 @@
                     <a:prstGeom prst="rect">
                       <a:avLst/>
                     </a:prstGeom>
-                    <a:noFill/>
                   </pic:spPr>
                 </pic:pic>
               </a:graphicData>
@@ -19821,8 +19777,8 @@
           <w:rFonts w:ascii="Arial" w:hAnsi="Arial"/>
         </w:rPr>
       </w:pPr>
-      <w:bookmarkStart w:id="53" w:name="__RefHeading___Toc1212_2975391565"/>
-      <w:bookmarkEnd w:id="53"/>
+      <w:bookmarkStart w:id="54" w:name="__RefHeading___Toc1212_2975391565"/>
+      <w:bookmarkEnd w:id="54"/>
       <w:r>
         <w:rPr/>
         <w:t>Beitragsanalyse</w:t>
@@ -19975,8 +19931,8 @@
           <w:rFonts w:ascii="Arial" w:hAnsi="Arial"/>
         </w:rPr>
       </w:pPr>
-      <w:bookmarkStart w:id="54" w:name="__RefHeading___Toc1214_2975391565"/>
-      <w:bookmarkEnd w:id="54"/>
+      <w:bookmarkStart w:id="55" w:name="__RefHeading___Toc1214_2975391565"/>
+      <w:bookmarkEnd w:id="55"/>
       <w:r>
         <w:rPr/>
         <w:t>Beitragshistorie</w:t>
@@ -20078,8 +20034,8 @@
           <w:szCs w:val="20"/>
         </w:rPr>
       </w:pPr>
-      <w:bookmarkStart w:id="55" w:name="__RefHeading___Toc1850_3856073189"/>
-      <w:bookmarkEnd w:id="55"/>
+      <w:bookmarkStart w:id="56" w:name="__RefHeading___Toc1850_3856073189"/>
+      <w:bookmarkEnd w:id="56"/>
       <w:r>
         <w:rPr>
           <w:sz w:val="20"/>
@@ -20103,8 +20059,8 @@
           <w:rFonts w:ascii="Arial" w:hAnsi="Arial"/>
         </w:rPr>
       </w:pPr>
-      <w:bookmarkStart w:id="56" w:name="__RefHeading___Toc1945_1567046155"/>
-      <w:bookmarkEnd w:id="56"/>
+      <w:bookmarkStart w:id="57" w:name="__RefHeading___Toc1945_1567046155"/>
+      <w:bookmarkEnd w:id="57"/>
       <w:r>
         <w:rPr/>
         <w:t>Export</w:t>
@@ -20139,8 +20095,8 @@
           <w:rFonts w:ascii="Arial" w:hAnsi="Arial"/>
         </w:rPr>
       </w:pPr>
-      <w:bookmarkStart w:id="57" w:name="__RefHeading___Toc1224_2975391565"/>
-      <w:bookmarkEnd w:id="57"/>
+      <w:bookmarkStart w:id="58" w:name="__RefHeading___Toc1224_2975391565"/>
+      <w:bookmarkEnd w:id="58"/>
       <w:r>
         <w:rPr/>
         <w:t>SEPA</w:t>
@@ -20752,8 +20708,8 @@
           <w:rFonts w:ascii="Arial" w:hAnsi="Arial"/>
         </w:rPr>
       </w:pPr>
-      <w:bookmarkStart w:id="58" w:name="__RefHeading___Toc1616_1958182187"/>
-      <w:bookmarkEnd w:id="58"/>
+      <w:bookmarkStart w:id="59" w:name="__RefHeading___Toc1616_1958182187"/>
+      <w:bookmarkEnd w:id="59"/>
       <w:r>
         <w:rPr/>
         <w:t>Fälligkeitsdatum</w:t>
@@ -21386,7 +21342,7 @@
           <w:numId w:val="0"/>
         </w:numPr>
         <w:suppressAutoHyphens w:val="true"/>
-        <w:overflowPunct w:val="false"/>
+        <w:overflowPunct w:val="true"/>
         <w:ind w:hanging="0" w:left="0"/>
         <w:jc w:val="left"/>
         <w:rPr>
@@ -21414,8 +21370,8 @@
           <w:rFonts w:ascii="Arial" w:hAnsi="Arial"/>
         </w:rPr>
       </w:pPr>
-      <w:bookmarkStart w:id="59" w:name="__RefHeading___Toc1618_1958182187"/>
-      <w:bookmarkEnd w:id="59"/>
+      <w:bookmarkStart w:id="60" w:name="__RefHeading___Toc1618_1958182187"/>
+      <w:bookmarkEnd w:id="60"/>
       <w:r>
         <w:rPr/>
         <w:t>XML-Datei</w:t>
@@ -21817,8 +21773,8 @@
           <w:rFonts w:ascii="Arial" w:hAnsi="Arial"/>
         </w:rPr>
       </w:pPr>
-      <w:bookmarkStart w:id="60" w:name="__RefHeading___Toc1620_1958182187"/>
-      <w:bookmarkEnd w:id="60"/>
+      <w:bookmarkStart w:id="61" w:name="__RefHeading___Toc1620_1958182187"/>
+      <w:bookmarkEnd w:id="61"/>
       <w:r>
         <w:rPr/>
         <w:t>Kontrolldatei</w:t>
@@ -22007,7 +21963,7 @@
           <w:numId w:val="0"/>
         </w:numPr>
         <w:suppressAutoHyphens w:val="true"/>
-        <w:overflowPunct w:val="false"/>
+        <w:overflowPunct w:val="true"/>
         <w:ind w:hanging="0" w:left="0"/>
         <w:jc w:val="left"/>
         <w:rPr>
@@ -22035,8 +21991,8 @@
           <w:rFonts w:ascii="Arial" w:hAnsi="Arial"/>
         </w:rPr>
       </w:pPr>
-      <w:bookmarkStart w:id="61" w:name="__RefHeading___Toc1622_1958182187"/>
-      <w:bookmarkEnd w:id="61"/>
+      <w:bookmarkStart w:id="62" w:name="__RefHeading___Toc1622_1958182187"/>
+      <w:bookmarkEnd w:id="62"/>
       <w:r>
         <w:rPr/>
         <w:t>Vorabinformation</w:t>
@@ -22440,7 +22396,7 @@
           <w:numId w:val="3"/>
         </w:numPr>
         <w:suppressAutoHyphens w:val="true"/>
-        <w:overflowPunct w:val="false"/>
+        <w:overflowPunct w:val="true"/>
         <w:bidi w:val="0"/>
         <w:jc w:val="center"/>
         <w:rPr>
@@ -23911,8 +23867,8 @@
           <w:rFonts w:ascii="Arial" w:hAnsi="Arial"/>
         </w:rPr>
       </w:pPr>
-      <w:bookmarkStart w:id="62" w:name="__RefHeading___Toc1226_2975391565"/>
-      <w:bookmarkEnd w:id="62"/>
+      <w:bookmarkStart w:id="63" w:name="__RefHeading___Toc1226_2975391565"/>
+      <w:bookmarkEnd w:id="63"/>
       <w:r>
         <w:rPr/>
         <w:t>Rechnung</w:t>
@@ -24424,8 +24380,8 @@
         </w:numPr>
         <w:rPr/>
       </w:pPr>
-      <w:bookmarkStart w:id="63" w:name="__RefHeading___Toc2031_223011361"/>
-      <w:bookmarkEnd w:id="63"/>
+      <w:bookmarkStart w:id="64" w:name="__RefHeading___Toc2031_223011361"/>
+      <w:bookmarkEnd w:id="64"/>
       <w:r>
         <w:rPr/>
         <w:t>Der Button Export</w:t>
@@ -24575,8 +24531,8 @@
           <w:szCs w:val="20"/>
         </w:rPr>
       </w:pPr>
-      <w:bookmarkStart w:id="64" w:name="__RefHeading___Toc2033_223011361"/>
-      <w:bookmarkEnd w:id="64"/>
+      <w:bookmarkStart w:id="65" w:name="__RefHeading___Toc2033_223011361"/>
+      <w:bookmarkEnd w:id="65"/>
       <w:r>
         <w:rPr/>
         <w:t>Der Button E-Mail</w:t>
@@ -24814,7 +24770,7 @@
           <w:numId w:val="0"/>
         </w:numPr>
         <w:suppressAutoHyphens w:val="true"/>
-        <w:overflowPunct w:val="false"/>
+        <w:overflowPunct w:val="true"/>
         <w:bidi w:val="0"/>
         <w:ind w:hanging="0" w:left="0"/>
         <w:jc w:val="both"/>
@@ -26125,8 +26081,8 @@
           <w:rFonts w:ascii="Arial" w:hAnsi="Arial"/>
         </w:rPr>
       </w:pPr>
-      <w:bookmarkStart w:id="65" w:name="__RefHeading___Toc1828_3856073189"/>
-      <w:bookmarkEnd w:id="65"/>
+      <w:bookmarkStart w:id="66" w:name="__RefHeading___Toc1828_3856073189"/>
+      <w:bookmarkEnd w:id="66"/>
       <w:r>
         <w:rPr/>
         <w:t>Mandatsverwaltung</w:t>
@@ -26154,8 +26110,8 @@
           <w:rFonts w:ascii="Arial" w:hAnsi="Arial"/>
         </w:rPr>
       </w:pPr>
-      <w:bookmarkStart w:id="66" w:name="__RefHeading___Toc1218_2975391565"/>
-      <w:bookmarkEnd w:id="66"/>
+      <w:bookmarkStart w:id="67" w:name="__RefHeading___Toc1218_2975391565"/>
+      <w:bookmarkEnd w:id="67"/>
       <w:r>
         <w:rPr/>
         <w:t>Mandatsreferenzen erzeugen</w:t>
@@ -26443,7 +26399,7 @@
           <w:numId w:val="0"/>
         </w:numPr>
         <w:suppressAutoHyphens w:val="true"/>
-        <w:overflowPunct w:val="false"/>
+        <w:overflowPunct w:val="true"/>
         <w:ind w:hanging="0" w:left="0"/>
         <w:jc w:val="left"/>
         <w:rPr>
@@ -26471,8 +26427,8 @@
           <w:rFonts w:ascii="Arial" w:hAnsi="Arial"/>
         </w:rPr>
       </w:pPr>
-      <w:bookmarkStart w:id="67" w:name="__RefHeading___Toc1220_2975391565"/>
-      <w:bookmarkEnd w:id="67"/>
+      <w:bookmarkStart w:id="68" w:name="__RefHeading___Toc1220_2975391565"/>
+      <w:bookmarkEnd w:id="68"/>
       <w:r>
         <w:rPr/>
         <w:t>Mandate bearbeiten</w:t>
@@ -26964,8 +26920,8 @@
           <w:rFonts w:ascii="Arial" w:hAnsi="Arial"/>
         </w:rPr>
       </w:pPr>
-      <w:bookmarkStart w:id="68" w:name="__RefHeading___Toc1830_3856073189"/>
-      <w:bookmarkEnd w:id="68"/>
+      <w:bookmarkStart w:id="69" w:name="__RefHeading___Toc1830_3856073189"/>
+      <w:bookmarkEnd w:id="69"/>
       <w:r>
         <w:rPr/>
         <w:t>Optionen</w:t>
@@ -26993,8 +26949,8 @@
           <w:rFonts w:ascii="Arial" w:hAnsi="Arial"/>
         </w:rPr>
       </w:pPr>
-      <w:bookmarkStart w:id="69" w:name="__RefHeading___Toc1230_2975391565"/>
-      <w:bookmarkEnd w:id="69"/>
+      <w:bookmarkStart w:id="70" w:name="__RefHeading___Toc1230_2975391565"/>
+      <w:bookmarkEnd w:id="70"/>
       <w:r>
         <w:rPr/>
         <w:t>Mitgliedsnummer(n) erzeugen</w:t>
@@ -27295,8 +27251,8 @@
           <w:rFonts w:ascii="Arial" w:hAnsi="Arial"/>
         </w:rPr>
       </w:pPr>
-      <w:bookmarkStart w:id="70" w:name="__RefHeading___Toc1232_2975391565"/>
-      <w:bookmarkEnd w:id="70"/>
+      <w:bookmarkStart w:id="71" w:name="__RefHeading___Toc1232_2975391565"/>
+      <w:bookmarkEnd w:id="71"/>
       <w:r>
         <w:rPr/>
         <w:t>Familienrollen aktualisieren</w:t>
@@ -27659,7 +27615,7 @@
           <w:numId w:val="0"/>
         </w:numPr>
         <w:suppressAutoHyphens w:val="true"/>
-        <w:overflowPunct w:val="false"/>
+        <w:overflowPunct w:val="true"/>
         <w:ind w:hanging="0" w:left="0"/>
         <w:jc w:val="left"/>
         <w:rPr>
@@ -27687,8 +27643,8 @@
           <w:rFonts w:ascii="Arial" w:hAnsi="Arial"/>
         </w:rPr>
       </w:pPr>
-      <w:bookmarkStart w:id="71" w:name="__RefHeading___Toc1234_2975391565"/>
-      <w:bookmarkEnd w:id="71"/>
+      <w:bookmarkStart w:id="72" w:name="__RefHeading___Toc1234_2975391565"/>
+      <w:bookmarkEnd w:id="72"/>
       <w:r>
         <w:rPr/>
         <w:t>Kopieren</w:t>
@@ -28230,7 +28186,7 @@
           <w:numId w:val="0"/>
         </w:numPr>
         <w:suppressAutoHyphens w:val="true"/>
-        <w:overflowPunct w:val="false"/>
+        <w:overflowPunct w:val="true"/>
         <w:ind w:hanging="0" w:left="0"/>
         <w:jc w:val="left"/>
         <w:rPr>
@@ -28258,8 +28214,8 @@
           <w:rFonts w:ascii="Arial" w:hAnsi="Arial"/>
         </w:rPr>
       </w:pPr>
-      <w:bookmarkStart w:id="72" w:name="__RefHeading___Toc1236_2975391565"/>
-      <w:bookmarkEnd w:id="72"/>
+      <w:bookmarkStart w:id="73" w:name="__RefHeading___Toc1236_2975391565"/>
+      <w:bookmarkEnd w:id="73"/>
       <w:r>
         <w:rPr/>
         <w:t>Prüfungen</w:t>
@@ -28364,8 +28320,8 @@
           <w:szCs w:val="20"/>
         </w:rPr>
       </w:pPr>
-      <w:bookmarkStart w:id="73" w:name="__RefHeading___Toc2266_2795132422"/>
-      <w:bookmarkEnd w:id="73"/>
+      <w:bookmarkStart w:id="74" w:name="__RefHeading___Toc2266_2795132422"/>
+      <w:bookmarkEnd w:id="74"/>
       <w:r>
         <w:rPr/>
         <w:t>Altersgestaffelte Rollen</w:t>
@@ -28421,8 +28377,8 @@
           <w:szCs w:val="20"/>
         </w:rPr>
       </w:pPr>
-      <w:bookmarkStart w:id="74" w:name="__RefHeading___Toc2268_2795132422"/>
-      <w:bookmarkEnd w:id="74"/>
+      <w:bookmarkStart w:id="75" w:name="__RefHeading___Toc2268_2795132422"/>
+      <w:bookmarkEnd w:id="75"/>
       <w:r>
         <w:rPr/>
         <w:t>Rollenmitgliedschaft (Altersgestaffelte Rollen)</w:t>
@@ -28480,8 +28436,8 @@
           <w:szCs w:val="20"/>
         </w:rPr>
       </w:pPr>
-      <w:bookmarkStart w:id="75" w:name="__RefHeading___Toc2270_2795132422"/>
-      <w:bookmarkEnd w:id="75"/>
+      <w:bookmarkStart w:id="76" w:name="__RefHeading___Toc2270_2795132422"/>
+      <w:bookmarkEnd w:id="76"/>
       <w:r>
         <w:rPr/>
         <w:t>Rollenmitgliedschaft (Pflicht)</w:t>
@@ -28537,8 +28493,8 @@
           <w:szCs w:val="20"/>
         </w:rPr>
       </w:pPr>
-      <w:bookmarkStart w:id="76" w:name="__RefHeading___Toc2272_2795132422"/>
-      <w:bookmarkEnd w:id="76"/>
+      <w:bookmarkStart w:id="77" w:name="__RefHeading___Toc2272_2795132422"/>
+      <w:bookmarkEnd w:id="77"/>
       <w:r>
         <w:rPr/>
         <w:t>Rollenmitgliedschaft (Ausschluss)</w:t>
@@ -28594,8 +28550,8 @@
           <w:szCs w:val="20"/>
         </w:rPr>
       </w:pPr>
-      <w:bookmarkStart w:id="77" w:name="__RefHeading___Toc2274_2795132422"/>
-      <w:bookmarkEnd w:id="77"/>
+      <w:bookmarkStart w:id="78" w:name="__RefHeading___Toc2274_2795132422"/>
+      <w:bookmarkEnd w:id="78"/>
       <w:r>
         <w:rPr/>
         <w:t>Familienrollen</w:t>
@@ -28651,8 +28607,8 @@
           <w:szCs w:val="20"/>
         </w:rPr>
       </w:pPr>
-      <w:bookmarkStart w:id="78" w:name="__RefHeading___Toc2276_2795132422"/>
-      <w:bookmarkEnd w:id="78"/>
+      <w:bookmarkStart w:id="79" w:name="__RefHeading___Toc2276_2795132422"/>
+      <w:bookmarkEnd w:id="79"/>
       <w:r>
         <w:rPr/>
         <w:t>Kontodaten</w:t>
@@ -28972,8 +28928,8 @@
           <w:szCs w:val="20"/>
         </w:rPr>
       </w:pPr>
-      <w:bookmarkStart w:id="79" w:name="__RefHeading___Toc2278_2795132422"/>
-      <w:bookmarkEnd w:id="79"/>
+      <w:bookmarkStart w:id="80" w:name="__RefHeading___Toc2278_2795132422"/>
+      <w:bookmarkEnd w:id="80"/>
       <w:r>
         <w:rPr/>
         <w:t>Mandatsverwaltung</w:t>
@@ -29031,8 +28987,8 @@
           <w:szCs w:val="20"/>
         </w:rPr>
       </w:pPr>
-      <w:bookmarkStart w:id="80" w:name="__RefHeading___Toc2280_2795132422"/>
-      <w:bookmarkEnd w:id="80"/>
+      <w:bookmarkStart w:id="81" w:name="__RefHeading___Toc2280_2795132422"/>
+      <w:bookmarkEnd w:id="81"/>
       <w:r>
         <w:rPr/>
         <w:t>IBAN-Test</w:t>
@@ -29088,8 +29044,8 @@
           <w:szCs w:val="20"/>
         </w:rPr>
       </w:pPr>
-      <w:bookmarkStart w:id="81" w:name="__RefHeading___Toc2282_2795132422"/>
-      <w:bookmarkEnd w:id="81"/>
+      <w:bookmarkStart w:id="82" w:name="__RefHeading___Toc2282_2795132422"/>
+      <w:bookmarkEnd w:id="82"/>
       <w:r>
         <w:rPr/>
         <w:t>BIC-Test</w:t>
@@ -29648,8 +29604,8 @@
           <w:rFonts w:ascii="Arial" w:hAnsi="Arial"/>
         </w:rPr>
       </w:pPr>
-      <w:bookmarkStart w:id="82" w:name="__RefHeading___Toc1238_2975391565"/>
-      <w:bookmarkEnd w:id="82"/>
+      <w:bookmarkStart w:id="83" w:name="__RefHeading___Toc1238_2975391565"/>
+      <w:bookmarkEnd w:id="83"/>
       <w:r>
         <w:rPr/>
         <w:t>Rollenübersicht</w:t>
@@ -29767,8 +29723,8 @@
           <w:rFonts w:ascii="Arial" w:hAnsi="Arial"/>
         </w:rPr>
       </w:pPr>
-      <w:bookmarkStart w:id="83" w:name="__RefHeading___Toc1260_2975391565"/>
-      <w:bookmarkEnd w:id="83"/>
+      <w:bookmarkStart w:id="84" w:name="__RefHeading___Toc1260_2975391565"/>
+      <w:bookmarkEnd w:id="84"/>
       <w:r>
         <w:rPr/>
         <w:t>Plugininformationen</w:t>
@@ -29855,7 +29811,7 @@
           <w:numId w:val="0"/>
         </w:numPr>
         <w:suppressAutoHyphens w:val="true"/>
-        <w:overflowPunct w:val="false"/>
+        <w:overflowPunct w:val="true"/>
         <w:bidi w:val="0"/>
         <w:ind w:hanging="0" w:left="0"/>
         <w:jc w:val="left"/>
@@ -29887,8 +29843,8 @@
           <w:rFonts w:ascii="Arial" w:hAnsi="Arial"/>
         </w:rPr>
       </w:pPr>
-      <w:bookmarkStart w:id="84" w:name="__RefHeading___Toc1832_3856073189"/>
-      <w:bookmarkEnd w:id="84"/>
+      <w:bookmarkStart w:id="85" w:name="__RefHeading___Toc1832_3856073189"/>
+      <w:bookmarkEnd w:id="85"/>
       <w:r>
         <w:rPr/>
         <w:t>Einstellungen</w:t>
@@ -29922,8 +29878,8 @@
           <w:rFonts w:ascii="Arial" w:hAnsi="Arial"/>
         </w:rPr>
       </w:pPr>
-      <w:bookmarkStart w:id="85" w:name="__RefHeading___Toc1242_2975391565"/>
-      <w:bookmarkEnd w:id="85"/>
+      <w:bookmarkStart w:id="86" w:name="__RefHeading___Toc1242_2975391565"/>
+      <w:bookmarkEnd w:id="86"/>
       <w:r>
         <w:rPr/>
         <w:t>Beitragseinstellungen</w:t>
@@ -30076,8 +30032,8 @@
           <w:rFonts w:ascii="Arial" w:hAnsi="Arial"/>
         </w:rPr>
       </w:pPr>
-      <w:bookmarkStart w:id="86" w:name="__RefHeading___Toc1244_2975391565"/>
-      <w:bookmarkEnd w:id="86"/>
+      <w:bookmarkStart w:id="87" w:name="__RefHeading___Toc1244_2975391565"/>
+      <w:bookmarkEnd w:id="87"/>
       <w:r>
         <w:rPr/>
         <w:t>Altersgestaffelte Rollen</w:t>
@@ -30191,8 +30147,8 @@
           <w:szCs w:val="20"/>
         </w:rPr>
       </w:pPr>
-      <w:bookmarkStart w:id="87" w:name="__RefHeading___Toc1915_1567046155"/>
-      <w:bookmarkEnd w:id="87"/>
+      <w:bookmarkStart w:id="88" w:name="__RefHeading___Toc1915_1567046155"/>
+      <w:bookmarkEnd w:id="88"/>
       <w:r>
         <w:rPr>
           <w:sz w:val="20"/>
@@ -30212,8 +30168,8 @@
           <w:rFonts w:ascii="Arial" w:hAnsi="Arial"/>
         </w:rPr>
       </w:pPr>
-      <w:bookmarkStart w:id="88" w:name="__RefHeading___Toc1246_2975391565"/>
-      <w:bookmarkEnd w:id="88"/>
+      <w:bookmarkStart w:id="89" w:name="__RefHeading___Toc1246_2975391565"/>
+      <w:bookmarkEnd w:id="89"/>
       <w:r>
         <w:rPr/>
         <w:t>Familienrollen</w:t>
@@ -30318,8 +30274,8 @@
           <w:rFonts w:ascii="Arial" w:hAnsi="Arial"/>
         </w:rPr>
       </w:pPr>
-      <w:bookmarkStart w:id="89" w:name="__RefHeading___Toc1248_2975391565"/>
-      <w:bookmarkEnd w:id="89"/>
+      <w:bookmarkStart w:id="90" w:name="__RefHeading___Toc1248_2975391565"/>
+      <w:bookmarkEnd w:id="90"/>
       <w:r>
         <w:rPr/>
         <w:t>Multiplikatorrollen</w:t>
@@ -30429,8 +30385,8 @@
           <w:rFonts w:ascii="Arial" w:hAnsi="Arial"/>
         </w:rPr>
       </w:pPr>
-      <w:bookmarkStart w:id="90" w:name="__RefHeading___Toc1248_29753915651"/>
-      <w:bookmarkEnd w:id="90"/>
+      <w:bookmarkStart w:id="91" w:name="__RefHeading___Toc1248_29753915651"/>
+      <w:bookmarkEnd w:id="91"/>
       <w:r>
         <w:rPr/>
         <w:t>Erweiterte Rollenbearbeitung</w:t>
@@ -30546,8 +30502,8 @@
           <w:szCs w:val="20"/>
         </w:rPr>
       </w:pPr>
-      <w:bookmarkStart w:id="91" w:name="__RefHeading___Toc2284_2795132422"/>
-      <w:bookmarkEnd w:id="91"/>
+      <w:bookmarkStart w:id="92" w:name="__RefHeading___Toc2284_2795132422"/>
+      <w:bookmarkEnd w:id="92"/>
       <w:r>
         <w:rPr>
           <w:sz w:val="20"/>
@@ -30677,8 +30633,8 @@
           <w:ins w:id="158" w:author="Unbekannter Autor" w:date="2024-09-16T14:53:45Z"/>
         </w:rPr>
       </w:pPr>
-      <w:bookmarkStart w:id="92" w:name="__RefHeading___Toc1248_29753915651_Kopie"/>
-      <w:bookmarkEnd w:id="92"/>
+      <w:bookmarkStart w:id="93" w:name="__RefHeading___Toc1248_29753915651_Kopie"/>
+      <w:bookmarkEnd w:id="93"/>
       <w:ins w:id="157" w:author="Unbekannter Autor" w:date="2024-09-16T14:53:45Z">
         <w:r>
           <w:rPr/>
@@ -30754,14 +30710,94 @@
     <w:p>
       <w:pPr>
         <w:pStyle w:val="Normal"/>
-        <w:rPr>
-          <w:ins w:id="166" w:author="Unbekannter Autor" w:date="2024-09-16T14:55:19Z"/>
+        <w:jc w:val="both"/>
+        <w:rPr>
           <w:b w:val="false"/>
           <w:bCs w:val="false"/>
-        </w:rPr>
-      </w:pPr>
-      <w:bookmarkStart w:id="93" w:name="__RefHeading___Toc2284_2795132422_Kopie_"/>
-      <w:bookmarkEnd w:id="93"/>
+          <w:sz w:val="20"/>
+          <w:szCs w:val="20"/>
+        </w:rPr>
+      </w:pPr>
+      <w:r>
+        <w:rPr>
+          <w:b w:val="false"/>
+          <w:bCs w:val="false"/>
+          <w:sz w:val="20"/>
+          <w:szCs w:val="20"/>
+        </w:rPr>
+        <w:t>Über das Admidio-Modul „Veranstaltungen“ können Veranstaltungen angelegt werden. Ist bei einer Veran</w:t>
+        <w:softHyphen/>
+        <w:t xml:space="preserve">staltung die Option „Anmeldung zu dieser Veranstaltung </w:t>
+      </w:r>
+      <w:r>
+        <w:rPr>
+          <w:b w:val="false"/>
+          <w:bCs w:val="false"/>
+          <w:sz w:val="20"/>
+          <w:szCs w:val="20"/>
+        </w:rPr>
+        <w:t>ermöglichen</w:t>
+      </w:r>
+      <w:r>
+        <w:rPr>
+          <w:b w:val="false"/>
+          <w:bCs w:val="false"/>
+          <w:sz w:val="20"/>
+          <w:szCs w:val="20"/>
+        </w:rPr>
+        <w:t xml:space="preserve">“ aktiviert, so wird eine Rolle (Rollentyp: „Teilnahmebestätigung“) mit demselben Namen wie dem der Veranstaltung erzeugt. Alle </w:t>
+      </w:r>
+      <w:r>
+        <w:rPr>
+          <w:b w:val="false"/>
+          <w:bCs w:val="false"/>
+          <w:sz w:val="20"/>
+          <w:szCs w:val="20"/>
+        </w:rPr>
+        <w:t xml:space="preserve">Teilnehmer </w:t>
+      </w:r>
+      <w:r>
+        <w:rPr>
+          <w:b w:val="false"/>
+          <w:bCs w:val="false"/>
+          <w:sz w:val="20"/>
+          <w:szCs w:val="20"/>
+        </w:rPr>
+        <w:t>dieser Veranstaltung werden Mitglied dieser Rolle. Da es sich hier aber um einen be</w:t>
+        <w:softHyphen/>
+        <w:t>sonderen Rollentyp handelt, kann für diese Rolle über Admidio standardmäßig kein Beitrag und kein Bei</w:t>
+        <w:softHyphen/>
+        <w:t>tragszeitraum vergeben werden.</w:t>
+      </w:r>
+    </w:p>
+    <w:p>
+      <w:pPr>
+        <w:pStyle w:val="Normal"/>
+        <w:jc w:val="both"/>
+        <w:rPr>
+          <w:b w:val="false"/>
+          <w:bCs w:val="false"/>
+          <w:sz w:val="20"/>
+          <w:szCs w:val="20"/>
+        </w:rPr>
+      </w:pPr>
+      <w:r>
+        <w:rPr>
+          <w:b w:val="false"/>
+          <w:bCs w:val="false"/>
+          <w:sz w:val="20"/>
+          <w:szCs w:val="20"/>
+        </w:rPr>
+      </w:r>
+    </w:p>
+    <w:p>
+      <w:pPr>
+        <w:pStyle w:val="Normal"/>
+        <w:jc w:val="both"/>
+        <w:rPr>
+          <w:ins w:id="168" w:author="Unbekannter Autor" w:date="2024-09-16T14:55:19Z"/>
+        </w:rPr>
+      </w:pPr>
       <w:ins w:id="163" w:author="Unbekannter Autor" w:date="2024-09-16T14:55:19Z">
         <w:r>
           <w:rPr>
@@ -30770,10 +30806,50 @@
             <w:sz w:val="20"/>
             <w:szCs w:val="20"/>
           </w:rPr>
-          <w:t xml:space="preserve">In Admidio kann für einen Termin standardmäßig kein Beitrag und kein Beitragszeitraum vergeben werden. Über die "Terminauswahl" wird den ausgewählten Terminen ein Beitrag von 0 und eine Beitragszeitraum von "Einmalig" zugewiesen. Dadurch werden sie vom Plugin als Beitragsrollen erkannt und können über das Modul </w:t>
+          <w:t xml:space="preserve">Über die "Terminauswahl" wird den ausgewählten </w:t>
         </w:r>
       </w:ins>
+      <w:r>
+        <w:rPr>
+          <w:b w:val="false"/>
+          <w:bCs w:val="false"/>
+          <w:sz w:val="20"/>
+          <w:szCs w:val="20"/>
+        </w:rPr>
+        <w:t>Veranstaltungen/T</w:t>
+      </w:r>
       <w:ins w:id="164" w:author="Unbekannter Autor" w:date="2024-09-16T14:55:19Z">
+        <w:r>
+          <w:rPr>
+            <w:b w:val="false"/>
+            <w:bCs w:val="false"/>
+            <w:sz w:val="20"/>
+            <w:szCs w:val="20"/>
+          </w:rPr>
+          <w:t>erminen ein Beitrag von 0 und eine Bei</w:t>
+        </w:r>
+      </w:ins>
+      <w:r>
+        <w:rPr>
+          <w:b w:val="false"/>
+          <w:bCs w:val="false"/>
+          <w:sz w:val="20"/>
+          <w:szCs w:val="20"/>
+        </w:rPr>
+        <w:softHyphen/>
+      </w:r>
+      <w:ins w:id="165" w:author="Unbekannter Autor" w:date="2024-09-16T14:55:19Z">
+        <w:r>
+          <w:rPr>
+            <w:b w:val="false"/>
+            <w:bCs w:val="false"/>
+            <w:sz w:val="20"/>
+            <w:szCs w:val="20"/>
+          </w:rPr>
+          <w:t xml:space="preserve">tragszeitraum von "Einmalig" zugewiesen. Dadurch werden sie vom Plugin als Beitragsrollen erkannt und können über das Modul </w:t>
+        </w:r>
+      </w:ins>
+      <w:ins w:id="166" w:author="Unbekannter Autor" w:date="2024-09-16T14:55:19Z">
         <w:r>
           <w:rPr>
             <w:rFonts w:eastAsia="NSimSun" w:cs="Arial"/>
@@ -30788,7 +30864,7 @@
           <w:t xml:space="preserve">„Erweiterte Rollenbearbeitung“ </w:t>
         </w:r>
       </w:ins>
-      <w:ins w:id="165" w:author="Unbekannter Autor" w:date="2024-09-16T14:55:19Z">
+      <w:ins w:id="167" w:author="Unbekannter Autor" w:date="2024-09-16T14:55:19Z">
         <w:r>
           <w:rPr>
             <w:b w:val="false"/>
@@ -30803,6 +30879,7 @@
     <w:p>
       <w:pPr>
         <w:pStyle w:val="Normal"/>
+        <w:jc w:val="both"/>
         <w:rPr>
           <w:rFonts w:ascii="Arial" w:hAnsi="Arial"/>
           <w:sz w:val="20"/>
@@ -31676,7 +31753,7 @@
           <w:numId w:val="0"/>
         </w:numPr>
         <w:suppressAutoHyphens w:val="true"/>
-        <w:overflowPunct w:val="false"/>
+        <w:overflowPunct w:val="true"/>
         <w:ind w:hanging="0" w:left="0"/>
         <w:jc w:val="left"/>
         <w:rPr>
@@ -33207,7 +33284,7 @@
           <w:numId w:val="0"/>
         </w:numPr>
         <w:suppressAutoHyphens w:val="true"/>
-        <w:overflowPunct w:val="false"/>
+        <w:overflowPunct w:val="true"/>
         <w:ind w:hanging="0" w:left="0"/>
         <w:jc w:val="left"/>
         <w:rPr>
@@ -35418,7 +35495,7 @@
           </w:tcPr>
           <w:p>
             <w:pPr>
-              <w:pStyle w:val="Tabelleninhalt"/>
+              <w:pStyle w:val="Tabelleninhaltuser"/>
               <w:widowControl w:val="false"/>
               <w:jc w:val="left"/>
               <w:rPr>
@@ -35505,7 +35582,7 @@
           </w:tcPr>
           <w:p>
             <w:pPr>
-              <w:pStyle w:val="Tabelleninhalt"/>
+              <w:pStyle w:val="Tabelleninhaltuser"/>
               <w:widowControl w:val="false"/>
               <w:jc w:val="left"/>
               <w:rPr>
@@ -35592,7 +35669,7 @@
           </w:tcPr>
           <w:p>
             <w:pPr>
-              <w:pStyle w:val="Tabelleninhalt"/>
+              <w:pStyle w:val="Tabelleninhaltuser"/>
               <w:widowControl w:val="false"/>
               <w:jc w:val="left"/>
               <w:rPr>
@@ -35679,7 +35756,7 @@
           </w:tcPr>
           <w:p>
             <w:pPr>
-              <w:pStyle w:val="Tabelleninhalt"/>
+              <w:pStyle w:val="Tabelleninhaltuser"/>
               <w:widowControl w:val="false"/>
               <w:jc w:val="left"/>
               <w:rPr>
@@ -35766,7 +35843,7 @@
           </w:tcPr>
           <w:p>
             <w:pPr>
-              <w:pStyle w:val="Tabelleninhalt"/>
+              <w:pStyle w:val="Tabelleninhaltuser"/>
               <w:widowControl w:val="false"/>
               <w:jc w:val="left"/>
               <w:rPr>
@@ -35853,7 +35930,7 @@
           </w:tcPr>
           <w:p>
             <w:pPr>
-              <w:pStyle w:val="Tabelleninhalt"/>
+              <w:pStyle w:val="Tabelleninhaltuser"/>
               <w:widowControl w:val="false"/>
               <w:jc w:val="left"/>
               <w:rPr>
@@ -35940,7 +36017,7 @@
           </w:tcPr>
           <w:p>
             <w:pPr>
-              <w:pStyle w:val="Tabelleninhalt"/>
+              <w:pStyle w:val="Tabelleninhaltuser"/>
               <w:widowControl w:val="false"/>
               <w:jc w:val="left"/>
               <w:rPr>
@@ -36027,7 +36104,7 @@
           </w:tcPr>
           <w:p>
             <w:pPr>
-              <w:pStyle w:val="Tabelleninhalt"/>
+              <w:pStyle w:val="Tabelleninhaltuser"/>
               <w:widowControl w:val="false"/>
               <w:jc w:val="left"/>
               <w:rPr>
@@ -36114,7 +36191,7 @@
           </w:tcPr>
           <w:p>
             <w:pPr>
-              <w:pStyle w:val="Tabelleninhalt"/>
+              <w:pStyle w:val="Tabelleninhaltuser"/>
               <w:widowControl w:val="false"/>
               <w:jc w:val="left"/>
               <w:rPr>
@@ -36201,7 +36278,7 @@
           </w:tcPr>
           <w:p>
             <w:pPr>
-              <w:pStyle w:val="Tabelleninhalt"/>
+              <w:pStyle w:val="Tabelleninhaltuser"/>
               <w:widowControl w:val="false"/>
               <w:jc w:val="left"/>
               <w:rPr>
@@ -36288,7 +36365,7 @@
           </w:tcPr>
           <w:p>
             <w:pPr>
-              <w:pStyle w:val="Tabelleninhalt"/>
+              <w:pStyle w:val="Tabelleninhaltuser"/>
               <w:widowControl w:val="false"/>
               <w:jc w:val="left"/>
               <w:rPr>
@@ -36375,7 +36452,7 @@
           </w:tcPr>
           <w:p>
             <w:pPr>
-              <w:pStyle w:val="Tabelleninhalt"/>
+              <w:pStyle w:val="Tabelleninhaltuser"/>
               <w:widowControl w:val="false"/>
               <w:jc w:val="left"/>
               <w:rPr>
@@ -36462,7 +36539,7 @@
           </w:tcPr>
           <w:p>
             <w:pPr>
-              <w:pStyle w:val="Tabelleninhalt"/>
+              <w:pStyle w:val="Tabelleninhaltuser"/>
               <w:widowControl w:val="false"/>
               <w:jc w:val="left"/>
               <w:rPr>
@@ -36549,7 +36626,7 @@
           </w:tcPr>
           <w:p>
             <w:pPr>
-              <w:pStyle w:val="Tabelleninhalt"/>
+              <w:pStyle w:val="Tabelleninhaltuser"/>
               <w:widowControl w:val="false"/>
               <w:jc w:val="left"/>
               <w:rPr>
@@ -36636,7 +36713,7 @@
           </w:tcPr>
           <w:p>
             <w:pPr>
-              <w:pStyle w:val="Tabelleninhalt"/>
+              <w:pStyle w:val="Tabelleninhaltuser"/>
               <w:widowControl w:val="false"/>
               <w:jc w:val="left"/>
               <w:rPr>
@@ -36723,7 +36800,7 @@
           </w:tcPr>
           <w:p>
             <w:pPr>
-              <w:pStyle w:val="Tabelleninhalt"/>
+              <w:pStyle w:val="Tabelleninhaltuser"/>
               <w:widowControl w:val="false"/>
               <w:jc w:val="left"/>
               <w:rPr>
@@ -36810,7 +36887,7 @@
           </w:tcPr>
           <w:p>
             <w:pPr>
-              <w:pStyle w:val="Tabelleninhalt"/>
+              <w:pStyle w:val="Tabelleninhaltuser"/>
               <w:widowControl w:val="false"/>
               <w:jc w:val="left"/>
               <w:rPr>
@@ -36897,7 +36974,7 @@
           </w:tcPr>
           <w:p>
             <w:pPr>
-              <w:pStyle w:val="Tabelleninhalt"/>
+              <w:pStyle w:val="Tabelleninhaltuser"/>
               <w:widowControl w:val="false"/>
               <w:jc w:val="left"/>
               <w:rPr>
@@ -36984,7 +37061,7 @@
           </w:tcPr>
           <w:p>
             <w:pPr>
-              <w:pStyle w:val="Tabelleninhalt"/>
+              <w:pStyle w:val="Tabelleninhaltuser"/>
               <w:widowControl w:val="false"/>
               <w:jc w:val="left"/>
               <w:rPr>
@@ -37071,7 +37148,7 @@
           </w:tcPr>
           <w:p>
             <w:pPr>
-              <w:pStyle w:val="Tabelleninhalt"/>
+              <w:pStyle w:val="Tabelleninhaltuser"/>
               <w:widowControl w:val="false"/>
               <w:jc w:val="left"/>
               <w:rPr>
@@ -37158,7 +37235,7 @@
           </w:tcPr>
           <w:p>
             <w:pPr>
-              <w:pStyle w:val="Tabelleninhalt"/>
+              <w:pStyle w:val="Tabelleninhaltuser"/>
               <w:widowControl w:val="false"/>
               <w:jc w:val="left"/>
               <w:rPr>
@@ -37245,7 +37322,7 @@
           </w:tcPr>
           <w:p>
             <w:pPr>
-              <w:pStyle w:val="Tabelleninhalt"/>
+              <w:pStyle w:val="Tabelleninhaltuser"/>
               <w:widowControl w:val="false"/>
               <w:jc w:val="left"/>
               <w:rPr>
@@ -37332,7 +37409,7 @@
           </w:tcPr>
           <w:p>
             <w:pPr>
-              <w:pStyle w:val="Tabelleninhalt"/>
+              <w:pStyle w:val="Tabelleninhaltuser"/>
               <w:widowControl w:val="false"/>
               <w:jc w:val="left"/>
               <w:rPr>
@@ -37419,7 +37496,7 @@
           </w:tcPr>
           <w:p>
             <w:pPr>
-              <w:pStyle w:val="Tabelleninhalt"/>
+              <w:pStyle w:val="Tabelleninhaltuser"/>
               <w:widowControl w:val="false"/>
               <w:jc w:val="left"/>
               <w:rPr>
@@ -37864,11 +37941,11 @@
         <w:bidi w:val="0"/>
         <w:jc w:val="left"/>
         <w:rPr>
-          <w:ins w:id="168" w:author="Unbekannter Autor" w:date="2024-01-17T12:13:58Z"/>
-          <w:rFonts w:ascii="Arial" w:hAnsi="Arial"/>
-        </w:rPr>
-      </w:pPr>
-      <w:ins w:id="167" w:author="Unbekannter Autor" w:date="2024-01-17T12:13:58Z">
+          <w:ins w:id="170" w:author="Unbekannter Autor" w:date="2024-01-17T12:13:58Z"/>
+          <w:rFonts w:ascii="Arial" w:hAnsi="Arial"/>
+        </w:rPr>
+      </w:pPr>
+      <w:ins w:id="169" w:author="Unbekannter Autor" w:date="2024-01-17T12:13:58Z">
         <w:r>
           <w:rPr/>
         </w:r>
@@ -37885,7 +37962,7 @@
           <w:bCs/>
         </w:rPr>
       </w:pPr>
-      <w:ins w:id="169" w:author="Unbekannter Autor" w:date="2024-01-17T12:13:58Z">
+      <w:ins w:id="171" w:author="Unbekannter Autor" w:date="2024-01-17T12:13:58Z">
         <w:r>
           <w:rPr>
             <w:b/>
@@ -37901,35 +37978,35 @@
         <w:bidi w:val="0"/>
         <w:jc w:val="left"/>
         <w:rPr>
-          <w:del w:id="177" w:author="Unbekannter Autor" w:date="2024-01-17T12:14:55Z"/>
-          <w:rFonts w:ascii="Arial" w:hAnsi="Arial"/>
-        </w:rPr>
-      </w:pPr>
-      <w:ins w:id="170" w:author="Unbekannter Autor" w:date="2024-01-17T12:06:48Z">
+          <w:del w:id="179" w:author="Unbekannter Autor" w:date="2024-01-17T12:14:55Z"/>
+          <w:rFonts w:ascii="Arial" w:hAnsi="Arial"/>
+        </w:rPr>
+      </w:pPr>
+      <w:ins w:id="172" w:author="Unbekannter Autor" w:date="2024-01-17T12:06:48Z">
         <w:r>
           <w:rPr/>
           <w:t>Ab Mitgliedsbeitrag v5.3.0 können erweiterte Prüfbedingungen</w:t>
         </w:r>
       </w:ins>
-      <w:ins w:id="171" w:author="Unbekannter Autor" w:date="2024-01-17T12:09:20Z">
+      <w:ins w:id="173" w:author="Unbekannter Autor" w:date="2024-01-17T12:09:20Z">
         <w:r>
           <w:rPr/>
           <w:t xml:space="preserve"> verwendet werden. Die Syntax hierzu lautet</w:t>
         </w:r>
       </w:ins>
-      <w:ins w:id="172" w:author="Unbekannter Autor" w:date="2024-01-17T12:13:21Z">
+      <w:ins w:id="174" w:author="Unbekannter Autor" w:date="2024-01-17T12:13:21Z">
         <w:r>
           <w:rPr/>
           <w:t>:</w:t>
         </w:r>
       </w:ins>
-      <w:ins w:id="173" w:author="Unbekannter Autor" w:date="2024-01-17T12:10:31Z">
+      <w:ins w:id="175" w:author="Unbekannter Autor" w:date="2024-01-17T12:10:31Z">
         <w:r>
           <w:rPr/>
           <w:t xml:space="preserve"> &lt;von&gt;*&lt;bis&gt;:&lt;Anzahl1&gt;:&lt;Anzahl2&gt;....:&lt;Anzahln&gt;. Beispiel: </w:t>
         </w:r>
       </w:ins>
-      <w:ins w:id="174" w:author="Unbekannter Autor" w:date="2024-01-17T12:10:31Z">
+      <w:ins w:id="176" w:author="Unbekannter Autor" w:date="2024-01-17T12:10:31Z">
         <w:r>
           <w:rPr>
             <w:b/>
@@ -37938,13 +38015,13 @@
           <w:t>0*14:0:2:4</w:t>
         </w:r>
       </w:ins>
-      <w:ins w:id="175" w:author="Unbekannter Autor" w:date="2024-01-17T12:11:40Z">
+      <w:ins w:id="177" w:author="Unbekannter Autor" w:date="2024-01-17T12:11:40Z">
         <w:r>
           <w:rPr/>
           <w:t xml:space="preserve">    --&gt; Prüft, ob in dieser Rolle 0, 2 oder 4 Mitglieder im Alter zwischen 0 und 14 Jahren sind</w:t>
         </w:r>
       </w:ins>
-      <w:ins w:id="176" w:author="Unbekannter Autor" w:date="2024-01-17T12:14:54Z">
+      <w:ins w:id="178" w:author="Unbekannter Autor" w:date="2024-01-17T12:14:54Z">
         <w:r>
           <w:rPr/>
           <w:t>.</w:t>
@@ -37956,7 +38033,7 @@
         <w:pStyle w:val="Normal"/>
         <w:widowControl/>
         <w:suppressAutoHyphens w:val="true"/>
-        <w:overflowPunct w:val="false"/>
+        <w:overflowPunct w:val="true"/>
         <w:bidi w:val="0"/>
         <w:spacing w:before="0" w:after="0"/>
         <w:jc w:val="left"/>
@@ -38087,11 +38164,11 @@
       <w:pPr>
         <w:pStyle w:val="BodyText"/>
         <w:rPr>
-          <w:moveTo w:id="179" w:author="Unbekannter Autor" w:date="2024-09-16T14:58:55Z"/>
-          <w:rFonts w:ascii="Arial" w:hAnsi="Arial"/>
-        </w:rPr>
-      </w:pPr>
-      <w:ins w:id="178" w:author="Unbekannter Autor" w:date="2024-09-16T14:58:55Z">
+          <w:moveTo w:id="181" w:author="Unbekannter Autor" w:date="2024-09-16T14:58:55Z"/>
+          <w:rFonts w:ascii="Arial" w:hAnsi="Arial"/>
+        </w:rPr>
+      </w:pPr>
+      <w:ins w:id="180" w:author="Unbekannter Autor" w:date="2024-09-16T14:58:55Z">
         <w:r>
           <w:rPr/>
         </w:r>
@@ -38110,7 +38187,7 @@
       </w:pPr>
       <w:bookmarkStart w:id="111" w:name="__RefHeading___Toc1931_1567046155_Kopie_"/>
       <w:bookmarkEnd w:id="111"/>
-      <w:ins w:id="180" w:author="Unbekannter Autor" w:date="2024-09-16T14:58:55Z">
+      <w:ins w:id="182" w:author="Unbekannter Autor" w:date="2024-09-16T14:58:55Z">
         <w:r>
           <w:rPr/>
           <w:t>Löschen von Beiträgen</w:t>
@@ -38121,11 +38198,11 @@
       <w:pPr>
         <w:pStyle w:val="BodyText"/>
         <w:rPr>
-          <w:moveTo w:id="182" w:author="Unbekannter Autor" w:date="2024-09-16T14:58:55Z"/>
-          <w:rFonts w:ascii="Arial" w:hAnsi="Arial"/>
-        </w:rPr>
-      </w:pPr>
-      <w:ins w:id="181" w:author="Unbekannter Autor" w:date="2024-09-16T14:58:55Z">
+          <w:moveTo w:id="184" w:author="Unbekannter Autor" w:date="2024-09-16T14:58:55Z"/>
+          <w:rFonts w:ascii="Arial" w:hAnsi="Arial"/>
+        </w:rPr>
+      </w:pPr>
+      <w:ins w:id="183" w:author="Unbekannter Autor" w:date="2024-09-16T14:58:55Z">
         <w:r>
           <w:rPr/>
         </w:r>
@@ -38137,17 +38214,17 @@
         <w:bidi w:val="0"/>
         <w:jc w:val="left"/>
         <w:rPr>
-          <w:moveTo w:id="186" w:author="Unbekannter Autor" w:date="2024-09-16T14:58:55Z"/>
-          <w:rFonts w:ascii="Arial" w:hAnsi="Arial"/>
-        </w:rPr>
-      </w:pPr>
-      <w:ins w:id="183" w:author="Unbekannter Autor" w:date="2024-09-16T14:58:55Z">
+          <w:moveTo w:id="188" w:author="Unbekannter Autor" w:date="2024-09-16T14:58:55Z"/>
+          <w:rFonts w:ascii="Arial" w:hAnsi="Arial"/>
+        </w:rPr>
+      </w:pPr>
+      <w:ins w:id="185" w:author="Unbekannter Autor" w:date="2024-09-16T14:58:55Z">
         <w:r>
           <w:rPr/>
           <w:t>​</w:t>
         </w:r>
       </w:ins>
-      <w:ins w:id="184" w:author="Unbekannter Autor" w:date="2024-09-16T14:58:55Z">
+      <w:ins w:id="186" w:author="Unbekannter Autor" w:date="2024-09-16T14:58:55Z">
         <w:r>
           <w:drawing>
             <wp:anchor distT="0" distB="0" distL="0" distR="0" simplePos="0" relativeHeight="105" behindDoc="0" locked="0" layoutInCell="0" allowOverlap="1">
@@ -38197,7 +38274,7 @@
           </w:drawing>
         </w:r>
       </w:ins>
-      <w:ins w:id="185" w:author="Unbekannter Autor" w:date="2024-09-16T14:58:55Z">
+      <w:ins w:id="187" w:author="Unbekannter Autor" w:date="2024-09-16T14:58:55Z">
         <w:r>
           <w:rPr/>
           <w:t>​</w:t>
@@ -38210,11 +38287,11 @@
         <w:bidi w:val="0"/>
         <w:jc w:val="left"/>
         <w:rPr>
-          <w:moveTo w:id="188" w:author="Unbekannter Autor" w:date="2024-09-16T14:58:55Z"/>
-          <w:rFonts w:ascii="Arial" w:hAnsi="Arial"/>
-        </w:rPr>
-      </w:pPr>
-      <w:ins w:id="187" w:author="Unbekannter Autor" w:date="2024-09-16T14:58:55Z">
+          <w:moveTo w:id="190" w:author="Unbekannter Autor" w:date="2024-09-16T14:58:55Z"/>
+          <w:rFonts w:ascii="Arial" w:hAnsi="Arial"/>
+        </w:rPr>
+      </w:pPr>
+      <w:ins w:id="189" w:author="Unbekannter Autor" w:date="2024-09-16T14:58:55Z">
         <w:r>
           <w:rPr/>
         </w:r>
@@ -38230,7 +38307,7 @@
           <w:szCs w:val="20"/>
         </w:rPr>
       </w:pPr>
-      <w:ins w:id="189" w:author="Unbekannter Autor" w:date="2024-09-16T14:58:55Z">
+      <w:ins w:id="191" w:author="Unbekannter Autor" w:date="2024-09-16T14:58:55Z">
         <w:r>
           <w:rPr>
             <w:sz w:val="20"/>
@@ -38239,7 +38316,7 @@
           <w:t xml:space="preserve">Über </w:t>
         </w:r>
       </w:ins>
-      <w:ins w:id="190" w:author="Unbekannter Autor" w:date="2024-09-16T14:58:55Z">
+      <w:ins w:id="192" w:author="Unbekannter Autor" w:date="2024-09-16T14:58:55Z">
         <w:r>
           <w:rPr>
             <w:b/>
@@ -38250,7 +38327,7 @@
           <w:t>Löschen</w:t>
         </w:r>
       </w:ins>
-      <w:ins w:id="191" w:author="Unbekannter Autor" w:date="2024-09-16T14:58:55Z">
+      <w:ins w:id="193" w:author="Unbekannter Autor" w:date="2024-09-16T14:58:55Z">
         <w:r>
           <w:rPr>
             <w:sz w:val="20"/>
@@ -38266,11 +38343,11 @@
         <w:bidi w:val="0"/>
         <w:jc w:val="left"/>
         <w:rPr>
-          <w:ins w:id="193" w:author="Unbekannter Autor" w:date="2024-09-16T14:58:55Z"/>
-          <w:rFonts w:ascii="Arial" w:hAnsi="Arial"/>
-        </w:rPr>
-      </w:pPr>
-      <w:ins w:id="192" w:author="Unbekannter Autor" w:date="2024-09-16T14:58:55Z">
+          <w:ins w:id="195" w:author="Unbekannter Autor" w:date="2024-09-16T14:58:55Z"/>
+          <w:rFonts w:ascii="Arial" w:hAnsi="Arial"/>
+        </w:rPr>
+      </w:pPr>
+      <w:ins w:id="194" w:author="Unbekannter Autor" w:date="2024-09-16T14:58:55Z">
         <w:r>
           <w:rPr/>
         </w:r>
@@ -38282,17 +38359,17 @@
         <w:bidi w:val="0"/>
         <w:jc w:val="left"/>
         <w:rPr>
-          <w:ins w:id="197" w:author="Unbekannter Autor" w:date="2024-09-16T14:58:55Z"/>
-          <w:rFonts w:ascii="Arial" w:hAnsi="Arial"/>
-        </w:rPr>
-      </w:pPr>
-      <w:ins w:id="194" w:author="Unbekannter Autor" w:date="2024-09-16T14:58:55Z">
+          <w:ins w:id="199" w:author="Unbekannter Autor" w:date="2024-09-16T14:58:55Z"/>
+          <w:rFonts w:ascii="Arial" w:hAnsi="Arial"/>
+        </w:rPr>
+      </w:pPr>
+      <w:ins w:id="196" w:author="Unbekannter Autor" w:date="2024-09-16T14:58:55Z">
         <w:r>
           <w:rPr/>
           <w:t>​</w:t>
         </w:r>
       </w:ins>
-      <w:ins w:id="195" w:author="Unbekannter Autor" w:date="2024-09-16T14:58:55Z">
+      <w:ins w:id="197" w:author="Unbekannter Autor" w:date="2024-09-16T14:58:55Z">
         <w:r>
           <w:drawing>
             <wp:anchor distT="0" distB="0" distL="0" distR="0" simplePos="0" relativeHeight="106" behindDoc="0" locked="0" layoutInCell="0" allowOverlap="1">
@@ -38342,7 +38419,7 @@
           </w:drawing>
         </w:r>
       </w:ins>
-      <w:ins w:id="196" w:author="Unbekannter Autor" w:date="2024-09-16T14:58:55Z">
+      <w:ins w:id="198" w:author="Unbekannter Autor" w:date="2024-09-16T14:58:55Z">
         <w:r>
           <w:rPr/>
           <w:t>​</w:t>
@@ -38355,22 +38432,6 @@
         <w:bidi w:val="0"/>
         <w:jc w:val="left"/>
         <w:rPr>
-          <w:ins w:id="199" w:author="Unbekannter Autor" w:date="2024-09-16T14:58:55Z"/>
-          <w:rFonts w:ascii="Arial" w:hAnsi="Arial"/>
-        </w:rPr>
-      </w:pPr>
-      <w:ins w:id="198" w:author="Unbekannter Autor" w:date="2024-09-16T14:58:55Z">
-        <w:r>
-          <w:rPr/>
-        </w:r>
-      </w:ins>
-    </w:p>
-    <w:p>
-      <w:pPr>
-        <w:pStyle w:val="Normal"/>
-        <w:bidi w:val="0"/>
-        <w:jc w:val="left"/>
-        <w:rPr>
           <w:ins w:id="201" w:author="Unbekannter Autor" w:date="2024-09-16T14:58:55Z"/>
           <w:rFonts w:ascii="Arial" w:hAnsi="Arial"/>
         </w:rPr>
@@ -38401,14 +38462,30 @@
       <w:pPr>
         <w:pStyle w:val="Normal"/>
         <w:bidi w:val="0"/>
+        <w:jc w:val="left"/>
+        <w:rPr>
+          <w:ins w:id="205" w:author="Unbekannter Autor" w:date="2024-09-16T14:58:55Z"/>
+          <w:rFonts w:ascii="Arial" w:hAnsi="Arial"/>
+        </w:rPr>
+      </w:pPr>
+      <w:ins w:id="204" w:author="Unbekannter Autor" w:date="2024-09-16T14:58:55Z">
+        <w:r>
+          <w:rPr/>
+        </w:r>
+      </w:ins>
+    </w:p>
+    <w:p>
+      <w:pPr>
+        <w:pStyle w:val="Normal"/>
+        <w:bidi w:val="0"/>
         <w:jc w:val="center"/>
         <w:rPr>
-          <w:ins w:id="205" w:author="Unbekannter Autor" w:date="2024-09-16T14:58:55Z"/>
-          <w:sz w:val="20"/>
-          <w:szCs w:val="20"/>
-        </w:rPr>
-      </w:pPr>
-      <w:ins w:id="204" w:author="Unbekannter Autor" w:date="2024-09-16T14:58:55Z">
+          <w:ins w:id="207" w:author="Unbekannter Autor" w:date="2024-09-16T14:58:55Z"/>
+          <w:sz w:val="20"/>
+          <w:szCs w:val="20"/>
+        </w:rPr>
+      </w:pPr>
+      <w:ins w:id="206" w:author="Unbekannter Autor" w:date="2024-09-16T14:58:55Z">
         <w:r>
           <w:rPr>
             <w:sz w:val="20"/>
@@ -38426,7 +38503,7 @@
           <w:numId w:val="0"/>
         </w:numPr>
         <w:suppressAutoHyphens w:val="true"/>
-        <w:overflowPunct w:val="false"/>
+        <w:overflowPunct w:val="true"/>
         <w:ind w:hanging="0" w:left="0"/>
         <w:jc w:val="left"/>
         <w:rPr>
@@ -38876,7 +38953,7 @@
       </w:pPr>
       <w:bookmarkStart w:id="113" w:name="__RefHeading___Toc1966_3856073189"/>
       <w:bookmarkEnd w:id="113"/>
-      <w:del w:id="206" w:author="Unbekannter Autor" w:date="2024-09-16T15:44:02Z">
+      <w:del w:id="208" w:author="Unbekannter Autor" w:date="2024-09-16T15:44:02Z">
         <w:r>
           <w:rPr/>
           <w:delText xml:space="preserve">Die </w:delText>
@@ -39124,12 +39201,12 @@
         <w:bidi w:val="0"/>
         <w:jc w:val="left"/>
         <w:rPr>
-          <w:del w:id="208" w:author="Unbekannter Autor" w:date="2024-09-16T14:59:25Z"/>
-          <w:sz w:val="20"/>
-          <w:szCs w:val="20"/>
-        </w:rPr>
-      </w:pPr>
-      <w:del w:id="207" w:author="Unbekannter Autor" w:date="2024-09-16T14:59:25Z">
+          <w:del w:id="210" w:author="Unbekannter Autor" w:date="2024-09-16T14:59:25Z"/>
+          <w:sz w:val="20"/>
+          <w:szCs w:val="20"/>
+        </w:rPr>
+      </w:pPr>
+      <w:del w:id="209" w:author="Unbekannter Autor" w:date="2024-09-16T14:59:25Z">
         <w:r>
           <w:rPr>
             <w:sz w:val="20"/>
@@ -39147,7 +39224,7 @@
           <w:numId w:val="0"/>
         </w:numPr>
         <w:suppressAutoHyphens w:val="true"/>
-        <w:overflowPunct w:val="false"/>
+        <w:overflowPunct w:val="true"/>
         <w:ind w:hanging="0" w:left="0"/>
         <w:jc w:val="left"/>
         <w:rPr>
@@ -39174,20 +39251,20 @@
         </w:numPr>
         <w:spacing w:before="0" w:after="120"/>
         <w:rPr>
-          <w:ins w:id="211" w:author="Unbekannter Autor" w:date="2024-09-16T15:44:10Z"/>
+          <w:ins w:id="213" w:author="Unbekannter Autor" w:date="2024-09-16T15:44:10Z"/>
           <w:sz w:val="20"/>
           <w:szCs w:val="20"/>
         </w:rPr>
       </w:pPr>
       <w:bookmarkStart w:id="114" w:name="__RefHeading___Toc2854_368820545"/>
       <w:bookmarkEnd w:id="114"/>
-      <w:ins w:id="209" w:author="Unbekannter Autor" w:date="2024-09-16T16:11:31Z">
+      <w:ins w:id="211" w:author="Unbekannter Autor" w:date="2024-09-16T16:11:31Z">
         <w:r>
           <w:rPr/>
           <w:t xml:space="preserve">Informationen zur Beitragsberechnung auf der </w:t>
         </w:r>
       </w:ins>
-      <w:ins w:id="210" w:author="Unbekannter Autor" w:date="2024-09-16T15:44:10Z">
+      <w:ins w:id="212" w:author="Unbekannter Autor" w:date="2024-09-16T15:44:10Z">
         <w:r>
           <w:rPr/>
           <w:t>Übersichtsseite</w:t>
@@ -39199,12 +39276,12 @@
         <w:pStyle w:val="BodyText"/>
         <w:spacing w:before="0" w:after="120"/>
         <w:rPr>
-          <w:ins w:id="213" w:author="Unbekannter Autor" w:date="2024-09-16T15:44:10Z"/>
-          <w:sz w:val="20"/>
-          <w:szCs w:val="20"/>
-        </w:rPr>
-      </w:pPr>
-      <w:ins w:id="212" w:author="Unbekannter Autor" w:date="2024-09-16T15:44:10Z">
+          <w:ins w:id="215" w:author="Unbekannter Autor" w:date="2024-09-16T15:44:10Z"/>
+          <w:sz w:val="20"/>
+          <w:szCs w:val="20"/>
+        </w:rPr>
+      </w:pPr>
+      <w:ins w:id="214" w:author="Unbekannter Autor" w:date="2024-09-16T15:44:10Z">
         <w:r>
           <w:rPr>
             <w:sz w:val="20"/>
@@ -39218,7 +39295,7 @@
         <w:pStyle w:val="Normal"/>
         <w:bidi w:val="0"/>
         <w:rPr>
-          <w:ins w:id="215" w:author="Unbekannter Autor" w:date="2024-09-16T15:44:10Z"/>
+          <w:ins w:id="217" w:author="Unbekannter Autor" w:date="2024-09-16T15:44:10Z"/>
           <w:rFonts w:ascii="Arial" w:hAnsi="Arial"/>
           <w:b w:val="false"/>
           <w:bCs w:val="false"/>
@@ -39226,7 +39303,7 @@
           <w:szCs w:val="20"/>
         </w:rPr>
       </w:pPr>
-      <w:ins w:id="214" w:author="Unbekannter Autor" w:date="2024-09-16T15:44:10Z">
+      <w:ins w:id="216" w:author="Unbekannter Autor" w:date="2024-09-16T15:44:10Z">
         <w:r>
           <w:rPr>
             <w:b w:val="false"/>
@@ -39243,7 +39320,7 @@
         <w:pStyle w:val="Normal"/>
         <w:bidi w:val="0"/>
         <w:rPr>
-          <w:ins w:id="217" w:author="Unbekannter Autor" w:date="2024-09-16T15:44:10Z"/>
+          <w:ins w:id="219" w:author="Unbekannter Autor" w:date="2024-09-16T15:44:10Z"/>
           <w:rFonts w:ascii="Arial" w:hAnsi="Arial"/>
           <w:b w:val="false"/>
           <w:bCs w:val="false"/>
@@ -39251,7 +39328,7 @@
           <w:szCs w:val="20"/>
         </w:rPr>
       </w:pPr>
-      <w:ins w:id="216" w:author="Unbekannter Autor" w:date="2024-09-16T15:44:10Z">
+      <w:ins w:id="218" w:author="Unbekannter Autor" w:date="2024-09-16T15:44:10Z">
         <w:r>
           <w:rPr>
             <w:b w:val="false"/>
@@ -39267,7 +39344,7 @@
         <w:pStyle w:val="Normal"/>
         <w:bidi w:val="0"/>
         <w:rPr>
-          <w:ins w:id="224" w:author="Unbekannter Autor" w:date="2024-09-16T15:44:10Z"/>
+          <w:ins w:id="226" w:author="Unbekannter Autor" w:date="2024-09-16T15:44:10Z"/>
           <w:rFonts w:ascii="Arial" w:hAnsi="Arial"/>
           <w:b w:val="false"/>
           <w:bCs w:val="false"/>
@@ -39275,7 +39352,7 @@
           <w:szCs w:val="20"/>
         </w:rPr>
       </w:pPr>
-      <w:ins w:id="218" w:author="Unbekannter Autor" w:date="2024-09-16T15:44:10Z">
+      <w:ins w:id="220" w:author="Unbekannter Autor" w:date="2024-09-16T15:44:10Z">
         <w:r>
           <w:rPr>
             <w:b w:val="false"/>
@@ -39286,7 +39363,7 @@
           <w:t xml:space="preserve">Dazu müssen folgende Zeilen in die Datei </w:t>
         </w:r>
       </w:ins>
-      <w:ins w:id="219" w:author="Unbekannter Autor" w:date="2024-09-16T15:44:10Z">
+      <w:ins w:id="221" w:author="Unbekannter Autor" w:date="2024-09-16T15:44:10Z">
         <w:r>
           <w:rPr>
             <w:rFonts w:eastAsia="NSimSun" w:cs="Arial"/>
@@ -39301,7 +39378,7 @@
           <w:t>„</w:t>
         </w:r>
       </w:ins>
-      <w:ins w:id="220" w:author="Unbekannter Autor" w:date="2024-09-16T15:44:10Z">
+      <w:ins w:id="222" w:author="Unbekannter Autor" w:date="2024-09-16T15:44:10Z">
         <w:r>
           <w:rPr>
             <w:b w:val="false"/>
@@ -39321,7 +39398,7 @@
         </w:rPr>
         <w:t>system/</w:t>
       </w:r>
-      <w:ins w:id="221" w:author="Unbekannter Autor" w:date="2024-09-16T15:44:10Z">
+      <w:ins w:id="223" w:author="Unbekannter Autor" w:date="2024-09-16T15:44:10Z">
         <w:r>
           <w:rPr>
             <w:b w:val="false"/>
@@ -39332,7 +39409,7 @@
           <w:t>overview.tpl</w:t>
         </w:r>
       </w:ins>
-      <w:ins w:id="222" w:author="Unbekannter Autor" w:date="2024-09-16T15:44:10Z">
+      <w:ins w:id="224" w:author="Unbekannter Autor" w:date="2024-09-16T15:44:10Z">
         <w:r>
           <w:rPr>
             <w:rFonts w:eastAsia="NSimSun" w:cs="Arial"/>
@@ -39347,7 +39424,7 @@
           <w:t>“</w:t>
         </w:r>
       </w:ins>
-      <w:ins w:id="223" w:author="Unbekannter Autor" w:date="2024-09-16T15:44:10Z">
+      <w:ins w:id="225" w:author="Unbekannter Autor" w:date="2024-09-16T15:44:10Z">
         <w:r>
           <w:rPr>
             <w:b w:val="false"/>
@@ -39364,7 +39441,7 @@
         <w:pStyle w:val="Normal"/>
         <w:bidi w:val="0"/>
         <w:rPr>
-          <w:ins w:id="226" w:author="Unbekannter Autor" w:date="2024-09-16T15:44:10Z"/>
+          <w:ins w:id="228" w:author="Unbekannter Autor" w:date="2024-09-16T15:44:10Z"/>
           <w:rFonts w:ascii="Arial" w:hAnsi="Arial"/>
           <w:b w:val="false"/>
           <w:bCs w:val="false"/>
@@ -39372,7 +39449,7 @@
           <w:szCs w:val="20"/>
         </w:rPr>
       </w:pPr>
-      <w:ins w:id="225" w:author="Unbekannter Autor" w:date="2024-09-16T15:44:10Z">
+      <w:ins w:id="227" w:author="Unbekannter Autor" w:date="2024-09-16T15:44:10Z">
         <w:r>
           <w:rPr>
             <w:b w:val="false"/>
@@ -39388,7 +39465,7 @@
         <w:pStyle w:val="Normal"/>
         <w:bidi w:val="0"/>
         <w:rPr>
-          <w:ins w:id="229" w:author="Unbekannter Autor" w:date="2024-09-16T15:44:10Z"/>
+          <w:ins w:id="231" w:author="Unbekannter Autor" w:date="2024-09-16T15:44:10Z"/>
           <w:rFonts w:ascii="Arial" w:hAnsi="Arial"/>
           <w:b w:val="false"/>
           <w:bCs w:val="false"/>
@@ -39396,7 +39473,7 @@
           <w:szCs w:val="20"/>
         </w:rPr>
       </w:pPr>
-      <w:ins w:id="227" w:author="Unbekannter Autor" w:date="2024-09-16T15:44:10Z">
+      <w:ins w:id="229" w:author="Unbekannter Autor" w:date="2024-09-16T15:44:10Z">
         <w:r>
           <w:rPr>
             <w:b w:val="false"/>
@@ -39407,7 +39484,7 @@
           <w:t xml:space="preserve">    </w:t>
         </w:r>
       </w:ins>
-      <w:ins w:id="228" w:author="Unbekannter Autor" w:date="2024-09-16T15:44:10Z">
+      <w:ins w:id="230" w:author="Unbekannter Autor" w:date="2024-09-16T15:44:10Z">
         <w:r>
           <w:rPr>
             <w:b w:val="false"/>
@@ -39424,7 +39501,7 @@
         <w:pStyle w:val="Normal"/>
         <w:bidi w:val="0"/>
         <w:rPr>
-          <w:ins w:id="232" w:author="Unbekannter Autor" w:date="2024-09-16T15:44:10Z"/>
+          <w:ins w:id="234" w:author="Unbekannter Autor" w:date="2024-09-16T15:44:10Z"/>
           <w:rFonts w:ascii="Arial" w:hAnsi="Arial"/>
           <w:b w:val="false"/>
           <w:bCs w:val="false"/>
@@ -39432,7 +39509,7 @@
           <w:szCs w:val="20"/>
         </w:rPr>
       </w:pPr>
-      <w:ins w:id="230" w:author="Unbekannter Autor" w:date="2024-09-16T15:44:10Z">
+      <w:ins w:id="232" w:author="Unbekannter Autor" w:date="2024-09-16T15:44:10Z">
         <w:r>
           <w:rPr>
             <w:b w:val="false"/>
@@ -39443,7 +39520,7 @@
           <w:t xml:space="preserve">        </w:t>
         </w:r>
       </w:ins>
-      <w:ins w:id="231" w:author="Unbekannter Autor" w:date="2024-09-16T15:44:10Z">
+      <w:ins w:id="233" w:author="Unbekannter Autor" w:date="2024-09-16T15:44:10Z">
         <w:r>
           <w:rPr>
             <w:b w:val="false"/>
@@ -39460,7 +39537,7 @@
         <w:pStyle w:val="Normal"/>
         <w:bidi w:val="0"/>
         <w:rPr>
-          <w:ins w:id="235" w:author="Unbekannter Autor" w:date="2024-09-16T15:44:10Z"/>
+          <w:ins w:id="237" w:author="Unbekannter Autor" w:date="2024-09-16T15:44:10Z"/>
           <w:rFonts w:ascii="Arial" w:hAnsi="Arial"/>
           <w:b w:val="false"/>
           <w:bCs w:val="false"/>
@@ -39468,7 +39545,7 @@
           <w:szCs w:val="20"/>
         </w:rPr>
       </w:pPr>
-      <w:ins w:id="233" w:author="Unbekannter Autor" w:date="2024-09-16T15:44:10Z">
+      <w:ins w:id="235" w:author="Unbekannter Autor" w:date="2024-09-16T15:44:10Z">
         <w:r>
           <w:rPr>
             <w:b w:val="false"/>
@@ -39479,7 +39556,7 @@
           <w:t xml:space="preserve">            </w:t>
         </w:r>
       </w:ins>
-      <w:ins w:id="234" w:author="Unbekannter Autor" w:date="2024-09-16T15:44:10Z">
+      <w:ins w:id="236" w:author="Unbekannter Autor" w:date="2024-09-16T15:44:10Z">
         <w:r>
           <w:rPr>
             <w:b w:val="false"/>
@@ -39496,7 +39573,7 @@
         <w:pStyle w:val="Normal"/>
         <w:bidi w:val="0"/>
         <w:rPr>
-          <w:ins w:id="241" w:author="Unbekannter Autor" w:date="2024-09-16T15:44:10Z"/>
+          <w:ins w:id="243" w:author="Unbekannter Autor" w:date="2024-09-16T15:44:10Z"/>
           <w:rFonts w:ascii="Arial" w:hAnsi="Arial"/>
           <w:b w:val="false"/>
           <w:bCs w:val="false"/>
@@ -39504,7 +39581,7 @@
           <w:szCs w:val="20"/>
         </w:rPr>
       </w:pPr>
-      <w:ins w:id="236" w:author="Unbekannter Autor" w:date="2024-09-16T15:44:10Z">
+      <w:ins w:id="238" w:author="Unbekannter Autor" w:date="2024-09-16T15:44:10Z">
         <w:r>
           <w:rPr>
             <w:b w:val="false"/>
@@ -39515,7 +39592,7 @@
           <w:t xml:space="preserve">                </w:t>
         </w:r>
       </w:ins>
-      <w:ins w:id="237" w:author="Unbekannter Autor" w:date="2024-09-16T15:44:10Z">
+      <w:ins w:id="239" w:author="Unbekannter Autor" w:date="2024-09-16T15:44:10Z">
         <w:r>
           <w:rPr>
             <w:b w:val="false"/>
@@ -39535,7 +39612,7 @@
         </w:rPr>
         <w:t>M</w:t>
       </w:r>
-      <w:ins w:id="238" w:author="Unbekannter Autor" w:date="2024-09-16T15:44:10Z">
+      <w:ins w:id="240" w:author="Unbekannter Autor" w:date="2024-09-16T15:44:10Z">
         <w:r>
           <w:rPr>
             <w:b w:val="false"/>
@@ -39555,7 +39632,7 @@
         </w:rPr>
         <w:t>F</w:t>
       </w:r>
-      <w:ins w:id="239" w:author="Unbekannter Autor" w:date="2024-09-16T15:44:10Z">
+      <w:ins w:id="241" w:author="Unbekannter Autor" w:date="2024-09-16T15:44:10Z">
         <w:r>
           <w:rPr>
             <w:b w:val="false"/>
@@ -39575,7 +39652,7 @@
         </w:rPr>
         <w:t>system/</w:t>
       </w:r>
-      <w:ins w:id="240" w:author="Unbekannter Autor" w:date="2024-09-16T15:44:10Z">
+      <w:ins w:id="242" w:author="Unbekannter Autor" w:date="2024-09-16T15:44:10Z">
         <w:r>
           <w:rPr>
             <w:b w:val="false"/>
@@ -39592,7 +39669,7 @@
         <w:pStyle w:val="Normal"/>
         <w:bidi w:val="0"/>
         <w:rPr>
-          <w:ins w:id="244" w:author="Unbekannter Autor" w:date="2024-09-16T15:44:10Z"/>
+          <w:ins w:id="246" w:author="Unbekannter Autor" w:date="2024-09-16T15:44:10Z"/>
           <w:rFonts w:ascii="Arial" w:hAnsi="Arial"/>
           <w:b w:val="false"/>
           <w:bCs w:val="false"/>
@@ -39600,7 +39677,7 @@
           <w:szCs w:val="20"/>
         </w:rPr>
       </w:pPr>
-      <w:ins w:id="242" w:author="Unbekannter Autor" w:date="2024-09-16T15:44:10Z">
+      <w:ins w:id="244" w:author="Unbekannter Autor" w:date="2024-09-16T15:44:10Z">
         <w:r>
           <w:rPr>
             <w:b w:val="false"/>
@@ -39611,7 +39688,7 @@
           <w:t xml:space="preserve">            </w:t>
         </w:r>
       </w:ins>
-      <w:ins w:id="243" w:author="Unbekannter Autor" w:date="2024-09-16T15:44:10Z">
+      <w:ins w:id="245" w:author="Unbekannter Autor" w:date="2024-09-16T15:44:10Z">
         <w:r>
           <w:rPr>
             <w:b w:val="false"/>
@@ -39628,7 +39705,7 @@
         <w:pStyle w:val="Normal"/>
         <w:bidi w:val="0"/>
         <w:rPr>
-          <w:ins w:id="247" w:author="Unbekannter Autor" w:date="2024-09-16T15:44:10Z"/>
+          <w:ins w:id="249" w:author="Unbekannter Autor" w:date="2024-09-16T15:44:10Z"/>
           <w:rFonts w:ascii="Arial" w:hAnsi="Arial"/>
           <w:b w:val="false"/>
           <w:bCs w:val="false"/>
@@ -39636,7 +39713,7 @@
           <w:szCs w:val="20"/>
         </w:rPr>
       </w:pPr>
-      <w:ins w:id="245" w:author="Unbekannter Autor" w:date="2024-09-16T15:44:10Z">
+      <w:ins w:id="247" w:author="Unbekannter Autor" w:date="2024-09-16T15:44:10Z">
         <w:r>
           <w:rPr>
             <w:b w:val="false"/>
@@ -39647,7 +39724,7 @@
           <w:t xml:space="preserve">        </w:t>
         </w:r>
       </w:ins>
-      <w:ins w:id="246" w:author="Unbekannter Autor" w:date="2024-09-16T15:44:10Z">
+      <w:ins w:id="248" w:author="Unbekannter Autor" w:date="2024-09-16T15:44:10Z">
         <w:r>
           <w:rPr>
             <w:b w:val="false"/>
@@ -39664,7 +39741,7 @@
         <w:pStyle w:val="Normal"/>
         <w:bidi w:val="0"/>
         <w:rPr>
-          <w:ins w:id="250" w:author="Unbekannter Autor" w:date="2024-09-16T15:44:10Z"/>
+          <w:ins w:id="252" w:author="Unbekannter Autor" w:date="2024-09-16T15:44:10Z"/>
           <w:rFonts w:ascii="Arial" w:hAnsi="Arial"/>
           <w:b w:val="false"/>
           <w:bCs w:val="false"/>
@@ -39672,7 +39749,7 @@
           <w:szCs w:val="20"/>
         </w:rPr>
       </w:pPr>
-      <w:ins w:id="248" w:author="Unbekannter Autor" w:date="2024-09-16T15:44:10Z">
+      <w:ins w:id="250" w:author="Unbekannter Autor" w:date="2024-09-16T15:44:10Z">
         <w:r>
           <w:rPr>
             <w:b w:val="false"/>
@@ -39683,7 +39760,7 @@
           <w:t xml:space="preserve">    </w:t>
         </w:r>
       </w:ins>
-      <w:ins w:id="249" w:author="Unbekannter Autor" w:date="2024-09-16T15:44:10Z">
+      <w:ins w:id="251" w:author="Unbekannter Autor" w:date="2024-09-16T15:44:10Z">
         <w:r>
           <w:rPr>
             <w:b w:val="false"/>
@@ -39700,30 +39777,6 @@
         <w:pStyle w:val="Normal"/>
         <w:bidi w:val="0"/>
         <w:rPr>
-          <w:ins w:id="252" w:author="Unbekannter Autor" w:date="2024-09-16T15:44:10Z"/>
-          <w:rFonts w:ascii="Arial" w:hAnsi="Arial"/>
-          <w:b w:val="false"/>
-          <w:bCs w:val="false"/>
-          <w:sz w:val="20"/>
-          <w:szCs w:val="20"/>
-        </w:rPr>
-      </w:pPr>
-      <w:ins w:id="251" w:author="Unbekannter Autor" w:date="2024-09-16T15:44:10Z">
-        <w:r>
-          <w:rPr>
-            <w:b w:val="false"/>
-            <w:bCs w:val="false"/>
-            <w:sz w:val="20"/>
-            <w:szCs w:val="20"/>
-          </w:rPr>
-        </w:r>
-      </w:ins>
-    </w:p>
-    <w:p>
-      <w:pPr>
-        <w:pStyle w:val="Normal"/>
-        <w:bidi w:val="0"/>
-        <w:rPr>
           <w:ins w:id="254" w:author="Unbekannter Autor" w:date="2024-09-16T15:44:10Z"/>
           <w:rFonts w:ascii="Arial" w:hAnsi="Arial"/>
           <w:b w:val="false"/>
@@ -39764,6 +39817,30 @@
             <w:sz w:val="20"/>
             <w:szCs w:val="20"/>
           </w:rPr>
+        </w:r>
+      </w:ins>
+    </w:p>
+    <w:p>
+      <w:pPr>
+        <w:pStyle w:val="Normal"/>
+        <w:bidi w:val="0"/>
+        <w:rPr>
+          <w:ins w:id="258" w:author="Unbekannter Autor" w:date="2024-09-16T15:44:10Z"/>
+          <w:rFonts w:ascii="Arial" w:hAnsi="Arial"/>
+          <w:b w:val="false"/>
+          <w:bCs w:val="false"/>
+          <w:sz w:val="20"/>
+          <w:szCs w:val="20"/>
+        </w:rPr>
+      </w:pPr>
+      <w:ins w:id="257" w:author="Unbekannter Autor" w:date="2024-09-16T15:44:10Z">
+        <w:r>
+          <w:rPr>
+            <w:b w:val="false"/>
+            <w:bCs w:val="false"/>
+            <w:sz w:val="20"/>
+            <w:szCs w:val="20"/>
+          </w:rPr>
           <w:t>Anzeige ohne Anmeldung:</w:t>
         </w:r>
       </w:ins>
@@ -39773,7 +39850,7 @@
         <w:pStyle w:val="Normal"/>
         <w:bidi w:val="0"/>
         <w:rPr>
-          <w:ins w:id="258" w:author="Unbekannter Autor" w:date="2024-09-16T15:44:10Z"/>
+          <w:ins w:id="260" w:author="Unbekannter Autor" w:date="2024-09-16T15:44:10Z"/>
           <w:rFonts w:ascii="Arial" w:hAnsi="Arial"/>
           <w:b w:val="false"/>
           <w:bCs w:val="false"/>
@@ -39781,7 +39858,7 @@
           <w:szCs w:val="20"/>
         </w:rPr>
       </w:pPr>
-      <w:ins w:id="257" w:author="Unbekannter Autor" w:date="2024-09-16T15:44:10Z">
+      <w:ins w:id="259" w:author="Unbekannter Autor" w:date="2024-09-16T15:44:10Z">
         <w:r>
           <w:rPr>
             <w:b w:val="false"/>
@@ -39797,7 +39874,7 @@
         <w:pStyle w:val="Normal"/>
         <w:bidi w:val="0"/>
         <w:rPr>
-          <w:ins w:id="260" w:author="Unbekannter Autor" w:date="2024-09-16T15:44:10Z"/>
+          <w:ins w:id="262" w:author="Unbekannter Autor" w:date="2024-09-16T15:44:10Z"/>
           <w:rFonts w:ascii="Arial" w:hAnsi="Arial"/>
           <w:b w:val="false"/>
           <w:bCs w:val="false"/>
@@ -39805,7 +39882,7 @@
           <w:szCs w:val="20"/>
         </w:rPr>
       </w:pPr>
-      <w:ins w:id="259" w:author="Unbekannter Autor" w:date="2024-09-16T15:44:10Z">
+      <w:ins w:id="261" w:author="Unbekannter Autor" w:date="2024-09-16T15:44:10Z">
         <w:r>
           <w:rPr/>
           <w:drawing>
@@ -39854,7 +39931,7 @@
         <w:pStyle w:val="Normal"/>
         <w:bidi w:val="0"/>
         <w:rPr>
-          <w:ins w:id="262" w:author="Unbekannter Autor" w:date="2024-09-16T15:44:10Z"/>
+          <w:ins w:id="264" w:author="Unbekannter Autor" w:date="2024-09-16T15:44:10Z"/>
           <w:rFonts w:ascii="Arial" w:hAnsi="Arial"/>
           <w:b w:val="false"/>
           <w:bCs w:val="false"/>
@@ -39862,7 +39939,7 @@
           <w:szCs w:val="20"/>
         </w:rPr>
       </w:pPr>
-      <w:ins w:id="261" w:author="Unbekannter Autor" w:date="2024-09-16T15:44:10Z">
+      <w:ins w:id="263" w:author="Unbekannter Autor" w:date="2024-09-16T15:44:10Z">
         <w:r>
           <w:rPr>
             <w:b w:val="false"/>
@@ -39878,7 +39955,7 @@
         <w:pStyle w:val="Normal"/>
         <w:bidi w:val="0"/>
         <w:rPr>
-          <w:ins w:id="264" w:author="Unbekannter Autor" w:date="2024-09-16T15:44:10Z"/>
+          <w:ins w:id="266" w:author="Unbekannter Autor" w:date="2024-09-16T15:44:10Z"/>
           <w:rFonts w:ascii="Arial" w:hAnsi="Arial"/>
           <w:b w:val="false"/>
           <w:bCs w:val="false"/>
@@ -39886,7 +39963,7 @@
           <w:szCs w:val="20"/>
         </w:rPr>
       </w:pPr>
-      <w:ins w:id="263" w:author="Unbekannter Autor" w:date="2024-09-16T15:44:10Z">
+      <w:ins w:id="265" w:author="Unbekannter Autor" w:date="2024-09-16T15:44:10Z">
         <w:r>
           <w:rPr>
             <w:b w:val="false"/>
@@ -39903,7 +39980,7 @@
         <w:pStyle w:val="Normal"/>
         <w:bidi w:val="0"/>
         <w:rPr>
-          <w:ins w:id="266" w:author="Unbekannter Autor" w:date="2024-09-16T15:44:10Z"/>
+          <w:ins w:id="268" w:author="Unbekannter Autor" w:date="2024-09-16T15:44:10Z"/>
           <w:rFonts w:ascii="Arial" w:hAnsi="Arial"/>
           <w:b w:val="false"/>
           <w:bCs w:val="false"/>
@@ -39911,7 +39988,7 @@
           <w:szCs w:val="20"/>
         </w:rPr>
       </w:pPr>
-      <w:ins w:id="265" w:author="Unbekannter Autor" w:date="2024-09-16T15:44:10Z">
+      <w:ins w:id="267" w:author="Unbekannter Autor" w:date="2024-09-16T15:44:10Z">
         <w:r>
           <w:rPr>
             <w:b w:val="false"/>
@@ -39927,7 +40004,7 @@
         <w:pStyle w:val="Normal"/>
         <w:bidi w:val="0"/>
         <w:rPr>
-          <w:ins w:id="268" w:author="Unbekannter Autor" w:date="2024-09-16T15:44:10Z"/>
+          <w:ins w:id="270" w:author="Unbekannter Autor" w:date="2024-09-16T15:44:10Z"/>
           <w:rFonts w:ascii="Arial" w:hAnsi="Arial"/>
           <w:b w:val="false"/>
           <w:bCs w:val="false"/>
@@ -39935,7 +40012,7 @@
           <w:szCs w:val="20"/>
         </w:rPr>
       </w:pPr>
-      <w:ins w:id="267" w:author="Unbekannter Autor" w:date="2024-09-16T15:44:10Z">
+      <w:ins w:id="269" w:author="Unbekannter Autor" w:date="2024-09-16T15:44:10Z">
         <w:r>
           <w:rPr/>
           <w:drawing>
@@ -39987,10 +40064,10 @@
         <w:pStyle w:val="BodyText"/>
         <w:spacing w:before="0" w:after="120"/>
         <w:rPr>
-          <w:ins w:id="270" w:author="Unbekannter Autor" w:date="2024-09-16T15:44:10Z"/>
-        </w:rPr>
-      </w:pPr>
-      <w:ins w:id="269" w:author="Unbekannter Autor" w:date="2024-09-16T15:44:10Z">
+          <w:ins w:id="272" w:author="Unbekannter Autor" w:date="2024-09-16T15:44:10Z"/>
+        </w:rPr>
+      </w:pPr>
+      <w:ins w:id="271" w:author="Unbekannter Autor" w:date="2024-09-16T15:44:10Z">
         <w:r>
           <w:rPr/>
         </w:r>
@@ -40235,7 +40312,7 @@
     </w:p>
     <w:p>
       <w:pPr>
-        <w:pStyle w:val="VorformatierterText"/>
+        <w:pStyle w:val="VorformatierterTextuser"/>
         <w:numPr>
           <w:ilvl w:val="0"/>
           <w:numId w:val="29"/>
@@ -40254,7 +40331,7 @@
     </w:p>
     <w:p>
       <w:pPr>
-        <w:pStyle w:val="VorformatierterText"/>
+        <w:pStyle w:val="VorformatierterTextuser"/>
         <w:bidi w:val="0"/>
         <w:spacing w:before="0" w:after="0"/>
         <w:jc w:val="left"/>
@@ -40266,7 +40343,7 @@
     </w:p>
     <w:p>
       <w:pPr>
-        <w:pStyle w:val="VorformatierterText"/>
+        <w:pStyle w:val="VorformatierterTextuser"/>
         <w:numPr>
           <w:ilvl w:val="0"/>
           <w:numId w:val="29"/>
@@ -40285,7 +40362,7 @@
     </w:p>
     <w:p>
       <w:pPr>
-        <w:pStyle w:val="VorformatierterText"/>
+        <w:pStyle w:val="VorformatierterTextuser"/>
         <w:bidi w:val="0"/>
         <w:spacing w:before="0" w:after="0"/>
         <w:jc w:val="left"/>
@@ -40297,7 +40374,7 @@
     </w:p>
     <w:p>
       <w:pPr>
-        <w:pStyle w:val="VorformatierterText"/>
+        <w:pStyle w:val="VorformatierterTextuser"/>
         <w:numPr>
           <w:ilvl w:val="0"/>
           <w:numId w:val="29"/>
@@ -40316,7 +40393,7 @@
     </w:p>
     <w:p>
       <w:pPr>
-        <w:pStyle w:val="VorformatierterText"/>
+        <w:pStyle w:val="VorformatierterTextuser"/>
         <w:bidi w:val="0"/>
         <w:spacing w:before="0" w:after="0"/>
         <w:jc w:val="left"/>
@@ -40328,7 +40405,7 @@
     </w:p>
     <w:p>
       <w:pPr>
-        <w:pStyle w:val="VorformatierterText"/>
+        <w:pStyle w:val="VorformatierterTextuser"/>
         <w:numPr>
           <w:ilvl w:val="0"/>
           <w:numId w:val="29"/>
@@ -40352,7 +40429,7 @@
     </w:p>
     <w:p>
       <w:pPr>
-        <w:pStyle w:val="VorformatierterText"/>
+        <w:pStyle w:val="VorformatierterTextuser"/>
         <w:bidi w:val="0"/>
         <w:spacing w:before="0" w:after="0"/>
         <w:jc w:val="left"/>
@@ -40370,7 +40447,7 @@
     </w:p>
     <w:p>
       <w:pPr>
-        <w:pStyle w:val="VorformatierterText"/>
+        <w:pStyle w:val="VorformatierterTextuser"/>
         <w:bidi w:val="0"/>
         <w:spacing w:before="0" w:after="0"/>
         <w:jc w:val="left"/>
@@ -45850,7 +45927,7 @@
     <w:pPr>
       <w:widowControl/>
       <w:suppressAutoHyphens w:val="true"/>
-      <w:overflowPunct w:val="false"/>
+      <w:overflowPunct w:val="true"/>
       <w:bidi w:val="0"/>
       <w:spacing w:before="0" w:after="0"/>
       <w:jc w:val="left"/>
@@ -45866,7 +45943,7 @@
   </w:style>
   <w:style w:type="paragraph" w:styleId="Heading1">
     <w:name w:val="heading 1"/>
-    <w:basedOn w:val="berschrift"/>
+    <w:basedOn w:val="berschriftuser"/>
     <w:next w:val="BodyText"/>
     <w:qFormat/>
     <w:pPr>
@@ -45886,7 +45963,7 @@
   </w:style>
   <w:style w:type="paragraph" w:styleId="Heading2">
     <w:name w:val="heading 2"/>
-    <w:basedOn w:val="berschrift"/>
+    <w:basedOn w:val="berschriftuser"/>
     <w:next w:val="BodyText"/>
     <w:qFormat/>
     <w:pPr>
@@ -45906,7 +45983,7 @@
   </w:style>
   <w:style w:type="paragraph" w:styleId="Heading3">
     <w:name w:val="heading 3"/>
-    <w:basedOn w:val="berschrift"/>
+    <w:basedOn w:val="berschriftuser"/>
     <w:next w:val="BodyText"/>
     <w:qFormat/>
     <w:pPr>
@@ -45926,7 +46003,7 @@
   </w:style>
   <w:style w:type="paragraph" w:styleId="Heading4">
     <w:name w:val="heading 4"/>
-    <w:basedOn w:val="berschrift"/>
+    <w:basedOn w:val="berschriftuser"/>
     <w:next w:val="BodyText"/>
     <w:qFormat/>
     <w:pPr>
@@ -45946,8 +46023,8 @@
       <w:szCs w:val="26"/>
     </w:rPr>
   </w:style>
-  <w:style w:type="character" w:styleId="Aufzhlungszeichen">
-    <w:name w:val="Aufzählungszeichen"/>
+  <w:style w:type="character" w:styleId="Aufzhlungszeichenuser">
+    <w:name w:val="Aufzählungszeichen (user)"/>
     <w:qFormat/>
     <w:rPr>
       <w:rFonts w:ascii="OpenSymbol" w:hAnsi="OpenSymbol" w:eastAsia="OpenSymbol" w:cs="OpenSymbol"/>
@@ -45962,13 +46039,13 @@
       <w:lang w:val="zxx" w:eastAsia="zxx" w:bidi="zxx"/>
     </w:rPr>
   </w:style>
-  <w:style w:type="character" w:styleId="Verzeichnissprung">
-    <w:name w:val="Verzeichnissprung"/>
+  <w:style w:type="character" w:styleId="Verzeichnissprunguser">
+    <w:name w:val="Verzeichnissprung (user)"/>
     <w:qFormat/>
     <w:rPr/>
   </w:style>
-  <w:style w:type="character" w:styleId="Nummerierungszeichen">
-    <w:name w:val="Nummerierungszeichen"/>
+  <w:style w:type="character" w:styleId="Nummerierungszeichenuser">
+    <w:name w:val="Nummerierungszeichen (user)"/>
     <w:qFormat/>
     <w:rPr>
       <w:rFonts w:ascii="Arial" w:hAnsi="Arial"/>
@@ -46042,8 +46119,8 @@
       <w:u w:val="single"/>
     </w:rPr>
   </w:style>
-  <w:style w:type="character" w:styleId="Verzeichnissprunguser">
-    <w:name w:val="Verzeichnissprung (user)"/>
+  <w:style w:type="character" w:styleId="Verzeichnissprung">
+    <w:name w:val="Verzeichnissprung"/>
     <w:qFormat/>
     <w:rPr/>
   </w:style>
@@ -46051,8 +46128,8 @@
     <w:name w:val="line number"/>
     <w:rPr/>
   </w:style>
-  <w:style w:type="character" w:styleId="Aufzhlungszeichenuser">
-    <w:name w:val="Aufzählungszeichen (user)"/>
+  <w:style w:type="character" w:styleId="Aufzhlungszeichen">
+    <w:name w:val="Aufzählungszeichen"/>
     <w:qFormat/>
     <w:rPr>
       <w:rFonts w:ascii="OpenSymbol" w:hAnsi="OpenSymbol" w:eastAsia="OpenSymbol" w:cs="OpenSymbol"/>
@@ -46156,15 +46233,15 @@
     </w:pPr>
     <w:rPr/>
   </w:style>
-  <w:style w:type="paragraph" w:styleId="Kopf-Fuzeile">
-    <w:name w:val="Kopf-/Fußzeile"/>
+  <w:style w:type="paragraph" w:styleId="Kopf-Fuzeileuser">
+    <w:name w:val="Kopf-/Fußzeile (user)"/>
     <w:basedOn w:val="Normal"/>
     <w:qFormat/>
     <w:pPr/>
     <w:rPr/>
   </w:style>
-  <w:style w:type="paragraph" w:styleId="Kopf-Fuzeileuser">
-    <w:name w:val="Kopf-/Fußzeile (user)"/>
+  <w:style w:type="paragraph" w:styleId="Kopf-Fuzeile">
+    <w:name w:val="Kopf-/Fußzeile"/>
     <w:basedOn w:val="Normal"/>
     <w:qFormat/>
     <w:pPr/>
@@ -46180,7 +46257,7 @@
   </w:style>
   <w:style w:type="paragraph" w:styleId="IndexHeading">
     <w:name w:val="index heading"/>
-    <w:basedOn w:val="berschrift"/>
+    <w:basedOn w:val="berschriftuser"/>
     <w:pPr>
       <w:suppressLineNumbers/>
       <w:ind w:hanging="0" w:left="0"/>
@@ -46209,7 +46286,7 @@
   </w:style>
   <w:style w:type="paragraph" w:styleId="TOC1">
     <w:name w:val="toc 1"/>
-    <w:basedOn w:val="Verzeichnis"/>
+    <w:basedOn w:val="Verzeichnisuser"/>
     <w:pPr>
       <w:tabs>
         <w:tab w:val="clear" w:pos="709"/>
@@ -46224,7 +46301,7 @@
   </w:style>
   <w:style w:type="paragraph" w:styleId="TOC2">
     <w:name w:val="toc 2"/>
-    <w:basedOn w:val="Verzeichnis"/>
+    <w:basedOn w:val="Verzeichnisuser"/>
     <w:pPr>
       <w:tabs>
         <w:tab w:val="clear" w:pos="709"/>
@@ -46239,7 +46316,7 @@
   </w:style>
   <w:style w:type="paragraph" w:styleId="TOC3">
     <w:name w:val="toc 3"/>
-    <w:basedOn w:val="Verzeichnis"/>
+    <w:basedOn w:val="Verzeichnisuser"/>
     <w:pPr>
       <w:tabs>
         <w:tab w:val="clear" w:pos="709"/>
@@ -46254,7 +46331,7 @@
   </w:style>
   <w:style w:type="paragraph" w:styleId="TOC4">
     <w:name w:val="toc 4"/>
-    <w:basedOn w:val="Verzeichnis"/>
+    <w:basedOn w:val="Verzeichnisuser"/>
     <w:pPr>
       <w:tabs>
         <w:tab w:val="clear" w:pos="709"/>
@@ -46264,8 +46341,8 @@
     </w:pPr>
     <w:rPr/>
   </w:style>
-  <w:style w:type="paragraph" w:styleId="Tabelleninhalt">
-    <w:name w:val="Tabelleninhalt"/>
+  <w:style w:type="paragraph" w:styleId="Tabelleninhaltuser">
+    <w:name w:val="Tabelleninhalt (user)"/>
     <w:basedOn w:val="Normal"/>
     <w:qFormat/>
     <w:pPr>
@@ -46274,9 +46351,9 @@
     </w:pPr>
     <w:rPr/>
   </w:style>
-  <w:style w:type="paragraph" w:styleId="Tabellenberschrift">
-    <w:name w:val="Tabellenüberschrift"/>
-    <w:basedOn w:val="Tabelleninhalt"/>
+  <w:style w:type="paragraph" w:styleId="Tabellenberschriftuser">
+    <w:name w:val="Tabellenüberschrift (user)"/>
+    <w:basedOn w:val="Tabelleninhaltuser"/>
     <w:qFormat/>
     <w:pPr>
       <w:suppressLineNumbers/>
@@ -46287,8 +46364,8 @@
       <w:bCs/>
     </w:rPr>
   </w:style>
-  <w:style w:type="paragraph" w:styleId="VorformatierterText">
-    <w:name w:val="Vorformatierter Text"/>
+  <w:style w:type="paragraph" w:styleId="VorformatierterTextuser">
+    <w:name w:val="Vorformatierter Text (user)"/>
     <w:basedOn w:val="Normal"/>
     <w:qFormat/>
     <w:pPr>

--- a/docs/documentation-de.docx
+++ b/docs/documentation-de.docx
@@ -808,7 +808,7 @@
     </w:p>
     <w:p>
       <w:pPr>
-        <w:pStyle w:val="Verzeichnisuser"/>
+        <w:pStyle w:val="Verzeichnis"/>
         <w:rPr/>
       </w:pPr>
       <w:r>
@@ -822,7 +822,7 @@
     </w:p>
     <w:p>
       <w:pPr>
-        <w:pStyle w:val="Verzeichnisuser"/>
+        <w:pStyle w:val="Verzeichnis"/>
         <w:rPr/>
       </w:pPr>
       <w:r>
@@ -1366,7 +1366,7 @@
             </w:tabs>
             <w:rPr/>
           </w:pPr>
-          <w:hyperlink w:anchor="__RefHeading___Toc3683_4111828926" w:tooltip="Die Installationsroutine">
+          <w:hyperlink w:anchor="__RefHeading___Toc5544_1841781705" w:tooltip="Die Installationsroutine">
             <w:r>
               <w:rPr>
                 <w:rStyle w:val="Verzeichnissprung"/>
@@ -2313,7 +2313,7 @@
               </w:rPr>
               <w:t>Fälligkeitsdatum</w:t>
               <w:tab/>
-              <w:t>30</w:t>
+              <w:t>31</w:t>
             </w:r>
           </w:hyperlink>
         </w:p>
@@ -2333,7 +2333,7 @@
               </w:rPr>
               <w:t>XML-Datei</w:t>
               <w:tab/>
-              <w:t>32</w:t>
+              <w:t>33</w:t>
             </w:r>
           </w:hyperlink>
         </w:p>
@@ -2353,7 +2353,7 @@
               </w:rPr>
               <w:t>Kontrolldatei</w:t>
               <w:tab/>
-              <w:t>32</w:t>
+              <w:t>33</w:t>
             </w:r>
           </w:hyperlink>
         </w:p>
@@ -2373,7 +2373,7 @@
               </w:rPr>
               <w:t>Vorabinformation</w:t>
               <w:tab/>
-              <w:t>33</w:t>
+              <w:t>34</w:t>
             </w:r>
           </w:hyperlink>
         </w:p>
@@ -2393,7 +2393,7 @@
               </w:rPr>
               <w:t>Rechnung</w:t>
               <w:tab/>
-              <w:t>35</w:t>
+              <w:t>36</w:t>
             </w:r>
           </w:hyperlink>
         </w:p>
@@ -2413,7 +2413,7 @@
               </w:rPr>
               <w:t>Der Button Export</w:t>
               <w:tab/>
-              <w:t>35</w:t>
+              <w:t>36</w:t>
             </w:r>
           </w:hyperlink>
         </w:p>
@@ -2433,7 +2433,7 @@
               </w:rPr>
               <w:t>Der Button E-Mail</w:t>
               <w:tab/>
-              <w:t>35</w:t>
+              <w:t>36</w:t>
             </w:r>
           </w:hyperlink>
         </w:p>
@@ -2453,7 +2453,7 @@
               </w:rPr>
               <w:t>Mandatsverwaltung</w:t>
               <w:tab/>
-              <w:t>37</w:t>
+              <w:t>38</w:t>
             </w:r>
           </w:hyperlink>
         </w:p>
@@ -2473,7 +2473,7 @@
               </w:rPr>
               <w:t>Mandatsreferenzen erzeugen</w:t>
               <w:tab/>
-              <w:t>37</w:t>
+              <w:t>38</w:t>
             </w:r>
           </w:hyperlink>
         </w:p>
@@ -2493,7 +2493,7 @@
               </w:rPr>
               <w:t>Mandate bearbeiten</w:t>
               <w:tab/>
-              <w:t>38</w:t>
+              <w:t>39</w:t>
             </w:r>
           </w:hyperlink>
         </w:p>
@@ -2513,7 +2513,7 @@
               </w:rPr>
               <w:t>Optionen</w:t>
               <w:tab/>
-              <w:t>39</w:t>
+              <w:t>40</w:t>
             </w:r>
           </w:hyperlink>
         </w:p>
@@ -2533,7 +2533,7 @@
               </w:rPr>
               <w:t>Mitgliedsnummer(n) erzeugen</w:t>
               <w:tab/>
-              <w:t>39</w:t>
+              <w:t>40</w:t>
             </w:r>
           </w:hyperlink>
         </w:p>
@@ -2553,7 +2553,7 @@
               </w:rPr>
               <w:t>Familienrollen aktualisieren</w:t>
               <w:tab/>
-              <w:t>40</w:t>
+              <w:t>41</w:t>
             </w:r>
           </w:hyperlink>
         </w:p>
@@ -2573,7 +2573,7 @@
               </w:rPr>
               <w:t>Kopieren</w:t>
               <w:tab/>
-              <w:t>41</w:t>
+              <w:t>42</w:t>
             </w:r>
           </w:hyperlink>
         </w:p>
@@ -2593,7 +2593,7 @@
               </w:rPr>
               <w:t>Prüfungen</w:t>
               <w:tab/>
-              <w:t>42</w:t>
+              <w:t>43</w:t>
             </w:r>
           </w:hyperlink>
         </w:p>
@@ -2613,7 +2613,7 @@
               </w:rPr>
               <w:t>Altersgestaffelte Rollen</w:t>
               <w:tab/>
-              <w:t>42</w:t>
+              <w:t>43</w:t>
             </w:r>
           </w:hyperlink>
         </w:p>
@@ -2633,7 +2633,7 @@
               </w:rPr>
               <w:t>Rollenmitgliedschaft (Altersgestaffelte Rollen)</w:t>
               <w:tab/>
-              <w:t>42</w:t>
+              <w:t>43</w:t>
             </w:r>
           </w:hyperlink>
         </w:p>
@@ -2653,7 +2653,7 @@
               </w:rPr>
               <w:t>Rollenmitgliedschaft (Pflicht)</w:t>
               <w:tab/>
-              <w:t>42</w:t>
+              <w:t>43</w:t>
             </w:r>
           </w:hyperlink>
         </w:p>
@@ -2673,7 +2673,7 @@
               </w:rPr>
               <w:t>Rollenmitgliedschaft (Ausschluss)</w:t>
               <w:tab/>
-              <w:t>42</w:t>
+              <w:t>43</w:t>
             </w:r>
           </w:hyperlink>
         </w:p>
@@ -2693,7 +2693,7 @@
               </w:rPr>
               <w:t>Familienrollen</w:t>
               <w:tab/>
-              <w:t>42</w:t>
+              <w:t>43</w:t>
             </w:r>
           </w:hyperlink>
         </w:p>
@@ -2713,7 +2713,7 @@
               </w:rPr>
               <w:t>Kontodaten</w:t>
               <w:tab/>
-              <w:t>42</w:t>
+              <w:t>43</w:t>
             </w:r>
           </w:hyperlink>
         </w:p>
@@ -2733,7 +2733,7 @@
               </w:rPr>
               <w:t>Mandatsverwaltung</w:t>
               <w:tab/>
-              <w:t>42</w:t>
+              <w:t>43</w:t>
             </w:r>
           </w:hyperlink>
         </w:p>
@@ -2753,7 +2753,7 @@
               </w:rPr>
               <w:t>IBAN-Test</w:t>
               <w:tab/>
-              <w:t>42</w:t>
+              <w:t>43</w:t>
             </w:r>
           </w:hyperlink>
         </w:p>
@@ -2773,7 +2773,7 @@
               </w:rPr>
               <w:t>BIC-Test</w:t>
               <w:tab/>
-              <w:t>43</w:t>
+              <w:t>44</w:t>
             </w:r>
           </w:hyperlink>
         </w:p>
@@ -2793,7 +2793,7 @@
               </w:rPr>
               <w:t>Rollenübersicht</w:t>
               <w:tab/>
-              <w:t>44</w:t>
+              <w:t>45</w:t>
             </w:r>
           </w:hyperlink>
         </w:p>
@@ -2813,7 +2813,7 @@
               </w:rPr>
               <w:t>Plugininformationen</w:t>
               <w:tab/>
-              <w:t>44</w:t>
+              <w:t>45</w:t>
             </w:r>
           </w:hyperlink>
         </w:p>
@@ -2833,7 +2833,7 @@
               </w:rPr>
               <w:t>Einstellungen</w:t>
               <w:tab/>
-              <w:t>45</w:t>
+              <w:t>46</w:t>
             </w:r>
           </w:hyperlink>
         </w:p>
@@ -2853,7 +2853,7 @@
               </w:rPr>
               <w:t>Beitragseinstellungen</w:t>
               <w:tab/>
-              <w:t>45</w:t>
+              <w:t>46</w:t>
             </w:r>
           </w:hyperlink>
         </w:p>
@@ -2873,7 +2873,7 @@
               </w:rPr>
               <w:t>Altersgestaffelte Rollen</w:t>
               <w:tab/>
-              <w:t>45</w:t>
+              <w:t>46</w:t>
             </w:r>
           </w:hyperlink>
         </w:p>
@@ -2893,7 +2893,7 @@
               </w:rPr>
               <w:t>Familienrollen</w:t>
               <w:tab/>
-              <w:t>46</w:t>
+              <w:t>47</w:t>
             </w:r>
           </w:hyperlink>
         </w:p>
@@ -2913,7 +2913,7 @@
               </w:rPr>
               <w:t>Multiplikatorrollen</w:t>
               <w:tab/>
-              <w:t>46</w:t>
+              <w:t>47</w:t>
             </w:r>
           </w:hyperlink>
         </w:p>
@@ -2933,7 +2933,7 @@
               </w:rPr>
               <w:t>Erweiterte Rollenbearbeitung</w:t>
               <w:tab/>
-              <w:t>46</w:t>
+              <w:t>47</w:t>
             </w:r>
           </w:hyperlink>
         </w:p>
@@ -2953,7 +2953,7 @@
               </w:rPr>
               <w:t>Terminauswahl</w:t>
               <w:tab/>
-              <w:t>47</w:t>
+              <w:t>48</w:t>
             </w:r>
           </w:hyperlink>
         </w:p>
@@ -2973,7 +2973,7 @@
               </w:rPr>
               <w:t>Individualbeiträge</w:t>
               <w:tab/>
-              <w:t>47</w:t>
+              <w:t>48</w:t>
             </w:r>
           </w:hyperlink>
         </w:p>
@@ -2993,7 +2993,7 @@
               </w:rPr>
               <w:t>Kontodaten</w:t>
               <w:tab/>
-              <w:t>48</w:t>
+              <w:t>49</w:t>
             </w:r>
           </w:hyperlink>
         </w:p>
@@ -3013,7 +3013,7 @@
               </w:rPr>
               <w:t>Mandatsverwaltung</w:t>
               <w:tab/>
-              <w:t>50</w:t>
+              <w:t>51</w:t>
             </w:r>
           </w:hyperlink>
         </w:p>
@@ -3033,7 +3033,7 @@
               </w:rPr>
               <w:t>Das Präfix</w:t>
               <w:tab/>
-              <w:t>50</w:t>
+              <w:t>51</w:t>
             </w:r>
           </w:hyperlink>
         </w:p>
@@ -3053,7 +3053,7 @@
               </w:rPr>
               <w:t>Die Nullstellen</w:t>
               <w:tab/>
-              <w:t>50</w:t>
+              <w:t>51</w:t>
             </w:r>
           </w:hyperlink>
         </w:p>
@@ -3073,7 +3073,7 @@
               </w:rPr>
               <w:t>Die laufende Nummer</w:t>
               <w:tab/>
-              <w:t>50</w:t>
+              <w:t>51</w:t>
             </w:r>
           </w:hyperlink>
         </w:p>
@@ -3093,7 +3093,7 @@
               </w:rPr>
               <w:t>Ansichtsdefinitionen</w:t>
               <w:tab/>
-              <w:t>51</w:t>
+              <w:t>52</w:t>
             </w:r>
           </w:hyperlink>
         </w:p>
@@ -3113,7 +3113,7 @@
               </w:rPr>
               <w:t>Export</w:t>
               <w:tab/>
-              <w:t>51</w:t>
+              <w:t>52</w:t>
             </w:r>
           </w:hyperlink>
         </w:p>
@@ -3133,7 +3133,7 @@
               </w:rPr>
               <w:t>E-Mail-Benachrichtigungen</w:t>
               <w:tab/>
-              <w:t>52</w:t>
+              <w:t>53</w:t>
             </w:r>
           </w:hyperlink>
         </w:p>
@@ -3153,7 +3153,7 @@
               </w:rPr>
               <w:t>Prüfungen</w:t>
               <w:tab/>
-              <w:t>52</w:t>
+              <w:t>53</w:t>
             </w:r>
           </w:hyperlink>
         </w:p>
@@ -3173,7 +3173,7 @@
               </w:rPr>
               <w:t>Prüfungen aktivieren</w:t>
               <w:tab/>
-              <w:t>52</w:t>
+              <w:t>53</w:t>
             </w:r>
           </w:hyperlink>
         </w:p>
@@ -3193,7 +3193,7 @@
               </w:rPr>
               <w:t>Rollenmitgliedschaft (Altersgestaffelte Rollen)</w:t>
               <w:tab/>
-              <w:t>53</w:t>
+              <w:t>54</w:t>
             </w:r>
           </w:hyperlink>
         </w:p>
@@ -3213,7 +3213,7 @@
               </w:rPr>
               <w:t>Rollenmitgliedschaft (Pflicht) und Rollenmitgliedschaft (Ausschluss)</w:t>
               <w:tab/>
-              <w:t>53</w:t>
+              <w:t>54</w:t>
             </w:r>
           </w:hyperlink>
         </w:p>
@@ -3233,7 +3233,7 @@
               </w:rPr>
               <w:t>Familienrollen</w:t>
               <w:tab/>
-              <w:t>54</w:t>
+              <w:t>55</w:t>
             </w:r>
           </w:hyperlink>
         </w:p>
@@ -3253,7 +3253,7 @@
               </w:rPr>
               <w:t>Zugriffsberechtigung für Einstellungen</w:t>
               <w:tab/>
-              <w:t>56</w:t>
+              <w:t>57</w:t>
             </w:r>
           </w:hyperlink>
         </w:p>
@@ -3273,7 +3273,7 @@
               </w:rPr>
               <w:t>Löschen von Beiträgen</w:t>
               <w:tab/>
-              <w:t>56</w:t>
+              <w:t>57</w:t>
             </w:r>
           </w:hyperlink>
         </w:p>
@@ -3293,7 +3293,7 @@
               </w:rPr>
               <w:t>Deinstallation</w:t>
               <w:tab/>
-              <w:t>57</w:t>
+              <w:t>58</w:t>
             </w:r>
           </w:hyperlink>
         </w:p>
@@ -3313,7 +3313,7 @@
               </w:rPr>
               <w:t>Speicherung der Konfiguration</w:t>
               <w:tab/>
-              <w:t>58</w:t>
+              <w:t>59</w:t>
             </w:r>
           </w:hyperlink>
         </w:p>
@@ -3333,7 +3333,7 @@
               </w:rPr>
               <w:t>Informationen zur Beitragsberechnung auf der Übersichtsseite</w:t>
               <w:tab/>
-              <w:t>59</w:t>
+              <w:t>60</w:t>
             </w:r>
           </w:hyperlink>
         </w:p>
@@ -3353,7 +3353,7 @@
               </w:rPr>
               <w:t>Ablauf einer Beitragsberechnung</w:t>
               <w:tab/>
-              <w:t>60</w:t>
+              <w:t>61</w:t>
             </w:r>
           </w:hyperlink>
         </w:p>
@@ -3373,7 +3373,7 @@
               </w:rPr>
               <w:t>Grobablauf</w:t>
               <w:tab/>
-              <w:t>60</w:t>
+              <w:t>61</w:t>
             </w:r>
           </w:hyperlink>
         </w:p>
@@ -3393,7 +3393,7 @@
               </w:rPr>
               <w:t>Ablaufplan</w:t>
               <w:tab/>
-              <w:t>60</w:t>
+              <w:t>61</w:t>
             </w:r>
           </w:hyperlink>
         </w:p>
@@ -3413,7 +3413,7 @@
               </w:rPr>
               <w:t>Aufnahme des neuen Mitglieds</w:t>
               <w:tab/>
-              <w:t>60</w:t>
+              <w:t>61</w:t>
             </w:r>
           </w:hyperlink>
         </w:p>
@@ -3433,7 +3433,7 @@
               </w:rPr>
               <w:t>Mitgliedsnummer erzeugen</w:t>
               <w:tab/>
-              <w:t>60</w:t>
+              <w:t>61</w:t>
             </w:r>
           </w:hyperlink>
         </w:p>
@@ -3453,7 +3453,7 @@
               </w:rPr>
               <w:t>Mandatsreferenz erstellen</w:t>
               <w:tab/>
-              <w:t>60</w:t>
+              <w:t>61</w:t>
             </w:r>
           </w:hyperlink>
         </w:p>
@@ -3473,7 +3473,7 @@
               </w:rPr>
               <w:t>Mandatsdatum eintragen</w:t>
               <w:tab/>
-              <w:t>61</w:t>
+              <w:t>62</w:t>
             </w:r>
           </w:hyperlink>
         </w:p>
@@ -3493,7 +3493,7 @@
               </w:rPr>
               <w:t>Neuzuordnung durchführen</w:t>
               <w:tab/>
-              <w:t>61</w:t>
+              <w:t>62</w:t>
             </w:r>
           </w:hyperlink>
         </w:p>
@@ -3513,7 +3513,7 @@
               </w:rPr>
               <w:t>Beitragsberechnung</w:t>
               <w:tab/>
-              <w:t>61</w:t>
+              <w:t>62</w:t>
             </w:r>
           </w:hyperlink>
         </w:p>
@@ -3533,7 +3533,7 @@
               </w:rPr>
               <w:t>Fälligkeitsdatum</w:t>
               <w:tab/>
-              <w:t>61</w:t>
+              <w:t>62</w:t>
             </w:r>
           </w:hyperlink>
         </w:p>
@@ -3553,7 +3553,7 @@
               </w:rPr>
               <w:t>XML-Datei</w:t>
               <w:tab/>
-              <w:t>61</w:t>
+              <w:t>62</w:t>
             </w:r>
           </w:hyperlink>
         </w:p>
@@ -3573,7 +3573,7 @@
               </w:rPr>
               <w:t>Vorabinformation</w:t>
               <w:tab/>
-              <w:t>61</w:t>
+              <w:t>62</w:t>
             </w:r>
           </w:hyperlink>
         </w:p>
@@ -3593,7 +3593,7 @@
               </w:rPr>
               <w:t>Weitergabe der XML-Datei</w:t>
               <w:tab/>
-              <w:t>61</w:t>
+              <w:t>62</w:t>
             </w:r>
           </w:hyperlink>
         </w:p>
@@ -3613,7 +3613,7 @@
               </w:rPr>
               <w:t>Abschluss einer Beitragsberechnung</w:t>
               <w:tab/>
-              <w:t>61</w:t>
+              <w:t>62</w:t>
             </w:r>
           </w:hyperlink>
           <w:r>
@@ -3627,7 +3627,7 @@
     </w:sdt>
     <w:p>
       <w:pPr>
-        <w:pStyle w:val="Verzeichnisuser"/>
+        <w:pStyle w:val="Verzeichnis"/>
         <w:rPr>
           <w:rFonts w:ascii="Arial" w:hAnsi="Arial"/>
           <w:sz w:val="20"/>
@@ -5192,7 +5192,7 @@
           <w:numId w:val="3"/>
         </w:numPr>
         <w:suppressAutoHyphens w:val="true"/>
-        <w:overflowPunct w:val="true"/>
+        <w:overflowPunct w:val="false"/>
         <w:bidi w:val="0"/>
         <w:spacing w:before="0" w:after="0"/>
         <w:jc w:val="both"/>
@@ -5220,7 +5220,7 @@
           <w:numId w:val="0"/>
         </w:numPr>
         <w:suppressAutoHyphens w:val="true"/>
-        <w:overflowPunct w:val="true"/>
+        <w:overflowPunct w:val="false"/>
         <w:bidi w:val="0"/>
         <w:spacing w:before="0" w:after="0"/>
         <w:ind w:hanging="0" w:left="0"/>
@@ -5253,7 +5253,7 @@
           <w:numId w:val="3"/>
         </w:numPr>
         <w:suppressAutoHyphens w:val="true"/>
-        <w:overflowPunct w:val="true"/>
+        <w:overflowPunct w:val="false"/>
         <w:ind w:hanging="0" w:left="0"/>
         <w:jc w:val="left"/>
         <w:rPr>
@@ -5288,8 +5288,6 @@
           <w:szCs w:val="20"/>
         </w:rPr>
       </w:pPr>
-      <w:bookmarkStart w:id="4" w:name="__RefHeading___Toc6072_3742836152"/>
-      <w:bookmarkEnd w:id="4"/>
       <w:del w:id="40" w:author="Unbekannter Autor" w:date="2024-10-13T20:59:42Z">
         <w:r>
           <w:rPr/>
@@ -5313,7 +5311,7 @@
           <w:numId w:val="3"/>
         </w:numPr>
         <w:suppressAutoHyphens w:val="true"/>
-        <w:overflowPunct w:val="true"/>
+        <w:overflowPunct w:val="false"/>
         <w:bidi w:val="0"/>
         <w:spacing w:before="0" w:after="120"/>
         <w:jc w:val="left"/>
@@ -5344,7 +5342,7 @@
           <w:numId w:val="3"/>
         </w:numPr>
         <w:suppressAutoHyphens w:val="true"/>
-        <w:overflowPunct w:val="true"/>
+        <w:overflowPunct w:val="false"/>
         <w:bidi w:val="0"/>
         <w:spacing w:before="0" w:after="0"/>
         <w:jc w:val="both"/>
@@ -5428,7 +5426,7 @@
           <w:numId w:val="3"/>
         </w:numPr>
         <w:suppressAutoHyphens w:val="true"/>
-        <w:overflowPunct w:val="true"/>
+        <w:overflowPunct w:val="false"/>
         <w:bidi w:val="0"/>
         <w:spacing w:before="0" w:after="0"/>
         <w:jc w:val="both"/>
@@ -5489,7 +5487,7 @@
           <w:numId w:val="3"/>
         </w:numPr>
         <w:suppressAutoHyphens w:val="true"/>
-        <w:overflowPunct w:val="true"/>
+        <w:overflowPunct w:val="false"/>
         <w:bidi w:val="0"/>
         <w:spacing w:before="0" w:after="0"/>
         <w:jc w:val="both"/>
@@ -5575,8 +5573,8 @@
           <w:ins w:id="62" w:author="Unbekannter Autor" w:date="2024-10-13T23:22:36Z"/>
         </w:rPr>
       </w:pPr>
-      <w:bookmarkStart w:id="5" w:name="__RefHeading___Toc3683_4111828926"/>
-      <w:bookmarkEnd w:id="5"/>
+      <w:bookmarkStart w:id="4" w:name="__RefHeading___Toc5544_1841781705"/>
+      <w:bookmarkEnd w:id="4"/>
       <w:r>
         <w:rPr/>
         <w:t>D</w:t>
@@ -5940,7 +5938,7 @@
         <w:pStyle w:val="Normal"/>
         <w:widowControl/>
         <w:suppressAutoHyphens w:val="true"/>
-        <w:overflowPunct w:val="true"/>
+        <w:overflowPunct w:val="false"/>
         <w:bidi w:val="0"/>
         <w:spacing w:before="0" w:after="0"/>
         <w:jc w:val="both"/>
@@ -5967,7 +5965,7 @@
         <w:pStyle w:val="Normal"/>
         <w:widowControl/>
         <w:suppressAutoHyphens w:val="true"/>
-        <w:overflowPunct w:val="true"/>
+        <w:overflowPunct w:val="false"/>
         <w:bidi w:val="0"/>
         <w:spacing w:before="0" w:after="0"/>
         <w:jc w:val="both"/>
@@ -6612,8 +6610,8 @@
           <w:szCs w:val="20"/>
         </w:rPr>
       </w:pPr>
-      <w:bookmarkStart w:id="6" w:name="__RefHeading___Toc4936_1485555939_Kopie_"/>
-      <w:bookmarkEnd w:id="6"/>
+      <w:bookmarkStart w:id="5" w:name="__RefHeading___Toc4936_1485555939_Kopie_"/>
+      <w:bookmarkEnd w:id="5"/>
       <w:r>
         <w:rPr/>
         <w:t>Der</w:t>
@@ -7204,8 +7202,8 @@
           <w:rFonts w:ascii="Arial" w:hAnsi="Arial"/>
         </w:rPr>
       </w:pPr>
-      <w:bookmarkStart w:id="7" w:name="__RefHeading___Toc6412_1485555939"/>
-      <w:bookmarkEnd w:id="7"/>
+      <w:bookmarkStart w:id="6" w:name="__RefHeading___Toc6412_1485555939"/>
+      <w:bookmarkEnd w:id="6"/>
       <w:r>
         <w:rPr/>
         <w:t>Die ersten Grundeinstellungen</w:t>
@@ -7300,8 +7298,8 @@
         <w:spacing w:before="140" w:after="120"/>
         <w:rPr/>
       </w:pPr>
-      <w:bookmarkStart w:id="8" w:name="__RefHeading___Toc2290_2139416701"/>
-      <w:bookmarkEnd w:id="8"/>
+      <w:bookmarkStart w:id="7" w:name="__RefHeading___Toc2290_2139416701"/>
+      <w:bookmarkEnd w:id="7"/>
       <w:r>
         <w:rPr/>
         <w:t>Beitragseinstellungen</w:t>
@@ -7404,8 +7402,8 @@
         </w:numPr>
         <w:rPr/>
       </w:pPr>
-      <w:bookmarkStart w:id="9" w:name="__RefHeading___Toc2292_2139416701"/>
-      <w:bookmarkEnd w:id="9"/>
+      <w:bookmarkStart w:id="8" w:name="__RefHeading___Toc2292_2139416701"/>
+      <w:bookmarkEnd w:id="8"/>
       <w:r>
         <w:rPr/>
         <w:t>Kontodaten</w:t>
@@ -7503,8 +7501,8 @@
         <w:spacing w:before="140" w:after="120"/>
         <w:rPr/>
       </w:pPr>
-      <w:bookmarkStart w:id="10" w:name="__RefHeading___Toc2294_2139416701"/>
-      <w:bookmarkEnd w:id="10"/>
+      <w:bookmarkStart w:id="9" w:name="__RefHeading___Toc2294_2139416701"/>
+      <w:bookmarkEnd w:id="9"/>
       <w:r>
         <w:rPr/>
         <w:t>Mandatsverwaltung</w:t>
@@ -7623,8 +7621,8 @@
         </w:numPr>
         <w:rPr/>
       </w:pPr>
-      <w:bookmarkStart w:id="11" w:name="__RefHeading___Toc2296_2139416701"/>
-      <w:bookmarkEnd w:id="11"/>
+      <w:bookmarkStart w:id="10" w:name="__RefHeading___Toc2296_2139416701"/>
+      <w:bookmarkEnd w:id="10"/>
       <w:r>
         <w:rPr/>
         <w:t>Ansichtsdefinitionen</w:t>
@@ -7837,7 +7835,7 @@
           <w:numId w:val="0"/>
         </w:numPr>
         <w:suppressAutoHyphens w:val="true"/>
-        <w:overflowPunct w:val="true"/>
+        <w:overflowPunct w:val="false"/>
         <w:ind w:hanging="0" w:left="0"/>
         <w:jc w:val="both"/>
         <w:rPr/>
@@ -7860,8 +7858,8 @@
         <w:jc w:val="both"/>
         <w:rPr/>
       </w:pPr>
-      <w:bookmarkStart w:id="12" w:name="__RefHeading___Toc18797_986433141"/>
-      <w:bookmarkEnd w:id="12"/>
+      <w:bookmarkStart w:id="11" w:name="__RefHeading___Toc18797_986433141"/>
+      <w:bookmarkEnd w:id="11"/>
       <w:r>
         <w:rPr/>
         <w:t>Testen der Grundfunktionen</w:t>
@@ -7951,8 +7949,8 @@
         <w:jc w:val="both"/>
         <w:rPr/>
       </w:pPr>
-      <w:bookmarkStart w:id="13" w:name="__RefHeading___Toc18799_986433141"/>
-      <w:bookmarkEnd w:id="13"/>
+      <w:bookmarkStart w:id="12" w:name="__RefHeading___Toc18799_986433141"/>
+      <w:bookmarkEnd w:id="12"/>
       <w:r>
         <w:rPr/>
         <w:t>Die Ansichten</w:t>
@@ -9683,8 +9681,8 @@
         </w:numPr>
         <w:rPr/>
       </w:pPr>
-      <w:bookmarkStart w:id="14" w:name="__RefHeading___Toc18801_986433141"/>
-      <w:bookmarkEnd w:id="14"/>
+      <w:bookmarkStart w:id="13" w:name="__RefHeading___Toc18801_986433141"/>
+      <w:bookmarkEnd w:id="13"/>
       <w:r>
         <w:rPr/>
         <w:t>Beitragsberechnung</w:t>
@@ -10298,10 +10296,10 @@
           <w:szCs w:val="20"/>
         </w:rPr>
       </w:pPr>
-      <w:bookmarkStart w:id="15" w:name="__RefHeading___Toc5445_3319094778"/>
-      <w:bookmarkStart w:id="16" w:name="update"/>
+      <w:bookmarkStart w:id="14" w:name="__RefHeading___Toc5445_3319094778"/>
+      <w:bookmarkStart w:id="15" w:name="update"/>
+      <w:bookmarkEnd w:id="14"/>
       <w:bookmarkEnd w:id="15"/>
-      <w:bookmarkEnd w:id="16"/>
       <w:r>
         <w:rPr/>
         <w:t>Update</w:t>
@@ -10691,8 +10689,8 @@
         <w:spacing w:before="0" w:after="120"/>
         <w:rPr/>
       </w:pPr>
-      <w:bookmarkStart w:id="17" w:name="__RefHeading___Toc1909_1567046155"/>
-      <w:bookmarkEnd w:id="17"/>
+      <w:bookmarkStart w:id="16" w:name="__RefHeading___Toc1909_1567046155"/>
+      <w:bookmarkEnd w:id="16"/>
       <w:r>
         <w:rPr>
           <w:rFonts w:ascii="Arial" w:hAnsi="Arial"/>
@@ -11010,8 +11008,8 @@
           <w:rFonts w:ascii="Arial" w:hAnsi="Arial"/>
         </w:rPr>
       </w:pPr>
-      <w:bookmarkStart w:id="18" w:name="__RefHeading___Toc1202_2975391565"/>
-      <w:bookmarkEnd w:id="18"/>
+      <w:bookmarkStart w:id="17" w:name="__RefHeading___Toc1202_2975391565"/>
+      <w:bookmarkEnd w:id="17"/>
       <w:r>
         <w:rPr/>
         <w:t>Menü Beiträge</w:t>
@@ -11126,8 +11124,8 @@
           <w:rFonts w:ascii="Arial" w:hAnsi="Arial"/>
         </w:rPr>
       </w:pPr>
-      <w:bookmarkStart w:id="19" w:name="__RefHeading___Toc1216_2975391565"/>
-      <w:bookmarkEnd w:id="19"/>
+      <w:bookmarkStart w:id="18" w:name="__RefHeading___Toc1216_2975391565"/>
+      <w:bookmarkEnd w:id="18"/>
       <w:r>
         <w:rPr>
           <w:rFonts w:ascii="Arial" w:hAnsi="Arial"/>
@@ -11250,8 +11248,8 @@
           <w:rFonts w:ascii="Arial" w:hAnsi="Arial"/>
         </w:rPr>
       </w:pPr>
-      <w:bookmarkStart w:id="20" w:name="__RefHeading___Toc1222_2975391565"/>
-      <w:bookmarkEnd w:id="20"/>
+      <w:bookmarkStart w:id="19" w:name="__RefHeading___Toc1222_2975391565"/>
+      <w:bookmarkEnd w:id="19"/>
       <w:r>
         <w:rPr>
           <w:rFonts w:ascii="Arial" w:hAnsi="Arial"/>
@@ -11367,8 +11365,8 @@
           <w:rFonts w:ascii="Arial" w:hAnsi="Arial"/>
         </w:rPr>
       </w:pPr>
-      <w:bookmarkStart w:id="21" w:name="__RefHeading___Toc1228_2975391565"/>
-      <w:bookmarkEnd w:id="21"/>
+      <w:bookmarkStart w:id="20" w:name="__RefHeading___Toc1228_2975391565"/>
+      <w:bookmarkEnd w:id="20"/>
       <w:r>
         <w:rPr/>
         <w:t>Menü Optionen</w:t>
@@ -11504,8 +11502,8 @@
           <w:rFonts w:ascii="Arial" w:hAnsi="Arial"/>
         </w:rPr>
       </w:pPr>
-      <w:bookmarkStart w:id="22" w:name="__RefHeading___Toc1240_2975391565"/>
-      <w:bookmarkEnd w:id="22"/>
+      <w:bookmarkStart w:id="21" w:name="__RefHeading___Toc1240_2975391565"/>
+      <w:bookmarkEnd w:id="21"/>
       <w:r>
         <w:rPr/>
         <w:t>Menü Einstellungen</w:t>
@@ -11860,8 +11858,8 @@
           <w:rFonts w:ascii="Arial" w:hAnsi="Arial"/>
         </w:rPr>
       </w:pPr>
-      <w:bookmarkStart w:id="23" w:name="__RefHeading___Toc1013_517622172"/>
-      <w:bookmarkEnd w:id="23"/>
+      <w:bookmarkStart w:id="22" w:name="__RefHeading___Toc1013_517622172"/>
+      <w:bookmarkEnd w:id="22"/>
       <w:r>
         <w:rPr/>
         <w:t>Altersgestaffelte Rollen</w:t>
@@ -11892,8 +11890,8 @@
           <w:szCs w:val="20"/>
         </w:rPr>
       </w:pPr>
-      <w:bookmarkStart w:id="24" w:name="__RefHeading___Toc1911_1567046155"/>
-      <w:bookmarkEnd w:id="24"/>
+      <w:bookmarkStart w:id="23" w:name="__RefHeading___Toc1911_1567046155"/>
+      <w:bookmarkEnd w:id="23"/>
       <w:r>
         <w:rPr/>
         <w:t>Grundlagen</w:t>
@@ -12496,8 +12494,8 @@
           <w:rFonts w:ascii="Arial" w:hAnsi="Arial"/>
         </w:rPr>
       </w:pPr>
-      <w:bookmarkStart w:id="25" w:name="__RefHeading___Toc1913_1567046155"/>
-      <w:bookmarkEnd w:id="25"/>
+      <w:bookmarkStart w:id="24" w:name="__RefHeading___Toc1913_1567046155"/>
+      <w:bookmarkEnd w:id="24"/>
       <w:r>
         <w:rPr/>
         <w:t>Anwendung</w:t>
@@ -12549,113 +12547,113 @@
         <w:jc w:val="both"/>
         <w:rPr/>
       </w:pPr>
-      <w:bookmarkStart w:id="26" w:name="__RefHeading___Toc1917_1567046155"/>
+      <w:bookmarkStart w:id="25" w:name="__RefHeading___Toc1917_1567046155"/>
+      <w:bookmarkEnd w:id="25"/>
+      <w:r>
+        <w:rPr>
+          <w:sz w:val="20"/>
+          <w:szCs w:val="20"/>
+        </w:rPr>
+        <w:t>Anschließend werden die Rollen zu den definierten Trennzeichen angelegt und die Mitglieder aufgenommen (Da es sich um Beitragsrollen handelt, müssen Beitrag und Beitragszeitraum angeben werden)</w:t>
+      </w:r>
+    </w:p>
+    <w:p>
+      <w:pPr>
+        <w:pStyle w:val="Normal"/>
+        <w:jc w:val="both"/>
+        <w:rPr>
+          <w:rFonts w:ascii="Arial" w:hAnsi="Arial"/>
+          <w:sz w:val="20"/>
+          <w:szCs w:val="20"/>
+        </w:rPr>
+      </w:pPr>
+      <w:r>
+        <w:rPr>
+          <w:sz w:val="20"/>
+          <w:szCs w:val="20"/>
+        </w:rPr>
+      </w:r>
+    </w:p>
+    <w:p>
+      <w:pPr>
+        <w:pStyle w:val="Normal"/>
+        <w:jc w:val="both"/>
+        <w:rPr/>
+      </w:pPr>
+      <w:r>
+        <w:rPr>
+          <w:sz w:val="20"/>
+          <w:szCs w:val="20"/>
+        </w:rPr>
+        <w:t>Beispiel für Rollennamen für eine Staffelung mit dem Trennzeichen *:</w:t>
+      </w:r>
+    </w:p>
+    <w:p>
+      <w:pPr>
+        <w:pStyle w:val="Normal"/>
+        <w:numPr>
+          <w:ilvl w:val="0"/>
+          <w:numId w:val="8"/>
+        </w:numPr>
+        <w:jc w:val="both"/>
+        <w:rPr/>
+      </w:pPr>
+      <w:r>
+        <w:rPr>
+          <w:sz w:val="20"/>
+          <w:szCs w:val="20"/>
+        </w:rPr>
+        <w:t>Mitglieder zwischen *0* und *14* Jahren</w:t>
+      </w:r>
+    </w:p>
+    <w:p>
+      <w:pPr>
+        <w:pStyle w:val="Normal"/>
+        <w:numPr>
+          <w:ilvl w:val="0"/>
+          <w:numId w:val="8"/>
+        </w:numPr>
+        <w:jc w:val="both"/>
+        <w:rPr/>
+      </w:pPr>
+      <w:r>
+        <w:rPr>
+          <w:sz w:val="20"/>
+          <w:szCs w:val="20"/>
+        </w:rPr>
+        <w:t>Mitglieder zwischen *15* und *17* Jahren</w:t>
+      </w:r>
+    </w:p>
+    <w:p>
+      <w:pPr>
+        <w:pStyle w:val="Normal"/>
+        <w:numPr>
+          <w:ilvl w:val="0"/>
+          <w:numId w:val="8"/>
+        </w:numPr>
+        <w:jc w:val="both"/>
+        <w:rPr/>
+      </w:pPr>
+      <w:r>
+        <w:rPr>
+          <w:sz w:val="20"/>
+          <w:szCs w:val="20"/>
+        </w:rPr>
+        <w:t>Mitglieder zwischen *18* und *59* Jahren</w:t>
+      </w:r>
+    </w:p>
+    <w:p>
+      <w:pPr>
+        <w:pStyle w:val="Normal"/>
+        <w:numPr>
+          <w:ilvl w:val="0"/>
+          <w:numId w:val="8"/>
+        </w:numPr>
+        <w:jc w:val="both"/>
+        <w:rPr/>
+      </w:pPr>
+      <w:bookmarkStart w:id="26" w:name="__RefHeading___Toc1919_1567046155"/>
       <w:bookmarkEnd w:id="26"/>
-      <w:r>
-        <w:rPr>
-          <w:sz w:val="20"/>
-          <w:szCs w:val="20"/>
-        </w:rPr>
-        <w:t>Anschließend werden die Rollen zu den definierten Trennzeichen angelegt und die Mitglieder aufgenommen (Da es sich um Beitragsrollen handelt, müssen Beitrag und Beitragszeitraum angeben werden)</w:t>
-      </w:r>
-    </w:p>
-    <w:p>
-      <w:pPr>
-        <w:pStyle w:val="Normal"/>
-        <w:jc w:val="both"/>
-        <w:rPr>
-          <w:rFonts w:ascii="Arial" w:hAnsi="Arial"/>
-          <w:sz w:val="20"/>
-          <w:szCs w:val="20"/>
-        </w:rPr>
-      </w:pPr>
-      <w:r>
-        <w:rPr>
-          <w:sz w:val="20"/>
-          <w:szCs w:val="20"/>
-        </w:rPr>
-      </w:r>
-    </w:p>
-    <w:p>
-      <w:pPr>
-        <w:pStyle w:val="Normal"/>
-        <w:jc w:val="both"/>
-        <w:rPr/>
-      </w:pPr>
-      <w:r>
-        <w:rPr>
-          <w:sz w:val="20"/>
-          <w:szCs w:val="20"/>
-        </w:rPr>
-        <w:t>Beispiel für Rollennamen für eine Staffelung mit dem Trennzeichen *:</w:t>
-      </w:r>
-    </w:p>
-    <w:p>
-      <w:pPr>
-        <w:pStyle w:val="Normal"/>
-        <w:numPr>
-          <w:ilvl w:val="0"/>
-          <w:numId w:val="8"/>
-        </w:numPr>
-        <w:jc w:val="both"/>
-        <w:rPr/>
-      </w:pPr>
-      <w:r>
-        <w:rPr>
-          <w:sz w:val="20"/>
-          <w:szCs w:val="20"/>
-        </w:rPr>
-        <w:t>Mitglieder zwischen *0* und *14* Jahren</w:t>
-      </w:r>
-    </w:p>
-    <w:p>
-      <w:pPr>
-        <w:pStyle w:val="Normal"/>
-        <w:numPr>
-          <w:ilvl w:val="0"/>
-          <w:numId w:val="8"/>
-        </w:numPr>
-        <w:jc w:val="both"/>
-        <w:rPr/>
-      </w:pPr>
-      <w:r>
-        <w:rPr>
-          <w:sz w:val="20"/>
-          <w:szCs w:val="20"/>
-        </w:rPr>
-        <w:t>Mitglieder zwischen *15* und *17* Jahren</w:t>
-      </w:r>
-    </w:p>
-    <w:p>
-      <w:pPr>
-        <w:pStyle w:val="Normal"/>
-        <w:numPr>
-          <w:ilvl w:val="0"/>
-          <w:numId w:val="8"/>
-        </w:numPr>
-        <w:jc w:val="both"/>
-        <w:rPr/>
-      </w:pPr>
-      <w:r>
-        <w:rPr>
-          <w:sz w:val="20"/>
-          <w:szCs w:val="20"/>
-        </w:rPr>
-        <w:t>Mitglieder zwischen *18* und *59* Jahren</w:t>
-      </w:r>
-    </w:p>
-    <w:p>
-      <w:pPr>
-        <w:pStyle w:val="Normal"/>
-        <w:numPr>
-          <w:ilvl w:val="0"/>
-          <w:numId w:val="8"/>
-        </w:numPr>
-        <w:jc w:val="both"/>
-        <w:rPr/>
-      </w:pPr>
-      <w:bookmarkStart w:id="27" w:name="__RefHeading___Toc1919_1567046155"/>
-      <w:bookmarkEnd w:id="27"/>
       <w:r>
         <w:rPr>
           <w:sz w:val="20"/>
@@ -12762,7 +12760,7 @@
           <w:numId w:val="0"/>
         </w:numPr>
         <w:suppressAutoHyphens w:val="true"/>
-        <w:overflowPunct w:val="true"/>
+        <w:overflowPunct w:val="false"/>
         <w:bidi w:val="0"/>
         <w:ind w:hanging="0" w:left="0"/>
         <w:jc w:val="left"/>
@@ -12865,7 +12863,7 @@
           <w:numId w:val="0"/>
         </w:numPr>
         <w:suppressAutoHyphens w:val="true"/>
-        <w:overflowPunct w:val="true"/>
+        <w:overflowPunct w:val="false"/>
         <w:bidi w:val="0"/>
         <w:ind w:hanging="0" w:left="0"/>
         <w:jc w:val="left"/>
@@ -12889,8 +12887,8 @@
           <w:rFonts w:ascii="Arial" w:hAnsi="Arial"/>
         </w:rPr>
       </w:pPr>
-      <w:bookmarkStart w:id="28" w:name="__RefHeading___Toc1204_2975391565"/>
-      <w:bookmarkEnd w:id="28"/>
+      <w:bookmarkStart w:id="27" w:name="__RefHeading___Toc1204_2975391565"/>
+      <w:bookmarkEnd w:id="27"/>
       <w:r>
         <w:rPr/>
         <w:t>Neuzuordnung altersgestaffelte Rollen</w:t>
@@ -13116,8 +13114,8 @@
           <w:szCs w:val="20"/>
         </w:rPr>
       </w:pPr>
-      <w:bookmarkStart w:id="29" w:name="__RefHeading___Toc1921_1567046155"/>
-      <w:bookmarkEnd w:id="29"/>
+      <w:bookmarkStart w:id="28" w:name="__RefHeading___Toc1921_1567046155"/>
+      <w:bookmarkEnd w:id="28"/>
       <w:r>
         <w:rPr>
           <w:sz w:val="20"/>
@@ -13169,8 +13167,8 @@
           <w:rFonts w:ascii="Arial" w:hAnsi="Arial"/>
         </w:rPr>
       </w:pPr>
-      <w:bookmarkStart w:id="30" w:name="__RefHeading___Toc1845_2317245886"/>
-      <w:bookmarkEnd w:id="30"/>
+      <w:bookmarkStart w:id="29" w:name="__RefHeading___Toc1845_2317245886"/>
+      <w:bookmarkEnd w:id="29"/>
       <w:r>
         <w:rPr/>
         <w:t>Referenzzeitpunkt/Monatsversatz</w:t>
@@ -13298,8 +13296,8 @@
           <w:rFonts w:ascii="Arial" w:hAnsi="Arial"/>
         </w:rPr>
       </w:pPr>
-      <w:bookmarkStart w:id="31" w:name="__RefHeading___Toc1923_1567046155"/>
-      <w:bookmarkEnd w:id="31"/>
+      <w:bookmarkStart w:id="30" w:name="__RefHeading___Toc1923_1567046155"/>
+      <w:bookmarkEnd w:id="30"/>
       <w:r>
         <w:rPr/>
         <w:t>Familienrollen</w:t>
@@ -13329,8 +13327,8 @@
           <w:rFonts w:ascii="Arial" w:hAnsi="Arial"/>
         </w:rPr>
       </w:pPr>
-      <w:bookmarkStart w:id="32" w:name="__RefHeading___Toc1925_1567046155"/>
-      <w:bookmarkEnd w:id="32"/>
+      <w:bookmarkStart w:id="31" w:name="__RefHeading___Toc1925_1567046155"/>
+      <w:bookmarkEnd w:id="31"/>
       <w:r>
         <w:rPr/>
         <w:t>Grundlagen</w:t>
@@ -13702,8 +13700,8 @@
           <w:rFonts w:ascii="Arial" w:hAnsi="Arial"/>
         </w:rPr>
       </w:pPr>
-      <w:bookmarkStart w:id="33" w:name="__RefHeading___Toc1891_3092496962"/>
-      <w:bookmarkEnd w:id="33"/>
+      <w:bookmarkStart w:id="32" w:name="__RefHeading___Toc1891_3092496962"/>
+      <w:bookmarkEnd w:id="32"/>
       <w:r>
         <w:rPr/>
         <w:t>Anwendung</w:t>
@@ -14180,8 +14178,8 @@
         </w:numPr>
         <w:rPr/>
       </w:pPr>
-      <w:bookmarkStart w:id="34" w:name="__RefHeading___Toc2073_3127355303"/>
-      <w:bookmarkEnd w:id="34"/>
+      <w:bookmarkStart w:id="33" w:name="__RefHeading___Toc2073_3127355303"/>
+      <w:bookmarkEnd w:id="33"/>
       <w:r>
         <w:rPr/>
         <w:t>Zahlungspflichtiger</w:t>
@@ -14410,8 +14408,8 @@
           <w:rFonts w:ascii="Arial" w:hAnsi="Arial"/>
         </w:rPr>
       </w:pPr>
-      <w:bookmarkStart w:id="35" w:name="__RefHeading___Toc1142_2735614071"/>
-      <w:bookmarkEnd w:id="35"/>
+      <w:bookmarkStart w:id="34" w:name="__RefHeading___Toc1142_2735614071"/>
+      <w:bookmarkEnd w:id="34"/>
       <w:r>
         <w:rPr/>
         <w:t>Multiplikatorrollen</w:t>
@@ -14722,8 +14720,8 @@
           <w:rFonts w:ascii="Arial" w:hAnsi="Arial"/>
         </w:rPr>
       </w:pPr>
-      <w:bookmarkStart w:id="36" w:name="__RefHeading___Toc1017_517622172"/>
-      <w:bookmarkEnd w:id="36"/>
+      <w:bookmarkStart w:id="35" w:name="__RefHeading___Toc1017_517622172"/>
+      <w:bookmarkEnd w:id="35"/>
       <w:r>
         <w:rPr/>
         <w:t>Festbeitragsrollen</w:t>
@@ -14751,8 +14749,8 @@
           <w:rFonts w:ascii="Arial" w:hAnsi="Arial"/>
         </w:rPr>
       </w:pPr>
-      <w:bookmarkStart w:id="37" w:name="__RefHeading___Toc2016_223011361"/>
-      <w:bookmarkEnd w:id="37"/>
+      <w:bookmarkStart w:id="36" w:name="__RefHeading___Toc2016_223011361"/>
+      <w:bookmarkEnd w:id="36"/>
       <w:r>
         <w:rPr/>
         <w:t>Grundlagen</w:t>
@@ -15032,8 +15030,8 @@
         <w:jc w:val="both"/>
         <w:rPr/>
       </w:pPr>
-      <w:bookmarkStart w:id="38" w:name="__RefHeading___Toc2018_223011361"/>
-      <w:bookmarkEnd w:id="38"/>
+      <w:bookmarkStart w:id="37" w:name="__RefHeading___Toc2018_223011361"/>
+      <w:bookmarkEnd w:id="37"/>
       <w:r>
         <w:rPr/>
         <w:t>Anwendung</w:t>
@@ -15062,8 +15060,8 @@
         <w:jc w:val="both"/>
         <w:rPr/>
       </w:pPr>
-      <w:bookmarkStart w:id="39" w:name="__RefHeading___Toc1262_2975391565"/>
-      <w:bookmarkEnd w:id="39"/>
+      <w:bookmarkStart w:id="38" w:name="__RefHeading___Toc1262_2975391565"/>
+      <w:bookmarkEnd w:id="38"/>
       <w:r>
         <w:rPr/>
         <w:t xml:space="preserve">Über </w:t>
@@ -15189,7 +15187,7 @@
           <w:numId w:val="0"/>
         </w:numPr>
         <w:suppressAutoHyphens w:val="true"/>
-        <w:overflowPunct w:val="true"/>
+        <w:overflowPunct w:val="false"/>
         <w:ind w:hanging="0" w:left="0"/>
         <w:jc w:val="left"/>
         <w:rPr>
@@ -15217,8 +15215,8 @@
           <w:rFonts w:ascii="Arial" w:hAnsi="Arial"/>
         </w:rPr>
       </w:pPr>
-      <w:bookmarkStart w:id="40" w:name="__RefHeading___Toc2176_987512190"/>
-      <w:bookmarkEnd w:id="40"/>
+      <w:bookmarkStart w:id="39" w:name="__RefHeading___Toc2176_987512190"/>
+      <w:bookmarkEnd w:id="39"/>
       <w:r>
         <w:rPr/>
         <w:t>Individualbeiträge</w:t>
@@ -15233,7 +15231,7 @@
           <w:numId w:val="0"/>
         </w:numPr>
         <w:suppressAutoHyphens w:val="true"/>
-        <w:overflowPunct w:val="true"/>
+        <w:overflowPunct w:val="false"/>
         <w:ind w:hanging="0" w:left="0"/>
         <w:jc w:val="left"/>
         <w:rPr>
@@ -15255,8 +15253,8 @@
           <w:rFonts w:ascii="Arial" w:hAnsi="Arial"/>
         </w:rPr>
       </w:pPr>
-      <w:bookmarkStart w:id="41" w:name="__RefHeading___Toc2016_2230113612"/>
-      <w:bookmarkEnd w:id="41"/>
+      <w:bookmarkStart w:id="40" w:name="__RefHeading___Toc2016_2230113612"/>
+      <w:bookmarkEnd w:id="40"/>
       <w:r>
         <w:rPr/>
         <w:t>Grundlagen</w:t>
@@ -15575,7 +15573,7 @@
           <w:numId w:val="3"/>
         </w:numPr>
         <w:suppressAutoHyphens w:val="true"/>
-        <w:overflowPunct w:val="true"/>
+        <w:overflowPunct w:val="false"/>
         <w:ind w:hanging="0" w:left="0"/>
         <w:jc w:val="left"/>
         <w:rPr>
@@ -15597,13 +15595,13 @@
           <w:numId w:val="3"/>
         </w:numPr>
         <w:suppressAutoHyphens w:val="true"/>
-        <w:overflowPunct w:val="true"/>
+        <w:overflowPunct w:val="false"/>
         <w:ind w:hanging="0" w:left="0"/>
         <w:jc w:val="both"/>
         <w:rPr/>
       </w:pPr>
-      <w:bookmarkStart w:id="42" w:name="__RefHeading___Toc2018_2230113612"/>
-      <w:bookmarkEnd w:id="42"/>
+      <w:bookmarkStart w:id="41" w:name="__RefHeading___Toc2018_2230113612"/>
+      <w:bookmarkEnd w:id="41"/>
       <w:r>
         <w:rPr/>
         <w:t>Anwendung</w:t>
@@ -15618,7 +15616,7 @@
           <w:numId w:val="0"/>
         </w:numPr>
         <w:suppressAutoHyphens w:val="true"/>
-        <w:overflowPunct w:val="true"/>
+        <w:overflowPunct w:val="false"/>
         <w:ind w:hanging="0" w:left="0"/>
         <w:jc w:val="both"/>
         <w:rPr/>
@@ -15636,7 +15634,7 @@
           <w:numId w:val="0"/>
         </w:numPr>
         <w:suppressAutoHyphens w:val="true"/>
-        <w:overflowPunct w:val="true"/>
+        <w:overflowPunct w:val="false"/>
         <w:ind w:hanging="0" w:left="0"/>
         <w:jc w:val="both"/>
         <w:rPr/>
@@ -15673,8 +15671,8 @@
         <w:jc w:val="both"/>
         <w:rPr/>
       </w:pPr>
-      <w:bookmarkStart w:id="43" w:name="__RefHeading___Toc2170_2179209565"/>
-      <w:bookmarkEnd w:id="43"/>
+      <w:bookmarkStart w:id="42" w:name="__RefHeading___Toc2170_2179209565"/>
+      <w:bookmarkEnd w:id="42"/>
       <w:r>
         <w:rPr/>
         <w:t>Grundbetrag</w:t>
@@ -15689,7 +15687,7 @@
           <w:numId w:val="0"/>
         </w:numPr>
         <w:suppressAutoHyphens w:val="true"/>
-        <w:overflowPunct w:val="true"/>
+        <w:overflowPunct w:val="false"/>
         <w:ind w:hanging="0" w:left="0"/>
         <w:jc w:val="both"/>
         <w:rPr/>
@@ -15743,7 +15741,7 @@
           <w:numId w:val="22"/>
         </w:numPr>
         <w:suppressAutoHyphens w:val="true"/>
-        <w:overflowPunct w:val="true"/>
+        <w:overflowPunct w:val="false"/>
         <w:jc w:val="both"/>
         <w:rPr/>
       </w:pPr>
@@ -15780,7 +15778,7 @@
           <w:numId w:val="22"/>
         </w:numPr>
         <w:suppressAutoHyphens w:val="true"/>
-        <w:overflowPunct w:val="true"/>
+        <w:overflowPunct w:val="false"/>
         <w:jc w:val="both"/>
         <w:rPr/>
       </w:pPr>
@@ -15817,7 +15815,7 @@
           <w:numId w:val="0"/>
         </w:numPr>
         <w:suppressAutoHyphens w:val="true"/>
-        <w:overflowPunct w:val="true"/>
+        <w:overflowPunct w:val="false"/>
         <w:ind w:hanging="0" w:left="0"/>
         <w:jc w:val="both"/>
         <w:rPr/>
@@ -15855,7 +15853,7 @@
           <w:numId w:val="0"/>
         </w:numPr>
         <w:suppressAutoHyphens w:val="true"/>
-        <w:overflowPunct w:val="true"/>
+        <w:overflowPunct w:val="false"/>
         <w:ind w:hanging="0" w:left="0"/>
         <w:jc w:val="both"/>
         <w:rPr>
@@ -15875,7 +15873,7 @@
           <w:numId w:val="0"/>
         </w:numPr>
         <w:suppressAutoHyphens w:val="true"/>
-        <w:overflowPunct w:val="true"/>
+        <w:overflowPunct w:val="false"/>
         <w:ind w:hanging="0" w:left="0"/>
         <w:jc w:val="both"/>
         <w:rPr/>
@@ -15897,7 +15895,7 @@
           <w:numId w:val="0"/>
         </w:numPr>
         <w:suppressAutoHyphens w:val="true"/>
-        <w:overflowPunct w:val="true"/>
+        <w:overflowPunct w:val="false"/>
         <w:ind w:hanging="0" w:left="0"/>
         <w:jc w:val="both"/>
         <w:rPr/>
@@ -15953,7 +15951,7 @@
           <w:numId w:val="0"/>
         </w:numPr>
         <w:suppressAutoHyphens w:val="true"/>
-        <w:overflowPunct w:val="true"/>
+        <w:overflowPunct w:val="false"/>
         <w:spacing w:before="140" w:after="120"/>
         <w:ind w:hanging="0" w:left="0"/>
         <w:jc w:val="both"/>
@@ -15977,8 +15975,8 @@
         <w:jc w:val="both"/>
         <w:rPr/>
       </w:pPr>
-      <w:bookmarkStart w:id="44" w:name="__RefHeading___Toc2172_2179209565"/>
-      <w:bookmarkEnd w:id="44"/>
+      <w:bookmarkStart w:id="43" w:name="__RefHeading___Toc2172_2179209565"/>
+      <w:bookmarkEnd w:id="43"/>
       <w:r>
         <w:rPr/>
         <w:t>Verbrauchsbetrag</w:t>
@@ -15993,7 +15991,7 @@
           <w:numId w:val="0"/>
         </w:numPr>
         <w:suppressAutoHyphens w:val="true"/>
-        <w:overflowPunct w:val="true"/>
+        <w:overflowPunct w:val="false"/>
         <w:ind w:hanging="0" w:left="0"/>
         <w:jc w:val="both"/>
         <w:rPr/>
@@ -16047,7 +16045,7 @@
           <w:numId w:val="23"/>
         </w:numPr>
         <w:suppressAutoHyphens w:val="true"/>
-        <w:overflowPunct w:val="true"/>
+        <w:overflowPunct w:val="false"/>
         <w:jc w:val="both"/>
         <w:rPr/>
       </w:pPr>
@@ -16084,7 +16082,7 @@
           <w:numId w:val="23"/>
         </w:numPr>
         <w:suppressAutoHyphens w:val="true"/>
-        <w:overflowPunct w:val="true"/>
+        <w:overflowPunct w:val="false"/>
         <w:jc w:val="both"/>
         <w:rPr/>
       </w:pPr>
@@ -16121,7 +16119,7 @@
           <w:numId w:val="23"/>
         </w:numPr>
         <w:suppressAutoHyphens w:val="true"/>
-        <w:overflowPunct w:val="true"/>
+        <w:overflowPunct w:val="false"/>
         <w:jc w:val="both"/>
         <w:rPr/>
       </w:pPr>
@@ -16160,7 +16158,7 @@
           <w:numId w:val="0"/>
         </w:numPr>
         <w:suppressAutoHyphens w:val="true"/>
-        <w:overflowPunct w:val="true"/>
+        <w:overflowPunct w:val="false"/>
         <w:ind w:hanging="0" w:left="0"/>
         <w:jc w:val="both"/>
         <w:rPr>
@@ -16180,7 +16178,7 @@
           <w:numId w:val="0"/>
         </w:numPr>
         <w:suppressAutoHyphens w:val="true"/>
-        <w:overflowPunct w:val="true"/>
+        <w:overflowPunct w:val="false"/>
         <w:ind w:hanging="0" w:left="0"/>
         <w:jc w:val="both"/>
         <w:rPr/>
@@ -16202,7 +16200,7 @@
           <w:numId w:val="0"/>
         </w:numPr>
         <w:suppressAutoHyphens w:val="true"/>
-        <w:overflowPunct w:val="true"/>
+        <w:overflowPunct w:val="false"/>
         <w:ind w:hanging="0" w:left="0"/>
         <w:jc w:val="both"/>
         <w:rPr/>
@@ -16244,7 +16242,7 @@
           <w:numId w:val="0"/>
         </w:numPr>
         <w:suppressAutoHyphens w:val="true"/>
-        <w:overflowPunct w:val="true"/>
+        <w:overflowPunct w:val="false"/>
         <w:ind w:hanging="0" w:left="0"/>
         <w:jc w:val="left"/>
         <w:rPr>
@@ -16269,7 +16267,7 @@
           <w:numId w:val="0"/>
         </w:numPr>
         <w:suppressAutoHyphens w:val="true"/>
-        <w:overflowPunct w:val="true"/>
+        <w:overflowPunct w:val="false"/>
         <w:ind w:hanging="0" w:left="0"/>
         <w:jc w:val="center"/>
         <w:rPr>
@@ -16336,7 +16334,7 @@
           <w:numId w:val="0"/>
         </w:numPr>
         <w:suppressAutoHyphens w:val="true"/>
-        <w:overflowPunct w:val="true"/>
+        <w:overflowPunct w:val="false"/>
         <w:bidi w:val="0"/>
         <w:ind w:hanging="0" w:left="0"/>
         <w:jc w:val="left"/>
@@ -16366,8 +16364,8 @@
         <w:spacing w:before="0" w:after="120"/>
         <w:rPr/>
       </w:pPr>
-      <w:bookmarkStart w:id="45" w:name="__RefHeading___Toc1927_1567046155"/>
-      <w:bookmarkEnd w:id="45"/>
+      <w:bookmarkStart w:id="44" w:name="__RefHeading___Toc1927_1567046155"/>
+      <w:bookmarkEnd w:id="44"/>
       <w:r>
         <w:rPr/>
         <w:t>Beitragsberechnung</w:t>
@@ -16401,8 +16399,8 @@
           <w:szCs w:val="20"/>
         </w:rPr>
       </w:pPr>
-      <w:bookmarkStart w:id="46" w:name="__RefHeading___Toc1929_1567046155"/>
-      <w:bookmarkEnd w:id="46"/>
+      <w:bookmarkStart w:id="45" w:name="__RefHeading___Toc1929_1567046155"/>
+      <w:bookmarkEnd w:id="45"/>
       <w:r>
         <w:rPr/>
         <w:t>Beitrag und Beitragszeitraum</w:t>
@@ -16652,8 +16650,8 @@
         </w:numPr>
         <w:rPr/>
       </w:pPr>
-      <w:bookmarkStart w:id="47" w:name="__RefHeading___Toc2075_3127355303"/>
-      <w:bookmarkEnd w:id="47"/>
+      <w:bookmarkStart w:id="46" w:name="__RefHeading___Toc2075_3127355303"/>
+      <w:bookmarkEnd w:id="46"/>
       <w:r>
         <w:rPr/>
         <w:t>Anteilige Beitragsberechnung</w:t>
@@ -17524,8 +17522,8 @@
         </w:numPr>
         <w:rPr/>
       </w:pPr>
-      <w:bookmarkStart w:id="48" w:name="__RefHeading___Toc2077_3127355303"/>
-      <w:bookmarkEnd w:id="48"/>
+      <w:bookmarkStart w:id="47" w:name="__RefHeading___Toc2077_3127355303"/>
+      <w:bookmarkEnd w:id="47"/>
       <w:r>
         <w:rPr/>
         <w:t>Anteilige Beitragsberechnung von Familienrollen</w:t>
@@ -17731,8 +17729,8 @@
           <w:rFonts w:ascii="Arial" w:hAnsi="Arial"/>
         </w:rPr>
       </w:pPr>
-      <w:bookmarkStart w:id="49" w:name="__RefHeading___Toc1208_2975391565"/>
-      <w:bookmarkEnd w:id="49"/>
+      <w:bookmarkStart w:id="48" w:name="__RefHeading___Toc1208_2975391565"/>
+      <w:bookmarkEnd w:id="48"/>
       <w:r>
         <w:rPr/>
         <w:t>Neuberechnung</w:t>
@@ -18017,8 +18015,8 @@
           <w:rFonts w:ascii="Arial" w:hAnsi="Arial"/>
         </w:rPr>
       </w:pPr>
-      <w:bookmarkStart w:id="50" w:name="__RefHeading___Toc1208_29753915651"/>
-      <w:bookmarkEnd w:id="50"/>
+      <w:bookmarkStart w:id="49" w:name="__RefHeading___Toc1208_29753915651"/>
+      <w:bookmarkEnd w:id="49"/>
       <w:r>
         <w:rPr/>
         <w:t>Individualbeiträge</w:t>
@@ -18522,8 +18520,8 @@
           <w:rFonts w:ascii="Arial" w:hAnsi="Arial"/>
         </w:rPr>
       </w:pPr>
-      <w:bookmarkStart w:id="51" w:name="__RefHeading___Toc1210_2975391565"/>
-      <w:bookmarkEnd w:id="51"/>
+      <w:bookmarkStart w:id="50" w:name="__RefHeading___Toc1210_2975391565"/>
+      <w:bookmarkEnd w:id="50"/>
       <w:r>
         <w:rPr/>
         <w:t>Beitragszahlungen</w:t>
@@ -19178,8 +19176,8 @@
         </w:numPr>
         <w:rPr/>
       </w:pPr>
-      <w:bookmarkStart w:id="52" w:name="__RefHeading___Toc2667_3467788463"/>
-      <w:bookmarkEnd w:id="52"/>
+      <w:bookmarkStart w:id="51" w:name="__RefHeading___Toc2667_3467788463"/>
+      <w:bookmarkEnd w:id="51"/>
       <w:r>
         <w:rPr/>
         <w:t>Zahlungserinnerung</w:t>
@@ -19446,7 +19444,7 @@
         <w:ind w:hanging="0" w:left="0"/>
         <w:jc w:val="left"/>
         <w:rPr>
-          <w:moveFrom w:id="135" w:author="Unbekannter Autor" w:date="2024-09-16T14:58:41Z"/>
+          <w:del w:id="135" w:author="Unbekannter Autor" w:date="2024-09-16T14:58:41Z"/>
           <w:rFonts w:ascii="Arial" w:hAnsi="Arial"/>
           <w:sz w:val="20"/>
           <w:szCs w:val="20"/>
@@ -19472,98 +19470,13 @@
           <w:rFonts w:ascii="Arial" w:hAnsi="Arial"/>
         </w:rPr>
       </w:pPr>
-      <w:bookmarkStart w:id="53" w:name="__RefHeading___Toc1931_1567046155_Kopie1"/>
-      <w:bookmarkEnd w:id="53"/>
       <w:del w:id="136" w:author="Unbekannter Autor" w:date="2024-09-16T14:58:41Z">
         <w:r>
           <w:rPr/>
-          <w:delText>Löschen von Beiträgen</w:delText>
+          <w:delText xml:space="preserve">Löschen von Beiträgen​​Über </w:delText>
         </w:r>
       </w:del>
-    </w:p>
-    <w:p>
-      <w:pPr>
-        <w:pStyle w:val="Normal"/>
-        <w:bidi w:val="0"/>
-        <w:jc w:val="left"/>
-        <w:rPr>
-          <w:rFonts w:ascii="Arial" w:hAnsi="Arial"/>
-        </w:rPr>
-      </w:pPr>
       <w:del w:id="137" w:author="Unbekannter Autor" w:date="2024-09-16T14:58:41Z">
-        <w:r>
-          <w:drawing>
-            <wp:anchor distT="0" distB="0" distL="0" distR="0" simplePos="0" relativeHeight="108" behindDoc="0" locked="0" layoutInCell="0" allowOverlap="1">
-              <wp:simplePos x="0" y="0"/>
-              <wp:positionH relativeFrom="column">
-                <wp:posOffset>-3810</wp:posOffset>
-              </wp:positionH>
-              <wp:positionV relativeFrom="paragraph">
-                <wp:posOffset>635</wp:posOffset>
-              </wp:positionV>
-              <wp:extent cx="3239770" cy="547370"/>
-              <wp:effectExtent l="0" t="0" r="0" b="0"/>
-              <wp:wrapTopAndBottom/>
-              <wp:docPr id="32" name="Bild19"/>
-              <wp:cNvGraphicFramePr>
-                <a:graphicFrameLocks xmlns:a="http://schemas.openxmlformats.org/drawingml/2006/main" noChangeAspect="1"/>
-              </wp:cNvGraphicFramePr>
-              <a:graphic xmlns:a="http://schemas.openxmlformats.org/drawingml/2006/main">
-                <a:graphicData uri="http://schemas.openxmlformats.org/drawingml/2006/picture">
-                  <pic:pic xmlns:pic="http://schemas.openxmlformats.org/drawingml/2006/picture">
-                    <pic:nvPicPr>
-                      <pic:cNvPr id="32" name="Bild19"/>
-                      <pic:cNvPicPr>
-                        <a:picLocks noChangeAspect="1" noChangeArrowheads="1"/>
-                      </pic:cNvPicPr>
-                    </pic:nvPicPr>
-                    <pic:blipFill>
-                      <a:blip r:embed="rId35"/>
-                      <a:stretch>
-                        <a:fillRect/>
-                      </a:stretch>
-                    </pic:blipFill>
-                    <pic:spPr bwMode="auto">
-                      <a:xfrm>
-                        <a:off x="0" y="0"/>
-                        <a:ext cx="3239770" cy="547370"/>
-                      </a:xfrm>
-                      <a:prstGeom prst="rect">
-                        <a:avLst/>
-                      </a:prstGeom>
-                      <a:noFill/>
-                    </pic:spPr>
-                  </pic:pic>
-                </a:graphicData>
-              </a:graphic>
-            </wp:anchor>
-          </w:drawing>
-        </w:r>
-      </w:del>
-      <w:del w:id="138" w:author="Unbekannter Autor" w:date="2024-09-16T14:58:41Z">
-        <w:r>
-          <w:rPr/>
-          <w:delText>​​</w:delText>
-        </w:r>
-      </w:del>
-    </w:p>
-    <w:p>
-      <w:pPr>
-        <w:pStyle w:val="Normal"/>
-        <w:bidi w:val="0"/>
-        <w:jc w:val="left"/>
-        <w:rPr>
-          <w:sz w:val="20"/>
-          <w:szCs w:val="20"/>
-        </w:rPr>
-      </w:pPr>
-      <w:del w:id="139" w:author="Unbekannter Autor" w:date="2024-09-16T14:58:41Z">
-        <w:r>
-          <w:rPr/>
-          <w:delText xml:space="preserve">Über </w:delText>
-        </w:r>
-      </w:del>
-      <w:del w:id="140" w:author="Unbekannter Autor" w:date="2024-09-16T14:58:41Z">
         <w:r>
           <w:rPr>
             <w:b/>
@@ -19572,10 +19485,10 @@
           <w:delText>Löschen</w:delText>
         </w:r>
       </w:del>
-      <w:del w:id="141" w:author="Unbekannter Autor" w:date="2024-09-16T14:58:41Z">
+      <w:del w:id="138" w:author="Unbekannter Autor" w:date="2024-09-16T14:58:41Z">
         <w:r>
           <w:rPr/>
-          <w:delText xml:space="preserve"> können Einträge wie z.B. Beitrag, Beitragstext, Bezahlt-Datum oder Fälligkeitsdatum in der Datenbank gelöscht werden.</w:delText>
+          <w:delText xml:space="preserve"> können Einträge wie z.B. Beitrag, Beitragstext, Bezahlt-Datum oder Fälligkeitsdatum in der Datenbank gelöscht werden.​​</w:delText>
         </w:r>
       </w:del>
     </w:p>
@@ -19585,77 +19498,11 @@
         <w:bidi w:val="0"/>
         <w:jc w:val="left"/>
         <w:rPr>
-          <w:rFonts w:ascii="Arial" w:hAnsi="Arial"/>
-        </w:rPr>
-      </w:pPr>
-      <w:del w:id="142" w:author="Unbekannter Autor" w:date="2024-09-16T14:58:41Z">
-        <w:r>
-          <w:drawing>
-            <wp:anchor distT="0" distB="0" distL="0" distR="0" simplePos="0" relativeHeight="109" behindDoc="0" locked="0" layoutInCell="0" allowOverlap="1">
-              <wp:simplePos x="0" y="0"/>
-              <wp:positionH relativeFrom="column">
-                <wp:posOffset>161925</wp:posOffset>
-              </wp:positionH>
-              <wp:positionV relativeFrom="paragraph">
-                <wp:posOffset>635</wp:posOffset>
-              </wp:positionV>
-              <wp:extent cx="3239770" cy="3390900"/>
-              <wp:effectExtent l="0" t="0" r="0" b="0"/>
-              <wp:wrapTopAndBottom/>
-              <wp:docPr id="33" name="Bild29"/>
-              <wp:cNvGraphicFramePr>
-                <a:graphicFrameLocks xmlns:a="http://schemas.openxmlformats.org/drawingml/2006/main" noChangeAspect="1"/>
-              </wp:cNvGraphicFramePr>
-              <a:graphic xmlns:a="http://schemas.openxmlformats.org/drawingml/2006/main">
-                <a:graphicData uri="http://schemas.openxmlformats.org/drawingml/2006/picture">
-                  <pic:pic xmlns:pic="http://schemas.openxmlformats.org/drawingml/2006/picture">
-                    <pic:nvPicPr>
-                      <pic:cNvPr id="33" name="Bild29"/>
-                      <pic:cNvPicPr>
-                        <a:picLocks noChangeAspect="1" noChangeArrowheads="1"/>
-                      </pic:cNvPicPr>
-                    </pic:nvPicPr>
-                    <pic:blipFill>
-                      <a:blip r:embed="rId36"/>
-                      <a:stretch>
-                        <a:fillRect/>
-                      </a:stretch>
-                    </pic:blipFill>
-                    <pic:spPr bwMode="auto">
-                      <a:xfrm>
-                        <a:off x="0" y="0"/>
-                        <a:ext cx="3239770" cy="3390900"/>
-                      </a:xfrm>
-                      <a:prstGeom prst="rect">
-                        <a:avLst/>
-                      </a:prstGeom>
-                      <a:noFill/>
-                    </pic:spPr>
-                  </pic:pic>
-                </a:graphicData>
-              </a:graphic>
-            </wp:anchor>
-          </w:drawing>
-        </w:r>
-      </w:del>
-      <w:del w:id="143" w:author="Unbekannter Autor" w:date="2024-09-16T14:58:41Z">
-        <w:r>
-          <w:rPr/>
-          <w:delText>​​</w:delText>
-        </w:r>
-      </w:del>
-    </w:p>
-    <w:p>
-      <w:pPr>
-        <w:pStyle w:val="Normal"/>
-        <w:bidi w:val="0"/>
-        <w:jc w:val="left"/>
-        <w:rPr>
-          <w:del w:id="145" w:author="Unbekannter Autor" w:date="2024-09-16T14:58:41Z"/>
-          <w:rFonts w:ascii="Arial" w:hAnsi="Arial"/>
-        </w:rPr>
-      </w:pPr>
-      <w:del w:id="144" w:author="Unbekannter Autor" w:date="2024-09-16T14:58:41Z">
+          <w:del w:id="140" w:author="Unbekannter Autor" w:date="2024-09-16T14:58:41Z"/>
+          <w:rFonts w:ascii="Arial" w:hAnsi="Arial"/>
+        </w:rPr>
+      </w:pPr>
+      <w:del w:id="139" w:author="Unbekannter Autor" w:date="2024-09-16T14:58:41Z">
         <w:r>
           <w:rPr/>
         </w:r>
@@ -19667,11 +19514,11 @@
         <w:bidi w:val="0"/>
         <w:jc w:val="left"/>
         <w:rPr>
-          <w:del w:id="147" w:author="Unbekannter Autor" w:date="2024-09-16T14:58:41Z"/>
-          <w:rFonts w:ascii="Arial" w:hAnsi="Arial"/>
-        </w:rPr>
-      </w:pPr>
-      <w:del w:id="146" w:author="Unbekannter Autor" w:date="2024-09-16T14:58:41Z">
+          <w:del w:id="142" w:author="Unbekannter Autor" w:date="2024-09-16T14:58:41Z"/>
+          <w:rFonts w:ascii="Arial" w:hAnsi="Arial"/>
+        </w:rPr>
+      </w:pPr>
+      <w:del w:id="141" w:author="Unbekannter Autor" w:date="2024-09-16T14:58:41Z">
         <w:r>
           <w:rPr/>
         </w:r>
@@ -19683,12 +19530,12 @@
         <w:bidi w:val="0"/>
         <w:jc w:val="center"/>
         <w:rPr>
-          <w:del w:id="149" w:author="Unbekannter Autor" w:date="2024-09-16T14:58:41Z"/>
-          <w:sz w:val="20"/>
-          <w:szCs w:val="20"/>
-        </w:rPr>
-      </w:pPr>
-      <w:del w:id="148" w:author="Unbekannter Autor" w:date="2024-09-16T14:58:41Z">
+          <w:del w:id="144" w:author="Unbekannter Autor" w:date="2024-09-16T14:58:41Z"/>
+          <w:sz w:val="20"/>
+          <w:szCs w:val="20"/>
+        </w:rPr>
+      </w:pPr>
+      <w:del w:id="143" w:author="Unbekannter Autor" w:date="2024-09-16T14:58:41Z">
         <w:r>
           <w:rPr>
             <w:sz w:val="20"/>
@@ -19706,7 +19553,7 @@
           <w:numId w:val="0"/>
         </w:numPr>
         <w:suppressAutoHyphens w:val="true"/>
-        <w:overflowPunct w:val="true"/>
+        <w:overflowPunct w:val="false"/>
         <w:ind w:hanging="0" w:left="0"/>
         <w:jc w:val="left"/>
         <w:rPr>
@@ -19716,7 +19563,7 @@
       <w:r>
         <w:rPr/>
         <w:drawing>
-          <wp:anchor distT="0" distB="0" distL="0" distR="0" simplePos="0" relativeHeight="0" behindDoc="0" locked="0" layoutInCell="1" allowOverlap="1">
+          <wp:anchor distT="0" distB="0" distL="0" distR="0" simplePos="0" relativeHeight="109" behindDoc="0" locked="0" layoutInCell="0" allowOverlap="1">
             <wp:simplePos x="0" y="0"/>
             <wp:positionH relativeFrom="column">
               <wp:posOffset>6985</wp:posOffset>
@@ -19727,7 +19574,7 @@
             <wp:extent cx="4319270" cy="5713730"/>
             <wp:effectExtent l="0" t="0" r="0" b="0"/>
             <wp:wrapSquare wrapText="largest"/>
-            <wp:docPr id="34" name="Bild102"/>
+            <wp:docPr id="32" name="Bild102"/>
             <wp:cNvGraphicFramePr>
               <a:graphicFrameLocks xmlns:a="http://schemas.openxmlformats.org/drawingml/2006/main" noChangeAspect="1"/>
             </wp:cNvGraphicFramePr>
@@ -19735,13 +19582,13 @@
               <a:graphicData uri="http://schemas.openxmlformats.org/drawingml/2006/picture">
                 <pic:pic xmlns:pic="http://schemas.openxmlformats.org/drawingml/2006/picture">
                   <pic:nvPicPr>
-                    <pic:cNvPr id="34" name="Bild102"/>
+                    <pic:cNvPr id="32" name="Bild102"/>
                     <pic:cNvPicPr>
                       <a:picLocks noChangeAspect="1" noChangeArrowheads="1"/>
                     </pic:cNvPicPr>
                   </pic:nvPicPr>
                   <pic:blipFill>
-                    <a:blip r:embed="rId37"/>
+                    <a:blip r:embed="rId35"/>
                     <a:stretch>
                       <a:fillRect/>
                     </a:stretch>
@@ -19754,6 +19601,7 @@
                     <a:prstGeom prst="rect">
                       <a:avLst/>
                     </a:prstGeom>
+                    <a:noFill/>
                   </pic:spPr>
                 </pic:pic>
               </a:graphicData>
@@ -19777,8 +19625,8 @@
           <w:rFonts w:ascii="Arial" w:hAnsi="Arial"/>
         </w:rPr>
       </w:pPr>
-      <w:bookmarkStart w:id="54" w:name="__RefHeading___Toc1212_2975391565"/>
-      <w:bookmarkEnd w:id="54"/>
+      <w:bookmarkStart w:id="52" w:name="__RefHeading___Toc1212_2975391565"/>
+      <w:bookmarkEnd w:id="52"/>
       <w:r>
         <w:rPr/>
         <w:t>Beitragsanalyse</w:t>
@@ -19811,7 +19659,7 @@
             <wp:extent cx="3239770" cy="2674620"/>
             <wp:effectExtent l="0" t="0" r="0" b="0"/>
             <wp:wrapTopAndBottom/>
-            <wp:docPr id="35" name="Bild23"/>
+            <wp:docPr id="33" name="Bild23"/>
             <wp:cNvGraphicFramePr>
               <a:graphicFrameLocks xmlns:a="http://schemas.openxmlformats.org/drawingml/2006/main" noChangeAspect="1"/>
             </wp:cNvGraphicFramePr>
@@ -19819,13 +19667,13 @@
               <a:graphicData uri="http://schemas.openxmlformats.org/drawingml/2006/picture">
                 <pic:pic xmlns:pic="http://schemas.openxmlformats.org/drawingml/2006/picture">
                   <pic:nvPicPr>
-                    <pic:cNvPr id="35" name="Bild23"/>
+                    <pic:cNvPr id="33" name="Bild23"/>
                     <pic:cNvPicPr>
                       <a:picLocks noChangeAspect="1" noChangeArrowheads="1"/>
                     </pic:cNvPicPr>
                   </pic:nvPicPr>
                   <pic:blipFill>
-                    <a:blip r:embed="rId38"/>
+                    <a:blip r:embed="rId36"/>
                     <a:stretch>
                       <a:fillRect/>
                     </a:stretch>
@@ -19931,8 +19779,8 @@
           <w:rFonts w:ascii="Arial" w:hAnsi="Arial"/>
         </w:rPr>
       </w:pPr>
-      <w:bookmarkStart w:id="55" w:name="__RefHeading___Toc1214_2975391565"/>
-      <w:bookmarkEnd w:id="55"/>
+      <w:bookmarkStart w:id="53" w:name="__RefHeading___Toc1214_2975391565"/>
+      <w:bookmarkEnd w:id="53"/>
       <w:r>
         <w:rPr/>
         <w:t>Beitragshistorie</w:t>
@@ -19965,7 +19813,7 @@
             <wp:extent cx="3239770" cy="767080"/>
             <wp:effectExtent l="0" t="0" r="0" b="0"/>
             <wp:wrapTopAndBottom/>
-            <wp:docPr id="36" name="Bild24"/>
+            <wp:docPr id="34" name="Bild24"/>
             <wp:cNvGraphicFramePr>
               <a:graphicFrameLocks xmlns:a="http://schemas.openxmlformats.org/drawingml/2006/main" noChangeAspect="1"/>
             </wp:cNvGraphicFramePr>
@@ -19973,13 +19821,13 @@
               <a:graphicData uri="http://schemas.openxmlformats.org/drawingml/2006/picture">
                 <pic:pic xmlns:pic="http://schemas.openxmlformats.org/drawingml/2006/picture">
                   <pic:nvPicPr>
-                    <pic:cNvPr id="36" name="Bild24"/>
+                    <pic:cNvPr id="34" name="Bild24"/>
                     <pic:cNvPicPr>
                       <a:picLocks noChangeAspect="1" noChangeArrowheads="1"/>
                     </pic:cNvPicPr>
                   </pic:nvPicPr>
                   <pic:blipFill>
-                    <a:blip r:embed="rId39"/>
+                    <a:blip r:embed="rId37"/>
                     <a:stretch>
                       <a:fillRect/>
                     </a:stretch>
@@ -20034,8 +19882,8 @@
           <w:szCs w:val="20"/>
         </w:rPr>
       </w:pPr>
-      <w:bookmarkStart w:id="56" w:name="__RefHeading___Toc1850_3856073189"/>
-      <w:bookmarkEnd w:id="56"/>
+      <w:bookmarkStart w:id="54" w:name="__RefHeading___Toc1850_3856073189"/>
+      <w:bookmarkEnd w:id="54"/>
       <w:r>
         <w:rPr>
           <w:sz w:val="20"/>
@@ -20059,8 +19907,8 @@
           <w:rFonts w:ascii="Arial" w:hAnsi="Arial"/>
         </w:rPr>
       </w:pPr>
-      <w:bookmarkStart w:id="57" w:name="__RefHeading___Toc1945_1567046155"/>
-      <w:bookmarkEnd w:id="57"/>
+      <w:bookmarkStart w:id="55" w:name="__RefHeading___Toc1945_1567046155"/>
+      <w:bookmarkEnd w:id="55"/>
       <w:r>
         <w:rPr/>
         <w:t>Export</w:t>
@@ -20095,8 +19943,8 @@
           <w:rFonts w:ascii="Arial" w:hAnsi="Arial"/>
         </w:rPr>
       </w:pPr>
-      <w:bookmarkStart w:id="58" w:name="__RefHeading___Toc1224_2975391565"/>
-      <w:bookmarkEnd w:id="58"/>
+      <w:bookmarkStart w:id="56" w:name="__RefHeading___Toc1224_2975391565"/>
+      <w:bookmarkEnd w:id="56"/>
       <w:r>
         <w:rPr/>
         <w:t>SEPA</w:t>
@@ -20361,27 +20209,91 @@
         </w:rPr>
         <w:t>Ein Fälligkeitsdatum kann über das Modul „Fälligkeitsdatum“ nur gesetzt werden, wenn eine Mandatsrefer</w:t>
         <w:softHyphen/>
-        <w:t>enz und ein Mandatsdatum vorhanden sind. Wird aber ein Fälligkeitsdatum über das Profil eines Mitglieds eingetragen, ohne dass Mandatsreferenz und Mandatsdatum vorhanden sind, können beim weite</w:t>
+        <w:t xml:space="preserve">enz und ein Mandatsdatum vorhanden sind. </w:t>
+      </w:r>
+    </w:p>
+    <w:p>
+      <w:pPr>
+        <w:pStyle w:val="Normal"/>
+        <w:bidi w:val="0"/>
+        <w:jc w:val="left"/>
+        <w:rPr>
+          <w:sz w:val="20"/>
+          <w:szCs w:val="20"/>
+        </w:rPr>
+      </w:pPr>
+      <w:r>
+        <w:rPr>
+          <w:sz w:val="20"/>
+          <w:szCs w:val="20"/>
+        </w:rPr>
+      </w:r>
+    </w:p>
+    <w:p>
+      <w:pPr>
+        <w:pStyle w:val="Normal"/>
+        <w:bidi w:val="0"/>
+        <w:jc w:val="center"/>
+        <w:rPr>
+          <w:b/>
+          <w:bCs/>
+        </w:rPr>
+      </w:pPr>
+      <w:r>
+        <w:rPr>
+          <w:b/>
+          <w:bCs/>
+          <w:sz w:val="20"/>
+          <w:szCs w:val="20"/>
+        </w:rPr>
+        <w:t>Wichtiger Hinweis</w:t>
+      </w:r>
+    </w:p>
+    <w:p>
+      <w:pPr>
+        <w:pStyle w:val="Normal"/>
+        <w:bidi w:val="0"/>
+        <w:jc w:val="center"/>
+        <w:rPr/>
+      </w:pPr>
+      <w:r>
+        <w:rPr/>
+      </w:r>
+    </w:p>
+    <w:p>
+      <w:pPr>
+        <w:pStyle w:val="Normal"/>
+        <w:bidi w:val="0"/>
+        <w:jc w:val="center"/>
+        <w:rPr>
+          <w:i/>
+          <w:iCs/>
+        </w:rPr>
+      </w:pPr>
+      <w:r>
+        <w:rPr>
+          <w:i/>
+          <w:iCs/>
+        </w:rPr>
+        <w:t>Die Einstellung „Fälligkeitsdatum für alle“ (Einstellungen-Export-SEPA) ermöglicht es, ein Fälligkeitsdatum zu setzen, auch wenn keine IBAN und keine Mandatsdaten vorliegen. Dadurch kann der Platzhalter #due_day# in E-Mail-Benachrichtigungen verwendet werden um z.B. Zahlungsaufforderungen an Mitglieder zu versen</w:t>
         <w:softHyphen/>
-        <w:t>ren Pro</w:t>
-        <w:softHyphen/>
-        <w:t>grammablauf Fehlfunktionen auftreten.</w:t>
-      </w:r>
-    </w:p>
-    <w:p>
-      <w:pPr>
-        <w:pStyle w:val="Normal"/>
-        <w:bidi w:val="0"/>
-        <w:jc w:val="left"/>
-        <w:rPr>
-          <w:sz w:val="20"/>
-          <w:szCs w:val="20"/>
-        </w:rPr>
-      </w:pPr>
-      <w:r>
-        <w:rPr>
-          <w:sz w:val="20"/>
-          <w:szCs w:val="20"/>
+        <w:t>den, die nicht am SEPA-Lastschriftverfahren teilnehmen.</w:t>
+      </w:r>
+    </w:p>
+    <w:p>
+      <w:pPr>
+        <w:pStyle w:val="Normal"/>
+        <w:bidi w:val="0"/>
+        <w:jc w:val="center"/>
+        <w:rPr>
+          <w:i/>
+          <w:iCs/>
+        </w:rPr>
+      </w:pPr>
+      <w:r>
+        <w:rPr>
+          <w:i/>
+          <w:iCs/>
         </w:rPr>
       </w:r>
     </w:p>
@@ -20673,28 +20585,161 @@
         </w:rPr>
       </w:pPr>
       <w:r>
-        <w:rPr>
-          <w:sz w:val="20"/>
-          <w:szCs w:val="20"/>
-        </w:rPr>
-      </w:r>
-    </w:p>
-    <w:p>
-      <w:pPr>
-        <w:pStyle w:val="Normal"/>
-        <w:numPr>
-          <w:ilvl w:val="0"/>
-          <w:numId w:val="3"/>
-        </w:numPr>
-        <w:bidi w:val="0"/>
-        <w:jc w:val="left"/>
-        <w:rPr>
-          <w:rFonts w:ascii="Arial" w:hAnsi="Arial"/>
-        </w:rPr>
-      </w:pPr>
-      <w:r>
-        <w:rPr/>
-        <w:t xml:space="preserve">  </w:t>
+        <w:rPr/>
+      </w:r>
+    </w:p>
+    <w:p>
+      <w:pPr>
+        <w:pStyle w:val="Normal"/>
+        <w:bidi w:val="0"/>
+        <w:jc w:val="left"/>
+        <w:rPr>
+          <w:sz w:val="20"/>
+          <w:szCs w:val="20"/>
+        </w:rPr>
+      </w:pPr>
+      <w:r>
+        <w:rPr/>
+      </w:r>
+    </w:p>
+    <w:p>
+      <w:pPr>
+        <w:pStyle w:val="Normal"/>
+        <w:bidi w:val="0"/>
+        <w:jc w:val="left"/>
+        <w:rPr>
+          <w:sz w:val="20"/>
+          <w:szCs w:val="20"/>
+        </w:rPr>
+      </w:pPr>
+      <w:r>
+        <w:rPr/>
+      </w:r>
+    </w:p>
+    <w:p>
+      <w:pPr>
+        <w:pStyle w:val="Normal"/>
+        <w:bidi w:val="0"/>
+        <w:jc w:val="left"/>
+        <w:rPr>
+          <w:sz w:val="20"/>
+          <w:szCs w:val="20"/>
+        </w:rPr>
+      </w:pPr>
+      <w:r>
+        <w:rPr/>
+      </w:r>
+    </w:p>
+    <w:p>
+      <w:pPr>
+        <w:pStyle w:val="Normal"/>
+        <w:bidi w:val="0"/>
+        <w:jc w:val="left"/>
+        <w:rPr>
+          <w:sz w:val="20"/>
+          <w:szCs w:val="20"/>
+        </w:rPr>
+      </w:pPr>
+      <w:r>
+        <w:rPr/>
+      </w:r>
+    </w:p>
+    <w:p>
+      <w:pPr>
+        <w:pStyle w:val="Normal"/>
+        <w:bidi w:val="0"/>
+        <w:jc w:val="left"/>
+        <w:rPr>
+          <w:sz w:val="20"/>
+          <w:szCs w:val="20"/>
+        </w:rPr>
+      </w:pPr>
+      <w:r>
+        <w:rPr/>
+      </w:r>
+    </w:p>
+    <w:p>
+      <w:pPr>
+        <w:pStyle w:val="Normal"/>
+        <w:bidi w:val="0"/>
+        <w:jc w:val="left"/>
+        <w:rPr>
+          <w:sz w:val="20"/>
+          <w:szCs w:val="20"/>
+        </w:rPr>
+      </w:pPr>
+      <w:r>
+        <w:rPr/>
+      </w:r>
+    </w:p>
+    <w:p>
+      <w:pPr>
+        <w:pStyle w:val="Normal"/>
+        <w:bidi w:val="0"/>
+        <w:jc w:val="left"/>
+        <w:rPr>
+          <w:sz w:val="20"/>
+          <w:szCs w:val="20"/>
+        </w:rPr>
+      </w:pPr>
+      <w:r>
+        <w:rPr/>
+      </w:r>
+    </w:p>
+    <w:p>
+      <w:pPr>
+        <w:pStyle w:val="Normal"/>
+        <w:bidi w:val="0"/>
+        <w:jc w:val="left"/>
+        <w:rPr>
+          <w:sz w:val="20"/>
+          <w:szCs w:val="20"/>
+        </w:rPr>
+      </w:pPr>
+      <w:r>
+        <w:rPr/>
+      </w:r>
+    </w:p>
+    <w:p>
+      <w:pPr>
+        <w:pStyle w:val="Normal"/>
+        <w:bidi w:val="0"/>
+        <w:jc w:val="left"/>
+        <w:rPr>
+          <w:sz w:val="20"/>
+          <w:szCs w:val="20"/>
+        </w:rPr>
+      </w:pPr>
+      <w:r>
+        <w:rPr/>
+      </w:r>
+    </w:p>
+    <w:p>
+      <w:pPr>
+        <w:pStyle w:val="Normal"/>
+        <w:bidi w:val="0"/>
+        <w:jc w:val="left"/>
+        <w:rPr>
+          <w:sz w:val="20"/>
+          <w:szCs w:val="20"/>
+        </w:rPr>
+      </w:pPr>
+      <w:r>
+        <w:rPr/>
+      </w:r>
+    </w:p>
+    <w:p>
+      <w:pPr>
+        <w:pStyle w:val="Normal"/>
+        <w:bidi w:val="0"/>
+        <w:jc w:val="left"/>
+        <w:rPr>
+          <w:sz w:val="20"/>
+          <w:szCs w:val="20"/>
+        </w:rPr>
+      </w:pPr>
+      <w:r>
+        <w:rPr/>
       </w:r>
     </w:p>
     <w:p>
@@ -20708,8 +20753,8 @@
           <w:rFonts w:ascii="Arial" w:hAnsi="Arial"/>
         </w:rPr>
       </w:pPr>
-      <w:bookmarkStart w:id="59" w:name="__RefHeading___Toc1616_1958182187"/>
-      <w:bookmarkEnd w:id="59"/>
+      <w:bookmarkStart w:id="57" w:name="__RefHeading___Toc1616_1958182187"/>
+      <w:bookmarkEnd w:id="57"/>
       <w:r>
         <w:rPr/>
         <w:t>Fälligkeitsdatum</w:t>
@@ -20759,7 +20804,7 @@
             <wp:extent cx="3239770" cy="1501140"/>
             <wp:effectExtent l="0" t="0" r="0" b="0"/>
             <wp:wrapTopAndBottom/>
-            <wp:docPr id="37" name="Bild41"/>
+            <wp:docPr id="35" name="Bild41"/>
             <wp:cNvGraphicFramePr>
               <a:graphicFrameLocks xmlns:a="http://schemas.openxmlformats.org/drawingml/2006/main" noChangeAspect="1"/>
             </wp:cNvGraphicFramePr>
@@ -20767,13 +20812,13 @@
               <a:graphicData uri="http://schemas.openxmlformats.org/drawingml/2006/picture">
                 <pic:pic xmlns:pic="http://schemas.openxmlformats.org/drawingml/2006/picture">
                   <pic:nvPicPr>
-                    <pic:cNvPr id="37" name="Bild41"/>
+                    <pic:cNvPr id="35" name="Bild41"/>
                     <pic:cNvPicPr>
                       <a:picLocks noChangeAspect="1" noChangeArrowheads="1"/>
                     </pic:cNvPicPr>
                   </pic:nvPicPr>
                   <pic:blipFill>
-                    <a:blip r:embed="rId40"/>
+                    <a:blip r:embed="rId38"/>
                     <a:stretch>
                       <a:fillRect/>
                     </a:stretch>
@@ -20898,7 +20943,7 @@
             <wp:extent cx="3239770" cy="1188085"/>
             <wp:effectExtent l="0" t="0" r="0" b="0"/>
             <wp:wrapTopAndBottom/>
-            <wp:docPr id="38" name="Bild42"/>
+            <wp:docPr id="36" name="Bild42"/>
             <wp:cNvGraphicFramePr>
               <a:graphicFrameLocks xmlns:a="http://schemas.openxmlformats.org/drawingml/2006/main" noChangeAspect="1"/>
             </wp:cNvGraphicFramePr>
@@ -20906,13 +20951,13 @@
               <a:graphicData uri="http://schemas.openxmlformats.org/drawingml/2006/picture">
                 <pic:pic xmlns:pic="http://schemas.openxmlformats.org/drawingml/2006/picture">
                   <pic:nvPicPr>
-                    <pic:cNvPr id="38" name="Bild42"/>
+                    <pic:cNvPr id="36" name="Bild42"/>
                     <pic:cNvPicPr>
                       <a:picLocks noChangeAspect="1" noChangeArrowheads="1"/>
                     </pic:cNvPicPr>
                   </pic:nvPicPr>
                   <pic:blipFill>
-                    <a:blip r:embed="rId41"/>
+                    <a:blip r:embed="rId39"/>
                     <a:stretch>
                       <a:fillRect/>
                     </a:stretch>
@@ -21017,7 +21062,7 @@
             <wp:extent cx="3239770" cy="1181100"/>
             <wp:effectExtent l="0" t="0" r="0" b="0"/>
             <wp:wrapTopAndBottom/>
-            <wp:docPr id="39" name="Bild43"/>
+            <wp:docPr id="37" name="Bild43"/>
             <wp:cNvGraphicFramePr>
               <a:graphicFrameLocks xmlns:a="http://schemas.openxmlformats.org/drawingml/2006/main" noChangeAspect="1"/>
             </wp:cNvGraphicFramePr>
@@ -21025,13 +21070,13 @@
               <a:graphicData uri="http://schemas.openxmlformats.org/drawingml/2006/picture">
                 <pic:pic xmlns:pic="http://schemas.openxmlformats.org/drawingml/2006/picture">
                   <pic:nvPicPr>
-                    <pic:cNvPr id="39" name="Bild43"/>
+                    <pic:cNvPr id="37" name="Bild43"/>
                     <pic:cNvPicPr>
                       <a:picLocks noChangeAspect="1" noChangeArrowheads="1"/>
                     </pic:cNvPicPr>
                   </pic:nvPicPr>
                   <pic:blipFill>
-                    <a:blip r:embed="rId42"/>
+                    <a:blip r:embed="rId40"/>
                     <a:stretch>
                       <a:fillRect/>
                     </a:stretch>
@@ -21220,7 +21265,7 @@
             <wp:extent cx="3239770" cy="2743200"/>
             <wp:effectExtent l="0" t="0" r="0" b="0"/>
             <wp:wrapTopAndBottom/>
-            <wp:docPr id="40" name="Bild44"/>
+            <wp:docPr id="38" name="Bild44"/>
             <wp:cNvGraphicFramePr>
               <a:graphicFrameLocks xmlns:a="http://schemas.openxmlformats.org/drawingml/2006/main" noChangeAspect="1"/>
             </wp:cNvGraphicFramePr>
@@ -21228,13 +21273,13 @@
               <a:graphicData uri="http://schemas.openxmlformats.org/drawingml/2006/picture">
                 <pic:pic xmlns:pic="http://schemas.openxmlformats.org/drawingml/2006/picture">
                   <pic:nvPicPr>
-                    <pic:cNvPr id="40" name="Bild44"/>
+                    <pic:cNvPr id="38" name="Bild44"/>
                     <pic:cNvPicPr>
                       <a:picLocks noChangeAspect="1" noChangeArrowheads="1"/>
                     </pic:cNvPicPr>
                   </pic:nvPicPr>
                   <pic:blipFill>
-                    <a:blip r:embed="rId43"/>
+                    <a:blip r:embed="rId41"/>
                     <a:stretch>
                       <a:fillRect/>
                     </a:stretch>
@@ -21342,7 +21387,7 @@
           <w:numId w:val="0"/>
         </w:numPr>
         <w:suppressAutoHyphens w:val="true"/>
-        <w:overflowPunct w:val="true"/>
+        <w:overflowPunct w:val="false"/>
         <w:ind w:hanging="0" w:left="0"/>
         <w:jc w:val="left"/>
         <w:rPr>
@@ -21370,8 +21415,8 @@
           <w:rFonts w:ascii="Arial" w:hAnsi="Arial"/>
         </w:rPr>
       </w:pPr>
-      <w:bookmarkStart w:id="60" w:name="__RefHeading___Toc1618_1958182187"/>
-      <w:bookmarkEnd w:id="60"/>
+      <w:bookmarkStart w:id="58" w:name="__RefHeading___Toc1618_1958182187"/>
+      <w:bookmarkEnd w:id="58"/>
       <w:r>
         <w:rPr/>
         <w:t>XML-Datei</w:t>
@@ -21514,7 +21559,7 @@
             <wp:extent cx="3239770" cy="993775"/>
             <wp:effectExtent l="0" t="0" r="0" b="0"/>
             <wp:wrapTopAndBottom/>
-            <wp:docPr id="41" name="Bild45"/>
+            <wp:docPr id="39" name="Bild45"/>
             <wp:cNvGraphicFramePr>
               <a:graphicFrameLocks xmlns:a="http://schemas.openxmlformats.org/drawingml/2006/main" noChangeAspect="1"/>
             </wp:cNvGraphicFramePr>
@@ -21522,13 +21567,13 @@
               <a:graphicData uri="http://schemas.openxmlformats.org/drawingml/2006/picture">
                 <pic:pic xmlns:pic="http://schemas.openxmlformats.org/drawingml/2006/picture">
                   <pic:nvPicPr>
-                    <pic:cNvPr id="41" name="Bild45"/>
+                    <pic:cNvPr id="39" name="Bild45"/>
                     <pic:cNvPicPr>
                       <a:picLocks noChangeAspect="1" noChangeArrowheads="1"/>
                     </pic:cNvPicPr>
                   </pic:nvPicPr>
                   <pic:blipFill>
-                    <a:blip r:embed="rId44"/>
+                    <a:blip r:embed="rId42"/>
                     <a:stretch>
                       <a:fillRect/>
                     </a:stretch>
@@ -21646,7 +21691,7 @@
             <wp:extent cx="3239770" cy="986155"/>
             <wp:effectExtent l="0" t="0" r="0" b="0"/>
             <wp:wrapTopAndBottom/>
-            <wp:docPr id="42" name="Bild46"/>
+            <wp:docPr id="40" name="Bild46"/>
             <wp:cNvGraphicFramePr>
               <a:graphicFrameLocks xmlns:a="http://schemas.openxmlformats.org/drawingml/2006/main" noChangeAspect="1"/>
             </wp:cNvGraphicFramePr>
@@ -21654,13 +21699,13 @@
               <a:graphicData uri="http://schemas.openxmlformats.org/drawingml/2006/picture">
                 <pic:pic xmlns:pic="http://schemas.openxmlformats.org/drawingml/2006/picture">
                   <pic:nvPicPr>
-                    <pic:cNvPr id="42" name="Bild46"/>
+                    <pic:cNvPr id="40" name="Bild46"/>
                     <pic:cNvPicPr>
                       <a:picLocks noChangeAspect="1" noChangeArrowheads="1"/>
                     </pic:cNvPicPr>
                   </pic:nvPicPr>
                   <pic:blipFill>
-                    <a:blip r:embed="rId45"/>
+                    <a:blip r:embed="rId43"/>
                     <a:stretch>
                       <a:fillRect/>
                     </a:stretch>
@@ -21773,8 +21818,8 @@
           <w:rFonts w:ascii="Arial" w:hAnsi="Arial"/>
         </w:rPr>
       </w:pPr>
-      <w:bookmarkStart w:id="61" w:name="__RefHeading___Toc1620_1958182187"/>
-      <w:bookmarkEnd w:id="61"/>
+      <w:bookmarkStart w:id="59" w:name="__RefHeading___Toc1620_1958182187"/>
+      <w:bookmarkEnd w:id="59"/>
       <w:r>
         <w:rPr/>
         <w:t>Kontrolldatei</w:t>
@@ -21807,7 +21852,7 @@
             <wp:extent cx="3239770" cy="799465"/>
             <wp:effectExtent l="0" t="0" r="0" b="0"/>
             <wp:wrapTopAndBottom/>
-            <wp:docPr id="43" name="Bild47"/>
+            <wp:docPr id="41" name="Bild47"/>
             <wp:cNvGraphicFramePr>
               <a:graphicFrameLocks xmlns:a="http://schemas.openxmlformats.org/drawingml/2006/main" noChangeAspect="1"/>
             </wp:cNvGraphicFramePr>
@@ -21815,13 +21860,13 @@
               <a:graphicData uri="http://schemas.openxmlformats.org/drawingml/2006/picture">
                 <pic:pic xmlns:pic="http://schemas.openxmlformats.org/drawingml/2006/picture">
                   <pic:nvPicPr>
-                    <pic:cNvPr id="43" name="Bild47"/>
+                    <pic:cNvPr id="41" name="Bild47"/>
                     <pic:cNvPicPr>
                       <a:picLocks noChangeAspect="1" noChangeArrowheads="1"/>
                     </pic:cNvPicPr>
                   </pic:nvPicPr>
                   <pic:blipFill>
-                    <a:blip r:embed="rId46"/>
+                    <a:blip r:embed="rId44"/>
                     <a:stretch>
                       <a:fillRect/>
                     </a:stretch>
@@ -21963,7 +22008,7 @@
           <w:numId w:val="0"/>
         </w:numPr>
         <w:suppressAutoHyphens w:val="true"/>
-        <w:overflowPunct w:val="true"/>
+        <w:overflowPunct w:val="false"/>
         <w:ind w:hanging="0" w:left="0"/>
         <w:jc w:val="left"/>
         <w:rPr>
@@ -21991,8 +22036,8 @@
           <w:rFonts w:ascii="Arial" w:hAnsi="Arial"/>
         </w:rPr>
       </w:pPr>
-      <w:bookmarkStart w:id="62" w:name="__RefHeading___Toc1622_1958182187"/>
-      <w:bookmarkEnd w:id="62"/>
+      <w:bookmarkStart w:id="60" w:name="__RefHeading___Toc1622_1958182187"/>
+      <w:bookmarkEnd w:id="60"/>
       <w:r>
         <w:rPr/>
         <w:t>Vorabinformation</w:t>
@@ -22042,7 +22087,7 @@
             <wp:extent cx="3239770" cy="582930"/>
             <wp:effectExtent l="0" t="0" r="0" b="0"/>
             <wp:wrapTopAndBottom/>
-            <wp:docPr id="44" name="Bild48"/>
+            <wp:docPr id="42" name="Bild48"/>
             <wp:cNvGraphicFramePr>
               <a:graphicFrameLocks xmlns:a="http://schemas.openxmlformats.org/drawingml/2006/main" noChangeAspect="1"/>
             </wp:cNvGraphicFramePr>
@@ -22050,13 +22095,13 @@
               <a:graphicData uri="http://schemas.openxmlformats.org/drawingml/2006/picture">
                 <pic:pic xmlns:pic="http://schemas.openxmlformats.org/drawingml/2006/picture">
                   <pic:nvPicPr>
-                    <pic:cNvPr id="44" name="Bild48"/>
+                    <pic:cNvPr id="42" name="Bild48"/>
                     <pic:cNvPicPr>
                       <a:picLocks noChangeAspect="1" noChangeArrowheads="1"/>
                     </pic:cNvPicPr>
                   </pic:nvPicPr>
                   <pic:blipFill>
-                    <a:blip r:embed="rId47"/>
+                    <a:blip r:embed="rId45"/>
                     <a:stretch>
                       <a:fillRect/>
                     </a:stretch>
@@ -22144,7 +22189,7 @@
             <wp:extent cx="3239770" cy="1061720"/>
             <wp:effectExtent l="0" t="0" r="0" b="0"/>
             <wp:wrapTopAndBottom/>
-            <wp:docPr id="45" name="Bild49"/>
+            <wp:docPr id="43" name="Bild49"/>
             <wp:cNvGraphicFramePr>
               <a:graphicFrameLocks xmlns:a="http://schemas.openxmlformats.org/drawingml/2006/main" noChangeAspect="1"/>
             </wp:cNvGraphicFramePr>
@@ -22152,13 +22197,13 @@
               <a:graphicData uri="http://schemas.openxmlformats.org/drawingml/2006/picture">
                 <pic:pic xmlns:pic="http://schemas.openxmlformats.org/drawingml/2006/picture">
                   <pic:nvPicPr>
-                    <pic:cNvPr id="45" name="Bild49"/>
+                    <pic:cNvPr id="43" name="Bild49"/>
                     <pic:cNvPicPr>
                       <a:picLocks noChangeAspect="1" noChangeArrowheads="1"/>
                     </pic:cNvPicPr>
                   </pic:nvPicPr>
                   <pic:blipFill>
-                    <a:blip r:embed="rId48"/>
+                    <a:blip r:embed="rId46"/>
                     <a:stretch>
                       <a:fillRect/>
                     </a:stretch>
@@ -22396,7 +22441,7 @@
           <w:numId w:val="3"/>
         </w:numPr>
         <w:suppressAutoHyphens w:val="true"/>
-        <w:overflowPunct w:val="true"/>
+        <w:overflowPunct w:val="false"/>
         <w:bidi w:val="0"/>
         <w:jc w:val="center"/>
         <w:rPr>
@@ -22620,7 +22665,7 @@
             <wp:extent cx="2879725" cy="3495675"/>
             <wp:effectExtent l="0" t="0" r="0" b="0"/>
             <wp:wrapSquare wrapText="bothSides"/>
-            <wp:docPr id="46" name="Bild50"/>
+            <wp:docPr id="44" name="Bild50"/>
             <wp:cNvGraphicFramePr>
               <a:graphicFrameLocks xmlns:a="http://schemas.openxmlformats.org/drawingml/2006/main" noChangeAspect="1"/>
             </wp:cNvGraphicFramePr>
@@ -22628,13 +22673,13 @@
               <a:graphicData uri="http://schemas.openxmlformats.org/drawingml/2006/picture">
                 <pic:pic xmlns:pic="http://schemas.openxmlformats.org/drawingml/2006/picture">
                   <pic:nvPicPr>
-                    <pic:cNvPr id="46" name="Bild50"/>
+                    <pic:cNvPr id="44" name="Bild50"/>
                     <pic:cNvPicPr>
                       <a:picLocks noChangeAspect="1" noChangeArrowheads="1"/>
                     </pic:cNvPicPr>
                   </pic:nvPicPr>
                   <pic:blipFill>
-                    <a:blip r:embed="rId49"/>
+                    <a:blip r:embed="rId47"/>
                     <a:stretch>
                       <a:fillRect/>
                     </a:stretch>
@@ -22683,7 +22728,7 @@
             <wp:extent cx="2879725" cy="1036955"/>
             <wp:effectExtent l="0" t="0" r="0" b="0"/>
             <wp:wrapSquare wrapText="bothSides"/>
-            <wp:docPr id="47" name="Bild51"/>
+            <wp:docPr id="45" name="Bild51"/>
             <wp:cNvGraphicFramePr>
               <a:graphicFrameLocks xmlns:a="http://schemas.openxmlformats.org/drawingml/2006/main" noChangeAspect="1"/>
             </wp:cNvGraphicFramePr>
@@ -22691,13 +22736,13 @@
               <a:graphicData uri="http://schemas.openxmlformats.org/drawingml/2006/picture">
                 <pic:pic xmlns:pic="http://schemas.openxmlformats.org/drawingml/2006/picture">
                   <pic:nvPicPr>
-                    <pic:cNvPr id="47" name="Bild51"/>
+                    <pic:cNvPr id="45" name="Bild51"/>
                     <pic:cNvPicPr>
                       <a:picLocks noChangeAspect="1" noChangeArrowheads="1"/>
                     </pic:cNvPicPr>
                   </pic:nvPicPr>
                   <pic:blipFill>
-                    <a:blip r:embed="rId50"/>
+                    <a:blip r:embed="rId48"/>
                     <a:stretch>
                       <a:fillRect/>
                     </a:stretch>
@@ -23344,7 +23389,7 @@
             <wp:extent cx="2879725" cy="4021455"/>
             <wp:effectExtent l="0" t="0" r="0" b="0"/>
             <wp:wrapSquare wrapText="bothSides"/>
-            <wp:docPr id="48" name="Bild53"/>
+            <wp:docPr id="46" name="Bild53"/>
             <wp:cNvGraphicFramePr>
               <a:graphicFrameLocks xmlns:a="http://schemas.openxmlformats.org/drawingml/2006/main" noChangeAspect="1"/>
             </wp:cNvGraphicFramePr>
@@ -23352,13 +23397,13 @@
               <a:graphicData uri="http://schemas.openxmlformats.org/drawingml/2006/picture">
                 <pic:pic xmlns:pic="http://schemas.openxmlformats.org/drawingml/2006/picture">
                   <pic:nvPicPr>
-                    <pic:cNvPr id="48" name="Bild53"/>
+                    <pic:cNvPr id="46" name="Bild53"/>
                     <pic:cNvPicPr>
                       <a:picLocks noChangeAspect="1" noChangeArrowheads="1"/>
                     </pic:cNvPicPr>
                   </pic:nvPicPr>
                   <pic:blipFill>
-                    <a:blip r:embed="rId51"/>
+                    <a:blip r:embed="rId49"/>
                     <a:stretch>
                       <a:fillRect/>
                     </a:stretch>
@@ -23403,7 +23448,7 @@
             <wp:extent cx="2879725" cy="1050925"/>
             <wp:effectExtent l="0" t="0" r="0" b="0"/>
             <wp:wrapSquare wrapText="bothSides"/>
-            <wp:docPr id="49" name="Bild52"/>
+            <wp:docPr id="47" name="Bild52"/>
             <wp:cNvGraphicFramePr>
               <a:graphicFrameLocks xmlns:a="http://schemas.openxmlformats.org/drawingml/2006/main" noChangeAspect="1"/>
             </wp:cNvGraphicFramePr>
@@ -23411,13 +23456,13 @@
               <a:graphicData uri="http://schemas.openxmlformats.org/drawingml/2006/picture">
                 <pic:pic xmlns:pic="http://schemas.openxmlformats.org/drawingml/2006/picture">
                   <pic:nvPicPr>
-                    <pic:cNvPr id="49" name="Bild52"/>
+                    <pic:cNvPr id="47" name="Bild52"/>
                     <pic:cNvPicPr>
                       <a:picLocks noChangeAspect="1" noChangeArrowheads="1"/>
                     </pic:cNvPicPr>
                   </pic:nvPicPr>
                   <pic:blipFill>
-                    <a:blip r:embed="rId52"/>
+                    <a:blip r:embed="rId50"/>
                     <a:stretch>
                       <a:fillRect/>
                     </a:stretch>
@@ -23867,8 +23912,8 @@
           <w:rFonts w:ascii="Arial" w:hAnsi="Arial"/>
         </w:rPr>
       </w:pPr>
-      <w:bookmarkStart w:id="63" w:name="__RefHeading___Toc1226_2975391565"/>
-      <w:bookmarkEnd w:id="63"/>
+      <w:bookmarkStart w:id="61" w:name="__RefHeading___Toc1226_2975391565"/>
+      <w:bookmarkEnd w:id="61"/>
       <w:r>
         <w:rPr/>
         <w:t>Rechnung</w:t>
@@ -23999,7 +24044,7 @@
             <wp:extent cx="3239770" cy="666115"/>
             <wp:effectExtent l="0" t="0" r="0" b="0"/>
             <wp:wrapTopAndBottom/>
-            <wp:docPr id="50" name="Bild54"/>
+            <wp:docPr id="48" name="Bild54"/>
             <wp:cNvGraphicFramePr>
               <a:graphicFrameLocks xmlns:a="http://schemas.openxmlformats.org/drawingml/2006/main" noChangeAspect="1"/>
             </wp:cNvGraphicFramePr>
@@ -24007,13 +24052,13 @@
               <a:graphicData uri="http://schemas.openxmlformats.org/drawingml/2006/picture">
                 <pic:pic xmlns:pic="http://schemas.openxmlformats.org/drawingml/2006/picture">
                   <pic:nvPicPr>
-                    <pic:cNvPr id="50" name="Bild54"/>
+                    <pic:cNvPr id="48" name="Bild54"/>
                     <pic:cNvPicPr>
                       <a:picLocks noChangeAspect="1" noChangeArrowheads="1"/>
                     </pic:cNvPicPr>
                   </pic:nvPicPr>
                   <pic:blipFill>
-                    <a:blip r:embed="rId53"/>
+                    <a:blip r:embed="rId51"/>
                     <a:stretch>
                       <a:fillRect/>
                     </a:stretch>
@@ -24123,7 +24168,7 @@
             <wp:extent cx="3239770" cy="1080135"/>
             <wp:effectExtent l="0" t="0" r="0" b="0"/>
             <wp:wrapTopAndBottom/>
-            <wp:docPr id="51" name="Bild55"/>
+            <wp:docPr id="49" name="Bild55"/>
             <wp:cNvGraphicFramePr>
               <a:graphicFrameLocks xmlns:a="http://schemas.openxmlformats.org/drawingml/2006/main" noChangeAspect="1"/>
             </wp:cNvGraphicFramePr>
@@ -24131,13 +24176,13 @@
               <a:graphicData uri="http://schemas.openxmlformats.org/drawingml/2006/picture">
                 <pic:pic xmlns:pic="http://schemas.openxmlformats.org/drawingml/2006/picture">
                   <pic:nvPicPr>
-                    <pic:cNvPr id="51" name="Bild55"/>
+                    <pic:cNvPr id="49" name="Bild55"/>
                     <pic:cNvPicPr>
                       <a:picLocks noChangeAspect="1" noChangeArrowheads="1"/>
                     </pic:cNvPicPr>
                   </pic:nvPicPr>
                   <pic:blipFill>
-                    <a:blip r:embed="rId54"/>
+                    <a:blip r:embed="rId52"/>
                     <a:stretch>
                       <a:fillRect/>
                     </a:stretch>
@@ -24380,8 +24425,8 @@
         </w:numPr>
         <w:rPr/>
       </w:pPr>
-      <w:bookmarkStart w:id="64" w:name="__RefHeading___Toc2031_223011361"/>
-      <w:bookmarkEnd w:id="64"/>
+      <w:bookmarkStart w:id="62" w:name="__RefHeading___Toc2031_223011361"/>
+      <w:bookmarkEnd w:id="62"/>
       <w:r>
         <w:rPr/>
         <w:t>Der Button Export</w:t>
@@ -24531,8 +24576,8 @@
           <w:szCs w:val="20"/>
         </w:rPr>
       </w:pPr>
-      <w:bookmarkStart w:id="65" w:name="__RefHeading___Toc2033_223011361"/>
-      <w:bookmarkEnd w:id="65"/>
+      <w:bookmarkStart w:id="63" w:name="__RefHeading___Toc2033_223011361"/>
+      <w:bookmarkEnd w:id="63"/>
       <w:r>
         <w:rPr/>
         <w:t>Der Button E-Mail</w:t>
@@ -24770,7 +24815,7 @@
           <w:numId w:val="0"/>
         </w:numPr>
         <w:suppressAutoHyphens w:val="true"/>
-        <w:overflowPunct w:val="true"/>
+        <w:overflowPunct w:val="false"/>
         <w:bidi w:val="0"/>
         <w:ind w:hanging="0" w:left="0"/>
         <w:jc w:val="both"/>
@@ -24879,7 +24924,7 @@
             <wp:extent cx="2879725" cy="1087120"/>
             <wp:effectExtent l="0" t="0" r="0" b="0"/>
             <wp:wrapSquare wrapText="bothSides"/>
-            <wp:docPr id="52" name="Bild56"/>
+            <wp:docPr id="50" name="Bild56"/>
             <wp:cNvGraphicFramePr>
               <a:graphicFrameLocks xmlns:a="http://schemas.openxmlformats.org/drawingml/2006/main" noChangeAspect="1"/>
             </wp:cNvGraphicFramePr>
@@ -24887,13 +24932,13 @@
               <a:graphicData uri="http://schemas.openxmlformats.org/drawingml/2006/picture">
                 <pic:pic xmlns:pic="http://schemas.openxmlformats.org/drawingml/2006/picture">
                   <pic:nvPicPr>
-                    <pic:cNvPr id="52" name="Bild56"/>
+                    <pic:cNvPr id="50" name="Bild56"/>
                     <pic:cNvPicPr>
                       <a:picLocks noChangeAspect="1" noChangeArrowheads="1"/>
                     </pic:cNvPicPr>
                   </pic:nvPicPr>
                   <pic:blipFill>
-                    <a:blip r:embed="rId55"/>
+                    <a:blip r:embed="rId53"/>
                     <a:stretch>
                       <a:fillRect/>
                     </a:stretch>
@@ -24925,7 +24970,7 @@
             <wp:extent cx="2879725" cy="4064635"/>
             <wp:effectExtent l="0" t="0" r="0" b="0"/>
             <wp:wrapSquare wrapText="bothSides"/>
-            <wp:docPr id="53" name="Bild57"/>
+            <wp:docPr id="51" name="Bild57"/>
             <wp:cNvGraphicFramePr>
               <a:graphicFrameLocks xmlns:a="http://schemas.openxmlformats.org/drawingml/2006/main" noChangeAspect="1"/>
             </wp:cNvGraphicFramePr>
@@ -24933,13 +24978,13 @@
               <a:graphicData uri="http://schemas.openxmlformats.org/drawingml/2006/picture">
                 <pic:pic xmlns:pic="http://schemas.openxmlformats.org/drawingml/2006/picture">
                   <pic:nvPicPr>
-                    <pic:cNvPr id="53" name="Bild57"/>
+                    <pic:cNvPr id="51" name="Bild57"/>
                     <pic:cNvPicPr>
                       <a:picLocks noChangeAspect="1" noChangeArrowheads="1"/>
                     </pic:cNvPicPr>
                   </pic:nvPicPr>
                   <pic:blipFill>
-                    <a:blip r:embed="rId56"/>
+                    <a:blip r:embed="rId54"/>
                     <a:stretch>
                       <a:fillRect/>
                     </a:stretch>
@@ -25548,7 +25593,7 @@
             <wp:extent cx="2879725" cy="4024630"/>
             <wp:effectExtent l="0" t="0" r="0" b="0"/>
             <wp:wrapSquare wrapText="bothSides"/>
-            <wp:docPr id="54" name="Bild59"/>
+            <wp:docPr id="52" name="Bild59"/>
             <wp:cNvGraphicFramePr>
               <a:graphicFrameLocks xmlns:a="http://schemas.openxmlformats.org/drawingml/2006/main" noChangeAspect="1"/>
             </wp:cNvGraphicFramePr>
@@ -25556,13 +25601,13 @@
               <a:graphicData uri="http://schemas.openxmlformats.org/drawingml/2006/picture">
                 <pic:pic xmlns:pic="http://schemas.openxmlformats.org/drawingml/2006/picture">
                   <pic:nvPicPr>
-                    <pic:cNvPr id="54" name="Bild59"/>
+                    <pic:cNvPr id="52" name="Bild59"/>
                     <pic:cNvPicPr>
                       <a:picLocks noChangeAspect="1" noChangeArrowheads="1"/>
                     </pic:cNvPicPr>
                   </pic:nvPicPr>
                   <pic:blipFill>
-                    <a:blip r:embed="rId57"/>
+                    <a:blip r:embed="rId55"/>
                     <a:stretch>
                       <a:fillRect/>
                     </a:stretch>
@@ -25635,7 +25680,7 @@
             <wp:extent cx="2879725" cy="1080135"/>
             <wp:effectExtent l="0" t="0" r="0" b="0"/>
             <wp:wrapSquare wrapText="bothSides"/>
-            <wp:docPr id="55" name="Bild58"/>
+            <wp:docPr id="53" name="Bild58"/>
             <wp:cNvGraphicFramePr>
               <a:graphicFrameLocks xmlns:a="http://schemas.openxmlformats.org/drawingml/2006/main" noChangeAspect="1"/>
             </wp:cNvGraphicFramePr>
@@ -25643,13 +25688,13 @@
               <a:graphicData uri="http://schemas.openxmlformats.org/drawingml/2006/picture">
                 <pic:pic xmlns:pic="http://schemas.openxmlformats.org/drawingml/2006/picture">
                   <pic:nvPicPr>
-                    <pic:cNvPr id="55" name="Bild58"/>
+                    <pic:cNvPr id="53" name="Bild58"/>
                     <pic:cNvPicPr>
                       <a:picLocks noChangeAspect="1" noChangeArrowheads="1"/>
                     </pic:cNvPicPr>
                   </pic:nvPicPr>
                   <pic:blipFill>
-                    <a:blip r:embed="rId58"/>
+                    <a:blip r:embed="rId56"/>
                     <a:stretch>
                       <a:fillRect/>
                     </a:stretch>
@@ -26081,8 +26126,8 @@
           <w:rFonts w:ascii="Arial" w:hAnsi="Arial"/>
         </w:rPr>
       </w:pPr>
-      <w:bookmarkStart w:id="66" w:name="__RefHeading___Toc1828_3856073189"/>
-      <w:bookmarkEnd w:id="66"/>
+      <w:bookmarkStart w:id="64" w:name="__RefHeading___Toc1828_3856073189"/>
+      <w:bookmarkEnd w:id="64"/>
       <w:r>
         <w:rPr/>
         <w:t>Mandatsverwaltung</w:t>
@@ -26110,8 +26155,8 @@
           <w:rFonts w:ascii="Arial" w:hAnsi="Arial"/>
         </w:rPr>
       </w:pPr>
-      <w:bookmarkStart w:id="67" w:name="__RefHeading___Toc1218_2975391565"/>
-      <w:bookmarkEnd w:id="67"/>
+      <w:bookmarkStart w:id="65" w:name="__RefHeading___Toc1218_2975391565"/>
+      <w:bookmarkEnd w:id="65"/>
       <w:r>
         <w:rPr/>
         <w:t>Mandatsreferenzen erzeugen</w:t>
@@ -26140,7 +26185,7 @@
             <wp:extent cx="3239770" cy="1043940"/>
             <wp:effectExtent l="0" t="0" r="0" b="0"/>
             <wp:wrapTopAndBottom/>
-            <wp:docPr id="56" name="Bild35"/>
+            <wp:docPr id="54" name="Bild35"/>
             <wp:cNvGraphicFramePr>
               <a:graphicFrameLocks xmlns:a="http://schemas.openxmlformats.org/drawingml/2006/main" noChangeAspect="1"/>
             </wp:cNvGraphicFramePr>
@@ -26148,13 +26193,13 @@
               <a:graphicData uri="http://schemas.openxmlformats.org/drawingml/2006/picture">
                 <pic:pic xmlns:pic="http://schemas.openxmlformats.org/drawingml/2006/picture">
                   <pic:nvPicPr>
-                    <pic:cNvPr id="56" name="Bild35"/>
+                    <pic:cNvPr id="54" name="Bild35"/>
                     <pic:cNvPicPr>
                       <a:picLocks noChangeAspect="1" noChangeArrowheads="1"/>
                     </pic:cNvPicPr>
                   </pic:nvPicPr>
                   <pic:blipFill>
-                    <a:blip r:embed="rId59"/>
+                    <a:blip r:embed="rId57"/>
                     <a:stretch>
                       <a:fillRect/>
                     </a:stretch>
@@ -26302,7 +26347,7 @@
             <wp:extent cx="3239770" cy="1583690"/>
             <wp:effectExtent l="0" t="0" r="0" b="0"/>
             <wp:wrapTopAndBottom/>
-            <wp:docPr id="57" name="Bild36"/>
+            <wp:docPr id="55" name="Bild36"/>
             <wp:cNvGraphicFramePr>
               <a:graphicFrameLocks xmlns:a="http://schemas.openxmlformats.org/drawingml/2006/main" noChangeAspect="1"/>
             </wp:cNvGraphicFramePr>
@@ -26310,13 +26355,13 @@
               <a:graphicData uri="http://schemas.openxmlformats.org/drawingml/2006/picture">
                 <pic:pic xmlns:pic="http://schemas.openxmlformats.org/drawingml/2006/picture">
                   <pic:nvPicPr>
-                    <pic:cNvPr id="57" name="Bild36"/>
+                    <pic:cNvPr id="55" name="Bild36"/>
                     <pic:cNvPicPr>
                       <a:picLocks noChangeAspect="1" noChangeArrowheads="1"/>
                     </pic:cNvPicPr>
                   </pic:nvPicPr>
                   <pic:blipFill>
-                    <a:blip r:embed="rId60"/>
+                    <a:blip r:embed="rId58"/>
                     <a:stretch>
                       <a:fillRect/>
                     </a:stretch>
@@ -26399,7 +26444,7 @@
           <w:numId w:val="0"/>
         </w:numPr>
         <w:suppressAutoHyphens w:val="true"/>
-        <w:overflowPunct w:val="true"/>
+        <w:overflowPunct w:val="false"/>
         <w:ind w:hanging="0" w:left="0"/>
         <w:jc w:val="left"/>
         <w:rPr>
@@ -26427,8 +26472,8 @@
           <w:rFonts w:ascii="Arial" w:hAnsi="Arial"/>
         </w:rPr>
       </w:pPr>
-      <w:bookmarkStart w:id="68" w:name="__RefHeading___Toc1220_2975391565"/>
-      <w:bookmarkEnd w:id="68"/>
+      <w:bookmarkStart w:id="66" w:name="__RefHeading___Toc1220_2975391565"/>
+      <w:bookmarkEnd w:id="66"/>
       <w:r>
         <w:rPr/>
         <w:t>Mandate bearbeiten</w:t>
@@ -26468,7 +26513,7 @@
             <wp:extent cx="3239770" cy="950595"/>
             <wp:effectExtent l="0" t="0" r="0" b="0"/>
             <wp:wrapTopAndBottom/>
-            <wp:docPr id="58" name="Bild37"/>
+            <wp:docPr id="56" name="Bild37"/>
             <wp:cNvGraphicFramePr>
               <a:graphicFrameLocks xmlns:a="http://schemas.openxmlformats.org/drawingml/2006/main" noChangeAspect="1"/>
             </wp:cNvGraphicFramePr>
@@ -26476,13 +26521,13 @@
               <a:graphicData uri="http://schemas.openxmlformats.org/drawingml/2006/picture">
                 <pic:pic xmlns:pic="http://schemas.openxmlformats.org/drawingml/2006/picture">
                   <pic:nvPicPr>
-                    <pic:cNvPr id="58" name="Bild37"/>
+                    <pic:cNvPr id="56" name="Bild37"/>
                     <pic:cNvPicPr>
                       <a:picLocks noChangeAspect="1" noChangeArrowheads="1"/>
                     </pic:cNvPicPr>
                   </pic:nvPicPr>
                   <pic:blipFill>
-                    <a:blip r:embed="rId61"/>
+                    <a:blip r:embed="rId59"/>
                     <a:stretch>
                       <a:fillRect/>
                     </a:stretch>
@@ -26599,7 +26644,7 @@
             <wp:extent cx="3239770" cy="1216660"/>
             <wp:effectExtent l="0" t="0" r="0" b="0"/>
             <wp:wrapTopAndBottom/>
-            <wp:docPr id="59" name="Bild38"/>
+            <wp:docPr id="57" name="Bild38"/>
             <wp:cNvGraphicFramePr>
               <a:graphicFrameLocks xmlns:a="http://schemas.openxmlformats.org/drawingml/2006/main" noChangeAspect="1"/>
             </wp:cNvGraphicFramePr>
@@ -26607,13 +26652,13 @@
               <a:graphicData uri="http://schemas.openxmlformats.org/drawingml/2006/picture">
                 <pic:pic xmlns:pic="http://schemas.openxmlformats.org/drawingml/2006/picture">
                   <pic:nvPicPr>
-                    <pic:cNvPr id="59" name="Bild38"/>
+                    <pic:cNvPr id="57" name="Bild38"/>
                     <pic:cNvPicPr>
                       <a:picLocks noChangeAspect="1" noChangeArrowheads="1"/>
                     </pic:cNvPicPr>
                   </pic:nvPicPr>
                   <pic:blipFill>
-                    <a:blip r:embed="rId62"/>
+                    <a:blip r:embed="rId60"/>
                     <a:stretch>
                       <a:fillRect/>
                     </a:stretch>
@@ -26702,7 +26747,7 @@
             <wp:extent cx="3239770" cy="662305"/>
             <wp:effectExtent l="0" t="0" r="0" b="0"/>
             <wp:wrapTopAndBottom/>
-            <wp:docPr id="60" name="Bild39"/>
+            <wp:docPr id="58" name="Bild39"/>
             <wp:cNvGraphicFramePr>
               <a:graphicFrameLocks xmlns:a="http://schemas.openxmlformats.org/drawingml/2006/main" noChangeAspect="1"/>
             </wp:cNvGraphicFramePr>
@@ -26710,13 +26755,13 @@
               <a:graphicData uri="http://schemas.openxmlformats.org/drawingml/2006/picture">
                 <pic:pic xmlns:pic="http://schemas.openxmlformats.org/drawingml/2006/picture">
                   <pic:nvPicPr>
-                    <pic:cNvPr id="60" name="Bild39"/>
+                    <pic:cNvPr id="58" name="Bild39"/>
                     <pic:cNvPicPr>
                       <a:picLocks noChangeAspect="1" noChangeArrowheads="1"/>
                     </pic:cNvPicPr>
                   </pic:nvPicPr>
                   <pic:blipFill>
-                    <a:blip r:embed="rId63"/>
+                    <a:blip r:embed="rId61"/>
                     <a:stretch>
                       <a:fillRect/>
                     </a:stretch>
@@ -26834,7 +26879,7 @@
             <wp:extent cx="3239770" cy="2786380"/>
             <wp:effectExtent l="0" t="0" r="0" b="0"/>
             <wp:wrapTopAndBottom/>
-            <wp:docPr id="61" name="Bild40"/>
+            <wp:docPr id="59" name="Bild40"/>
             <wp:cNvGraphicFramePr>
               <a:graphicFrameLocks xmlns:a="http://schemas.openxmlformats.org/drawingml/2006/main" noChangeAspect="1"/>
             </wp:cNvGraphicFramePr>
@@ -26842,13 +26887,13 @@
               <a:graphicData uri="http://schemas.openxmlformats.org/drawingml/2006/picture">
                 <pic:pic xmlns:pic="http://schemas.openxmlformats.org/drawingml/2006/picture">
                   <pic:nvPicPr>
-                    <pic:cNvPr id="61" name="Bild40"/>
+                    <pic:cNvPr id="59" name="Bild40"/>
                     <pic:cNvPicPr>
                       <a:picLocks noChangeAspect="1" noChangeArrowheads="1"/>
                     </pic:cNvPicPr>
                   </pic:nvPicPr>
                   <pic:blipFill>
-                    <a:blip r:embed="rId64"/>
+                    <a:blip r:embed="rId62"/>
                     <a:stretch>
                       <a:fillRect/>
                     </a:stretch>
@@ -26920,8 +26965,8 @@
           <w:rFonts w:ascii="Arial" w:hAnsi="Arial"/>
         </w:rPr>
       </w:pPr>
-      <w:bookmarkStart w:id="69" w:name="__RefHeading___Toc1830_3856073189"/>
-      <w:bookmarkEnd w:id="69"/>
+      <w:bookmarkStart w:id="67" w:name="__RefHeading___Toc1830_3856073189"/>
+      <w:bookmarkEnd w:id="67"/>
       <w:r>
         <w:rPr/>
         <w:t>Optionen</w:t>
@@ -26949,8 +26994,8 @@
           <w:rFonts w:ascii="Arial" w:hAnsi="Arial"/>
         </w:rPr>
       </w:pPr>
-      <w:bookmarkStart w:id="70" w:name="__RefHeading___Toc1230_2975391565"/>
-      <w:bookmarkEnd w:id="70"/>
+      <w:bookmarkStart w:id="68" w:name="__RefHeading___Toc1230_2975391565"/>
+      <w:bookmarkEnd w:id="68"/>
       <w:r>
         <w:rPr/>
         <w:t>Mitgliedsnummer(n) erzeugen</w:t>
@@ -26979,7 +27024,7 @@
             <wp:extent cx="3239770" cy="2127885"/>
             <wp:effectExtent l="0" t="0" r="0" b="0"/>
             <wp:wrapTopAndBottom/>
-            <wp:docPr id="62" name="Bild60"/>
+            <wp:docPr id="60" name="Bild60"/>
             <wp:cNvGraphicFramePr>
               <a:graphicFrameLocks xmlns:a="http://schemas.openxmlformats.org/drawingml/2006/main" noChangeAspect="1"/>
             </wp:cNvGraphicFramePr>
@@ -26987,13 +27032,13 @@
               <a:graphicData uri="http://schemas.openxmlformats.org/drawingml/2006/picture">
                 <pic:pic xmlns:pic="http://schemas.openxmlformats.org/drawingml/2006/picture">
                   <pic:nvPicPr>
-                    <pic:cNvPr id="62" name="Bild60"/>
+                    <pic:cNvPr id="60" name="Bild60"/>
                     <pic:cNvPicPr>
                       <a:picLocks noChangeAspect="1" noChangeArrowheads="1"/>
                     </pic:cNvPicPr>
                   </pic:nvPicPr>
                   <pic:blipFill>
-                    <a:blip r:embed="rId65"/>
+                    <a:blip r:embed="rId63"/>
                     <a:stretch>
                       <a:fillRect/>
                     </a:stretch>
@@ -27110,7 +27155,7 @@
             <wp:extent cx="3239770" cy="1781810"/>
             <wp:effectExtent l="0" t="0" r="0" b="0"/>
             <wp:wrapTopAndBottom/>
-            <wp:docPr id="63" name="Bild61"/>
+            <wp:docPr id="61" name="Bild61"/>
             <wp:cNvGraphicFramePr>
               <a:graphicFrameLocks xmlns:a="http://schemas.openxmlformats.org/drawingml/2006/main" noChangeAspect="1"/>
             </wp:cNvGraphicFramePr>
@@ -27118,13 +27163,13 @@
               <a:graphicData uri="http://schemas.openxmlformats.org/drawingml/2006/picture">
                 <pic:pic xmlns:pic="http://schemas.openxmlformats.org/drawingml/2006/picture">
                   <pic:nvPicPr>
-                    <pic:cNvPr id="63" name="Bild61"/>
+                    <pic:cNvPr id="61" name="Bild61"/>
                     <pic:cNvPicPr>
                       <a:picLocks noChangeAspect="1" noChangeArrowheads="1"/>
                     </pic:cNvPicPr>
                   </pic:nvPicPr>
                   <pic:blipFill>
-                    <a:blip r:embed="rId66"/>
+                    <a:blip r:embed="rId64"/>
                     <a:stretch>
                       <a:fillRect/>
                     </a:stretch>
@@ -27204,7 +27249,7 @@
             <wp:extent cx="3239770" cy="1893570"/>
             <wp:effectExtent l="0" t="0" r="0" b="0"/>
             <wp:wrapTopAndBottom/>
-            <wp:docPr id="64" name="Bild62"/>
+            <wp:docPr id="62" name="Bild62"/>
             <wp:cNvGraphicFramePr>
               <a:graphicFrameLocks xmlns:a="http://schemas.openxmlformats.org/drawingml/2006/main" noChangeAspect="1"/>
             </wp:cNvGraphicFramePr>
@@ -27212,13 +27257,13 @@
               <a:graphicData uri="http://schemas.openxmlformats.org/drawingml/2006/picture">
                 <pic:pic xmlns:pic="http://schemas.openxmlformats.org/drawingml/2006/picture">
                   <pic:nvPicPr>
-                    <pic:cNvPr id="64" name="Bild62"/>
+                    <pic:cNvPr id="62" name="Bild62"/>
                     <pic:cNvPicPr>
                       <a:picLocks noChangeAspect="1" noChangeArrowheads="1"/>
                     </pic:cNvPicPr>
                   </pic:nvPicPr>
                   <pic:blipFill>
-                    <a:blip r:embed="rId67"/>
+                    <a:blip r:embed="rId65"/>
                     <a:stretch>
                       <a:fillRect/>
                     </a:stretch>
@@ -27251,8 +27296,8 @@
           <w:rFonts w:ascii="Arial" w:hAnsi="Arial"/>
         </w:rPr>
       </w:pPr>
-      <w:bookmarkStart w:id="71" w:name="__RefHeading___Toc1232_2975391565"/>
-      <w:bookmarkEnd w:id="71"/>
+      <w:bookmarkStart w:id="69" w:name="__RefHeading___Toc1232_2975391565"/>
+      <w:bookmarkEnd w:id="69"/>
       <w:r>
         <w:rPr/>
         <w:t>Familienrollen aktualisieren</w:t>
@@ -27281,7 +27326,7 @@
             <wp:extent cx="3239770" cy="687705"/>
             <wp:effectExtent l="0" t="0" r="0" b="0"/>
             <wp:wrapTopAndBottom/>
-            <wp:docPr id="65" name="Bild63"/>
+            <wp:docPr id="63" name="Bild63"/>
             <wp:cNvGraphicFramePr>
               <a:graphicFrameLocks xmlns:a="http://schemas.openxmlformats.org/drawingml/2006/main" noChangeAspect="1"/>
             </wp:cNvGraphicFramePr>
@@ -27289,13 +27334,13 @@
               <a:graphicData uri="http://schemas.openxmlformats.org/drawingml/2006/picture">
                 <pic:pic xmlns:pic="http://schemas.openxmlformats.org/drawingml/2006/picture">
                   <pic:nvPicPr>
-                    <pic:cNvPr id="65" name="Bild63"/>
+                    <pic:cNvPr id="63" name="Bild63"/>
                     <pic:cNvPicPr>
                       <a:picLocks noChangeAspect="1" noChangeArrowheads="1"/>
                     </pic:cNvPicPr>
                   </pic:nvPicPr>
                   <pic:blipFill>
-                    <a:blip r:embed="rId68"/>
+                    <a:blip r:embed="rId66"/>
                     <a:stretch>
                       <a:fillRect/>
                     </a:stretch>
@@ -27424,7 +27469,7 @@
             <wp:extent cx="3239770" cy="1224280"/>
             <wp:effectExtent l="0" t="0" r="0" b="0"/>
             <wp:wrapTopAndBottom/>
-            <wp:docPr id="66" name="Bild64"/>
+            <wp:docPr id="64" name="Bild64"/>
             <wp:cNvGraphicFramePr>
               <a:graphicFrameLocks xmlns:a="http://schemas.openxmlformats.org/drawingml/2006/main" noChangeAspect="1"/>
             </wp:cNvGraphicFramePr>
@@ -27432,13 +27477,13 @@
               <a:graphicData uri="http://schemas.openxmlformats.org/drawingml/2006/picture">
                 <pic:pic xmlns:pic="http://schemas.openxmlformats.org/drawingml/2006/picture">
                   <pic:nvPicPr>
-                    <pic:cNvPr id="66" name="Bild64"/>
+                    <pic:cNvPr id="64" name="Bild64"/>
                     <pic:cNvPicPr>
                       <a:picLocks noChangeAspect="1" noChangeArrowheads="1"/>
                     </pic:cNvPicPr>
                   </pic:nvPicPr>
                   <pic:blipFill>
-                    <a:blip r:embed="rId69"/>
+                    <a:blip r:embed="rId67"/>
                     <a:stretch>
                       <a:fillRect/>
                     </a:stretch>
@@ -27544,7 +27589,7 @@
             <wp:extent cx="3239770" cy="1659890"/>
             <wp:effectExtent l="0" t="0" r="0" b="0"/>
             <wp:wrapTopAndBottom/>
-            <wp:docPr id="67" name="Bild65"/>
+            <wp:docPr id="65" name="Bild65"/>
             <wp:cNvGraphicFramePr>
               <a:graphicFrameLocks xmlns:a="http://schemas.openxmlformats.org/drawingml/2006/main" noChangeAspect="1"/>
             </wp:cNvGraphicFramePr>
@@ -27552,13 +27597,13 @@
               <a:graphicData uri="http://schemas.openxmlformats.org/drawingml/2006/picture">
                 <pic:pic xmlns:pic="http://schemas.openxmlformats.org/drawingml/2006/picture">
                   <pic:nvPicPr>
-                    <pic:cNvPr id="67" name="Bild65"/>
+                    <pic:cNvPr id="65" name="Bild65"/>
                     <pic:cNvPicPr>
                       <a:picLocks noChangeAspect="1" noChangeArrowheads="1"/>
                     </pic:cNvPicPr>
                   </pic:nvPicPr>
                   <pic:blipFill>
-                    <a:blip r:embed="rId70"/>
+                    <a:blip r:embed="rId68"/>
                     <a:stretch>
                       <a:fillRect/>
                     </a:stretch>
@@ -27615,7 +27660,7 @@
           <w:numId w:val="0"/>
         </w:numPr>
         <w:suppressAutoHyphens w:val="true"/>
-        <w:overflowPunct w:val="true"/>
+        <w:overflowPunct w:val="false"/>
         <w:ind w:hanging="0" w:left="0"/>
         <w:jc w:val="left"/>
         <w:rPr>
@@ -27643,8 +27688,8 @@
           <w:rFonts w:ascii="Arial" w:hAnsi="Arial"/>
         </w:rPr>
       </w:pPr>
-      <w:bookmarkStart w:id="72" w:name="__RefHeading___Toc1234_2975391565"/>
-      <w:bookmarkEnd w:id="72"/>
+      <w:bookmarkStart w:id="70" w:name="__RefHeading___Toc1234_2975391565"/>
+      <w:bookmarkEnd w:id="70"/>
       <w:r>
         <w:rPr/>
         <w:t>Kopieren</w:t>
@@ -27673,7 +27718,7 @@
             <wp:extent cx="3239770" cy="694690"/>
             <wp:effectExtent l="0" t="0" r="0" b="0"/>
             <wp:wrapTopAndBottom/>
-            <wp:docPr id="68" name="Bild66"/>
+            <wp:docPr id="66" name="Bild66"/>
             <wp:cNvGraphicFramePr>
               <a:graphicFrameLocks xmlns:a="http://schemas.openxmlformats.org/drawingml/2006/main" noChangeAspect="1"/>
             </wp:cNvGraphicFramePr>
@@ -27681,13 +27726,13 @@
               <a:graphicData uri="http://schemas.openxmlformats.org/drawingml/2006/picture">
                 <pic:pic xmlns:pic="http://schemas.openxmlformats.org/drawingml/2006/picture">
                   <pic:nvPicPr>
-                    <pic:cNvPr id="68" name="Bild66"/>
+                    <pic:cNvPr id="66" name="Bild66"/>
                     <pic:cNvPicPr>
                       <a:picLocks noChangeAspect="1" noChangeArrowheads="1"/>
                     </pic:cNvPicPr>
                   </pic:nvPicPr>
                   <pic:blipFill>
-                    <a:blip r:embed="rId71"/>
+                    <a:blip r:embed="rId69"/>
                     <a:stretch>
                       <a:fillRect/>
                     </a:stretch>
@@ -27871,7 +27916,7 @@
             <wp:extent cx="3239770" cy="1720850"/>
             <wp:effectExtent l="0" t="0" r="0" b="0"/>
             <wp:wrapTopAndBottom/>
-            <wp:docPr id="69" name="Bild68"/>
+            <wp:docPr id="67" name="Bild68"/>
             <wp:cNvGraphicFramePr>
               <a:graphicFrameLocks xmlns:a="http://schemas.openxmlformats.org/drawingml/2006/main" noChangeAspect="1"/>
             </wp:cNvGraphicFramePr>
@@ -27879,13 +27924,13 @@
               <a:graphicData uri="http://schemas.openxmlformats.org/drawingml/2006/picture">
                 <pic:pic xmlns:pic="http://schemas.openxmlformats.org/drawingml/2006/picture">
                   <pic:nvPicPr>
-                    <pic:cNvPr id="69" name="Bild68"/>
+                    <pic:cNvPr id="67" name="Bild68"/>
                     <pic:cNvPicPr>
                       <a:picLocks noChangeAspect="1" noChangeArrowheads="1"/>
                     </pic:cNvPicPr>
                   </pic:nvPicPr>
                   <pic:blipFill>
-                    <a:blip r:embed="rId72"/>
+                    <a:blip r:embed="rId70"/>
                     <a:stretch>
                       <a:fillRect/>
                     </a:stretch>
@@ -27991,7 +28036,7 @@
             <wp:extent cx="3239770" cy="489585"/>
             <wp:effectExtent l="0" t="0" r="0" b="0"/>
             <wp:wrapTopAndBottom/>
-            <wp:docPr id="70" name="Bild67"/>
+            <wp:docPr id="68" name="Bild67"/>
             <wp:cNvGraphicFramePr>
               <a:graphicFrameLocks xmlns:a="http://schemas.openxmlformats.org/drawingml/2006/main" noChangeAspect="1"/>
             </wp:cNvGraphicFramePr>
@@ -27999,13 +28044,13 @@
               <a:graphicData uri="http://schemas.openxmlformats.org/drawingml/2006/picture">
                 <pic:pic xmlns:pic="http://schemas.openxmlformats.org/drawingml/2006/picture">
                   <pic:nvPicPr>
-                    <pic:cNvPr id="70" name="Bild67"/>
+                    <pic:cNvPr id="68" name="Bild67"/>
                     <pic:cNvPicPr>
                       <a:picLocks noChangeAspect="1" noChangeArrowheads="1"/>
                     </pic:cNvPicPr>
                   </pic:nvPicPr>
                   <pic:blipFill>
-                    <a:blip r:embed="rId73"/>
+                    <a:blip r:embed="rId71"/>
                     <a:stretch>
                       <a:fillRect/>
                     </a:stretch>
@@ -28081,7 +28126,7 @@
             <wp:extent cx="3239770" cy="474980"/>
             <wp:effectExtent l="0" t="0" r="0" b="0"/>
             <wp:wrapTopAndBottom/>
-            <wp:docPr id="71" name="Bild69"/>
+            <wp:docPr id="69" name="Bild69"/>
             <wp:cNvGraphicFramePr>
               <a:graphicFrameLocks xmlns:a="http://schemas.openxmlformats.org/drawingml/2006/main" noChangeAspect="1"/>
             </wp:cNvGraphicFramePr>
@@ -28089,13 +28134,13 @@
               <a:graphicData uri="http://schemas.openxmlformats.org/drawingml/2006/picture">
                 <pic:pic xmlns:pic="http://schemas.openxmlformats.org/drawingml/2006/picture">
                   <pic:nvPicPr>
-                    <pic:cNvPr id="71" name="Bild69"/>
+                    <pic:cNvPr id="69" name="Bild69"/>
                     <pic:cNvPicPr>
                       <a:picLocks noChangeAspect="1" noChangeArrowheads="1"/>
                     </pic:cNvPicPr>
                   </pic:nvPicPr>
                   <pic:blipFill>
-                    <a:blip r:embed="rId74"/>
+                    <a:blip r:embed="rId72"/>
                     <a:stretch>
                       <a:fillRect/>
                     </a:stretch>
@@ -28186,7 +28231,7 @@
           <w:numId w:val="0"/>
         </w:numPr>
         <w:suppressAutoHyphens w:val="true"/>
-        <w:overflowPunct w:val="true"/>
+        <w:overflowPunct w:val="false"/>
         <w:ind w:hanging="0" w:left="0"/>
         <w:jc w:val="left"/>
         <w:rPr>
@@ -28214,8 +28259,8 @@
           <w:rFonts w:ascii="Arial" w:hAnsi="Arial"/>
         </w:rPr>
       </w:pPr>
-      <w:bookmarkStart w:id="73" w:name="__RefHeading___Toc1236_2975391565"/>
-      <w:bookmarkEnd w:id="73"/>
+      <w:bookmarkStart w:id="71" w:name="__RefHeading___Toc1236_2975391565"/>
+      <w:bookmarkEnd w:id="71"/>
       <w:r>
         <w:rPr/>
         <w:t>Prüfungen</w:t>
@@ -28320,8 +28365,8 @@
           <w:szCs w:val="20"/>
         </w:rPr>
       </w:pPr>
-      <w:bookmarkStart w:id="74" w:name="__RefHeading___Toc2266_2795132422"/>
-      <w:bookmarkEnd w:id="74"/>
+      <w:bookmarkStart w:id="72" w:name="__RefHeading___Toc2266_2795132422"/>
+      <w:bookmarkEnd w:id="72"/>
       <w:r>
         <w:rPr/>
         <w:t>Altersgestaffelte Rollen</w:t>
@@ -28377,8 +28422,8 @@
           <w:szCs w:val="20"/>
         </w:rPr>
       </w:pPr>
-      <w:bookmarkStart w:id="75" w:name="__RefHeading___Toc2268_2795132422"/>
-      <w:bookmarkEnd w:id="75"/>
+      <w:bookmarkStart w:id="73" w:name="__RefHeading___Toc2268_2795132422"/>
+      <w:bookmarkEnd w:id="73"/>
       <w:r>
         <w:rPr/>
         <w:t>Rollenmitgliedschaft (Altersgestaffelte Rollen)</w:t>
@@ -28436,8 +28481,8 @@
           <w:szCs w:val="20"/>
         </w:rPr>
       </w:pPr>
-      <w:bookmarkStart w:id="76" w:name="__RefHeading___Toc2270_2795132422"/>
-      <w:bookmarkEnd w:id="76"/>
+      <w:bookmarkStart w:id="74" w:name="__RefHeading___Toc2270_2795132422"/>
+      <w:bookmarkEnd w:id="74"/>
       <w:r>
         <w:rPr/>
         <w:t>Rollenmitgliedschaft (Pflicht)</w:t>
@@ -28493,8 +28538,8 @@
           <w:szCs w:val="20"/>
         </w:rPr>
       </w:pPr>
-      <w:bookmarkStart w:id="77" w:name="__RefHeading___Toc2272_2795132422"/>
-      <w:bookmarkEnd w:id="77"/>
+      <w:bookmarkStart w:id="75" w:name="__RefHeading___Toc2272_2795132422"/>
+      <w:bookmarkEnd w:id="75"/>
       <w:r>
         <w:rPr/>
         <w:t>Rollenmitgliedschaft (Ausschluss)</w:t>
@@ -28550,8 +28595,8 @@
           <w:szCs w:val="20"/>
         </w:rPr>
       </w:pPr>
-      <w:bookmarkStart w:id="78" w:name="__RefHeading___Toc2274_2795132422"/>
-      <w:bookmarkEnd w:id="78"/>
+      <w:bookmarkStart w:id="76" w:name="__RefHeading___Toc2274_2795132422"/>
+      <w:bookmarkEnd w:id="76"/>
       <w:r>
         <w:rPr/>
         <w:t>Familienrollen</w:t>
@@ -28607,8 +28652,8 @@
           <w:szCs w:val="20"/>
         </w:rPr>
       </w:pPr>
-      <w:bookmarkStart w:id="79" w:name="__RefHeading___Toc2276_2795132422"/>
-      <w:bookmarkEnd w:id="79"/>
+      <w:bookmarkStart w:id="77" w:name="__RefHeading___Toc2276_2795132422"/>
+      <w:bookmarkEnd w:id="77"/>
       <w:r>
         <w:rPr/>
         <w:t>Kontodaten</w:t>
@@ -28928,8 +28973,8 @@
           <w:szCs w:val="20"/>
         </w:rPr>
       </w:pPr>
-      <w:bookmarkStart w:id="80" w:name="__RefHeading___Toc2278_2795132422"/>
-      <w:bookmarkEnd w:id="80"/>
+      <w:bookmarkStart w:id="78" w:name="__RefHeading___Toc2278_2795132422"/>
+      <w:bookmarkEnd w:id="78"/>
       <w:r>
         <w:rPr/>
         <w:t>Mandatsverwaltung</w:t>
@@ -28987,8 +29032,8 @@
           <w:szCs w:val="20"/>
         </w:rPr>
       </w:pPr>
-      <w:bookmarkStart w:id="81" w:name="__RefHeading___Toc2280_2795132422"/>
-      <w:bookmarkEnd w:id="81"/>
+      <w:bookmarkStart w:id="79" w:name="__RefHeading___Toc2280_2795132422"/>
+      <w:bookmarkEnd w:id="79"/>
       <w:r>
         <w:rPr/>
         <w:t>IBAN-Test</w:t>
@@ -29044,8 +29089,8 @@
           <w:szCs w:val="20"/>
         </w:rPr>
       </w:pPr>
-      <w:bookmarkStart w:id="82" w:name="__RefHeading___Toc2282_2795132422"/>
-      <w:bookmarkEnd w:id="82"/>
+      <w:bookmarkStart w:id="80" w:name="__RefHeading___Toc2282_2795132422"/>
+      <w:bookmarkEnd w:id="80"/>
       <w:r>
         <w:rPr/>
         <w:t>BIC-Test</w:t>
@@ -29180,7 +29225,7 @@
             <wp:extent cx="3239770" cy="2811780"/>
             <wp:effectExtent l="0" t="0" r="0" b="0"/>
             <wp:wrapTopAndBottom/>
-            <wp:docPr id="72" name="Bild70"/>
+            <wp:docPr id="70" name="Bild70"/>
             <wp:cNvGraphicFramePr>
               <a:graphicFrameLocks xmlns:a="http://schemas.openxmlformats.org/drawingml/2006/main" noChangeAspect="1"/>
             </wp:cNvGraphicFramePr>
@@ -29188,13 +29233,13 @@
               <a:graphicData uri="http://schemas.openxmlformats.org/drawingml/2006/picture">
                 <pic:pic xmlns:pic="http://schemas.openxmlformats.org/drawingml/2006/picture">
                   <pic:nvPicPr>
-                    <pic:cNvPr id="72" name="Bild70"/>
+                    <pic:cNvPr id="70" name="Bild70"/>
                     <pic:cNvPicPr>
                       <a:picLocks noChangeAspect="1" noChangeArrowheads="1"/>
                     </pic:cNvPicPr>
                   </pic:nvPicPr>
                   <pic:blipFill>
-                    <a:blip r:embed="rId75"/>
+                    <a:blip r:embed="rId73"/>
                     <a:stretch>
                       <a:fillRect/>
                     </a:stretch>
@@ -29226,7 +29271,7 @@
             <wp:extent cx="3239770" cy="3312160"/>
             <wp:effectExtent l="0" t="0" r="0" b="0"/>
             <wp:wrapTopAndBottom/>
-            <wp:docPr id="73" name="Bild71"/>
+            <wp:docPr id="71" name="Bild71"/>
             <wp:cNvGraphicFramePr>
               <a:graphicFrameLocks xmlns:a="http://schemas.openxmlformats.org/drawingml/2006/main" noChangeAspect="1"/>
             </wp:cNvGraphicFramePr>
@@ -29234,13 +29279,13 @@
               <a:graphicData uri="http://schemas.openxmlformats.org/drawingml/2006/picture">
                 <pic:pic xmlns:pic="http://schemas.openxmlformats.org/drawingml/2006/picture">
                   <pic:nvPicPr>
-                    <pic:cNvPr id="73" name="Bild71"/>
+                    <pic:cNvPr id="71" name="Bild71"/>
                     <pic:cNvPicPr>
                       <a:picLocks noChangeAspect="1" noChangeArrowheads="1"/>
                     </pic:cNvPicPr>
                   </pic:nvPicPr>
                   <pic:blipFill>
-                    <a:blip r:embed="rId76"/>
+                    <a:blip r:embed="rId74"/>
                     <a:stretch>
                       <a:fillRect/>
                     </a:stretch>
@@ -29392,7 +29437,7 @@
             <wp:extent cx="3239770" cy="875030"/>
             <wp:effectExtent l="0" t="0" r="0" b="0"/>
             <wp:wrapTopAndBottom/>
-            <wp:docPr id="74" name="Bild72"/>
+            <wp:docPr id="72" name="Bild72"/>
             <wp:cNvGraphicFramePr>
               <a:graphicFrameLocks xmlns:a="http://schemas.openxmlformats.org/drawingml/2006/main" noChangeAspect="1"/>
             </wp:cNvGraphicFramePr>
@@ -29400,13 +29445,13 @@
               <a:graphicData uri="http://schemas.openxmlformats.org/drawingml/2006/picture">
                 <pic:pic xmlns:pic="http://schemas.openxmlformats.org/drawingml/2006/picture">
                   <pic:nvPicPr>
-                    <pic:cNvPr id="74" name="Bild72"/>
+                    <pic:cNvPr id="72" name="Bild72"/>
                     <pic:cNvPicPr>
                       <a:picLocks noChangeAspect="1" noChangeArrowheads="1"/>
                     </pic:cNvPicPr>
                   </pic:nvPicPr>
                   <pic:blipFill>
-                    <a:blip r:embed="rId77"/>
+                    <a:blip r:embed="rId75"/>
                     <a:stretch>
                       <a:fillRect/>
                     </a:stretch>
@@ -29485,7 +29530,7 @@
             <wp:extent cx="3239770" cy="1224280"/>
             <wp:effectExtent l="0" t="0" r="0" b="0"/>
             <wp:wrapTopAndBottom/>
-            <wp:docPr id="75" name="Bild73"/>
+            <wp:docPr id="73" name="Bild73"/>
             <wp:cNvGraphicFramePr>
               <a:graphicFrameLocks xmlns:a="http://schemas.openxmlformats.org/drawingml/2006/main" noChangeAspect="1"/>
             </wp:cNvGraphicFramePr>
@@ -29493,13 +29538,13 @@
               <a:graphicData uri="http://schemas.openxmlformats.org/drawingml/2006/picture">
                 <pic:pic xmlns:pic="http://schemas.openxmlformats.org/drawingml/2006/picture">
                   <pic:nvPicPr>
-                    <pic:cNvPr id="75" name="Bild73"/>
+                    <pic:cNvPr id="73" name="Bild73"/>
                     <pic:cNvPicPr>
                       <a:picLocks noChangeAspect="1" noChangeArrowheads="1"/>
                     </pic:cNvPicPr>
                   </pic:nvPicPr>
                   <pic:blipFill>
-                    <a:blip r:embed="rId78"/>
+                    <a:blip r:embed="rId76"/>
                     <a:stretch>
                       <a:fillRect/>
                     </a:stretch>
@@ -29544,7 +29589,7 @@
             <wp:extent cx="3239770" cy="835025"/>
             <wp:effectExtent l="0" t="0" r="0" b="0"/>
             <wp:wrapTopAndBottom/>
-            <wp:docPr id="76" name="Bild74"/>
+            <wp:docPr id="74" name="Bild74"/>
             <wp:cNvGraphicFramePr>
               <a:graphicFrameLocks xmlns:a="http://schemas.openxmlformats.org/drawingml/2006/main" noChangeAspect="1"/>
             </wp:cNvGraphicFramePr>
@@ -29552,13 +29597,13 @@
               <a:graphicData uri="http://schemas.openxmlformats.org/drawingml/2006/picture">
                 <pic:pic xmlns:pic="http://schemas.openxmlformats.org/drawingml/2006/picture">
                   <pic:nvPicPr>
-                    <pic:cNvPr id="76" name="Bild74"/>
+                    <pic:cNvPr id="74" name="Bild74"/>
                     <pic:cNvPicPr>
                       <a:picLocks noChangeAspect="1" noChangeArrowheads="1"/>
                     </pic:cNvPicPr>
                   </pic:nvPicPr>
                   <pic:blipFill>
-                    <a:blip r:embed="rId79"/>
+                    <a:blip r:embed="rId77"/>
                     <a:stretch>
                       <a:fillRect/>
                     </a:stretch>
@@ -29604,8 +29649,8 @@
           <w:rFonts w:ascii="Arial" w:hAnsi="Arial"/>
         </w:rPr>
       </w:pPr>
-      <w:bookmarkStart w:id="83" w:name="__RefHeading___Toc1238_2975391565"/>
-      <w:bookmarkEnd w:id="83"/>
+      <w:bookmarkStart w:id="81" w:name="__RefHeading___Toc1238_2975391565"/>
+      <w:bookmarkEnd w:id="81"/>
       <w:r>
         <w:rPr/>
         <w:t>Rollenübersicht</w:t>
@@ -29634,7 +29679,7 @@
             <wp:extent cx="3239770" cy="1483360"/>
             <wp:effectExtent l="0" t="0" r="0" b="0"/>
             <wp:wrapTopAndBottom/>
-            <wp:docPr id="77" name="Bild75"/>
+            <wp:docPr id="75" name="Bild75"/>
             <wp:cNvGraphicFramePr>
               <a:graphicFrameLocks xmlns:a="http://schemas.openxmlformats.org/drawingml/2006/main" noChangeAspect="1"/>
             </wp:cNvGraphicFramePr>
@@ -29642,13 +29687,13 @@
               <a:graphicData uri="http://schemas.openxmlformats.org/drawingml/2006/picture">
                 <pic:pic xmlns:pic="http://schemas.openxmlformats.org/drawingml/2006/picture">
                   <pic:nvPicPr>
-                    <pic:cNvPr id="77" name="Bild75"/>
+                    <pic:cNvPr id="75" name="Bild75"/>
                     <pic:cNvPicPr>
                       <a:picLocks noChangeAspect="1" noChangeArrowheads="1"/>
                     </pic:cNvPicPr>
                   </pic:nvPicPr>
                   <pic:blipFill>
-                    <a:blip r:embed="rId80"/>
+                    <a:blip r:embed="rId78"/>
                     <a:stretch>
                       <a:fillRect/>
                     </a:stretch>
@@ -29723,8 +29768,8 @@
           <w:rFonts w:ascii="Arial" w:hAnsi="Arial"/>
         </w:rPr>
       </w:pPr>
-      <w:bookmarkStart w:id="84" w:name="__RefHeading___Toc1260_2975391565"/>
-      <w:bookmarkEnd w:id="84"/>
+      <w:bookmarkStart w:id="82" w:name="__RefHeading___Toc1260_2975391565"/>
+      <w:bookmarkEnd w:id="82"/>
       <w:r>
         <w:rPr/>
         <w:t>Plugininformationen</w:t>
@@ -29766,7 +29811,7 @@
             <wp:extent cx="2755265" cy="986155"/>
             <wp:effectExtent l="0" t="0" r="0" b="0"/>
             <wp:wrapTopAndBottom/>
-            <wp:docPr id="78" name="Bild104"/>
+            <wp:docPr id="76" name="Bild104"/>
             <wp:cNvGraphicFramePr>
               <a:graphicFrameLocks xmlns:a="http://schemas.openxmlformats.org/drawingml/2006/main" noChangeAspect="1"/>
             </wp:cNvGraphicFramePr>
@@ -29774,13 +29819,13 @@
               <a:graphicData uri="http://schemas.openxmlformats.org/drawingml/2006/picture">
                 <pic:pic xmlns:pic="http://schemas.openxmlformats.org/drawingml/2006/picture">
                   <pic:nvPicPr>
-                    <pic:cNvPr id="78" name="Bild104"/>
+                    <pic:cNvPr id="76" name="Bild104"/>
                     <pic:cNvPicPr>
                       <a:picLocks noChangeAspect="1" noChangeArrowheads="1"/>
                     </pic:cNvPicPr>
                   </pic:nvPicPr>
                   <pic:blipFill>
-                    <a:blip r:embed="rId81"/>
+                    <a:blip r:embed="rId79"/>
                     <a:stretch>
                       <a:fillRect/>
                     </a:stretch>
@@ -29811,7 +29856,7 @@
           <w:numId w:val="0"/>
         </w:numPr>
         <w:suppressAutoHyphens w:val="true"/>
-        <w:overflowPunct w:val="true"/>
+        <w:overflowPunct w:val="false"/>
         <w:bidi w:val="0"/>
         <w:ind w:hanging="0" w:left="0"/>
         <w:jc w:val="left"/>
@@ -29843,8 +29888,8 @@
           <w:rFonts w:ascii="Arial" w:hAnsi="Arial"/>
         </w:rPr>
       </w:pPr>
-      <w:bookmarkStart w:id="85" w:name="__RefHeading___Toc1832_3856073189"/>
-      <w:bookmarkEnd w:id="85"/>
+      <w:bookmarkStart w:id="83" w:name="__RefHeading___Toc1832_3856073189"/>
+      <w:bookmarkEnd w:id="83"/>
       <w:r>
         <w:rPr/>
         <w:t>Einstellungen</w:t>
@@ -29878,8 +29923,8 @@
           <w:rFonts w:ascii="Arial" w:hAnsi="Arial"/>
         </w:rPr>
       </w:pPr>
-      <w:bookmarkStart w:id="86" w:name="__RefHeading___Toc1242_2975391565"/>
-      <w:bookmarkEnd w:id="86"/>
+      <w:bookmarkStart w:id="84" w:name="__RefHeading___Toc1242_2975391565"/>
+      <w:bookmarkEnd w:id="84"/>
       <w:r>
         <w:rPr/>
         <w:t>Beitragseinstellungen</w:t>
@@ -29912,7 +29957,7 @@
             <wp:extent cx="3239770" cy="3601085"/>
             <wp:effectExtent l="0" t="0" r="0" b="0"/>
             <wp:wrapTopAndBottom/>
-            <wp:docPr id="79" name="Bild77"/>
+            <wp:docPr id="77" name="Bild77"/>
             <wp:cNvGraphicFramePr>
               <a:graphicFrameLocks xmlns:a="http://schemas.openxmlformats.org/drawingml/2006/main" noChangeAspect="1"/>
             </wp:cNvGraphicFramePr>
@@ -29920,13 +29965,13 @@
               <a:graphicData uri="http://schemas.openxmlformats.org/drawingml/2006/picture">
                 <pic:pic xmlns:pic="http://schemas.openxmlformats.org/drawingml/2006/picture">
                   <pic:nvPicPr>
-                    <pic:cNvPr id="79" name="Bild77"/>
+                    <pic:cNvPr id="77" name="Bild77"/>
                     <pic:cNvPicPr>
                       <a:picLocks noChangeAspect="1" noChangeArrowheads="1"/>
                     </pic:cNvPicPr>
                   </pic:nvPicPr>
                   <pic:blipFill>
-                    <a:blip r:embed="rId82"/>
+                    <a:blip r:embed="rId80"/>
                     <a:stretch>
                       <a:fillRect/>
                     </a:stretch>
@@ -30032,8 +30077,8 @@
           <w:rFonts w:ascii="Arial" w:hAnsi="Arial"/>
         </w:rPr>
       </w:pPr>
-      <w:bookmarkStart w:id="87" w:name="__RefHeading___Toc1244_2975391565"/>
-      <w:bookmarkEnd w:id="87"/>
+      <w:bookmarkStart w:id="85" w:name="__RefHeading___Toc1244_2975391565"/>
+      <w:bookmarkEnd w:id="85"/>
       <w:r>
         <w:rPr/>
         <w:t>Altersgestaffelte Rollen</w:t>
@@ -30081,7 +30126,7 @@
             <wp:extent cx="3239770" cy="2588260"/>
             <wp:effectExtent l="0" t="0" r="0" b="0"/>
             <wp:wrapTopAndBottom/>
-            <wp:docPr id="80" name="Bild78"/>
+            <wp:docPr id="78" name="Bild78"/>
             <wp:cNvGraphicFramePr>
               <a:graphicFrameLocks xmlns:a="http://schemas.openxmlformats.org/drawingml/2006/main" noChangeAspect="1"/>
             </wp:cNvGraphicFramePr>
@@ -30089,13 +30134,13 @@
               <a:graphicData uri="http://schemas.openxmlformats.org/drawingml/2006/picture">
                 <pic:pic xmlns:pic="http://schemas.openxmlformats.org/drawingml/2006/picture">
                   <pic:nvPicPr>
-                    <pic:cNvPr id="80" name="Bild78"/>
+                    <pic:cNvPr id="78" name="Bild78"/>
                     <pic:cNvPicPr>
                       <a:picLocks noChangeAspect="1" noChangeArrowheads="1"/>
                     </pic:cNvPicPr>
                   </pic:nvPicPr>
                   <pic:blipFill>
-                    <a:blip r:embed="rId83"/>
+                    <a:blip r:embed="rId81"/>
                     <a:stretch>
                       <a:fillRect/>
                     </a:stretch>
@@ -30147,8 +30192,8 @@
           <w:szCs w:val="20"/>
         </w:rPr>
       </w:pPr>
-      <w:bookmarkStart w:id="88" w:name="__RefHeading___Toc1915_1567046155"/>
-      <w:bookmarkEnd w:id="88"/>
+      <w:bookmarkStart w:id="86" w:name="__RefHeading___Toc1915_1567046155"/>
+      <w:bookmarkEnd w:id="86"/>
       <w:r>
         <w:rPr>
           <w:sz w:val="20"/>
@@ -30168,8 +30213,8 @@
           <w:rFonts w:ascii="Arial" w:hAnsi="Arial"/>
         </w:rPr>
       </w:pPr>
-      <w:bookmarkStart w:id="89" w:name="__RefHeading___Toc1246_2975391565"/>
-      <w:bookmarkEnd w:id="89"/>
+      <w:bookmarkStart w:id="87" w:name="__RefHeading___Toc1246_2975391565"/>
+      <w:bookmarkEnd w:id="87"/>
       <w:r>
         <w:rPr/>
         <w:t>Familienrollen</w:t>
@@ -30196,7 +30241,7 @@
             <wp:extent cx="3239770" cy="3135630"/>
             <wp:effectExtent l="0" t="0" r="0" b="0"/>
             <wp:wrapTopAndBottom/>
-            <wp:docPr id="81" name="Bild79"/>
+            <wp:docPr id="79" name="Bild79"/>
             <wp:cNvGraphicFramePr>
               <a:graphicFrameLocks xmlns:a="http://schemas.openxmlformats.org/drawingml/2006/main" noChangeAspect="1"/>
             </wp:cNvGraphicFramePr>
@@ -30204,13 +30249,13 @@
               <a:graphicData uri="http://schemas.openxmlformats.org/drawingml/2006/picture">
                 <pic:pic xmlns:pic="http://schemas.openxmlformats.org/drawingml/2006/picture">
                   <pic:nvPicPr>
-                    <pic:cNvPr id="81" name="Bild79"/>
+                    <pic:cNvPr id="79" name="Bild79"/>
                     <pic:cNvPicPr>
                       <a:picLocks noChangeAspect="1" noChangeArrowheads="1"/>
                     </pic:cNvPicPr>
                   </pic:nvPicPr>
                   <pic:blipFill>
-                    <a:blip r:embed="rId84"/>
+                    <a:blip r:embed="rId82"/>
                     <a:stretch>
                       <a:fillRect/>
                     </a:stretch>
@@ -30274,8 +30319,8 @@
           <w:rFonts w:ascii="Arial" w:hAnsi="Arial"/>
         </w:rPr>
       </w:pPr>
-      <w:bookmarkStart w:id="90" w:name="__RefHeading___Toc1248_2975391565"/>
-      <w:bookmarkEnd w:id="90"/>
+      <w:bookmarkStart w:id="88" w:name="__RefHeading___Toc1248_2975391565"/>
+      <w:bookmarkEnd w:id="88"/>
       <w:r>
         <w:rPr/>
         <w:t>Multiplikatorrollen</w:t>
@@ -30318,7 +30363,7 @@
             <wp:extent cx="3239770" cy="716280"/>
             <wp:effectExtent l="0" t="0" r="0" b="0"/>
             <wp:wrapTopAndBottom/>
-            <wp:docPr id="82" name="Bild80"/>
+            <wp:docPr id="80" name="Bild80"/>
             <wp:cNvGraphicFramePr>
               <a:graphicFrameLocks xmlns:a="http://schemas.openxmlformats.org/drawingml/2006/main" noChangeAspect="1"/>
             </wp:cNvGraphicFramePr>
@@ -30326,13 +30371,13 @@
               <a:graphicData uri="http://schemas.openxmlformats.org/drawingml/2006/picture">
                 <pic:pic xmlns:pic="http://schemas.openxmlformats.org/drawingml/2006/picture">
                   <pic:nvPicPr>
-                    <pic:cNvPr id="82" name="Bild80"/>
+                    <pic:cNvPr id="80" name="Bild80"/>
                     <pic:cNvPicPr>
                       <a:picLocks noChangeAspect="1" noChangeArrowheads="1"/>
                     </pic:cNvPicPr>
                   </pic:nvPicPr>
                   <pic:blipFill>
-                    <a:blip r:embed="rId85"/>
+                    <a:blip r:embed="rId83"/>
                     <a:stretch>
                       <a:fillRect/>
                     </a:stretch>
@@ -30385,8 +30430,8 @@
           <w:rFonts w:ascii="Arial" w:hAnsi="Arial"/>
         </w:rPr>
       </w:pPr>
-      <w:bookmarkStart w:id="91" w:name="__RefHeading___Toc1248_29753915651"/>
-      <w:bookmarkEnd w:id="91"/>
+      <w:bookmarkStart w:id="89" w:name="__RefHeading___Toc1248_29753915651"/>
+      <w:bookmarkEnd w:id="89"/>
       <w:r>
         <w:rPr/>
         <w:t>Erweiterte Rollenbearbeitung</w:t>
@@ -30452,7 +30497,7 @@
             <wp:extent cx="3239770" cy="1454150"/>
             <wp:effectExtent l="0" t="0" r="0" b="0"/>
             <wp:wrapTopAndBottom/>
-            <wp:docPr id="83" name="Bild81"/>
+            <wp:docPr id="81" name="Bild81"/>
             <wp:cNvGraphicFramePr>
               <a:graphicFrameLocks xmlns:a="http://schemas.openxmlformats.org/drawingml/2006/main" noChangeAspect="1"/>
             </wp:cNvGraphicFramePr>
@@ -30460,13 +30505,13 @@
               <a:graphicData uri="http://schemas.openxmlformats.org/drawingml/2006/picture">
                 <pic:pic xmlns:pic="http://schemas.openxmlformats.org/drawingml/2006/picture">
                   <pic:nvPicPr>
-                    <pic:cNvPr id="83" name="Bild81"/>
+                    <pic:cNvPr id="81" name="Bild81"/>
                     <pic:cNvPicPr>
                       <a:picLocks noChangeAspect="1" noChangeArrowheads="1"/>
                     </pic:cNvPicPr>
                   </pic:nvPicPr>
                   <pic:blipFill>
-                    <a:blip r:embed="rId86"/>
+                    <a:blip r:embed="rId84"/>
                     <a:stretch>
                       <a:fillRect/>
                     </a:stretch>
@@ -30496,14 +30541,14 @@
           <w:numId w:val="2"/>
         </w:numPr>
         <w:rPr>
-          <w:ins w:id="154" w:author="Unbekannter Autor" w:date="2024-09-16T14:53:45Z"/>
-          <w:rFonts w:ascii="Arial" w:hAnsi="Arial"/>
-          <w:sz w:val="20"/>
-          <w:szCs w:val="20"/>
-        </w:rPr>
-      </w:pPr>
-      <w:bookmarkStart w:id="92" w:name="__RefHeading___Toc2284_2795132422"/>
-      <w:bookmarkEnd w:id="92"/>
+          <w:ins w:id="149" w:author="Unbekannter Autor" w:date="2024-09-16T14:53:45Z"/>
+          <w:rFonts w:ascii="Arial" w:hAnsi="Arial"/>
+          <w:sz w:val="20"/>
+          <w:szCs w:val="20"/>
+        </w:rPr>
+      </w:pPr>
+      <w:bookmarkStart w:id="90" w:name="__RefHeading___Toc2284_2795132422"/>
+      <w:bookmarkEnd w:id="90"/>
       <w:r>
         <w:rPr>
           <w:sz w:val="20"/>
@@ -30527,7 +30572,7 @@
         </w:rPr>
         <w:t xml:space="preserve"> können die Werte von Beitrag, Beitragszeitraum und Beschreibung von Beitragsrollen (außer Familienrollen) editiert werden. Nur über diesen Menüpunkt ist es möglich, einen Dezimalwert </w:t>
       </w:r>
-      <w:ins w:id="150" w:author="Unbekannter Autor" w:date="2024-09-16T14:51:05Z">
+      <w:ins w:id="145" w:author="Unbekannter Autor" w:date="2024-09-16T14:51:05Z">
         <w:r>
           <w:rPr>
             <w:sz w:val="20"/>
@@ -30536,7 +30581,7 @@
           <w:t>oder einen negativen</w:t>
         </w:r>
       </w:ins>
-      <w:del w:id="151" w:author="Unbekannter Autor" w:date="2024-09-16T14:51:16Z">
+      <w:del w:id="146" w:author="Unbekannter Autor" w:date="2024-09-16T14:51:16Z">
         <w:r>
           <w:rPr>
             <w:sz w:val="20"/>
@@ -30552,7 +30597,7 @@
         </w:rPr>
         <w:t xml:space="preserve"> Beitrag </w:t>
       </w:r>
-      <w:ins w:id="152" w:author="Unbekannter Autor" w:date="2024-09-16T14:52:07Z">
+      <w:ins w:id="147" w:author="Unbekannter Autor" w:date="2024-09-16T14:52:07Z">
         <w:r>
           <w:rPr>
             <w:sz w:val="20"/>
@@ -30568,7 +30613,7 @@
         </w:rPr>
         <w:t>eine</w:t>
       </w:r>
-      <w:del w:id="153" w:author="Unbekannter Autor" w:date="2024-09-16T14:52:11Z">
+      <w:del w:id="148" w:author="Unbekannter Autor" w:date="2024-09-16T14:52:11Z">
         <w:r>
           <w:rPr>
             <w:sz w:val="20"/>
@@ -30607,13 +30652,13 @@
       <w:pPr>
         <w:pStyle w:val="Normal"/>
         <w:rPr>
-          <w:ins w:id="156" w:author="Unbekannter Autor" w:date="2024-09-16T14:53:45Z"/>
-          <w:rFonts w:ascii="Arial" w:hAnsi="Arial"/>
-          <w:sz w:val="20"/>
-          <w:szCs w:val="20"/>
-        </w:rPr>
-      </w:pPr>
-      <w:ins w:id="155" w:author="Unbekannter Autor" w:date="2024-09-16T14:53:45Z">
+          <w:ins w:id="151" w:author="Unbekannter Autor" w:date="2024-09-16T14:53:45Z"/>
+          <w:rFonts w:ascii="Arial" w:hAnsi="Arial"/>
+          <w:sz w:val="20"/>
+          <w:szCs w:val="20"/>
+        </w:rPr>
+      </w:pPr>
+      <w:ins w:id="150" w:author="Unbekannter Autor" w:date="2024-09-16T14:53:45Z">
         <w:r>
           <w:rPr>
             <w:sz w:val="20"/>
@@ -30630,12 +30675,12 @@
           <w:numId w:val="3"/>
         </w:numPr>
         <w:rPr>
-          <w:ins w:id="158" w:author="Unbekannter Autor" w:date="2024-09-16T14:53:45Z"/>
-        </w:rPr>
-      </w:pPr>
-      <w:bookmarkStart w:id="93" w:name="__RefHeading___Toc1248_29753915651_Kopie"/>
-      <w:bookmarkEnd w:id="93"/>
-      <w:ins w:id="157" w:author="Unbekannter Autor" w:date="2024-09-16T14:53:45Z">
+          <w:ins w:id="153" w:author="Unbekannter Autor" w:date="2024-09-16T14:53:45Z"/>
+        </w:rPr>
+      </w:pPr>
+      <w:bookmarkStart w:id="91" w:name="__RefHeading___Toc1248_29753915651_Kopie"/>
+      <w:bookmarkEnd w:id="91"/>
+      <w:ins w:id="152" w:author="Unbekannter Autor" w:date="2024-09-16T14:53:45Z">
         <w:r>
           <w:rPr/>
           <w:t>Terminauswahl</w:t>
@@ -30646,10 +30691,10 @@
       <w:pPr>
         <w:pStyle w:val="BodyText"/>
         <w:rPr>
-          <w:ins w:id="160" w:author="Unbekannter Autor" w:date="2024-09-16T14:53:45Z"/>
-        </w:rPr>
-      </w:pPr>
-      <w:ins w:id="159" w:author="Unbekannter Autor" w:date="2024-09-16T14:53:45Z">
+          <w:ins w:id="155" w:author="Unbekannter Autor" w:date="2024-09-16T14:53:45Z"/>
+        </w:rPr>
+      </w:pPr>
+      <w:ins w:id="154" w:author="Unbekannter Autor" w:date="2024-09-16T14:53:45Z">
         <w:r>
           <w:rPr/>
         </w:r>
@@ -30659,18 +30704,18 @@
       <w:pPr>
         <w:pStyle w:val="BodyText"/>
         <w:rPr>
-          <w:ins w:id="162" w:author="Unbekannter Autor" w:date="2024-09-16T14:55:19Z"/>
-          <w:rFonts w:ascii="Arial" w:hAnsi="Arial"/>
-        </w:rPr>
-      </w:pPr>
-      <w:ins w:id="161" w:author="Unbekannter Autor" w:date="2024-09-16T14:55:19Z">
+          <w:ins w:id="157" w:author="Unbekannter Autor" w:date="2024-09-16T14:55:19Z"/>
+          <w:rFonts w:ascii="Arial" w:hAnsi="Arial"/>
+        </w:rPr>
+      </w:pPr>
+      <w:ins w:id="156" w:author="Unbekannter Autor" w:date="2024-09-16T14:55:19Z">
         <w:r>
           <w:rPr/>
           <w:drawing>
             <wp:inline distT="0" distB="0" distL="0" distR="0">
               <wp:extent cx="3227070" cy="748665"/>
               <wp:effectExtent l="0" t="0" r="0" b="0"/>
-              <wp:docPr id="84" name="Bild107"/>
+              <wp:docPr id="82" name="Bild107"/>
               <wp:cNvGraphicFramePr>
                 <a:graphicFrameLocks xmlns:a="http://schemas.openxmlformats.org/drawingml/2006/main" noChangeAspect="1"/>
               </wp:cNvGraphicFramePr>
@@ -30678,13 +30723,13 @@
                 <a:graphicData uri="http://schemas.openxmlformats.org/drawingml/2006/picture">
                   <pic:pic xmlns:pic="http://schemas.openxmlformats.org/drawingml/2006/picture">
                     <pic:nvPicPr>
-                      <pic:cNvPr id="84" name="Bild107"/>
+                      <pic:cNvPr id="82" name="Bild107"/>
                       <pic:cNvPicPr>
                         <a:picLocks noChangeAspect="1" noChangeArrowheads="1"/>
                       </pic:cNvPicPr>
                     </pic:nvPicPr>
                     <pic:blipFill>
-                      <a:blip r:embed="rId87"/>
+                      <a:blip r:embed="rId85"/>
                       <a:stretch>
                         <a:fillRect/>
                       </a:stretch>
@@ -30727,43 +30772,7 @@
         </w:rPr>
         <w:t>Über das Admidio-Modul „Veranstaltungen“ können Veranstaltungen angelegt werden. Ist bei einer Veran</w:t>
         <w:softHyphen/>
-        <w:t xml:space="preserve">staltung die Option „Anmeldung zu dieser Veranstaltung </w:t>
-      </w:r>
-      <w:r>
-        <w:rPr>
-          <w:b w:val="false"/>
-          <w:bCs w:val="false"/>
-          <w:sz w:val="20"/>
-          <w:szCs w:val="20"/>
-        </w:rPr>
-        <w:t>ermöglichen</w:t>
-      </w:r>
-      <w:r>
-        <w:rPr>
-          <w:b w:val="false"/>
-          <w:bCs w:val="false"/>
-          <w:sz w:val="20"/>
-          <w:szCs w:val="20"/>
-        </w:rPr>
-        <w:t xml:space="preserve">“ aktiviert, so wird eine Rolle (Rollentyp: „Teilnahmebestätigung“) mit demselben Namen wie dem der Veranstaltung erzeugt. Alle </w:t>
-      </w:r>
-      <w:r>
-        <w:rPr>
-          <w:b w:val="false"/>
-          <w:bCs w:val="false"/>
-          <w:sz w:val="20"/>
-          <w:szCs w:val="20"/>
-        </w:rPr>
-        <w:t xml:space="preserve">Teilnehmer </w:t>
-      </w:r>
-      <w:r>
-        <w:rPr>
-          <w:b w:val="false"/>
-          <w:bCs w:val="false"/>
-          <w:sz w:val="20"/>
-          <w:szCs w:val="20"/>
-        </w:rPr>
-        <w:t>dieser Veranstaltung werden Mitglied dieser Rolle. Da es sich hier aber um einen be</w:t>
+        <w:t>staltung die Option „Anmeldung zu dieser Veranstaltung ermöglichen“ aktiviert, so wird eine Rolle (Rollentyp: „Teilnahmebestätigung“) mit demselben Namen wie dem der Veranstaltung erzeugt. Alle Teilnehmer dieser Veranstaltung werden Mitglied dieser Rolle. Da es sich hier aber um einen be</w:t>
         <w:softHyphen/>
         <w:t>sonderen Rollentyp handelt, kann für diese Rolle über Admidio standardmäßig kein Beitrag und kein Bei</w:t>
         <w:softHyphen/>
@@ -30795,10 +30804,10 @@
         <w:pStyle w:val="Normal"/>
         <w:jc w:val="both"/>
         <w:rPr>
-          <w:ins w:id="168" w:author="Unbekannter Autor" w:date="2024-09-16T14:55:19Z"/>
-        </w:rPr>
-      </w:pPr>
-      <w:ins w:id="163" w:author="Unbekannter Autor" w:date="2024-09-16T14:55:19Z">
+          <w:ins w:id="163" w:author="Unbekannter Autor" w:date="2024-09-16T14:55:19Z"/>
+        </w:rPr>
+      </w:pPr>
+      <w:ins w:id="158" w:author="Unbekannter Autor" w:date="2024-09-16T14:55:19Z">
         <w:r>
           <w:rPr>
             <w:b w:val="false"/>
@@ -30818,7 +30827,7 @@
         </w:rPr>
         <w:t>Veranstaltungen/T</w:t>
       </w:r>
-      <w:ins w:id="164" w:author="Unbekannter Autor" w:date="2024-09-16T14:55:19Z">
+      <w:ins w:id="159" w:author="Unbekannter Autor" w:date="2024-09-16T14:55:19Z">
         <w:r>
           <w:rPr>
             <w:b w:val="false"/>
@@ -30838,7 +30847,7 @@
         </w:rPr>
         <w:softHyphen/>
       </w:r>
-      <w:ins w:id="165" w:author="Unbekannter Autor" w:date="2024-09-16T14:55:19Z">
+      <w:ins w:id="160" w:author="Unbekannter Autor" w:date="2024-09-16T14:55:19Z">
         <w:r>
           <w:rPr>
             <w:b w:val="false"/>
@@ -30849,7 +30858,7 @@
           <w:t xml:space="preserve">tragszeitraum von "Einmalig" zugewiesen. Dadurch werden sie vom Plugin als Beitragsrollen erkannt und können über das Modul </w:t>
         </w:r>
       </w:ins>
-      <w:ins w:id="166" w:author="Unbekannter Autor" w:date="2024-09-16T14:55:19Z">
+      <w:ins w:id="161" w:author="Unbekannter Autor" w:date="2024-09-16T14:55:19Z">
         <w:r>
           <w:rPr>
             <w:rFonts w:eastAsia="NSimSun" w:cs="Arial"/>
@@ -30864,7 +30873,7 @@
           <w:t xml:space="preserve">„Erweiterte Rollenbearbeitung“ </w:t>
         </w:r>
       </w:ins>
-      <w:ins w:id="167" w:author="Unbekannter Autor" w:date="2024-09-16T14:55:19Z">
+      <w:ins w:id="162" w:author="Unbekannter Autor" w:date="2024-09-16T14:55:19Z">
         <w:r>
           <w:rPr>
             <w:b w:val="false"/>
@@ -30904,8 +30913,8 @@
           <w:rFonts w:ascii="Arial" w:hAnsi="Arial"/>
         </w:rPr>
       </w:pPr>
-      <w:bookmarkStart w:id="94" w:name="__RefHeading___Toc1624_1958182187"/>
-      <w:bookmarkEnd w:id="94"/>
+      <w:bookmarkStart w:id="92" w:name="__RefHeading___Toc1624_1958182187"/>
+      <w:bookmarkEnd w:id="92"/>
       <w:r>
         <w:rPr/>
         <w:t>Individualbeiträge</w:t>
@@ -30933,7 +30942,7 @@
             <wp:extent cx="3239770" cy="716280"/>
             <wp:effectExtent l="0" t="0" r="0" b="0"/>
             <wp:wrapTopAndBottom/>
-            <wp:docPr id="85" name="Bild82"/>
+            <wp:docPr id="83" name="Bild82"/>
             <wp:cNvGraphicFramePr>
               <a:graphicFrameLocks xmlns:a="http://schemas.openxmlformats.org/drawingml/2006/main" noChangeAspect="1"/>
             </wp:cNvGraphicFramePr>
@@ -30941,13 +30950,13 @@
               <a:graphicData uri="http://schemas.openxmlformats.org/drawingml/2006/picture">
                 <pic:pic xmlns:pic="http://schemas.openxmlformats.org/drawingml/2006/picture">
                   <pic:nvPicPr>
-                    <pic:cNvPr id="85" name="Bild82"/>
+                    <pic:cNvPr id="83" name="Bild82"/>
                     <pic:cNvPicPr>
                       <a:picLocks noChangeAspect="1" noChangeArrowheads="1"/>
                     </pic:cNvPicPr>
                   </pic:nvPicPr>
                   <pic:blipFill>
-                    <a:blip r:embed="rId88"/>
+                    <a:blip r:embed="rId86"/>
                     <a:stretch>
                       <a:fillRect/>
                     </a:stretch>
@@ -31031,7 +31040,7 @@
             <wp:extent cx="3239770" cy="1364615"/>
             <wp:effectExtent l="0" t="0" r="0" b="0"/>
             <wp:wrapTopAndBottom/>
-            <wp:docPr id="86" name="Bild83"/>
+            <wp:docPr id="84" name="Bild83"/>
             <wp:cNvGraphicFramePr>
               <a:graphicFrameLocks xmlns:a="http://schemas.openxmlformats.org/drawingml/2006/main" noChangeAspect="1"/>
             </wp:cNvGraphicFramePr>
@@ -31039,13 +31048,13 @@
               <a:graphicData uri="http://schemas.openxmlformats.org/drawingml/2006/picture">
                 <pic:pic xmlns:pic="http://schemas.openxmlformats.org/drawingml/2006/picture">
                   <pic:nvPicPr>
-                    <pic:cNvPr id="86" name="Bild83"/>
+                    <pic:cNvPr id="84" name="Bild83"/>
                     <pic:cNvPicPr>
                       <a:picLocks noChangeAspect="1" noChangeArrowheads="1"/>
                     </pic:cNvPicPr>
                   </pic:nvPicPr>
                   <pic:blipFill>
-                    <a:blip r:embed="rId89"/>
+                    <a:blip r:embed="rId87"/>
                     <a:stretch>
                       <a:fillRect/>
                     </a:stretch>
@@ -31113,7 +31122,7 @@
             <wp:extent cx="3239770" cy="1343025"/>
             <wp:effectExtent l="0" t="0" r="0" b="0"/>
             <wp:wrapTopAndBottom/>
-            <wp:docPr id="87" name="Bild84"/>
+            <wp:docPr id="85" name="Bild84"/>
             <wp:cNvGraphicFramePr>
               <a:graphicFrameLocks xmlns:a="http://schemas.openxmlformats.org/drawingml/2006/main" noChangeAspect="1"/>
             </wp:cNvGraphicFramePr>
@@ -31121,13 +31130,13 @@
               <a:graphicData uri="http://schemas.openxmlformats.org/drawingml/2006/picture">
                 <pic:pic xmlns:pic="http://schemas.openxmlformats.org/drawingml/2006/picture">
                   <pic:nvPicPr>
-                    <pic:cNvPr id="87" name="Bild84"/>
+                    <pic:cNvPr id="85" name="Bild84"/>
                     <pic:cNvPicPr>
                       <a:picLocks noChangeAspect="1" noChangeArrowheads="1"/>
                     </pic:cNvPicPr>
                   </pic:nvPicPr>
                   <pic:blipFill>
-                    <a:blip r:embed="rId90"/>
+                    <a:blip r:embed="rId88"/>
                     <a:stretch>
                       <a:fillRect/>
                     </a:stretch>
@@ -31197,7 +31206,7 @@
             <wp:extent cx="3239770" cy="1343025"/>
             <wp:effectExtent l="0" t="0" r="0" b="0"/>
             <wp:wrapTopAndBottom/>
-            <wp:docPr id="88" name="Bild85"/>
+            <wp:docPr id="86" name="Bild85"/>
             <wp:cNvGraphicFramePr>
               <a:graphicFrameLocks xmlns:a="http://schemas.openxmlformats.org/drawingml/2006/main" noChangeAspect="1"/>
             </wp:cNvGraphicFramePr>
@@ -31205,13 +31214,13 @@
               <a:graphicData uri="http://schemas.openxmlformats.org/drawingml/2006/picture">
                 <pic:pic xmlns:pic="http://schemas.openxmlformats.org/drawingml/2006/picture">
                   <pic:nvPicPr>
-                    <pic:cNvPr id="88" name="Bild85"/>
+                    <pic:cNvPr id="86" name="Bild85"/>
                     <pic:cNvPicPr>
                       <a:picLocks noChangeAspect="1" noChangeArrowheads="1"/>
                     </pic:cNvPicPr>
                   </pic:nvPicPr>
                   <pic:blipFill>
-                    <a:blip r:embed="rId91"/>
+                    <a:blip r:embed="rId89"/>
                     <a:stretch>
                       <a:fillRect/>
                     </a:stretch>
@@ -31280,7 +31289,7 @@
             <wp:extent cx="3239770" cy="1332230"/>
             <wp:effectExtent l="0" t="0" r="0" b="0"/>
             <wp:wrapTopAndBottom/>
-            <wp:docPr id="89" name="Bild86"/>
+            <wp:docPr id="87" name="Bild86"/>
             <wp:cNvGraphicFramePr>
               <a:graphicFrameLocks xmlns:a="http://schemas.openxmlformats.org/drawingml/2006/main" noChangeAspect="1"/>
             </wp:cNvGraphicFramePr>
@@ -31288,13 +31297,13 @@
               <a:graphicData uri="http://schemas.openxmlformats.org/drawingml/2006/picture">
                 <pic:pic xmlns:pic="http://schemas.openxmlformats.org/drawingml/2006/picture">
                   <pic:nvPicPr>
-                    <pic:cNvPr id="89" name="Bild86"/>
+                    <pic:cNvPr id="87" name="Bild86"/>
                     <pic:cNvPicPr>
                       <a:picLocks noChangeAspect="1" noChangeArrowheads="1"/>
                     </pic:cNvPicPr>
                   </pic:nvPicPr>
                   <pic:blipFill>
-                    <a:blip r:embed="rId92"/>
+                    <a:blip r:embed="rId90"/>
                     <a:stretch>
                       <a:fillRect/>
                     </a:stretch>
@@ -31334,8 +31343,8 @@
           <w:rFonts w:ascii="Arial" w:hAnsi="Arial"/>
         </w:rPr>
       </w:pPr>
-      <w:bookmarkStart w:id="95" w:name="__RefHeading___Toc1626_1958182187"/>
-      <w:bookmarkEnd w:id="95"/>
+      <w:bookmarkStart w:id="93" w:name="__RefHeading___Toc1626_1958182187"/>
+      <w:bookmarkEnd w:id="93"/>
       <w:r>
         <w:rPr/>
         <w:t>Kontodaten</w:t>
@@ -31364,7 +31373,7 @@
             <wp:extent cx="3239770" cy="1778635"/>
             <wp:effectExtent l="0" t="0" r="0" b="0"/>
             <wp:wrapTopAndBottom/>
-            <wp:docPr id="90" name="Bild87"/>
+            <wp:docPr id="88" name="Bild87"/>
             <wp:cNvGraphicFramePr>
               <a:graphicFrameLocks xmlns:a="http://schemas.openxmlformats.org/drawingml/2006/main" noChangeAspect="1"/>
             </wp:cNvGraphicFramePr>
@@ -31372,13 +31381,13 @@
               <a:graphicData uri="http://schemas.openxmlformats.org/drawingml/2006/picture">
                 <pic:pic xmlns:pic="http://schemas.openxmlformats.org/drawingml/2006/picture">
                   <pic:nvPicPr>
-                    <pic:cNvPr id="90" name="Bild87"/>
+                    <pic:cNvPr id="88" name="Bild87"/>
                     <pic:cNvPicPr>
                       <a:picLocks noChangeAspect="1" noChangeArrowheads="1"/>
                     </pic:cNvPicPr>
                   </pic:nvPicPr>
                   <pic:blipFill>
-                    <a:blip r:embed="rId93"/>
+                    <a:blip r:embed="rId91"/>
                     <a:stretch>
                       <a:fillRect/>
                     </a:stretch>
@@ -31664,7 +31673,7 @@
             <wp:extent cx="3239770" cy="2768600"/>
             <wp:effectExtent l="0" t="0" r="0" b="0"/>
             <wp:wrapTopAndBottom/>
-            <wp:docPr id="91" name="Bild88"/>
+            <wp:docPr id="89" name="Bild88"/>
             <wp:cNvGraphicFramePr>
               <a:graphicFrameLocks xmlns:a="http://schemas.openxmlformats.org/drawingml/2006/main" noChangeAspect="1"/>
             </wp:cNvGraphicFramePr>
@@ -31672,13 +31681,13 @@
               <a:graphicData uri="http://schemas.openxmlformats.org/drawingml/2006/picture">
                 <pic:pic xmlns:pic="http://schemas.openxmlformats.org/drawingml/2006/picture">
                   <pic:nvPicPr>
-                    <pic:cNvPr id="91" name="Bild88"/>
+                    <pic:cNvPr id="89" name="Bild88"/>
                     <pic:cNvPicPr>
                       <a:picLocks noChangeAspect="1" noChangeArrowheads="1"/>
                     </pic:cNvPicPr>
                   </pic:nvPicPr>
                   <pic:blipFill>
-                    <a:blip r:embed="rId94"/>
+                    <a:blip r:embed="rId92"/>
                     <a:stretch>
                       <a:fillRect/>
                     </a:stretch>
@@ -31753,7 +31762,7 @@
           <w:numId w:val="0"/>
         </w:numPr>
         <w:suppressAutoHyphens w:val="true"/>
-        <w:overflowPunct w:val="true"/>
+        <w:overflowPunct w:val="false"/>
         <w:ind w:hanging="0" w:left="0"/>
         <w:jc w:val="left"/>
         <w:rPr>
@@ -31781,8 +31790,8 @@
           <w:rFonts w:ascii="Arial" w:hAnsi="Arial"/>
         </w:rPr>
       </w:pPr>
-      <w:bookmarkStart w:id="96" w:name="__RefHeading___Toc1252_2975391565"/>
-      <w:bookmarkEnd w:id="96"/>
+      <w:bookmarkStart w:id="94" w:name="__RefHeading___Toc1252_2975391565"/>
+      <w:bookmarkEnd w:id="94"/>
       <w:r>
         <w:rPr/>
         <w:t>Mandatsverwaltung</w:t>
@@ -31811,7 +31820,7 @@
             <wp:extent cx="3239770" cy="1410970"/>
             <wp:effectExtent l="0" t="0" r="0" b="0"/>
             <wp:wrapTopAndBottom/>
-            <wp:docPr id="92" name="Bild89"/>
+            <wp:docPr id="90" name="Bild89"/>
             <wp:cNvGraphicFramePr>
               <a:graphicFrameLocks xmlns:a="http://schemas.openxmlformats.org/drawingml/2006/main" noChangeAspect="1"/>
             </wp:cNvGraphicFramePr>
@@ -31819,13 +31828,13 @@
               <a:graphicData uri="http://schemas.openxmlformats.org/drawingml/2006/picture">
                 <pic:pic xmlns:pic="http://schemas.openxmlformats.org/drawingml/2006/picture">
                   <pic:nvPicPr>
-                    <pic:cNvPr id="92" name="Bild89"/>
+                    <pic:cNvPr id="90" name="Bild89"/>
                     <pic:cNvPicPr>
                       <a:picLocks noChangeAspect="1" noChangeArrowheads="1"/>
                     </pic:cNvPicPr>
                   </pic:nvPicPr>
                   <pic:blipFill>
-                    <a:blip r:embed="rId95"/>
+                    <a:blip r:embed="rId93"/>
                     <a:stretch>
                       <a:fillRect/>
                     </a:stretch>
@@ -32279,8 +32288,8 @@
           <w:szCs w:val="20"/>
         </w:rPr>
       </w:pPr>
-      <w:bookmarkStart w:id="97" w:name="__RefHeading___Toc1266_2975391565"/>
-      <w:bookmarkEnd w:id="97"/>
+      <w:bookmarkStart w:id="95" w:name="__RefHeading___Toc1266_2975391565"/>
+      <w:bookmarkEnd w:id="95"/>
       <w:r>
         <w:rPr/>
         <w:t>Das Präfix</w:t>
@@ -32479,8 +32488,8 @@
           <w:szCs w:val="20"/>
         </w:rPr>
       </w:pPr>
-      <w:bookmarkStart w:id="98" w:name="__RefHeading___Toc1268_2975391565"/>
-      <w:bookmarkEnd w:id="98"/>
+      <w:bookmarkStart w:id="96" w:name="__RefHeading___Toc1268_2975391565"/>
+      <w:bookmarkEnd w:id="96"/>
       <w:r>
         <w:rPr/>
         <w:t>Die Nullstellen</w:t>
@@ -32552,8 +32561,8 @@
           <w:szCs w:val="20"/>
         </w:rPr>
       </w:pPr>
-      <w:bookmarkStart w:id="99" w:name="__RefHeading___Toc1270_2975391565"/>
-      <w:bookmarkEnd w:id="99"/>
+      <w:bookmarkStart w:id="97" w:name="__RefHeading___Toc1270_2975391565"/>
+      <w:bookmarkEnd w:id="97"/>
       <w:r>
         <w:rPr/>
         <w:t>Die laufende Nummer</w:t>
@@ -32943,8 +32952,8 @@
           <w:rFonts w:ascii="Arial" w:hAnsi="Arial"/>
         </w:rPr>
       </w:pPr>
-      <w:bookmarkStart w:id="100" w:name="__RefHeading___Toc1254_29753915651"/>
-      <w:bookmarkEnd w:id="100"/>
+      <w:bookmarkStart w:id="98" w:name="__RefHeading___Toc1254_29753915651"/>
+      <w:bookmarkEnd w:id="98"/>
       <w:r>
         <w:rPr/>
         <w:t>Ansichtsdefinitionen</w:t>
@@ -33118,7 +33127,7 @@
             <wp:extent cx="3239770" cy="2563495"/>
             <wp:effectExtent l="0" t="0" r="0" b="0"/>
             <wp:wrapTopAndBottom/>
-            <wp:docPr id="93" name="Bild90"/>
+            <wp:docPr id="91" name="Bild90"/>
             <wp:cNvGraphicFramePr>
               <a:graphicFrameLocks xmlns:a="http://schemas.openxmlformats.org/drawingml/2006/main" noChangeAspect="1"/>
             </wp:cNvGraphicFramePr>
@@ -33126,13 +33135,13 @@
               <a:graphicData uri="http://schemas.openxmlformats.org/drawingml/2006/picture">
                 <pic:pic xmlns:pic="http://schemas.openxmlformats.org/drawingml/2006/picture">
                   <pic:nvPicPr>
-                    <pic:cNvPr id="93" name="Bild90"/>
+                    <pic:cNvPr id="91" name="Bild90"/>
                     <pic:cNvPicPr>
                       <a:picLocks noChangeAspect="1" noChangeArrowheads="1"/>
                     </pic:cNvPicPr>
                   </pic:nvPicPr>
                   <pic:blipFill>
-                    <a:blip r:embed="rId96"/>
+                    <a:blip r:embed="rId94"/>
                     <a:stretch>
                       <a:fillRect/>
                     </a:stretch>
@@ -33165,8 +33174,8 @@
           <w:rFonts w:ascii="Arial" w:hAnsi="Arial"/>
         </w:rPr>
       </w:pPr>
-      <w:bookmarkStart w:id="101" w:name="__RefHeading___Toc1250_2975391565"/>
-      <w:bookmarkEnd w:id="101"/>
+      <w:bookmarkStart w:id="99" w:name="__RefHeading___Toc1250_2975391565"/>
+      <w:bookmarkEnd w:id="99"/>
       <w:r>
         <w:rPr/>
         <w:t>Export</w:t>
@@ -33190,12 +33199,12 @@
               <wp:posOffset>46990</wp:posOffset>
             </wp:positionH>
             <wp:positionV relativeFrom="paragraph">
-              <wp:posOffset>71755</wp:posOffset>
+              <wp:posOffset>69850</wp:posOffset>
             </wp:positionV>
             <wp:extent cx="3239770" cy="2707005"/>
             <wp:effectExtent l="0" t="0" r="0" b="0"/>
             <wp:wrapTopAndBottom/>
-            <wp:docPr id="94" name="Bild91"/>
+            <wp:docPr id="92" name="Bild91"/>
             <wp:cNvGraphicFramePr>
               <a:graphicFrameLocks xmlns:a="http://schemas.openxmlformats.org/drawingml/2006/main" noChangeAspect="1"/>
             </wp:cNvGraphicFramePr>
@@ -33203,13 +33212,13 @@
               <a:graphicData uri="http://schemas.openxmlformats.org/drawingml/2006/picture">
                 <pic:pic xmlns:pic="http://schemas.openxmlformats.org/drawingml/2006/picture">
                   <pic:nvPicPr>
-                    <pic:cNvPr id="94" name="Bild91"/>
+                    <pic:cNvPr id="92" name="Bild91"/>
                     <pic:cNvPicPr>
                       <a:picLocks noChangeAspect="1" noChangeArrowheads="1"/>
                     </pic:cNvPicPr>
                   </pic:nvPicPr>
                   <pic:blipFill>
-                    <a:blip r:embed="rId97"/>
+                    <a:blip r:embed="rId95"/>
                     <a:stretch>
                       <a:fillRect/>
                     </a:stretch>
@@ -33229,19 +33238,52 @@
             </a:graphic>
           </wp:anchor>
         </w:drawing>
-      </w:r>
-    </w:p>
-    <w:p>
-      <w:pPr>
-        <w:pStyle w:val="Normal"/>
-        <w:bidi w:val="0"/>
-        <w:jc w:val="left"/>
-        <w:rPr>
-          <w:rFonts w:ascii="Arial" w:hAnsi="Arial"/>
-        </w:rPr>
-      </w:pPr>
-      <w:r>
-        <w:rPr/>
+        <w:drawing>
+          <wp:anchor distT="0" distB="0" distL="0" distR="0" simplePos="0" relativeHeight="108" behindDoc="0" locked="0" layoutInCell="0" allowOverlap="1">
+            <wp:simplePos x="0" y="0"/>
+            <wp:positionH relativeFrom="column">
+              <wp:posOffset>37465</wp:posOffset>
+            </wp:positionH>
+            <wp:positionV relativeFrom="paragraph">
+              <wp:posOffset>2887345</wp:posOffset>
+            </wp:positionV>
+            <wp:extent cx="3239770" cy="1141095"/>
+            <wp:effectExtent l="0" t="0" r="0" b="0"/>
+            <wp:wrapTopAndBottom/>
+            <wp:docPr id="93" name="Bild103"/>
+            <wp:cNvGraphicFramePr>
+              <a:graphicFrameLocks xmlns:a="http://schemas.openxmlformats.org/drawingml/2006/main" noChangeAspect="1"/>
+            </wp:cNvGraphicFramePr>
+            <a:graphic xmlns:a="http://schemas.openxmlformats.org/drawingml/2006/main">
+              <a:graphicData uri="http://schemas.openxmlformats.org/drawingml/2006/picture">
+                <pic:pic xmlns:pic="http://schemas.openxmlformats.org/drawingml/2006/picture">
+                  <pic:nvPicPr>
+                    <pic:cNvPr id="93" name="Bild103"/>
+                    <pic:cNvPicPr>
+                      <a:picLocks noChangeAspect="1" noChangeArrowheads="1"/>
+                    </pic:cNvPicPr>
+                  </pic:nvPicPr>
+                  <pic:blipFill>
+                    <a:blip r:embed="rId96"/>
+                    <a:stretch>
+                      <a:fillRect/>
+                    </a:stretch>
+                  </pic:blipFill>
+                  <pic:spPr bwMode="auto">
+                    <a:xfrm>
+                      <a:off x="0" y="0"/>
+                      <a:ext cx="3239770" cy="1141095"/>
+                    </a:xfrm>
+                    <a:prstGeom prst="rect">
+                      <a:avLst/>
+                    </a:prstGeom>
+                    <a:noFill/>
+                  </pic:spPr>
+                </pic:pic>
+              </a:graphicData>
+            </a:graphic>
+          </wp:anchor>
+        </w:drawing>
       </w:r>
     </w:p>
     <w:p>
@@ -33273,31 +33315,6 @@
       </w:pPr>
       <w:r>
         <w:rPr/>
-      </w:r>
-    </w:p>
-    <w:p>
-      <w:pPr>
-        <w:pStyle w:val="Heading2"/>
-        <w:widowControl/>
-        <w:numPr>
-          <w:ilvl w:val="0"/>
-          <w:numId w:val="0"/>
-        </w:numPr>
-        <w:suppressAutoHyphens w:val="true"/>
-        <w:overflowPunct w:val="true"/>
-        <w:ind w:hanging="0" w:left="0"/>
-        <w:jc w:val="left"/>
-        <w:rPr>
-          <w:rFonts w:ascii="Arial" w:hAnsi="Arial"/>
-        </w:rPr>
-      </w:pPr>
-      <w:r>
-        <w:rPr>
-          <w:rFonts w:ascii="Arial" w:hAnsi="Arial"/>
-        </w:rPr>
-      </w:r>
-      <w:r>
-        <w:br w:type="page"/>
       </w:r>
     </w:p>
     <w:p>
@@ -33312,8 +33329,8 @@
           <w:rFonts w:ascii="Arial" w:hAnsi="Arial"/>
         </w:rPr>
       </w:pPr>
-      <w:bookmarkStart w:id="102" w:name="__RefHeading___Toc1254_29753915652"/>
-      <w:bookmarkEnd w:id="102"/>
+      <w:bookmarkStart w:id="100" w:name="__RefHeading___Toc1254_29753915652"/>
+      <w:bookmarkEnd w:id="100"/>
       <w:r>
         <w:rPr/>
         <w:t>E-Mail-Benachrichtigungen</w:t>
@@ -33355,7 +33372,7 @@
             <wp:extent cx="3239770" cy="2404745"/>
             <wp:effectExtent l="0" t="0" r="0" b="0"/>
             <wp:wrapTopAndBottom/>
-            <wp:docPr id="95" name="Bild92"/>
+            <wp:docPr id="94" name="Bild92"/>
             <wp:cNvGraphicFramePr>
               <a:graphicFrameLocks xmlns:a="http://schemas.openxmlformats.org/drawingml/2006/main" noChangeAspect="1"/>
             </wp:cNvGraphicFramePr>
@@ -33363,13 +33380,13 @@
               <a:graphicData uri="http://schemas.openxmlformats.org/drawingml/2006/picture">
                 <pic:pic xmlns:pic="http://schemas.openxmlformats.org/drawingml/2006/picture">
                   <pic:nvPicPr>
-                    <pic:cNvPr id="95" name="Bild92"/>
+                    <pic:cNvPr id="94" name="Bild92"/>
                     <pic:cNvPicPr>
                       <a:picLocks noChangeAspect="1" noChangeArrowheads="1"/>
                     </pic:cNvPicPr>
                   </pic:nvPicPr>
                   <pic:blipFill>
-                    <a:blip r:embed="rId98"/>
+                    <a:blip r:embed="rId97"/>
                     <a:stretch>
                       <a:fillRect/>
                     </a:stretch>
@@ -33427,7 +33444,7 @@
             <wp:extent cx="3239770" cy="2185035"/>
             <wp:effectExtent l="0" t="0" r="0" b="0"/>
             <wp:wrapTopAndBottom/>
-            <wp:docPr id="96" name="Bild93"/>
+            <wp:docPr id="95" name="Bild93"/>
             <wp:cNvGraphicFramePr>
               <a:graphicFrameLocks xmlns:a="http://schemas.openxmlformats.org/drawingml/2006/main" noChangeAspect="1"/>
             </wp:cNvGraphicFramePr>
@@ -33435,13 +33452,13 @@
               <a:graphicData uri="http://schemas.openxmlformats.org/drawingml/2006/picture">
                 <pic:pic xmlns:pic="http://schemas.openxmlformats.org/drawingml/2006/picture">
                   <pic:nvPicPr>
-                    <pic:cNvPr id="96" name="Bild93"/>
+                    <pic:cNvPr id="95" name="Bild93"/>
                     <pic:cNvPicPr>
                       <a:picLocks noChangeAspect="1" noChangeArrowheads="1"/>
                     </pic:cNvPicPr>
                   </pic:nvPicPr>
                   <pic:blipFill>
-                    <a:blip r:embed="rId99"/>
+                    <a:blip r:embed="rId98"/>
                     <a:stretch>
                       <a:fillRect/>
                     </a:stretch>
@@ -33474,8 +33491,8 @@
           <w:rFonts w:ascii="Arial" w:hAnsi="Arial"/>
         </w:rPr>
       </w:pPr>
-      <w:bookmarkStart w:id="103" w:name="__RefHeading___Toc1254_2975391565"/>
-      <w:bookmarkEnd w:id="103"/>
+      <w:bookmarkStart w:id="101" w:name="__RefHeading___Toc1254_2975391565"/>
+      <w:bookmarkEnd w:id="101"/>
       <w:r>
         <w:rPr/>
         <w:t>Prüfungen</w:t>
@@ -33538,7 +33555,7 @@
             <wp:extent cx="3239770" cy="396240"/>
             <wp:effectExtent l="0" t="0" r="0" b="0"/>
             <wp:wrapTopAndBottom/>
-            <wp:docPr id="97" name="Bild94"/>
+            <wp:docPr id="96" name="Bild94"/>
             <wp:cNvGraphicFramePr>
               <a:graphicFrameLocks xmlns:a="http://schemas.openxmlformats.org/drawingml/2006/main" noChangeAspect="1"/>
             </wp:cNvGraphicFramePr>
@@ -33546,13 +33563,13 @@
               <a:graphicData uri="http://schemas.openxmlformats.org/drawingml/2006/picture">
                 <pic:pic xmlns:pic="http://schemas.openxmlformats.org/drawingml/2006/picture">
                   <pic:nvPicPr>
-                    <pic:cNvPr id="97" name="Bild94"/>
+                    <pic:cNvPr id="96" name="Bild94"/>
                     <pic:cNvPicPr>
                       <a:picLocks noChangeAspect="1" noChangeArrowheads="1"/>
                     </pic:cNvPicPr>
                   </pic:nvPicPr>
                   <pic:blipFill>
-                    <a:blip r:embed="rId100"/>
+                    <a:blip r:embed="rId99"/>
                     <a:stretch>
                       <a:fillRect/>
                     </a:stretch>
@@ -33602,8 +33619,8 @@
           <w:rFonts w:ascii="Arial" w:hAnsi="Arial"/>
         </w:rPr>
       </w:pPr>
-      <w:bookmarkStart w:id="104" w:name="__RefHeading___Toc1272_29753915651"/>
-      <w:bookmarkEnd w:id="104"/>
+      <w:bookmarkStart w:id="102" w:name="__RefHeading___Toc1272_29753915651"/>
+      <w:bookmarkEnd w:id="102"/>
       <w:r>
         <w:rPr/>
         <w:t>Prüfungen aktivieren</w:t>
@@ -33659,7 +33676,7 @@
             <wp:extent cx="6593205" cy="337185"/>
             <wp:effectExtent l="0" t="0" r="0" b="0"/>
             <wp:wrapTopAndBottom/>
-            <wp:docPr id="98" name="Bild98"/>
+            <wp:docPr id="97" name="Bild98"/>
             <wp:cNvGraphicFramePr>
               <a:graphicFrameLocks xmlns:a="http://schemas.openxmlformats.org/drawingml/2006/main" noChangeAspect="1"/>
             </wp:cNvGraphicFramePr>
@@ -33667,13 +33684,13 @@
               <a:graphicData uri="http://schemas.openxmlformats.org/drawingml/2006/picture">
                 <pic:pic xmlns:pic="http://schemas.openxmlformats.org/drawingml/2006/picture">
                   <pic:nvPicPr>
-                    <pic:cNvPr id="98" name="Bild98"/>
+                    <pic:cNvPr id="97" name="Bild98"/>
                     <pic:cNvPicPr>
                       <a:picLocks noChangeAspect="1" noChangeArrowheads="1"/>
                     </pic:cNvPicPr>
                   </pic:nvPicPr>
                   <pic:blipFill>
-                    <a:blip r:embed="rId101"/>
+                    <a:blip r:embed="rId100"/>
                     <a:stretch>
                       <a:fillRect/>
                     </a:stretch>
@@ -33705,7 +33722,7 @@
             <wp:extent cx="3239770" cy="2167255"/>
             <wp:effectExtent l="0" t="0" r="0" b="0"/>
             <wp:wrapTopAndBottom/>
-            <wp:docPr id="99" name="Bild99"/>
+            <wp:docPr id="98" name="Bild99"/>
             <wp:cNvGraphicFramePr>
               <a:graphicFrameLocks xmlns:a="http://schemas.openxmlformats.org/drawingml/2006/main" noChangeAspect="1"/>
             </wp:cNvGraphicFramePr>
@@ -33713,13 +33730,13 @@
               <a:graphicData uri="http://schemas.openxmlformats.org/drawingml/2006/picture">
                 <pic:pic xmlns:pic="http://schemas.openxmlformats.org/drawingml/2006/picture">
                   <pic:nvPicPr>
-                    <pic:cNvPr id="99" name="Bild99"/>
+                    <pic:cNvPr id="98" name="Bild99"/>
                     <pic:cNvPicPr>
                       <a:picLocks noChangeAspect="1" noChangeArrowheads="1"/>
                     </pic:cNvPicPr>
                   </pic:nvPicPr>
                   <pic:blipFill>
-                    <a:blip r:embed="rId102"/>
+                    <a:blip r:embed="rId101"/>
                     <a:stretch>
                       <a:fillRect/>
                     </a:stretch>
@@ -33765,8 +33782,8 @@
           <w:rFonts w:ascii="Arial" w:hAnsi="Arial"/>
         </w:rPr>
       </w:pPr>
-      <w:bookmarkStart w:id="105" w:name="__RefHeading___Toc1628_1958182187"/>
-      <w:bookmarkEnd w:id="105"/>
+      <w:bookmarkStart w:id="103" w:name="__RefHeading___Toc1628_1958182187"/>
+      <w:bookmarkEnd w:id="103"/>
       <w:r>
         <w:rPr/>
         <w:t>Rollenmitgliedschaft (Altersgestaffelte Rollen)</w:t>
@@ -33824,7 +33841,7 @@
             <wp:extent cx="3239770" cy="972185"/>
             <wp:effectExtent l="0" t="0" r="0" b="0"/>
             <wp:wrapTopAndBottom/>
-            <wp:docPr id="100" name="Bild95"/>
+            <wp:docPr id="99" name="Bild95"/>
             <wp:cNvGraphicFramePr>
               <a:graphicFrameLocks xmlns:a="http://schemas.openxmlformats.org/drawingml/2006/main" noChangeAspect="1"/>
             </wp:cNvGraphicFramePr>
@@ -33832,13 +33849,13 @@
               <a:graphicData uri="http://schemas.openxmlformats.org/drawingml/2006/picture">
                 <pic:pic xmlns:pic="http://schemas.openxmlformats.org/drawingml/2006/picture">
                   <pic:nvPicPr>
-                    <pic:cNvPr id="100" name="Bild95"/>
+                    <pic:cNvPr id="99" name="Bild95"/>
                     <pic:cNvPicPr>
                       <a:picLocks noChangeAspect="1" noChangeArrowheads="1"/>
                     </pic:cNvPicPr>
                   </pic:nvPicPr>
                   <pic:blipFill>
-                    <a:blip r:embed="rId103"/>
+                    <a:blip r:embed="rId102"/>
                     <a:stretch>
                       <a:fillRect/>
                     </a:stretch>
@@ -33873,8 +33890,8 @@
           <w:szCs w:val="20"/>
         </w:rPr>
       </w:pPr>
-      <w:bookmarkStart w:id="106" w:name="__RefHeading___Toc2352_3703976838"/>
-      <w:bookmarkEnd w:id="106"/>
+      <w:bookmarkStart w:id="104" w:name="__RefHeading___Toc2352_3703976838"/>
+      <w:bookmarkEnd w:id="104"/>
       <w:r>
         <w:rPr>
           <w:sz w:val="20"/>
@@ -33912,8 +33929,8 @@
           <w:rFonts w:ascii="Arial" w:hAnsi="Arial"/>
         </w:rPr>
       </w:pPr>
-      <w:bookmarkStart w:id="107" w:name="__RefHeading___Toc1274_2975391565"/>
-      <w:bookmarkEnd w:id="107"/>
+      <w:bookmarkStart w:id="105" w:name="__RefHeading___Toc1274_2975391565"/>
+      <w:bookmarkEnd w:id="105"/>
       <w:r>
         <w:rPr/>
         <w:t>Rollenmitgliedschaft (Pflicht)</w:t>
@@ -33974,7 +33991,7 @@
             <wp:extent cx="3239770" cy="2552700"/>
             <wp:effectExtent l="0" t="0" r="0" b="0"/>
             <wp:wrapTopAndBottom/>
-            <wp:docPr id="101" name="Bild96"/>
+            <wp:docPr id="100" name="Bild96"/>
             <wp:cNvGraphicFramePr>
               <a:graphicFrameLocks xmlns:a="http://schemas.openxmlformats.org/drawingml/2006/main" noChangeAspect="1"/>
             </wp:cNvGraphicFramePr>
@@ -33982,13 +33999,13 @@
               <a:graphicData uri="http://schemas.openxmlformats.org/drawingml/2006/picture">
                 <pic:pic xmlns:pic="http://schemas.openxmlformats.org/drawingml/2006/picture">
                   <pic:nvPicPr>
-                    <pic:cNvPr id="101" name="Bild96"/>
+                    <pic:cNvPr id="100" name="Bild96"/>
                     <pic:cNvPicPr>
                       <a:picLocks noChangeAspect="1" noChangeArrowheads="1"/>
                     </pic:cNvPicPr>
                   </pic:nvPicPr>
                   <pic:blipFill>
-                    <a:blip r:embed="rId104"/>
+                    <a:blip r:embed="rId103"/>
                     <a:stretch>
                       <a:fillRect/>
                     </a:stretch>
@@ -34220,8 +34237,8 @@
           <w:szCs w:val="20"/>
         </w:rPr>
       </w:pPr>
-      <w:bookmarkStart w:id="108" w:name="__RefHeading___Toc1276_2975391565"/>
-      <w:bookmarkEnd w:id="108"/>
+      <w:bookmarkStart w:id="106" w:name="__RefHeading___Toc1276_2975391565"/>
+      <w:bookmarkEnd w:id="106"/>
       <w:r>
         <w:rPr>
           <w:b/>
@@ -34341,8 +34358,8 @@
           <w:rFonts w:ascii="Arial" w:hAnsi="Arial"/>
         </w:rPr>
       </w:pPr>
-      <w:bookmarkStart w:id="109" w:name="__RefHeading___Toc1272_2975391565"/>
-      <w:bookmarkEnd w:id="109"/>
+      <w:bookmarkStart w:id="107" w:name="__RefHeading___Toc1272_2975391565"/>
+      <w:bookmarkEnd w:id="107"/>
       <w:r>
         <w:rPr/>
         <w:t>Familienrollen</w:t>
@@ -34371,7 +34388,7 @@
             <wp:extent cx="3239770" cy="1353820"/>
             <wp:effectExtent l="0" t="0" r="0" b="0"/>
             <wp:wrapTopAndBottom/>
-            <wp:docPr id="102" name="Bild97"/>
+            <wp:docPr id="101" name="Bild97"/>
             <wp:cNvGraphicFramePr>
               <a:graphicFrameLocks xmlns:a="http://schemas.openxmlformats.org/drawingml/2006/main" noChangeAspect="1"/>
             </wp:cNvGraphicFramePr>
@@ -34379,13 +34396,13 @@
               <a:graphicData uri="http://schemas.openxmlformats.org/drawingml/2006/picture">
                 <pic:pic xmlns:pic="http://schemas.openxmlformats.org/drawingml/2006/picture">
                   <pic:nvPicPr>
-                    <pic:cNvPr id="102" name="Bild97"/>
+                    <pic:cNvPr id="101" name="Bild97"/>
                     <pic:cNvPicPr>
                       <a:picLocks noChangeAspect="1" noChangeArrowheads="1"/>
                     </pic:cNvPicPr>
                   </pic:nvPicPr>
                   <pic:blipFill>
-                    <a:blip r:embed="rId105"/>
+                    <a:blip r:embed="rId104"/>
                     <a:stretch>
                       <a:fillRect/>
                     </a:stretch>
@@ -35495,7 +35512,7 @@
           </w:tcPr>
           <w:p>
             <w:pPr>
-              <w:pStyle w:val="Tabelleninhaltuser"/>
+              <w:pStyle w:val="Tabelleninhalt"/>
               <w:widowControl w:val="false"/>
               <w:jc w:val="left"/>
               <w:rPr>
@@ -35582,7 +35599,7 @@
           </w:tcPr>
           <w:p>
             <w:pPr>
-              <w:pStyle w:val="Tabelleninhaltuser"/>
+              <w:pStyle w:val="Tabelleninhalt"/>
               <w:widowControl w:val="false"/>
               <w:jc w:val="left"/>
               <w:rPr>
@@ -35669,7 +35686,7 @@
           </w:tcPr>
           <w:p>
             <w:pPr>
-              <w:pStyle w:val="Tabelleninhaltuser"/>
+              <w:pStyle w:val="Tabelleninhalt"/>
               <w:widowControl w:val="false"/>
               <w:jc w:val="left"/>
               <w:rPr>
@@ -35756,7 +35773,7 @@
           </w:tcPr>
           <w:p>
             <w:pPr>
-              <w:pStyle w:val="Tabelleninhaltuser"/>
+              <w:pStyle w:val="Tabelleninhalt"/>
               <w:widowControl w:val="false"/>
               <w:jc w:val="left"/>
               <w:rPr>
@@ -35843,7 +35860,7 @@
           </w:tcPr>
           <w:p>
             <w:pPr>
-              <w:pStyle w:val="Tabelleninhaltuser"/>
+              <w:pStyle w:val="Tabelleninhalt"/>
               <w:widowControl w:val="false"/>
               <w:jc w:val="left"/>
               <w:rPr>
@@ -35930,7 +35947,7 @@
           </w:tcPr>
           <w:p>
             <w:pPr>
-              <w:pStyle w:val="Tabelleninhaltuser"/>
+              <w:pStyle w:val="Tabelleninhalt"/>
               <w:widowControl w:val="false"/>
               <w:jc w:val="left"/>
               <w:rPr>
@@ -36017,7 +36034,7 @@
           </w:tcPr>
           <w:p>
             <w:pPr>
-              <w:pStyle w:val="Tabelleninhaltuser"/>
+              <w:pStyle w:val="Tabelleninhalt"/>
               <w:widowControl w:val="false"/>
               <w:jc w:val="left"/>
               <w:rPr>
@@ -36104,7 +36121,7 @@
           </w:tcPr>
           <w:p>
             <w:pPr>
-              <w:pStyle w:val="Tabelleninhaltuser"/>
+              <w:pStyle w:val="Tabelleninhalt"/>
               <w:widowControl w:val="false"/>
               <w:jc w:val="left"/>
               <w:rPr>
@@ -36191,7 +36208,7 @@
           </w:tcPr>
           <w:p>
             <w:pPr>
-              <w:pStyle w:val="Tabelleninhaltuser"/>
+              <w:pStyle w:val="Tabelleninhalt"/>
               <w:widowControl w:val="false"/>
               <w:jc w:val="left"/>
               <w:rPr>
@@ -36278,7 +36295,7 @@
           </w:tcPr>
           <w:p>
             <w:pPr>
-              <w:pStyle w:val="Tabelleninhaltuser"/>
+              <w:pStyle w:val="Tabelleninhalt"/>
               <w:widowControl w:val="false"/>
               <w:jc w:val="left"/>
               <w:rPr>
@@ -36365,7 +36382,7 @@
           </w:tcPr>
           <w:p>
             <w:pPr>
-              <w:pStyle w:val="Tabelleninhaltuser"/>
+              <w:pStyle w:val="Tabelleninhalt"/>
               <w:widowControl w:val="false"/>
               <w:jc w:val="left"/>
               <w:rPr>
@@ -36452,7 +36469,7 @@
           </w:tcPr>
           <w:p>
             <w:pPr>
-              <w:pStyle w:val="Tabelleninhaltuser"/>
+              <w:pStyle w:val="Tabelleninhalt"/>
               <w:widowControl w:val="false"/>
               <w:jc w:val="left"/>
               <w:rPr>
@@ -36539,7 +36556,7 @@
           </w:tcPr>
           <w:p>
             <w:pPr>
-              <w:pStyle w:val="Tabelleninhaltuser"/>
+              <w:pStyle w:val="Tabelleninhalt"/>
               <w:widowControl w:val="false"/>
               <w:jc w:val="left"/>
               <w:rPr>
@@ -36626,7 +36643,7 @@
           </w:tcPr>
           <w:p>
             <w:pPr>
-              <w:pStyle w:val="Tabelleninhaltuser"/>
+              <w:pStyle w:val="Tabelleninhalt"/>
               <w:widowControl w:val="false"/>
               <w:jc w:val="left"/>
               <w:rPr>
@@ -36713,7 +36730,7 @@
           </w:tcPr>
           <w:p>
             <w:pPr>
-              <w:pStyle w:val="Tabelleninhaltuser"/>
+              <w:pStyle w:val="Tabelleninhalt"/>
               <w:widowControl w:val="false"/>
               <w:jc w:val="left"/>
               <w:rPr>
@@ -36800,7 +36817,7 @@
           </w:tcPr>
           <w:p>
             <w:pPr>
-              <w:pStyle w:val="Tabelleninhaltuser"/>
+              <w:pStyle w:val="Tabelleninhalt"/>
               <w:widowControl w:val="false"/>
               <w:jc w:val="left"/>
               <w:rPr>
@@ -36887,7 +36904,7 @@
           </w:tcPr>
           <w:p>
             <w:pPr>
-              <w:pStyle w:val="Tabelleninhaltuser"/>
+              <w:pStyle w:val="Tabelleninhalt"/>
               <w:widowControl w:val="false"/>
               <w:jc w:val="left"/>
               <w:rPr>
@@ -36974,7 +36991,7 @@
           </w:tcPr>
           <w:p>
             <w:pPr>
-              <w:pStyle w:val="Tabelleninhaltuser"/>
+              <w:pStyle w:val="Tabelleninhalt"/>
               <w:widowControl w:val="false"/>
               <w:jc w:val="left"/>
               <w:rPr>
@@ -37061,7 +37078,7 @@
           </w:tcPr>
           <w:p>
             <w:pPr>
-              <w:pStyle w:val="Tabelleninhaltuser"/>
+              <w:pStyle w:val="Tabelleninhalt"/>
               <w:widowControl w:val="false"/>
               <w:jc w:val="left"/>
               <w:rPr>
@@ -37148,7 +37165,7 @@
           </w:tcPr>
           <w:p>
             <w:pPr>
-              <w:pStyle w:val="Tabelleninhaltuser"/>
+              <w:pStyle w:val="Tabelleninhalt"/>
               <w:widowControl w:val="false"/>
               <w:jc w:val="left"/>
               <w:rPr>
@@ -37235,7 +37252,7 @@
           </w:tcPr>
           <w:p>
             <w:pPr>
-              <w:pStyle w:val="Tabelleninhaltuser"/>
+              <w:pStyle w:val="Tabelleninhalt"/>
               <w:widowControl w:val="false"/>
               <w:jc w:val="left"/>
               <w:rPr>
@@ -37322,7 +37339,7 @@
           </w:tcPr>
           <w:p>
             <w:pPr>
-              <w:pStyle w:val="Tabelleninhaltuser"/>
+              <w:pStyle w:val="Tabelleninhalt"/>
               <w:widowControl w:val="false"/>
               <w:jc w:val="left"/>
               <w:rPr>
@@ -37409,7 +37426,7 @@
           </w:tcPr>
           <w:p>
             <w:pPr>
-              <w:pStyle w:val="Tabelleninhaltuser"/>
+              <w:pStyle w:val="Tabelleninhalt"/>
               <w:widowControl w:val="false"/>
               <w:jc w:val="left"/>
               <w:rPr>
@@ -37496,7 +37513,7 @@
           </w:tcPr>
           <w:p>
             <w:pPr>
-              <w:pStyle w:val="Tabelleninhaltuser"/>
+              <w:pStyle w:val="Tabelleninhalt"/>
               <w:widowControl w:val="false"/>
               <w:jc w:val="left"/>
               <w:rPr>
@@ -37941,11 +37958,11 @@
         <w:bidi w:val="0"/>
         <w:jc w:val="left"/>
         <w:rPr>
-          <w:ins w:id="170" w:author="Unbekannter Autor" w:date="2024-01-17T12:13:58Z"/>
-          <w:rFonts w:ascii="Arial" w:hAnsi="Arial"/>
-        </w:rPr>
-      </w:pPr>
-      <w:ins w:id="169" w:author="Unbekannter Autor" w:date="2024-01-17T12:13:58Z">
+          <w:ins w:id="165" w:author="Unbekannter Autor" w:date="2024-01-17T12:13:58Z"/>
+          <w:rFonts w:ascii="Arial" w:hAnsi="Arial"/>
+        </w:rPr>
+      </w:pPr>
+      <w:ins w:id="164" w:author="Unbekannter Autor" w:date="2024-01-17T12:13:58Z">
         <w:r>
           <w:rPr/>
         </w:r>
@@ -37962,7 +37979,7 @@
           <w:bCs/>
         </w:rPr>
       </w:pPr>
-      <w:ins w:id="171" w:author="Unbekannter Autor" w:date="2024-01-17T12:13:58Z">
+      <w:ins w:id="166" w:author="Unbekannter Autor" w:date="2024-01-17T12:13:58Z">
         <w:r>
           <w:rPr>
             <w:b/>
@@ -37978,35 +37995,35 @@
         <w:bidi w:val="0"/>
         <w:jc w:val="left"/>
         <w:rPr>
-          <w:del w:id="179" w:author="Unbekannter Autor" w:date="2024-01-17T12:14:55Z"/>
-          <w:rFonts w:ascii="Arial" w:hAnsi="Arial"/>
-        </w:rPr>
-      </w:pPr>
-      <w:ins w:id="172" w:author="Unbekannter Autor" w:date="2024-01-17T12:06:48Z">
+          <w:del w:id="174" w:author="Unbekannter Autor" w:date="2024-01-17T12:14:55Z"/>
+          <w:rFonts w:ascii="Arial" w:hAnsi="Arial"/>
+        </w:rPr>
+      </w:pPr>
+      <w:ins w:id="167" w:author="Unbekannter Autor" w:date="2024-01-17T12:06:48Z">
         <w:r>
           <w:rPr/>
           <w:t>Ab Mitgliedsbeitrag v5.3.0 können erweiterte Prüfbedingungen</w:t>
         </w:r>
       </w:ins>
-      <w:ins w:id="173" w:author="Unbekannter Autor" w:date="2024-01-17T12:09:20Z">
+      <w:ins w:id="168" w:author="Unbekannter Autor" w:date="2024-01-17T12:09:20Z">
         <w:r>
           <w:rPr/>
           <w:t xml:space="preserve"> verwendet werden. Die Syntax hierzu lautet</w:t>
         </w:r>
       </w:ins>
-      <w:ins w:id="174" w:author="Unbekannter Autor" w:date="2024-01-17T12:13:21Z">
+      <w:ins w:id="169" w:author="Unbekannter Autor" w:date="2024-01-17T12:13:21Z">
         <w:r>
           <w:rPr/>
           <w:t>:</w:t>
         </w:r>
       </w:ins>
-      <w:ins w:id="175" w:author="Unbekannter Autor" w:date="2024-01-17T12:10:31Z">
+      <w:ins w:id="170" w:author="Unbekannter Autor" w:date="2024-01-17T12:10:31Z">
         <w:r>
           <w:rPr/>
           <w:t xml:space="preserve"> &lt;von&gt;*&lt;bis&gt;:&lt;Anzahl1&gt;:&lt;Anzahl2&gt;....:&lt;Anzahln&gt;. Beispiel: </w:t>
         </w:r>
       </w:ins>
-      <w:ins w:id="176" w:author="Unbekannter Autor" w:date="2024-01-17T12:10:31Z">
+      <w:ins w:id="171" w:author="Unbekannter Autor" w:date="2024-01-17T12:10:31Z">
         <w:r>
           <w:rPr>
             <w:b/>
@@ -38015,13 +38032,13 @@
           <w:t>0*14:0:2:4</w:t>
         </w:r>
       </w:ins>
-      <w:ins w:id="177" w:author="Unbekannter Autor" w:date="2024-01-17T12:11:40Z">
+      <w:ins w:id="172" w:author="Unbekannter Autor" w:date="2024-01-17T12:11:40Z">
         <w:r>
           <w:rPr/>
           <w:t xml:space="preserve">    --&gt; Prüft, ob in dieser Rolle 0, 2 oder 4 Mitglieder im Alter zwischen 0 und 14 Jahren sind</w:t>
         </w:r>
       </w:ins>
-      <w:ins w:id="178" w:author="Unbekannter Autor" w:date="2024-01-17T12:14:54Z">
+      <w:ins w:id="173" w:author="Unbekannter Autor" w:date="2024-01-17T12:14:54Z">
         <w:r>
           <w:rPr/>
           <w:t>.</w:t>
@@ -38033,7 +38050,7 @@
         <w:pStyle w:val="Normal"/>
         <w:widowControl/>
         <w:suppressAutoHyphens w:val="true"/>
-        <w:overflowPunct w:val="true"/>
+        <w:overflowPunct w:val="false"/>
         <w:bidi w:val="0"/>
         <w:spacing w:before="0" w:after="0"/>
         <w:jc w:val="left"/>
@@ -38060,8 +38077,8 @@
           <w:rFonts w:ascii="Arial" w:hAnsi="Arial"/>
         </w:rPr>
       </w:pPr>
-      <w:bookmarkStart w:id="110" w:name="__RefHeading___Toc1258_29753915651"/>
-      <w:bookmarkEnd w:id="110"/>
+      <w:bookmarkStart w:id="108" w:name="__RefHeading___Toc1258_29753915651"/>
+      <w:bookmarkEnd w:id="108"/>
       <w:r>
         <w:rPr/>
         <w:t>Zugriffsberechtigung für Einstellungen</w:t>
@@ -38099,7 +38116,7 @@
             <wp:extent cx="3239770" cy="745490"/>
             <wp:effectExtent l="0" t="0" r="0" b="0"/>
             <wp:wrapTopAndBottom/>
-            <wp:docPr id="103" name="Bild100"/>
+            <wp:docPr id="102" name="Bild100"/>
             <wp:cNvGraphicFramePr>
               <a:graphicFrameLocks xmlns:a="http://schemas.openxmlformats.org/drawingml/2006/main" noChangeAspect="1"/>
             </wp:cNvGraphicFramePr>
@@ -38107,13 +38124,13 @@
               <a:graphicData uri="http://schemas.openxmlformats.org/drawingml/2006/picture">
                 <pic:pic xmlns:pic="http://schemas.openxmlformats.org/drawingml/2006/picture">
                   <pic:nvPicPr>
-                    <pic:cNvPr id="103" name="Bild100"/>
+                    <pic:cNvPr id="102" name="Bild100"/>
                     <pic:cNvPicPr>
                       <a:picLocks noChangeAspect="1" noChangeArrowheads="1"/>
                     </pic:cNvPicPr>
                   </pic:nvPicPr>
                   <pic:blipFill>
-                    <a:blip r:embed="rId106"/>
+                    <a:blip r:embed="rId105"/>
                     <a:stretch>
                       <a:fillRect/>
                     </a:stretch>
@@ -38164,11 +38181,11 @@
       <w:pPr>
         <w:pStyle w:val="BodyText"/>
         <w:rPr>
-          <w:moveTo w:id="181" w:author="Unbekannter Autor" w:date="2024-09-16T14:58:55Z"/>
-          <w:rFonts w:ascii="Arial" w:hAnsi="Arial"/>
-        </w:rPr>
-      </w:pPr>
-      <w:ins w:id="180" w:author="Unbekannter Autor" w:date="2024-09-16T14:58:55Z">
+          <w:ins w:id="176" w:author="Unbekannter Autor" w:date="2024-09-16T14:58:55Z"/>
+          <w:rFonts w:ascii="Arial" w:hAnsi="Arial"/>
+        </w:rPr>
+      </w:pPr>
+      <w:ins w:id="175" w:author="Unbekannter Autor" w:date="2024-09-16T14:58:55Z">
         <w:r>
           <w:rPr/>
         </w:r>
@@ -38182,12 +38199,13 @@
           <w:numId w:val="3"/>
         </w:numPr>
         <w:rPr>
-          <w:rFonts w:ascii="Arial" w:hAnsi="Arial"/>
-        </w:rPr>
-      </w:pPr>
-      <w:bookmarkStart w:id="111" w:name="__RefHeading___Toc1931_1567046155_Kopie_"/>
-      <w:bookmarkEnd w:id="111"/>
-      <w:ins w:id="182" w:author="Unbekannter Autor" w:date="2024-09-16T14:58:55Z">
+          <w:ins w:id="178" w:author="Unbekannter Autor" w:date="2024-09-16T14:58:55Z"/>
+          <w:rFonts w:ascii="Arial" w:hAnsi="Arial"/>
+        </w:rPr>
+      </w:pPr>
+      <w:bookmarkStart w:id="109" w:name="__RefHeading___Toc1931_1567046155_Kopie_"/>
+      <w:bookmarkEnd w:id="109"/>
+      <w:ins w:id="177" w:author="Unbekannter Autor" w:date="2024-09-16T14:58:55Z">
         <w:r>
           <w:rPr/>
           <w:t>Löschen von Beiträgen</w:t>
@@ -38198,11 +38216,11 @@
       <w:pPr>
         <w:pStyle w:val="BodyText"/>
         <w:rPr>
-          <w:moveTo w:id="184" w:author="Unbekannter Autor" w:date="2024-09-16T14:58:55Z"/>
-          <w:rFonts w:ascii="Arial" w:hAnsi="Arial"/>
-        </w:rPr>
-      </w:pPr>
-      <w:ins w:id="183" w:author="Unbekannter Autor" w:date="2024-09-16T14:58:55Z">
+          <w:ins w:id="180" w:author="Unbekannter Autor" w:date="2024-09-16T14:58:55Z"/>
+          <w:rFonts w:ascii="Arial" w:hAnsi="Arial"/>
+        </w:rPr>
+      </w:pPr>
+      <w:ins w:id="179" w:author="Unbekannter Autor" w:date="2024-09-16T14:58:55Z">
         <w:r>
           <w:rPr/>
         </w:r>
@@ -38214,17 +38232,17 @@
         <w:bidi w:val="0"/>
         <w:jc w:val="left"/>
         <w:rPr>
-          <w:moveTo w:id="188" w:author="Unbekannter Autor" w:date="2024-09-16T14:58:55Z"/>
-          <w:rFonts w:ascii="Arial" w:hAnsi="Arial"/>
-        </w:rPr>
-      </w:pPr>
-      <w:ins w:id="185" w:author="Unbekannter Autor" w:date="2024-09-16T14:58:55Z">
+          <w:ins w:id="184" w:author="Unbekannter Autor" w:date="2024-09-16T14:58:55Z"/>
+          <w:rFonts w:ascii="Arial" w:hAnsi="Arial"/>
+        </w:rPr>
+      </w:pPr>
+      <w:ins w:id="181" w:author="Unbekannter Autor" w:date="2024-09-16T14:58:55Z">
         <w:r>
           <w:rPr/>
           <w:t>​</w:t>
         </w:r>
       </w:ins>
-      <w:ins w:id="186" w:author="Unbekannter Autor" w:date="2024-09-16T14:58:55Z">
+      <w:ins w:id="182" w:author="Unbekannter Autor" w:date="2024-09-16T14:58:55Z">
         <w:r>
           <w:drawing>
             <wp:anchor distT="0" distB="0" distL="0" distR="0" simplePos="0" relativeHeight="105" behindDoc="0" locked="0" layoutInCell="0" allowOverlap="1">
@@ -38238,7 +38256,7 @@
               <wp:extent cx="3239770" cy="547370"/>
               <wp:effectExtent l="0" t="0" r="0" b="0"/>
               <wp:wrapTopAndBottom/>
-              <wp:docPr id="104" name="Bild19 Kopie 1"/>
+              <wp:docPr id="103" name="Bild19 Kopie 1"/>
               <wp:cNvGraphicFramePr>
                 <a:graphicFrameLocks xmlns:a="http://schemas.openxmlformats.org/drawingml/2006/main" noChangeAspect="1"/>
               </wp:cNvGraphicFramePr>
@@ -38246,13 +38264,13 @@
                 <a:graphicData uri="http://schemas.openxmlformats.org/drawingml/2006/picture">
                   <pic:pic xmlns:pic="http://schemas.openxmlformats.org/drawingml/2006/picture">
                     <pic:nvPicPr>
-                      <pic:cNvPr id="104" name="Bild19 Kopie 1"/>
+                      <pic:cNvPr id="103" name="Bild19 Kopie 1"/>
                       <pic:cNvPicPr>
                         <a:picLocks noChangeAspect="1" noChangeArrowheads="1"/>
                       </pic:cNvPicPr>
                     </pic:nvPicPr>
                     <pic:blipFill>
-                      <a:blip r:embed="rId107"/>
+                      <a:blip r:embed="rId106"/>
                       <a:stretch>
                         <a:fillRect/>
                       </a:stretch>
@@ -38274,7 +38292,7 @@
           </w:drawing>
         </w:r>
       </w:ins>
-      <w:ins w:id="187" w:author="Unbekannter Autor" w:date="2024-09-16T14:58:55Z">
+      <w:ins w:id="183" w:author="Unbekannter Autor" w:date="2024-09-16T14:58:55Z">
         <w:r>
           <w:rPr/>
           <w:t>​</w:t>
@@ -38287,11 +38305,11 @@
         <w:bidi w:val="0"/>
         <w:jc w:val="left"/>
         <w:rPr>
-          <w:moveTo w:id="190" w:author="Unbekannter Autor" w:date="2024-09-16T14:58:55Z"/>
-          <w:rFonts w:ascii="Arial" w:hAnsi="Arial"/>
-        </w:rPr>
-      </w:pPr>
-      <w:ins w:id="189" w:author="Unbekannter Autor" w:date="2024-09-16T14:58:55Z">
+          <w:ins w:id="186" w:author="Unbekannter Autor" w:date="2024-09-16T14:58:55Z"/>
+          <w:rFonts w:ascii="Arial" w:hAnsi="Arial"/>
+        </w:rPr>
+      </w:pPr>
+      <w:ins w:id="185" w:author="Unbekannter Autor" w:date="2024-09-16T14:58:55Z">
         <w:r>
           <w:rPr/>
         </w:r>
@@ -38303,11 +38321,12 @@
         <w:bidi w:val="0"/>
         <w:jc w:val="left"/>
         <w:rPr>
-          <w:sz w:val="20"/>
-          <w:szCs w:val="20"/>
-        </w:rPr>
-      </w:pPr>
-      <w:ins w:id="191" w:author="Unbekannter Autor" w:date="2024-09-16T14:58:55Z">
+          <w:ins w:id="190" w:author="Unbekannter Autor" w:date="2024-09-16T14:58:55Z"/>
+          <w:sz w:val="20"/>
+          <w:szCs w:val="20"/>
+        </w:rPr>
+      </w:pPr>
+      <w:ins w:id="187" w:author="Unbekannter Autor" w:date="2024-09-16T14:58:55Z">
         <w:r>
           <w:rPr>
             <w:sz w:val="20"/>
@@ -38316,7 +38335,7 @@
           <w:t xml:space="preserve">Über </w:t>
         </w:r>
       </w:ins>
-      <w:ins w:id="192" w:author="Unbekannter Autor" w:date="2024-09-16T14:58:55Z">
+      <w:ins w:id="188" w:author="Unbekannter Autor" w:date="2024-09-16T14:58:55Z">
         <w:r>
           <w:rPr>
             <w:b/>
@@ -38327,7 +38346,7 @@
           <w:t>Löschen</w:t>
         </w:r>
       </w:ins>
-      <w:ins w:id="193" w:author="Unbekannter Autor" w:date="2024-09-16T14:58:55Z">
+      <w:ins w:id="189" w:author="Unbekannter Autor" w:date="2024-09-16T14:58:55Z">
         <w:r>
           <w:rPr>
             <w:sz w:val="20"/>
@@ -38343,11 +38362,11 @@
         <w:bidi w:val="0"/>
         <w:jc w:val="left"/>
         <w:rPr>
-          <w:ins w:id="195" w:author="Unbekannter Autor" w:date="2024-09-16T14:58:55Z"/>
-          <w:rFonts w:ascii="Arial" w:hAnsi="Arial"/>
-        </w:rPr>
-      </w:pPr>
-      <w:ins w:id="194" w:author="Unbekannter Autor" w:date="2024-09-16T14:58:55Z">
+          <w:ins w:id="192" w:author="Unbekannter Autor" w:date="2024-09-16T14:58:55Z"/>
+          <w:rFonts w:ascii="Arial" w:hAnsi="Arial"/>
+        </w:rPr>
+      </w:pPr>
+      <w:ins w:id="191" w:author="Unbekannter Autor" w:date="2024-09-16T14:58:55Z">
         <w:r>
           <w:rPr/>
         </w:r>
@@ -38359,17 +38378,17 @@
         <w:bidi w:val="0"/>
         <w:jc w:val="left"/>
         <w:rPr>
-          <w:ins w:id="199" w:author="Unbekannter Autor" w:date="2024-09-16T14:58:55Z"/>
-          <w:rFonts w:ascii="Arial" w:hAnsi="Arial"/>
-        </w:rPr>
-      </w:pPr>
-      <w:ins w:id="196" w:author="Unbekannter Autor" w:date="2024-09-16T14:58:55Z">
+          <w:ins w:id="196" w:author="Unbekannter Autor" w:date="2024-09-16T14:58:55Z"/>
+          <w:rFonts w:ascii="Arial" w:hAnsi="Arial"/>
+        </w:rPr>
+      </w:pPr>
+      <w:ins w:id="193" w:author="Unbekannter Autor" w:date="2024-09-16T14:58:55Z">
         <w:r>
           <w:rPr/>
           <w:t>​</w:t>
         </w:r>
       </w:ins>
-      <w:ins w:id="197" w:author="Unbekannter Autor" w:date="2024-09-16T14:58:55Z">
+      <w:ins w:id="194" w:author="Unbekannter Autor" w:date="2024-09-16T14:58:55Z">
         <w:r>
           <w:drawing>
             <wp:anchor distT="0" distB="0" distL="0" distR="0" simplePos="0" relativeHeight="106" behindDoc="0" locked="0" layoutInCell="0" allowOverlap="1">
@@ -38383,7 +38402,7 @@
               <wp:extent cx="3239770" cy="3390900"/>
               <wp:effectExtent l="0" t="0" r="0" b="0"/>
               <wp:wrapTopAndBottom/>
-              <wp:docPr id="105" name="Bild29 Kopie 1"/>
+              <wp:docPr id="104" name="Bild29 Kopie 1"/>
               <wp:cNvGraphicFramePr>
                 <a:graphicFrameLocks xmlns:a="http://schemas.openxmlformats.org/drawingml/2006/main" noChangeAspect="1"/>
               </wp:cNvGraphicFramePr>
@@ -38391,13 +38410,13 @@
                 <a:graphicData uri="http://schemas.openxmlformats.org/drawingml/2006/picture">
                   <pic:pic xmlns:pic="http://schemas.openxmlformats.org/drawingml/2006/picture">
                     <pic:nvPicPr>
-                      <pic:cNvPr id="105" name="Bild29 Kopie 1"/>
+                      <pic:cNvPr id="104" name="Bild29 Kopie 1"/>
                       <pic:cNvPicPr>
                         <a:picLocks noChangeAspect="1" noChangeArrowheads="1"/>
                       </pic:cNvPicPr>
                     </pic:nvPicPr>
                     <pic:blipFill>
-                      <a:blip r:embed="rId108"/>
+                      <a:blip r:embed="rId107"/>
                       <a:stretch>
                         <a:fillRect/>
                       </a:stretch>
@@ -38419,7 +38438,7 @@
           </w:drawing>
         </w:r>
       </w:ins>
-      <w:ins w:id="198" w:author="Unbekannter Autor" w:date="2024-09-16T14:58:55Z">
+      <w:ins w:id="195" w:author="Unbekannter Autor" w:date="2024-09-16T14:58:55Z">
         <w:r>
           <w:rPr/>
           <w:t>​</w:t>
@@ -38432,11 +38451,11 @@
         <w:bidi w:val="0"/>
         <w:jc w:val="left"/>
         <w:rPr>
-          <w:ins w:id="201" w:author="Unbekannter Autor" w:date="2024-09-16T14:58:55Z"/>
-          <w:rFonts w:ascii="Arial" w:hAnsi="Arial"/>
-        </w:rPr>
-      </w:pPr>
-      <w:ins w:id="200" w:author="Unbekannter Autor" w:date="2024-09-16T14:58:55Z">
+          <w:ins w:id="198" w:author="Unbekannter Autor" w:date="2024-09-16T14:58:55Z"/>
+          <w:rFonts w:ascii="Arial" w:hAnsi="Arial"/>
+        </w:rPr>
+      </w:pPr>
+      <w:ins w:id="197" w:author="Unbekannter Autor" w:date="2024-09-16T14:58:55Z">
         <w:r>
           <w:rPr/>
         </w:r>
@@ -38448,11 +38467,11 @@
         <w:bidi w:val="0"/>
         <w:jc w:val="left"/>
         <w:rPr>
-          <w:ins w:id="203" w:author="Unbekannter Autor" w:date="2024-09-16T14:58:55Z"/>
-          <w:rFonts w:ascii="Arial" w:hAnsi="Arial"/>
-        </w:rPr>
-      </w:pPr>
-      <w:ins w:id="202" w:author="Unbekannter Autor" w:date="2024-09-16T14:58:55Z">
+          <w:ins w:id="200" w:author="Unbekannter Autor" w:date="2024-09-16T14:58:55Z"/>
+          <w:rFonts w:ascii="Arial" w:hAnsi="Arial"/>
+        </w:rPr>
+      </w:pPr>
+      <w:ins w:id="199" w:author="Unbekannter Autor" w:date="2024-09-16T14:58:55Z">
         <w:r>
           <w:rPr/>
         </w:r>
@@ -38464,11 +38483,11 @@
         <w:bidi w:val="0"/>
         <w:jc w:val="left"/>
         <w:rPr>
-          <w:ins w:id="205" w:author="Unbekannter Autor" w:date="2024-09-16T14:58:55Z"/>
-          <w:rFonts w:ascii="Arial" w:hAnsi="Arial"/>
-        </w:rPr>
-      </w:pPr>
-      <w:ins w:id="204" w:author="Unbekannter Autor" w:date="2024-09-16T14:58:55Z">
+          <w:ins w:id="202" w:author="Unbekannter Autor" w:date="2024-09-16T14:58:55Z"/>
+          <w:rFonts w:ascii="Arial" w:hAnsi="Arial"/>
+        </w:rPr>
+      </w:pPr>
+      <w:ins w:id="201" w:author="Unbekannter Autor" w:date="2024-09-16T14:58:55Z">
         <w:r>
           <w:rPr/>
         </w:r>
@@ -38480,12 +38499,12 @@
         <w:bidi w:val="0"/>
         <w:jc w:val="center"/>
         <w:rPr>
-          <w:ins w:id="207" w:author="Unbekannter Autor" w:date="2024-09-16T14:58:55Z"/>
-          <w:sz w:val="20"/>
-          <w:szCs w:val="20"/>
-        </w:rPr>
-      </w:pPr>
-      <w:ins w:id="206" w:author="Unbekannter Autor" w:date="2024-09-16T14:58:55Z">
+          <w:ins w:id="204" w:author="Unbekannter Autor" w:date="2024-09-16T14:58:55Z"/>
+          <w:sz w:val="20"/>
+          <w:szCs w:val="20"/>
+        </w:rPr>
+      </w:pPr>
+      <w:ins w:id="203" w:author="Unbekannter Autor" w:date="2024-09-16T14:58:55Z">
         <w:r>
           <w:rPr>
             <w:sz w:val="20"/>
@@ -38503,7 +38522,7 @@
           <w:numId w:val="0"/>
         </w:numPr>
         <w:suppressAutoHyphens w:val="true"/>
-        <w:overflowPunct w:val="true"/>
+        <w:overflowPunct w:val="false"/>
         <w:ind w:hanging="0" w:left="0"/>
         <w:jc w:val="left"/>
         <w:rPr>
@@ -38527,8 +38546,8 @@
           <w:rFonts w:ascii="Arial" w:hAnsi="Arial"/>
         </w:rPr>
       </w:pPr>
-      <w:bookmarkStart w:id="112" w:name="__RefHeading___Toc1258_2975391565"/>
-      <w:bookmarkEnd w:id="112"/>
+      <w:bookmarkStart w:id="110" w:name="__RefHeading___Toc1258_2975391565"/>
+      <w:bookmarkEnd w:id="110"/>
       <w:r>
         <w:rPr/>
         <w:t>Deinstallation</w:t>
@@ -38566,7 +38585,7 @@
             <wp:extent cx="2158365" cy="807085"/>
             <wp:effectExtent l="0" t="0" r="0" b="0"/>
             <wp:wrapTopAndBottom/>
-            <wp:docPr id="106" name="Bild101"/>
+            <wp:docPr id="105" name="Bild101"/>
             <wp:cNvGraphicFramePr>
               <a:graphicFrameLocks xmlns:a="http://schemas.openxmlformats.org/drawingml/2006/main" noChangeAspect="1"/>
             </wp:cNvGraphicFramePr>
@@ -38574,13 +38593,13 @@
               <a:graphicData uri="http://schemas.openxmlformats.org/drawingml/2006/picture">
                 <pic:pic xmlns:pic="http://schemas.openxmlformats.org/drawingml/2006/picture">
                   <pic:nvPicPr>
-                    <pic:cNvPr id="106" name="Bild101"/>
+                    <pic:cNvPr id="105" name="Bild101"/>
                     <pic:cNvPicPr>
                       <a:picLocks noChangeAspect="1" noChangeArrowheads="1"/>
                     </pic:cNvPicPr>
                   </pic:nvPicPr>
                   <pic:blipFill>
-                    <a:blip r:embed="rId109"/>
+                    <a:blip r:embed="rId108"/>
                     <a:stretch>
                       <a:fillRect/>
                     </a:stretch>
@@ -38903,7 +38922,7 @@
             <wp:extent cx="2456815" cy="4620260"/>
             <wp:effectExtent l="0" t="0" r="0" b="0"/>
             <wp:wrapTopAndBottom/>
-            <wp:docPr id="107" name="Bild106"/>
+            <wp:docPr id="106" name="Bild106"/>
             <wp:cNvGraphicFramePr>
               <a:graphicFrameLocks xmlns:a="http://schemas.openxmlformats.org/drawingml/2006/main" noChangeAspect="1"/>
             </wp:cNvGraphicFramePr>
@@ -38911,13 +38930,13 @@
               <a:graphicData uri="http://schemas.openxmlformats.org/drawingml/2006/picture">
                 <pic:pic xmlns:pic="http://schemas.openxmlformats.org/drawingml/2006/picture">
                   <pic:nvPicPr>
-                    <pic:cNvPr id="107" name="Bild106"/>
+                    <pic:cNvPr id="106" name="Bild106"/>
                     <pic:cNvPicPr>
                       <a:picLocks noChangeAspect="1" noChangeArrowheads="1"/>
                     </pic:cNvPicPr>
                   </pic:nvPicPr>
                   <pic:blipFill>
-                    <a:blip r:embed="rId110"/>
+                    <a:blip r:embed="rId109"/>
                     <a:stretch>
                       <a:fillRect/>
                     </a:stretch>
@@ -38951,9 +38970,9 @@
           <w:szCs w:val="20"/>
         </w:rPr>
       </w:pPr>
-      <w:bookmarkStart w:id="113" w:name="__RefHeading___Toc1966_3856073189"/>
-      <w:bookmarkEnd w:id="113"/>
-      <w:del w:id="208" w:author="Unbekannter Autor" w:date="2024-09-16T15:44:02Z">
+      <w:bookmarkStart w:id="111" w:name="__RefHeading___Toc1966_3856073189"/>
+      <w:bookmarkEnd w:id="111"/>
+      <w:del w:id="205" w:author="Unbekannter Autor" w:date="2024-09-16T15:44:02Z">
         <w:r>
           <w:rPr/>
           <w:delText xml:space="preserve">Die </w:delText>
@@ -39201,12 +39220,12 @@
         <w:bidi w:val="0"/>
         <w:jc w:val="left"/>
         <w:rPr>
-          <w:del w:id="210" w:author="Unbekannter Autor" w:date="2024-09-16T14:59:25Z"/>
-          <w:sz w:val="20"/>
-          <w:szCs w:val="20"/>
-        </w:rPr>
-      </w:pPr>
-      <w:del w:id="209" w:author="Unbekannter Autor" w:date="2024-09-16T14:59:25Z">
+          <w:del w:id="207" w:author="Unbekannter Autor" w:date="2024-09-16T14:59:25Z"/>
+          <w:sz w:val="20"/>
+          <w:szCs w:val="20"/>
+        </w:rPr>
+      </w:pPr>
+      <w:del w:id="206" w:author="Unbekannter Autor" w:date="2024-09-16T14:59:25Z">
         <w:r>
           <w:rPr>
             <w:sz w:val="20"/>
@@ -39224,7 +39243,7 @@
           <w:numId w:val="0"/>
         </w:numPr>
         <w:suppressAutoHyphens w:val="true"/>
-        <w:overflowPunct w:val="true"/>
+        <w:overflowPunct w:val="false"/>
         <w:ind w:hanging="0" w:left="0"/>
         <w:jc w:val="left"/>
         <w:rPr>
@@ -39251,20 +39270,20 @@
         </w:numPr>
         <w:spacing w:before="0" w:after="120"/>
         <w:rPr>
-          <w:ins w:id="213" w:author="Unbekannter Autor" w:date="2024-09-16T15:44:10Z"/>
-          <w:sz w:val="20"/>
-          <w:szCs w:val="20"/>
-        </w:rPr>
-      </w:pPr>
-      <w:bookmarkStart w:id="114" w:name="__RefHeading___Toc2854_368820545"/>
-      <w:bookmarkEnd w:id="114"/>
-      <w:ins w:id="211" w:author="Unbekannter Autor" w:date="2024-09-16T16:11:31Z">
+          <w:ins w:id="210" w:author="Unbekannter Autor" w:date="2024-09-16T15:44:10Z"/>
+          <w:sz w:val="20"/>
+          <w:szCs w:val="20"/>
+        </w:rPr>
+      </w:pPr>
+      <w:bookmarkStart w:id="112" w:name="__RefHeading___Toc2854_368820545"/>
+      <w:bookmarkEnd w:id="112"/>
+      <w:ins w:id="208" w:author="Unbekannter Autor" w:date="2024-09-16T16:11:31Z">
         <w:r>
           <w:rPr/>
           <w:t xml:space="preserve">Informationen zur Beitragsberechnung auf der </w:t>
         </w:r>
       </w:ins>
-      <w:ins w:id="212" w:author="Unbekannter Autor" w:date="2024-09-16T15:44:10Z">
+      <w:ins w:id="209" w:author="Unbekannter Autor" w:date="2024-09-16T15:44:10Z">
         <w:r>
           <w:rPr/>
           <w:t>Übersichtsseite</w:t>
@@ -39276,12 +39295,12 @@
         <w:pStyle w:val="BodyText"/>
         <w:spacing w:before="0" w:after="120"/>
         <w:rPr>
-          <w:ins w:id="215" w:author="Unbekannter Autor" w:date="2024-09-16T15:44:10Z"/>
-          <w:sz w:val="20"/>
-          <w:szCs w:val="20"/>
-        </w:rPr>
-      </w:pPr>
-      <w:ins w:id="214" w:author="Unbekannter Autor" w:date="2024-09-16T15:44:10Z">
+          <w:ins w:id="212" w:author="Unbekannter Autor" w:date="2024-09-16T15:44:10Z"/>
+          <w:sz w:val="20"/>
+          <w:szCs w:val="20"/>
+        </w:rPr>
+      </w:pPr>
+      <w:ins w:id="211" w:author="Unbekannter Autor" w:date="2024-09-16T15:44:10Z">
         <w:r>
           <w:rPr>
             <w:sz w:val="20"/>
@@ -39295,7 +39314,7 @@
         <w:pStyle w:val="Normal"/>
         <w:bidi w:val="0"/>
         <w:rPr>
-          <w:ins w:id="217" w:author="Unbekannter Autor" w:date="2024-09-16T15:44:10Z"/>
+          <w:ins w:id="214" w:author="Unbekannter Autor" w:date="2024-09-16T15:44:10Z"/>
           <w:rFonts w:ascii="Arial" w:hAnsi="Arial"/>
           <w:b w:val="false"/>
           <w:bCs w:val="false"/>
@@ -39303,7 +39322,7 @@
           <w:szCs w:val="20"/>
         </w:rPr>
       </w:pPr>
-      <w:ins w:id="216" w:author="Unbekannter Autor" w:date="2024-09-16T15:44:10Z">
+      <w:ins w:id="213" w:author="Unbekannter Autor" w:date="2024-09-16T15:44:10Z">
         <w:r>
           <w:rPr>
             <w:b w:val="false"/>
@@ -39320,7 +39339,7 @@
         <w:pStyle w:val="Normal"/>
         <w:bidi w:val="0"/>
         <w:rPr>
-          <w:ins w:id="219" w:author="Unbekannter Autor" w:date="2024-09-16T15:44:10Z"/>
+          <w:ins w:id="216" w:author="Unbekannter Autor" w:date="2024-09-16T15:44:10Z"/>
           <w:rFonts w:ascii="Arial" w:hAnsi="Arial"/>
           <w:b w:val="false"/>
           <w:bCs w:val="false"/>
@@ -39328,7 +39347,7 @@
           <w:szCs w:val="20"/>
         </w:rPr>
       </w:pPr>
-      <w:ins w:id="218" w:author="Unbekannter Autor" w:date="2024-09-16T15:44:10Z">
+      <w:ins w:id="215" w:author="Unbekannter Autor" w:date="2024-09-16T15:44:10Z">
         <w:r>
           <w:rPr>
             <w:b w:val="false"/>
@@ -39344,7 +39363,7 @@
         <w:pStyle w:val="Normal"/>
         <w:bidi w:val="0"/>
         <w:rPr>
-          <w:ins w:id="226" w:author="Unbekannter Autor" w:date="2024-09-16T15:44:10Z"/>
+          <w:ins w:id="223" w:author="Unbekannter Autor" w:date="2024-09-16T15:44:10Z"/>
           <w:rFonts w:ascii="Arial" w:hAnsi="Arial"/>
           <w:b w:val="false"/>
           <w:bCs w:val="false"/>
@@ -39352,6 +39371,52 @@
           <w:szCs w:val="20"/>
         </w:rPr>
       </w:pPr>
+      <w:ins w:id="217" w:author="Unbekannter Autor" w:date="2024-09-16T15:44:10Z">
+        <w:r>
+          <w:rPr>
+            <w:b w:val="false"/>
+            <w:bCs w:val="false"/>
+            <w:sz w:val="20"/>
+            <w:szCs w:val="20"/>
+          </w:rPr>
+          <w:t xml:space="preserve">Dazu müssen folgende Zeilen in die Datei </w:t>
+        </w:r>
+      </w:ins>
+      <w:ins w:id="218" w:author="Unbekannter Autor" w:date="2024-09-16T15:44:10Z">
+        <w:r>
+          <w:rPr>
+            <w:rFonts w:eastAsia="NSimSun" w:cs="Arial"/>
+            <w:b w:val="false"/>
+            <w:bCs w:val="false"/>
+            <w:color w:val="auto"/>
+            <w:kern w:val="2"/>
+            <w:sz w:val="20"/>
+            <w:szCs w:val="20"/>
+            <w:lang w:val="de-DE" w:eastAsia="zh-CN" w:bidi="hi-IN"/>
+          </w:rPr>
+          <w:t>„</w:t>
+        </w:r>
+      </w:ins>
+      <w:ins w:id="219" w:author="Unbekannter Autor" w:date="2024-09-16T15:44:10Z">
+        <w:r>
+          <w:rPr>
+            <w:b w:val="false"/>
+            <w:bCs w:val="false"/>
+            <w:sz w:val="20"/>
+            <w:szCs w:val="20"/>
+          </w:rPr>
+          <w:t>themes/simple/templates/</w:t>
+        </w:r>
+      </w:ins>
+      <w:r>
+        <w:rPr>
+          <w:b w:val="false"/>
+          <w:bCs w:val="false"/>
+          <w:sz w:val="20"/>
+          <w:szCs w:val="20"/>
+        </w:rPr>
+        <w:t>system/</w:t>
+      </w:r>
       <w:ins w:id="220" w:author="Unbekannter Autor" w:date="2024-09-16T15:44:10Z">
         <w:r>
           <w:rPr>
@@ -39360,7 +39425,7 @@
             <w:sz w:val="20"/>
             <w:szCs w:val="20"/>
           </w:rPr>
-          <w:t xml:space="preserve">Dazu müssen folgende Zeilen in die Datei </w:t>
+          <w:t>overview.tpl</w:t>
         </w:r>
       </w:ins>
       <w:ins w:id="221" w:author="Unbekannter Autor" w:date="2024-09-16T15:44:10Z">
@@ -39375,7 +39440,7 @@
             <w:szCs w:val="20"/>
             <w:lang w:val="de-DE" w:eastAsia="zh-CN" w:bidi="hi-IN"/>
           </w:rPr>
-          <w:t>„</w:t>
+          <w:t>“</w:t>
         </w:r>
       </w:ins>
       <w:ins w:id="222" w:author="Unbekannter Autor" w:date="2024-09-16T15:44:10Z">
@@ -39386,52 +39451,6 @@
             <w:sz w:val="20"/>
             <w:szCs w:val="20"/>
           </w:rPr>
-          <w:t>themes/simple/templates/</w:t>
-        </w:r>
-      </w:ins>
-      <w:r>
-        <w:rPr>
-          <w:b w:val="false"/>
-          <w:bCs w:val="false"/>
-          <w:sz w:val="20"/>
-          <w:szCs w:val="20"/>
-        </w:rPr>
-        <w:t>system/</w:t>
-      </w:r>
-      <w:ins w:id="223" w:author="Unbekannter Autor" w:date="2024-09-16T15:44:10Z">
-        <w:r>
-          <w:rPr>
-            <w:b w:val="false"/>
-            <w:bCs w:val="false"/>
-            <w:sz w:val="20"/>
-            <w:szCs w:val="20"/>
-          </w:rPr>
-          <w:t>overview.tpl</w:t>
-        </w:r>
-      </w:ins>
-      <w:ins w:id="224" w:author="Unbekannter Autor" w:date="2024-09-16T15:44:10Z">
-        <w:r>
-          <w:rPr>
-            <w:rFonts w:eastAsia="NSimSun" w:cs="Arial"/>
-            <w:b w:val="false"/>
-            <w:bCs w:val="false"/>
-            <w:color w:val="auto"/>
-            <w:kern w:val="2"/>
-            <w:sz w:val="20"/>
-            <w:szCs w:val="20"/>
-            <w:lang w:val="de-DE" w:eastAsia="zh-CN" w:bidi="hi-IN"/>
-          </w:rPr>
-          <w:t>“</w:t>
-        </w:r>
-      </w:ins>
-      <w:ins w:id="225" w:author="Unbekannter Autor" w:date="2024-09-16T15:44:10Z">
-        <w:r>
-          <w:rPr>
-            <w:b w:val="false"/>
-            <w:bCs w:val="false"/>
-            <w:sz w:val="20"/>
-            <w:szCs w:val="20"/>
-          </w:rPr>
           <w:t xml:space="preserve"> eingefügt werden:</w:t>
         </w:r>
       </w:ins>
@@ -39441,7 +39460,7 @@
         <w:pStyle w:val="Normal"/>
         <w:bidi w:val="0"/>
         <w:rPr>
-          <w:ins w:id="228" w:author="Unbekannter Autor" w:date="2024-09-16T15:44:10Z"/>
+          <w:ins w:id="225" w:author="Unbekannter Autor" w:date="2024-09-16T15:44:10Z"/>
           <w:rFonts w:ascii="Arial" w:hAnsi="Arial"/>
           <w:b w:val="false"/>
           <w:bCs w:val="false"/>
@@ -39449,7 +39468,7 @@
           <w:szCs w:val="20"/>
         </w:rPr>
       </w:pPr>
-      <w:ins w:id="227" w:author="Unbekannter Autor" w:date="2024-09-16T15:44:10Z">
+      <w:ins w:id="224" w:author="Unbekannter Autor" w:date="2024-09-16T15:44:10Z">
         <w:r>
           <w:rPr>
             <w:b w:val="false"/>
@@ -39465,7 +39484,7 @@
         <w:pStyle w:val="Normal"/>
         <w:bidi w:val="0"/>
         <w:rPr>
-          <w:ins w:id="231" w:author="Unbekannter Autor" w:date="2024-09-16T15:44:10Z"/>
+          <w:ins w:id="228" w:author="Unbekannter Autor" w:date="2024-09-16T15:44:10Z"/>
           <w:rFonts w:ascii="Arial" w:hAnsi="Arial"/>
           <w:b w:val="false"/>
           <w:bCs w:val="false"/>
@@ -39473,7 +39492,7 @@
           <w:szCs w:val="20"/>
         </w:rPr>
       </w:pPr>
-      <w:ins w:id="229" w:author="Unbekannter Autor" w:date="2024-09-16T15:44:10Z">
+      <w:ins w:id="226" w:author="Unbekannter Autor" w:date="2024-09-16T15:44:10Z">
         <w:r>
           <w:rPr>
             <w:b w:val="false"/>
@@ -39484,7 +39503,7 @@
           <w:t xml:space="preserve">    </w:t>
         </w:r>
       </w:ins>
-      <w:ins w:id="230" w:author="Unbekannter Autor" w:date="2024-09-16T15:44:10Z">
+      <w:ins w:id="227" w:author="Unbekannter Autor" w:date="2024-09-16T15:44:10Z">
         <w:r>
           <w:rPr>
             <w:b w:val="false"/>
@@ -39501,7 +39520,7 @@
         <w:pStyle w:val="Normal"/>
         <w:bidi w:val="0"/>
         <w:rPr>
-          <w:ins w:id="234" w:author="Unbekannter Autor" w:date="2024-09-16T15:44:10Z"/>
+          <w:ins w:id="231" w:author="Unbekannter Autor" w:date="2024-09-16T15:44:10Z"/>
           <w:rFonts w:ascii="Arial" w:hAnsi="Arial"/>
           <w:b w:val="false"/>
           <w:bCs w:val="false"/>
@@ -39509,7 +39528,7 @@
           <w:szCs w:val="20"/>
         </w:rPr>
       </w:pPr>
-      <w:ins w:id="232" w:author="Unbekannter Autor" w:date="2024-09-16T15:44:10Z">
+      <w:ins w:id="229" w:author="Unbekannter Autor" w:date="2024-09-16T15:44:10Z">
         <w:r>
           <w:rPr>
             <w:b w:val="false"/>
@@ -39520,7 +39539,7 @@
           <w:t xml:space="preserve">        </w:t>
         </w:r>
       </w:ins>
-      <w:ins w:id="233" w:author="Unbekannter Autor" w:date="2024-09-16T15:44:10Z">
+      <w:ins w:id="230" w:author="Unbekannter Autor" w:date="2024-09-16T15:44:10Z">
         <w:r>
           <w:rPr>
             <w:b w:val="false"/>
@@ -39537,7 +39556,7 @@
         <w:pStyle w:val="Normal"/>
         <w:bidi w:val="0"/>
         <w:rPr>
-          <w:ins w:id="237" w:author="Unbekannter Autor" w:date="2024-09-16T15:44:10Z"/>
+          <w:ins w:id="234" w:author="Unbekannter Autor" w:date="2024-09-16T15:44:10Z"/>
           <w:rFonts w:ascii="Arial" w:hAnsi="Arial"/>
           <w:b w:val="false"/>
           <w:bCs w:val="false"/>
@@ -39545,7 +39564,7 @@
           <w:szCs w:val="20"/>
         </w:rPr>
       </w:pPr>
-      <w:ins w:id="235" w:author="Unbekannter Autor" w:date="2024-09-16T15:44:10Z">
+      <w:ins w:id="232" w:author="Unbekannter Autor" w:date="2024-09-16T15:44:10Z">
         <w:r>
           <w:rPr>
             <w:b w:val="false"/>
@@ -39556,7 +39575,7 @@
           <w:t xml:space="preserve">            </w:t>
         </w:r>
       </w:ins>
-      <w:ins w:id="236" w:author="Unbekannter Autor" w:date="2024-09-16T15:44:10Z">
+      <w:ins w:id="233" w:author="Unbekannter Autor" w:date="2024-09-16T15:44:10Z">
         <w:r>
           <w:rPr>
             <w:b w:val="false"/>
@@ -39573,7 +39592,7 @@
         <w:pStyle w:val="Normal"/>
         <w:bidi w:val="0"/>
         <w:rPr>
-          <w:ins w:id="243" w:author="Unbekannter Autor" w:date="2024-09-16T15:44:10Z"/>
+          <w:ins w:id="240" w:author="Unbekannter Autor" w:date="2024-09-16T15:44:10Z"/>
           <w:rFonts w:ascii="Arial" w:hAnsi="Arial"/>
           <w:b w:val="false"/>
           <w:bCs w:val="false"/>
@@ -39581,7 +39600,7 @@
           <w:szCs w:val="20"/>
         </w:rPr>
       </w:pPr>
-      <w:ins w:id="238" w:author="Unbekannter Autor" w:date="2024-09-16T15:44:10Z">
+      <w:ins w:id="235" w:author="Unbekannter Autor" w:date="2024-09-16T15:44:10Z">
         <w:r>
           <w:rPr>
             <w:b w:val="false"/>
@@ -39592,7 +39611,7 @@
           <w:t xml:space="preserve">                </w:t>
         </w:r>
       </w:ins>
-      <w:ins w:id="239" w:author="Unbekannter Autor" w:date="2024-09-16T15:44:10Z">
+      <w:ins w:id="236" w:author="Unbekannter Autor" w:date="2024-09-16T15:44:10Z">
         <w:r>
           <w:rPr>
             <w:b w:val="false"/>
@@ -39612,7 +39631,7 @@
         </w:rPr>
         <w:t>M</w:t>
       </w:r>
-      <w:ins w:id="240" w:author="Unbekannter Autor" w:date="2024-09-16T15:44:10Z">
+      <w:ins w:id="237" w:author="Unbekannter Autor" w:date="2024-09-16T15:44:10Z">
         <w:r>
           <w:rPr>
             <w:b w:val="false"/>
@@ -39632,7 +39651,7 @@
         </w:rPr>
         <w:t>F</w:t>
       </w:r>
-      <w:ins w:id="241" w:author="Unbekannter Autor" w:date="2024-09-16T15:44:10Z">
+      <w:ins w:id="238" w:author="Unbekannter Autor" w:date="2024-09-16T15:44:10Z">
         <w:r>
           <w:rPr>
             <w:b w:val="false"/>
@@ -39652,7 +39671,7 @@
         </w:rPr>
         <w:t>system/</w:t>
       </w:r>
-      <w:ins w:id="242" w:author="Unbekannter Autor" w:date="2024-09-16T15:44:10Z">
+      <w:ins w:id="239" w:author="Unbekannter Autor" w:date="2024-09-16T15:44:10Z">
         <w:r>
           <w:rPr>
             <w:b w:val="false"/>
@@ -39669,6 +39688,42 @@
         <w:pStyle w:val="Normal"/>
         <w:bidi w:val="0"/>
         <w:rPr>
+          <w:ins w:id="243" w:author="Unbekannter Autor" w:date="2024-09-16T15:44:10Z"/>
+          <w:rFonts w:ascii="Arial" w:hAnsi="Arial"/>
+          <w:b w:val="false"/>
+          <w:bCs w:val="false"/>
+          <w:sz w:val="20"/>
+          <w:szCs w:val="20"/>
+        </w:rPr>
+      </w:pPr>
+      <w:ins w:id="241" w:author="Unbekannter Autor" w:date="2024-09-16T15:44:10Z">
+        <w:r>
+          <w:rPr>
+            <w:b w:val="false"/>
+            <w:bCs w:val="false"/>
+            <w:sz w:val="20"/>
+            <w:szCs w:val="20"/>
+          </w:rPr>
+          <w:t xml:space="preserve">            </w:t>
+        </w:r>
+      </w:ins>
+      <w:ins w:id="242" w:author="Unbekannter Autor" w:date="2024-09-16T15:44:10Z">
+        <w:r>
+          <w:rPr>
+            <w:b w:val="false"/>
+            <w:bCs w:val="false"/>
+            <w:sz w:val="20"/>
+            <w:szCs w:val="20"/>
+          </w:rPr>
+          <w:t>&lt;/div&gt;</w:t>
+        </w:r>
+      </w:ins>
+    </w:p>
+    <w:p>
+      <w:pPr>
+        <w:pStyle w:val="Normal"/>
+        <w:bidi w:val="0"/>
+        <w:rPr>
           <w:ins w:id="246" w:author="Unbekannter Autor" w:date="2024-09-16T15:44:10Z"/>
           <w:rFonts w:ascii="Arial" w:hAnsi="Arial"/>
           <w:b w:val="false"/>
@@ -39685,7 +39740,7 @@
             <w:sz w:val="20"/>
             <w:szCs w:val="20"/>
           </w:rPr>
-          <w:t xml:space="preserve">            </w:t>
+          <w:t xml:space="preserve">        </w:t>
         </w:r>
       </w:ins>
       <w:ins w:id="245" w:author="Unbekannter Autor" w:date="2024-09-16T15:44:10Z">
@@ -39721,7 +39776,7 @@
             <w:sz w:val="20"/>
             <w:szCs w:val="20"/>
           </w:rPr>
-          <w:t xml:space="preserve">        </w:t>
+          <w:t xml:space="preserve">    </w:t>
         </w:r>
       </w:ins>
       <w:ins w:id="248" w:author="Unbekannter Autor" w:date="2024-09-16T15:44:10Z">
@@ -39741,7 +39796,7 @@
         <w:pStyle w:val="Normal"/>
         <w:bidi w:val="0"/>
         <w:rPr>
-          <w:ins w:id="252" w:author="Unbekannter Autor" w:date="2024-09-16T15:44:10Z"/>
+          <w:ins w:id="251" w:author="Unbekannter Autor" w:date="2024-09-16T15:44:10Z"/>
           <w:rFonts w:ascii="Arial" w:hAnsi="Arial"/>
           <w:b w:val="false"/>
           <w:bCs w:val="false"/>
@@ -39750,42 +39805,6 @@
         </w:rPr>
       </w:pPr>
       <w:ins w:id="250" w:author="Unbekannter Autor" w:date="2024-09-16T15:44:10Z">
-        <w:r>
-          <w:rPr>
-            <w:b w:val="false"/>
-            <w:bCs w:val="false"/>
-            <w:sz w:val="20"/>
-            <w:szCs w:val="20"/>
-          </w:rPr>
-          <w:t xml:space="preserve">    </w:t>
-        </w:r>
-      </w:ins>
-      <w:ins w:id="251" w:author="Unbekannter Autor" w:date="2024-09-16T15:44:10Z">
-        <w:r>
-          <w:rPr>
-            <w:b w:val="false"/>
-            <w:bCs w:val="false"/>
-            <w:sz w:val="20"/>
-            <w:szCs w:val="20"/>
-          </w:rPr>
-          <w:t>&lt;/div&gt;</w:t>
-        </w:r>
-      </w:ins>
-    </w:p>
-    <w:p>
-      <w:pPr>
-        <w:pStyle w:val="Normal"/>
-        <w:bidi w:val="0"/>
-        <w:rPr>
-          <w:ins w:id="254" w:author="Unbekannter Autor" w:date="2024-09-16T15:44:10Z"/>
-          <w:rFonts w:ascii="Arial" w:hAnsi="Arial"/>
-          <w:b w:val="false"/>
-          <w:bCs w:val="false"/>
-          <w:sz w:val="20"/>
-          <w:szCs w:val="20"/>
-        </w:rPr>
-      </w:pPr>
-      <w:ins w:id="253" w:author="Unbekannter Autor" w:date="2024-09-16T15:44:10Z">
         <w:r>
           <w:rPr>
             <w:b w:val="false"/>
@@ -39801,7 +39820,7 @@
         <w:pStyle w:val="Normal"/>
         <w:bidi w:val="0"/>
         <w:rPr>
-          <w:ins w:id="256" w:author="Unbekannter Autor" w:date="2024-09-16T15:44:10Z"/>
+          <w:ins w:id="253" w:author="Unbekannter Autor" w:date="2024-09-16T15:44:10Z"/>
           <w:rFonts w:ascii="Arial" w:hAnsi="Arial"/>
           <w:b w:val="false"/>
           <w:bCs w:val="false"/>
@@ -39809,7 +39828,7 @@
           <w:szCs w:val="20"/>
         </w:rPr>
       </w:pPr>
-      <w:ins w:id="255" w:author="Unbekannter Autor" w:date="2024-09-16T15:44:10Z">
+      <w:ins w:id="252" w:author="Unbekannter Autor" w:date="2024-09-16T15:44:10Z">
         <w:r>
           <w:rPr>
             <w:b w:val="false"/>
@@ -39825,7 +39844,7 @@
         <w:pStyle w:val="Normal"/>
         <w:bidi w:val="0"/>
         <w:rPr>
-          <w:ins w:id="258" w:author="Unbekannter Autor" w:date="2024-09-16T15:44:10Z"/>
+          <w:ins w:id="255" w:author="Unbekannter Autor" w:date="2024-09-16T15:44:10Z"/>
           <w:rFonts w:ascii="Arial" w:hAnsi="Arial"/>
           <w:b w:val="false"/>
           <w:bCs w:val="false"/>
@@ -39833,7 +39852,7 @@
           <w:szCs w:val="20"/>
         </w:rPr>
       </w:pPr>
-      <w:ins w:id="257" w:author="Unbekannter Autor" w:date="2024-09-16T15:44:10Z">
+      <w:ins w:id="254" w:author="Unbekannter Autor" w:date="2024-09-16T15:44:10Z">
         <w:r>
           <w:rPr>
             <w:b w:val="false"/>
@@ -39850,7 +39869,7 @@
         <w:pStyle w:val="Normal"/>
         <w:bidi w:val="0"/>
         <w:rPr>
-          <w:ins w:id="260" w:author="Unbekannter Autor" w:date="2024-09-16T15:44:10Z"/>
+          <w:ins w:id="257" w:author="Unbekannter Autor" w:date="2024-09-16T15:44:10Z"/>
           <w:rFonts w:ascii="Arial" w:hAnsi="Arial"/>
           <w:b w:val="false"/>
           <w:bCs w:val="false"/>
@@ -39858,7 +39877,7 @@
           <w:szCs w:val="20"/>
         </w:rPr>
       </w:pPr>
-      <w:ins w:id="259" w:author="Unbekannter Autor" w:date="2024-09-16T15:44:10Z">
+      <w:ins w:id="256" w:author="Unbekannter Autor" w:date="2024-09-16T15:44:10Z">
         <w:r>
           <w:rPr>
             <w:b w:val="false"/>
@@ -39874,7 +39893,7 @@
         <w:pStyle w:val="Normal"/>
         <w:bidi w:val="0"/>
         <w:rPr>
-          <w:ins w:id="262" w:author="Unbekannter Autor" w:date="2024-09-16T15:44:10Z"/>
+          <w:ins w:id="259" w:author="Unbekannter Autor" w:date="2024-09-16T15:44:10Z"/>
           <w:rFonts w:ascii="Arial" w:hAnsi="Arial"/>
           <w:b w:val="false"/>
           <w:bCs w:val="false"/>
@@ -39882,14 +39901,14 @@
           <w:szCs w:val="20"/>
         </w:rPr>
       </w:pPr>
-      <w:ins w:id="261" w:author="Unbekannter Autor" w:date="2024-09-16T15:44:10Z">
+      <w:ins w:id="258" w:author="Unbekannter Autor" w:date="2024-09-16T15:44:10Z">
         <w:r>
           <w:rPr/>
           <w:drawing>
             <wp:inline distT="0" distB="0" distL="0" distR="0">
               <wp:extent cx="3662045" cy="2314575"/>
               <wp:effectExtent l="0" t="0" r="0" b="0"/>
-              <wp:docPr id="108" name="Bild108"/>
+              <wp:docPr id="107" name="Bild108"/>
               <wp:cNvGraphicFramePr>
                 <a:graphicFrameLocks xmlns:a="http://schemas.openxmlformats.org/drawingml/2006/main" noChangeAspect="1"/>
               </wp:cNvGraphicFramePr>
@@ -39897,13 +39916,13 @@
                 <a:graphicData uri="http://schemas.openxmlformats.org/drawingml/2006/picture">
                   <pic:pic xmlns:pic="http://schemas.openxmlformats.org/drawingml/2006/picture">
                     <pic:nvPicPr>
-                      <pic:cNvPr id="108" name="Bild108"/>
+                      <pic:cNvPr id="107" name="Bild108"/>
                       <pic:cNvPicPr>
                         <a:picLocks noChangeAspect="1" noChangeArrowheads="1"/>
                       </pic:cNvPicPr>
                     </pic:nvPicPr>
                     <pic:blipFill>
-                      <a:blip r:embed="rId111"/>
+                      <a:blip r:embed="rId110"/>
                       <a:stretch>
                         <a:fillRect/>
                       </a:stretch>
@@ -39931,7 +39950,7 @@
         <w:pStyle w:val="Normal"/>
         <w:bidi w:val="0"/>
         <w:rPr>
-          <w:ins w:id="264" w:author="Unbekannter Autor" w:date="2024-09-16T15:44:10Z"/>
+          <w:ins w:id="261" w:author="Unbekannter Autor" w:date="2024-09-16T15:44:10Z"/>
           <w:rFonts w:ascii="Arial" w:hAnsi="Arial"/>
           <w:b w:val="false"/>
           <w:bCs w:val="false"/>
@@ -39939,7 +39958,7 @@
           <w:szCs w:val="20"/>
         </w:rPr>
       </w:pPr>
-      <w:ins w:id="263" w:author="Unbekannter Autor" w:date="2024-09-16T15:44:10Z">
+      <w:ins w:id="260" w:author="Unbekannter Autor" w:date="2024-09-16T15:44:10Z">
         <w:r>
           <w:rPr>
             <w:b w:val="false"/>
@@ -39955,7 +39974,7 @@
         <w:pStyle w:val="Normal"/>
         <w:bidi w:val="0"/>
         <w:rPr>
-          <w:ins w:id="266" w:author="Unbekannter Autor" w:date="2024-09-16T15:44:10Z"/>
+          <w:ins w:id="263" w:author="Unbekannter Autor" w:date="2024-09-16T15:44:10Z"/>
           <w:rFonts w:ascii="Arial" w:hAnsi="Arial"/>
           <w:b w:val="false"/>
           <w:bCs w:val="false"/>
@@ -39963,7 +39982,7 @@
           <w:szCs w:val="20"/>
         </w:rPr>
       </w:pPr>
-      <w:ins w:id="265" w:author="Unbekannter Autor" w:date="2024-09-16T15:44:10Z">
+      <w:ins w:id="262" w:author="Unbekannter Autor" w:date="2024-09-16T15:44:10Z">
         <w:r>
           <w:rPr>
             <w:b w:val="false"/>
@@ -39980,7 +39999,7 @@
         <w:pStyle w:val="Normal"/>
         <w:bidi w:val="0"/>
         <w:rPr>
-          <w:ins w:id="268" w:author="Unbekannter Autor" w:date="2024-09-16T15:44:10Z"/>
+          <w:ins w:id="265" w:author="Unbekannter Autor" w:date="2024-09-16T15:44:10Z"/>
           <w:rFonts w:ascii="Arial" w:hAnsi="Arial"/>
           <w:b w:val="false"/>
           <w:bCs w:val="false"/>
@@ -39988,7 +40007,7 @@
           <w:szCs w:val="20"/>
         </w:rPr>
       </w:pPr>
-      <w:ins w:id="267" w:author="Unbekannter Autor" w:date="2024-09-16T15:44:10Z">
+      <w:ins w:id="264" w:author="Unbekannter Autor" w:date="2024-09-16T15:44:10Z">
         <w:r>
           <w:rPr>
             <w:b w:val="false"/>
@@ -40004,7 +40023,7 @@
         <w:pStyle w:val="Normal"/>
         <w:bidi w:val="0"/>
         <w:rPr>
-          <w:ins w:id="270" w:author="Unbekannter Autor" w:date="2024-09-16T15:44:10Z"/>
+          <w:ins w:id="267" w:author="Unbekannter Autor" w:date="2024-09-16T15:44:10Z"/>
           <w:rFonts w:ascii="Arial" w:hAnsi="Arial"/>
           <w:b w:val="false"/>
           <w:bCs w:val="false"/>
@@ -40012,14 +40031,14 @@
           <w:szCs w:val="20"/>
         </w:rPr>
       </w:pPr>
-      <w:ins w:id="269" w:author="Unbekannter Autor" w:date="2024-09-16T15:44:10Z">
+      <w:ins w:id="266" w:author="Unbekannter Autor" w:date="2024-09-16T15:44:10Z">
         <w:r>
           <w:rPr/>
           <w:drawing>
             <wp:inline distT="0" distB="0" distL="0" distR="0">
               <wp:extent cx="3672205" cy="1956435"/>
               <wp:effectExtent l="0" t="0" r="0" b="0"/>
-              <wp:docPr id="109" name="Bild109"/>
+              <wp:docPr id="108" name="Bild109"/>
               <wp:cNvGraphicFramePr>
                 <a:graphicFrameLocks xmlns:a="http://schemas.openxmlformats.org/drawingml/2006/main" noChangeAspect="1"/>
               </wp:cNvGraphicFramePr>
@@ -40027,13 +40046,13 @@
                 <a:graphicData uri="http://schemas.openxmlformats.org/drawingml/2006/picture">
                   <pic:pic xmlns:pic="http://schemas.openxmlformats.org/drawingml/2006/picture">
                     <pic:nvPicPr>
-                      <pic:cNvPr id="109" name="Bild109"/>
+                      <pic:cNvPr id="108" name="Bild109"/>
                       <pic:cNvPicPr>
                         <a:picLocks noChangeAspect="1" noChangeArrowheads="1"/>
                       </pic:cNvPicPr>
                     </pic:nvPicPr>
                     <pic:blipFill>
-                      <a:blip r:embed="rId112"/>
+                      <a:blip r:embed="rId111"/>
                       <a:stretch>
                         <a:fillRect/>
                       </a:stretch>
@@ -40064,10 +40083,10 @@
         <w:pStyle w:val="BodyText"/>
         <w:spacing w:before="0" w:after="120"/>
         <w:rPr>
-          <w:ins w:id="272" w:author="Unbekannter Autor" w:date="2024-09-16T15:44:10Z"/>
-        </w:rPr>
-      </w:pPr>
-      <w:ins w:id="271" w:author="Unbekannter Autor" w:date="2024-09-16T15:44:10Z">
+          <w:ins w:id="269" w:author="Unbekannter Autor" w:date="2024-09-16T15:44:10Z"/>
+        </w:rPr>
+      </w:pPr>
+      <w:ins w:id="268" w:author="Unbekannter Autor" w:date="2024-09-16T15:44:10Z">
         <w:r>
           <w:rPr/>
         </w:r>
@@ -40086,8 +40105,8 @@
           <w:szCs w:val="20"/>
         </w:rPr>
       </w:pPr>
-      <w:bookmarkStart w:id="115" w:name="__RefHeading___Toc2361_3703976838"/>
-      <w:bookmarkEnd w:id="115"/>
+      <w:bookmarkStart w:id="113" w:name="__RefHeading___Toc2361_3703976838"/>
+      <w:bookmarkEnd w:id="113"/>
       <w:r>
         <w:rPr/>
         <w:t>Ablauf einer Beitragsberechnung</w:t>
@@ -40286,8 +40305,8 @@
           <w:szCs w:val="20"/>
         </w:rPr>
       </w:pPr>
-      <w:bookmarkStart w:id="116" w:name="__RefHeading___Toc18803_986433141"/>
-      <w:bookmarkEnd w:id="116"/>
+      <w:bookmarkStart w:id="114" w:name="__RefHeading___Toc18803_986433141"/>
+      <w:bookmarkEnd w:id="114"/>
       <w:r>
         <w:rPr/>
         <w:t>Grobablauf</w:t>
@@ -40312,7 +40331,7 @@
     </w:p>
     <w:p>
       <w:pPr>
-        <w:pStyle w:val="VorformatierterTextuser"/>
+        <w:pStyle w:val="VorformatierterText"/>
         <w:numPr>
           <w:ilvl w:val="0"/>
           <w:numId w:val="29"/>
@@ -40331,7 +40350,7 @@
     </w:p>
     <w:p>
       <w:pPr>
-        <w:pStyle w:val="VorformatierterTextuser"/>
+        <w:pStyle w:val="VorformatierterText"/>
         <w:bidi w:val="0"/>
         <w:spacing w:before="0" w:after="0"/>
         <w:jc w:val="left"/>
@@ -40343,7 +40362,7 @@
     </w:p>
     <w:p>
       <w:pPr>
-        <w:pStyle w:val="VorformatierterTextuser"/>
+        <w:pStyle w:val="VorformatierterText"/>
         <w:numPr>
           <w:ilvl w:val="0"/>
           <w:numId w:val="29"/>
@@ -40362,7 +40381,7 @@
     </w:p>
     <w:p>
       <w:pPr>
-        <w:pStyle w:val="VorformatierterTextuser"/>
+        <w:pStyle w:val="VorformatierterText"/>
         <w:bidi w:val="0"/>
         <w:spacing w:before="0" w:after="0"/>
         <w:jc w:val="left"/>
@@ -40374,7 +40393,7 @@
     </w:p>
     <w:p>
       <w:pPr>
-        <w:pStyle w:val="VorformatierterTextuser"/>
+        <w:pStyle w:val="VorformatierterText"/>
         <w:numPr>
           <w:ilvl w:val="0"/>
           <w:numId w:val="29"/>
@@ -40393,7 +40412,7 @@
     </w:p>
     <w:p>
       <w:pPr>
-        <w:pStyle w:val="VorformatierterTextuser"/>
+        <w:pStyle w:val="VorformatierterText"/>
         <w:bidi w:val="0"/>
         <w:spacing w:before="0" w:after="0"/>
         <w:jc w:val="left"/>
@@ -40405,7 +40424,7 @@
     </w:p>
     <w:p>
       <w:pPr>
-        <w:pStyle w:val="VorformatierterTextuser"/>
+        <w:pStyle w:val="VorformatierterText"/>
         <w:numPr>
           <w:ilvl w:val="0"/>
           <w:numId w:val="29"/>
@@ -40429,7 +40448,7 @@
     </w:p>
     <w:p>
       <w:pPr>
-        <w:pStyle w:val="VorformatierterTextuser"/>
+        <w:pStyle w:val="VorformatierterText"/>
         <w:bidi w:val="0"/>
         <w:spacing w:before="0" w:after="0"/>
         <w:jc w:val="left"/>
@@ -40447,7 +40466,7 @@
     </w:p>
     <w:p>
       <w:pPr>
-        <w:pStyle w:val="VorformatierterTextuser"/>
+        <w:pStyle w:val="VorformatierterText"/>
         <w:bidi w:val="0"/>
         <w:spacing w:before="0" w:after="0"/>
         <w:jc w:val="left"/>
@@ -40473,8 +40492,8 @@
           <w:szCs w:val="20"/>
         </w:rPr>
       </w:pPr>
-      <w:bookmarkStart w:id="117" w:name="__RefHeading___Toc2843_2880359664"/>
-      <w:bookmarkEnd w:id="117"/>
+      <w:bookmarkStart w:id="115" w:name="__RefHeading___Toc2843_2880359664"/>
+      <w:bookmarkEnd w:id="115"/>
       <w:r>
         <w:rPr/>
         <w:t>Ablaufplan</w:t>
@@ -40520,8 +40539,8 @@
           <w:szCs w:val="20"/>
         </w:rPr>
       </w:pPr>
-      <w:bookmarkStart w:id="118" w:name="__RefHeading___Toc2319_4281403534"/>
-      <w:bookmarkEnd w:id="118"/>
+      <w:bookmarkStart w:id="116" w:name="__RefHeading___Toc2319_4281403534"/>
+      <w:bookmarkEnd w:id="116"/>
       <w:r>
         <w:rPr/>
         <w:t>Aufnahme des neuen Mitglieds</w:t>
@@ -40644,8 +40663,8 @@
           <w:szCs w:val="20"/>
         </w:rPr>
       </w:pPr>
-      <w:bookmarkStart w:id="119" w:name="__RefHeading___Toc2321_4281403534"/>
-      <w:bookmarkEnd w:id="119"/>
+      <w:bookmarkStart w:id="117" w:name="__RefHeading___Toc2321_4281403534"/>
+      <w:bookmarkEnd w:id="117"/>
       <w:r>
         <w:rPr/>
         <w:t>Mitgliedsnummer erzeugen</w:t>
@@ -40716,8 +40735,8 @@
           <w:szCs w:val="20"/>
         </w:rPr>
       </w:pPr>
-      <w:bookmarkStart w:id="120" w:name="__RefHeading___Toc2323_4281403534"/>
-      <w:bookmarkEnd w:id="120"/>
+      <w:bookmarkStart w:id="118" w:name="__RefHeading___Toc2323_4281403534"/>
+      <w:bookmarkEnd w:id="118"/>
       <w:r>
         <w:rPr/>
         <w:t>Mandatsreferenz erstellen</w:t>
@@ -40787,8 +40806,8 @@
           <w:szCs w:val="20"/>
         </w:rPr>
       </w:pPr>
-      <w:bookmarkStart w:id="121" w:name="__RefHeading___Toc2325_4281403534"/>
-      <w:bookmarkEnd w:id="121"/>
+      <w:bookmarkStart w:id="119" w:name="__RefHeading___Toc2325_4281403534"/>
+      <w:bookmarkEnd w:id="119"/>
       <w:r>
         <w:rPr/>
         <w:t>Mandatsdatum eintragen</w:t>
@@ -40858,8 +40877,8 @@
           <w:szCs w:val="20"/>
         </w:rPr>
       </w:pPr>
-      <w:bookmarkStart w:id="122" w:name="__RefHeading___Toc2327_4281403534"/>
-      <w:bookmarkEnd w:id="122"/>
+      <w:bookmarkStart w:id="120" w:name="__RefHeading___Toc2327_4281403534"/>
+      <w:bookmarkEnd w:id="120"/>
       <w:r>
         <w:rPr/>
         <w:t>Neuzuordnung durchführen</w:t>
@@ -40912,8 +40931,8 @@
           <w:szCs w:val="20"/>
         </w:rPr>
       </w:pPr>
-      <w:bookmarkStart w:id="123" w:name="__RefHeading___Toc2329_4281403534"/>
-      <w:bookmarkEnd w:id="123"/>
+      <w:bookmarkStart w:id="121" w:name="__RefHeading___Toc2329_4281403534"/>
+      <w:bookmarkEnd w:id="121"/>
       <w:r>
         <w:rPr/>
         <w:t>Beitragsberechnung</w:t>
@@ -40983,8 +41002,8 @@
           <w:szCs w:val="20"/>
         </w:rPr>
       </w:pPr>
-      <w:bookmarkStart w:id="124" w:name="__RefHeading___Toc2331_4281403534"/>
-      <w:bookmarkEnd w:id="124"/>
+      <w:bookmarkStart w:id="122" w:name="__RefHeading___Toc2331_4281403534"/>
+      <w:bookmarkEnd w:id="122"/>
       <w:r>
         <w:rPr/>
         <w:t>Fälligkeitsdatum</w:t>
@@ -41056,8 +41075,8 @@
           <w:szCs w:val="20"/>
         </w:rPr>
       </w:pPr>
-      <w:bookmarkStart w:id="125" w:name="__RefHeading___Toc2333_4281403534"/>
-      <w:bookmarkEnd w:id="125"/>
+      <w:bookmarkStart w:id="123" w:name="__RefHeading___Toc2333_4281403534"/>
+      <w:bookmarkEnd w:id="123"/>
       <w:r>
         <w:rPr/>
         <w:t>XML-Datei</w:t>
@@ -41129,8 +41148,8 @@
           <w:szCs w:val="20"/>
         </w:rPr>
       </w:pPr>
-      <w:bookmarkStart w:id="126" w:name="__RefHeading___Toc2335_4281403534"/>
-      <w:bookmarkEnd w:id="126"/>
+      <w:bookmarkStart w:id="124" w:name="__RefHeading___Toc2335_4281403534"/>
+      <w:bookmarkEnd w:id="124"/>
       <w:r>
         <w:rPr/>
         <w:t>Vorabinformation</w:t>
@@ -41200,8 +41219,8 @@
           <w:szCs w:val="20"/>
         </w:rPr>
       </w:pPr>
-      <w:bookmarkStart w:id="127" w:name="__RefHeading___Toc2337_4281403534"/>
-      <w:bookmarkEnd w:id="127"/>
+      <w:bookmarkStart w:id="125" w:name="__RefHeading___Toc2337_4281403534"/>
+      <w:bookmarkEnd w:id="125"/>
       <w:r>
         <w:rPr/>
         <w:t>Weitergabe der XML-Datei</w:t>
@@ -41255,8 +41274,8 @@
           <w:szCs w:val="20"/>
         </w:rPr>
       </w:pPr>
-      <w:bookmarkStart w:id="128" w:name="__RefHeading___Toc2339_4281403534"/>
-      <w:bookmarkEnd w:id="128"/>
+      <w:bookmarkStart w:id="126" w:name="__RefHeading___Toc2339_4281403534"/>
+      <w:bookmarkEnd w:id="126"/>
       <w:r>
         <w:rPr/>
         <w:t>Abschluss einer Beitragsberechnung</w:t>
@@ -41370,9 +41389,9 @@
       </w:r>
     </w:p>
     <w:sectPr>
-      <w:footerReference w:type="even" r:id="rId113"/>
-      <w:footerReference w:type="default" r:id="rId114"/>
-      <w:footerReference w:type="first" r:id="rId115"/>
+      <w:footerReference w:type="even" r:id="rId112"/>
+      <w:footerReference w:type="default" r:id="rId113"/>
+      <w:footerReference w:type="first" r:id="rId114"/>
       <w:type w:val="nextPage"/>
       <w:pgSz w:w="11906" w:h="16838"/>
       <w:pgMar w:left="1417" w:right="850" w:gutter="0" w:header="0" w:top="907" w:footer="907" w:bottom="1473"/>
@@ -41425,7 +41444,7 @@
     </w:r>
     <w:r>
       <w:rPr/>
-      <w:t>61</w:t>
+      <w:t>62</w:t>
     </w:r>
     <w:r>
       <w:rPr/>
@@ -41461,7 +41480,7 @@
     </w:r>
     <w:r>
       <w:rPr/>
-      <w:t>61</w:t>
+      <w:t>62</w:t>
     </w:r>
     <w:r>
       <w:rPr/>
@@ -45927,7 +45946,7 @@
     <w:pPr>
       <w:widowControl/>
       <w:suppressAutoHyphens w:val="true"/>
-      <w:overflowPunct w:val="true"/>
+      <w:overflowPunct w:val="false"/>
       <w:bidi w:val="0"/>
       <w:spacing w:before="0" w:after="0"/>
       <w:jc w:val="left"/>
@@ -45943,7 +45962,7 @@
   </w:style>
   <w:style w:type="paragraph" w:styleId="Heading1">
     <w:name w:val="heading 1"/>
-    <w:basedOn w:val="berschriftuser"/>
+    <w:basedOn w:val="berschrift"/>
     <w:next w:val="BodyText"/>
     <w:qFormat/>
     <w:pPr>
@@ -45963,7 +45982,7 @@
   </w:style>
   <w:style w:type="paragraph" w:styleId="Heading2">
     <w:name w:val="heading 2"/>
-    <w:basedOn w:val="berschriftuser"/>
+    <w:basedOn w:val="berschrift"/>
     <w:next w:val="BodyText"/>
     <w:qFormat/>
     <w:pPr>
@@ -45983,7 +46002,7 @@
   </w:style>
   <w:style w:type="paragraph" w:styleId="Heading3">
     <w:name w:val="heading 3"/>
-    <w:basedOn w:val="berschriftuser"/>
+    <w:basedOn w:val="berschrift"/>
     <w:next w:val="BodyText"/>
     <w:qFormat/>
     <w:pPr>
@@ -46003,7 +46022,7 @@
   </w:style>
   <w:style w:type="paragraph" w:styleId="Heading4">
     <w:name w:val="heading 4"/>
-    <w:basedOn w:val="berschriftuser"/>
+    <w:basedOn w:val="berschrift"/>
     <w:next w:val="BodyText"/>
     <w:qFormat/>
     <w:pPr>
@@ -46023,8 +46042,8 @@
       <w:szCs w:val="26"/>
     </w:rPr>
   </w:style>
-  <w:style w:type="character" w:styleId="Aufzhlungszeichenuser">
-    <w:name w:val="Aufzählungszeichen (user)"/>
+  <w:style w:type="character" w:styleId="Aufzhlungszeichen">
+    <w:name w:val="Aufzählungszeichen"/>
     <w:qFormat/>
     <w:rPr>
       <w:rFonts w:ascii="OpenSymbol" w:hAnsi="OpenSymbol" w:eastAsia="OpenSymbol" w:cs="OpenSymbol"/>
@@ -46039,13 +46058,13 @@
       <w:lang w:val="zxx" w:eastAsia="zxx" w:bidi="zxx"/>
     </w:rPr>
   </w:style>
-  <w:style w:type="character" w:styleId="Verzeichnissprunguser">
-    <w:name w:val="Verzeichnissprung (user)"/>
+  <w:style w:type="character" w:styleId="Verzeichnissprung">
+    <w:name w:val="Verzeichnissprung"/>
     <w:qFormat/>
     <w:rPr/>
   </w:style>
-  <w:style w:type="character" w:styleId="Nummerierungszeichenuser">
-    <w:name w:val="Nummerierungszeichen (user)"/>
+  <w:style w:type="character" w:styleId="Nummerierungszeichen">
+    <w:name w:val="Nummerierungszeichen"/>
     <w:qFormat/>
     <w:rPr>
       <w:rFonts w:ascii="Arial" w:hAnsi="Arial"/>
@@ -46119,8 +46138,8 @@
       <w:u w:val="single"/>
     </w:rPr>
   </w:style>
-  <w:style w:type="character" w:styleId="Verzeichnissprung">
-    <w:name w:val="Verzeichnissprung"/>
+  <w:style w:type="character" w:styleId="Verzeichnissprunguser">
+    <w:name w:val="Verzeichnissprung (user)"/>
     <w:qFormat/>
     <w:rPr/>
   </w:style>
@@ -46128,8 +46147,8 @@
     <w:name w:val="line number"/>
     <w:rPr/>
   </w:style>
-  <w:style w:type="character" w:styleId="Aufzhlungszeichen">
-    <w:name w:val="Aufzählungszeichen"/>
+  <w:style w:type="character" w:styleId="Aufzhlungszeichenuser">
+    <w:name w:val="Aufzählungszeichen (user)"/>
     <w:qFormat/>
     <w:rPr>
       <w:rFonts w:ascii="OpenSymbol" w:hAnsi="OpenSymbol" w:eastAsia="OpenSymbol" w:cs="OpenSymbol"/>
@@ -46233,15 +46252,15 @@
     </w:pPr>
     <w:rPr/>
   </w:style>
-  <w:style w:type="paragraph" w:styleId="Kopf-Fuzeileuser">
-    <w:name w:val="Kopf-/Fußzeile (user)"/>
+  <w:style w:type="paragraph" w:styleId="Kopf-Fuzeile">
+    <w:name w:val="Kopf-/Fußzeile"/>
     <w:basedOn w:val="Normal"/>
     <w:qFormat/>
     <w:pPr/>
     <w:rPr/>
   </w:style>
-  <w:style w:type="paragraph" w:styleId="Kopf-Fuzeile">
-    <w:name w:val="Kopf-/Fußzeile"/>
+  <w:style w:type="paragraph" w:styleId="Kopf-Fuzeileuser">
+    <w:name w:val="Kopf-/Fußzeile (user)"/>
     <w:basedOn w:val="Normal"/>
     <w:qFormat/>
     <w:pPr/>
@@ -46257,7 +46276,7 @@
   </w:style>
   <w:style w:type="paragraph" w:styleId="IndexHeading">
     <w:name w:val="index heading"/>
-    <w:basedOn w:val="berschriftuser"/>
+    <w:basedOn w:val="berschrift"/>
     <w:pPr>
       <w:suppressLineNumbers/>
       <w:ind w:hanging="0" w:left="0"/>
@@ -46286,7 +46305,7 @@
   </w:style>
   <w:style w:type="paragraph" w:styleId="TOC1">
     <w:name w:val="toc 1"/>
-    <w:basedOn w:val="Verzeichnisuser"/>
+    <w:basedOn w:val="Verzeichnis"/>
     <w:pPr>
       <w:tabs>
         <w:tab w:val="clear" w:pos="709"/>
@@ -46301,7 +46320,7 @@
   </w:style>
   <w:style w:type="paragraph" w:styleId="TOC2">
     <w:name w:val="toc 2"/>
-    <w:basedOn w:val="Verzeichnisuser"/>
+    <w:basedOn w:val="Verzeichnis"/>
     <w:pPr>
       <w:tabs>
         <w:tab w:val="clear" w:pos="709"/>
@@ -46316,7 +46335,7 @@
   </w:style>
   <w:style w:type="paragraph" w:styleId="TOC3">
     <w:name w:val="toc 3"/>
-    <w:basedOn w:val="Verzeichnisuser"/>
+    <w:basedOn w:val="Verzeichnis"/>
     <w:pPr>
       <w:tabs>
         <w:tab w:val="clear" w:pos="709"/>
@@ -46331,7 +46350,7 @@
   </w:style>
   <w:style w:type="paragraph" w:styleId="TOC4">
     <w:name w:val="toc 4"/>
-    <w:basedOn w:val="Verzeichnisuser"/>
+    <w:basedOn w:val="Verzeichnis"/>
     <w:pPr>
       <w:tabs>
         <w:tab w:val="clear" w:pos="709"/>
@@ -46341,8 +46360,8 @@
     </w:pPr>
     <w:rPr/>
   </w:style>
-  <w:style w:type="paragraph" w:styleId="Tabelleninhaltuser">
-    <w:name w:val="Tabelleninhalt (user)"/>
+  <w:style w:type="paragraph" w:styleId="Tabelleninhalt">
+    <w:name w:val="Tabelleninhalt"/>
     <w:basedOn w:val="Normal"/>
     <w:qFormat/>
     <w:pPr>
@@ -46351,9 +46370,9 @@
     </w:pPr>
     <w:rPr/>
   </w:style>
-  <w:style w:type="paragraph" w:styleId="Tabellenberschriftuser">
-    <w:name w:val="Tabellenüberschrift (user)"/>
-    <w:basedOn w:val="Tabelleninhaltuser"/>
+  <w:style w:type="paragraph" w:styleId="Tabellenberschrift">
+    <w:name w:val="Tabellenüberschrift"/>
+    <w:basedOn w:val="Tabelleninhalt"/>
     <w:qFormat/>
     <w:pPr>
       <w:suppressLineNumbers/>
@@ -46364,8 +46383,8 @@
       <w:bCs/>
     </w:rPr>
   </w:style>
-  <w:style w:type="paragraph" w:styleId="VorformatierterTextuser">
-    <w:name w:val="Vorformatierter Text (user)"/>
+  <w:style w:type="paragraph" w:styleId="VorformatierterText">
+    <w:name w:val="Vorformatierter Text"/>
     <w:basedOn w:val="Normal"/>
     <w:qFormat/>
     <w:pPr>

--- a/docs/documentation-de.docx
+++ b/docs/documentation-de.docx
@@ -1296,26 +1296,27 @@
           </w:r>
           <w:r>
             <w:rPr>
-              <w:rStyle w:val="Verzeichnissprung"/>
+              <w:rStyle w:val="Verzeichnissprunguser"/>
             </w:rPr>
             <w:instrText xml:space="preserve"> TOC \f \o "1-9" \h</w:instrText>
           </w:r>
           <w:r>
             <w:rPr>
-              <w:rStyle w:val="Verzeichnissprung"/>
+              <w:rStyle w:val="Verzeichnissprunguser"/>
             </w:rPr>
             <w:fldChar w:fldCharType="separate"/>
           </w:r>
-          <w:hyperlink w:anchor="__RefHeading___Toc1907_1567046155" w:tooltip="Funktion">
-            <w:r>
-              <w:rPr>
-                <w:rStyle w:val="Verzeichnissprung"/>
-              </w:rPr>
-              <w:t>Funktion</w:t>
-              <w:tab/>
-              <w:t>5</w:t>
-            </w:r>
-          </w:hyperlink>
+          <w:r>
+            <w:rPr>
+              <w:rStyle w:val="Verzeichnissprunguser"/>
+            </w:rPr>
+            <w:t>Funktion</w:t>
+          </w:r>
+          <w:r>
+            <w:rPr/>
+            <w:tab/>
+            <w:t>5</w:t>
+          </w:r>
         </w:p>
         <w:p>
           <w:pPr>
@@ -1326,16 +1327,12 @@
             </w:tabs>
             <w:rPr/>
           </w:pPr>
-          <w:hyperlink w:anchor="__RefHeading___Toc1773_517622172" w:tooltip="Installation">
-            <w:r>
-              <w:rPr>
-                <w:rStyle w:val="Verzeichnissprung"/>
-              </w:rPr>
-              <w:t>Installation</w:t>
-              <w:tab/>
-              <w:t>6</w:t>
-            </w:r>
-          </w:hyperlink>
+          <w:r>
+            <w:rPr/>
+            <w:t>Installation</w:t>
+            <w:tab/>
+            <w:t>6</w:t>
+          </w:r>
         </w:p>
         <w:p>
           <w:pPr>
@@ -1346,16 +1343,12 @@
             </w:tabs>
             <w:rPr/>
           </w:pPr>
-          <w:hyperlink w:anchor="__RefHeading___Toc6410_1485555939" w:tooltip="Hochladen der Dateien">
-            <w:r>
-              <w:rPr>
-                <w:rStyle w:val="Verzeichnissprung"/>
-              </w:rPr>
-              <w:t>Hochladen der Dateien</w:t>
-              <w:tab/>
-              <w:t>6</w:t>
-            </w:r>
-          </w:hyperlink>
+          <w:r>
+            <w:rPr/>
+            <w:t>Hochladen der Dateien</w:t>
+            <w:tab/>
+            <w:t>6</w:t>
+          </w:r>
         </w:p>
         <w:p>
           <w:pPr>
@@ -1366,16 +1359,12 @@
             </w:tabs>
             <w:rPr/>
           </w:pPr>
-          <w:hyperlink w:anchor="__RefHeading___Toc5544_1841781705" w:tooltip="Die Installationsroutine">
-            <w:r>
-              <w:rPr>
-                <w:rStyle w:val="Verzeichnissprung"/>
-              </w:rPr>
-              <w:t>Die Installationsroutine</w:t>
-              <w:tab/>
-              <w:t>6</w:t>
-            </w:r>
-          </w:hyperlink>
+          <w:r>
+            <w:rPr/>
+            <w:t>Die Installationsroutine</w:t>
+            <w:tab/>
+            <w:t>6</w:t>
+          </w:r>
         </w:p>
         <w:p>
           <w:pPr>
@@ -1386,16 +1375,12 @@
             </w:tabs>
             <w:rPr/>
           </w:pPr>
-          <w:hyperlink w:anchor="__RefHeading___Toc4936_1485555939_Kopie_" w:tooltip="Der Menüpunkt">
-            <w:r>
-              <w:rPr>
-                <w:rStyle w:val="Verzeichnissprung"/>
-              </w:rPr>
-              <w:t>Der Menüpunkt</w:t>
-              <w:tab/>
-              <w:t>9</w:t>
-            </w:r>
-          </w:hyperlink>
+          <w:r>
+            <w:rPr/>
+            <w:t>Der Menüpunkt</w:t>
+            <w:tab/>
+            <w:t>9</w:t>
+          </w:r>
         </w:p>
         <w:p>
           <w:pPr>
@@ -1406,16 +1391,12 @@
             </w:tabs>
             <w:rPr/>
           </w:pPr>
-          <w:hyperlink w:anchor="__RefHeading___Toc6412_1485555939" w:tooltip="Die ersten Grundeinstellungen">
-            <w:r>
-              <w:rPr>
-                <w:rStyle w:val="Verzeichnissprung"/>
-              </w:rPr>
-              <w:t>Die ersten Grundeinstellungen</w:t>
-              <w:tab/>
-              <w:t>10</w:t>
-            </w:r>
-          </w:hyperlink>
+          <w:r>
+            <w:rPr/>
+            <w:t>Die ersten Grundeinstellungen</w:t>
+            <w:tab/>
+            <w:t>10</w:t>
+          </w:r>
         </w:p>
         <w:p>
           <w:pPr>
@@ -1426,16 +1407,12 @@
             </w:tabs>
             <w:rPr/>
           </w:pPr>
-          <w:hyperlink w:anchor="__RefHeading___Toc2290_2139416701" w:tooltip="Beitragseinstellungen">
-            <w:r>
-              <w:rPr>
-                <w:rStyle w:val="Verzeichnissprung"/>
-              </w:rPr>
-              <w:t>Beitragseinstellungen</w:t>
-              <w:tab/>
-              <w:t>10</w:t>
-            </w:r>
-          </w:hyperlink>
+          <w:r>
+            <w:rPr/>
+            <w:t>Beitragseinstellungen</w:t>
+            <w:tab/>
+            <w:t>10</w:t>
+          </w:r>
         </w:p>
         <w:p>
           <w:pPr>
@@ -1446,16 +1423,12 @@
             </w:tabs>
             <w:rPr/>
           </w:pPr>
-          <w:hyperlink w:anchor="__RefHeading___Toc2292_2139416701" w:tooltip="Kontodaten">
-            <w:r>
-              <w:rPr>
-                <w:rStyle w:val="Verzeichnissprung"/>
-              </w:rPr>
-              <w:t>Kontodaten</w:t>
-              <w:tab/>
-              <w:t>10</w:t>
-            </w:r>
-          </w:hyperlink>
+          <w:r>
+            <w:rPr/>
+            <w:t>Kontodaten</w:t>
+            <w:tab/>
+            <w:t>10</w:t>
+          </w:r>
         </w:p>
         <w:p>
           <w:pPr>
@@ -1466,16 +1439,12 @@
             </w:tabs>
             <w:rPr/>
           </w:pPr>
-          <w:hyperlink w:anchor="__RefHeading___Toc2294_2139416701" w:tooltip="Mandatsverwaltung">
-            <w:r>
-              <w:rPr>
-                <w:rStyle w:val="Verzeichnissprung"/>
-              </w:rPr>
-              <w:t>Mandatsverwaltung</w:t>
-              <w:tab/>
-              <w:t>10</w:t>
-            </w:r>
-          </w:hyperlink>
+          <w:r>
+            <w:rPr/>
+            <w:t>Mandatsverwaltung</w:t>
+            <w:tab/>
+            <w:t>10</w:t>
+          </w:r>
         </w:p>
         <w:p>
           <w:pPr>
@@ -1486,16 +1455,12 @@
             </w:tabs>
             <w:rPr/>
           </w:pPr>
-          <w:hyperlink w:anchor="__RefHeading___Toc2296_2139416701" w:tooltip="Ansichtsdefinitionen">
-            <w:r>
-              <w:rPr>
-                <w:rStyle w:val="Verzeichnissprung"/>
-              </w:rPr>
-              <w:t>Ansichtsdefinitionen</w:t>
-              <w:tab/>
-              <w:t>10</w:t>
-            </w:r>
-          </w:hyperlink>
+          <w:r>
+            <w:rPr/>
+            <w:t>Ansichtsdefinitionen</w:t>
+            <w:tab/>
+            <w:t>10</w:t>
+          </w:r>
         </w:p>
         <w:p>
           <w:pPr>
@@ -1506,16 +1471,12 @@
             </w:tabs>
             <w:rPr/>
           </w:pPr>
-          <w:hyperlink w:anchor="__RefHeading___Toc18797_986433141" w:tooltip="Testen der Grundfunktionen">
-            <w:r>
-              <w:rPr>
-                <w:rStyle w:val="Verzeichnissprung"/>
-              </w:rPr>
-              <w:t>Testen der Grundfunktionen</w:t>
-              <w:tab/>
-              <w:t>11</w:t>
-            </w:r>
-          </w:hyperlink>
+          <w:r>
+            <w:rPr/>
+            <w:t>Testen der Grundfunktionen</w:t>
+            <w:tab/>
+            <w:t>11</w:t>
+          </w:r>
         </w:p>
         <w:p>
           <w:pPr>
@@ -1526,16 +1487,12 @@
             </w:tabs>
             <w:rPr/>
           </w:pPr>
-          <w:hyperlink w:anchor="__RefHeading___Toc18799_986433141" w:tooltip="Die Ansichten">
-            <w:r>
-              <w:rPr>
-                <w:rStyle w:val="Verzeichnissprung"/>
-              </w:rPr>
-              <w:t>Die Ansichten</w:t>
-              <w:tab/>
-              <w:t>11</w:t>
-            </w:r>
-          </w:hyperlink>
+          <w:r>
+            <w:rPr/>
+            <w:t>Die Ansichten</w:t>
+            <w:tab/>
+            <w:t>11</w:t>
+          </w:r>
         </w:p>
         <w:p>
           <w:pPr>
@@ -1546,16 +1503,12 @@
             </w:tabs>
             <w:rPr/>
           </w:pPr>
-          <w:hyperlink w:anchor="__RefHeading___Toc18801_986433141" w:tooltip="Beitragsberechnung">
-            <w:r>
-              <w:rPr>
-                <w:rStyle w:val="Verzeichnissprung"/>
-              </w:rPr>
-              <w:t>Beitragsberechnung</w:t>
-              <w:tab/>
-              <w:t>13</w:t>
-            </w:r>
-          </w:hyperlink>
+          <w:r>
+            <w:rPr/>
+            <w:t>Beitragsberechnung</w:t>
+            <w:tab/>
+            <w:t>13</w:t>
+          </w:r>
         </w:p>
         <w:p>
           <w:pPr>
@@ -1566,16 +1519,12 @@
             </w:tabs>
             <w:rPr/>
           </w:pPr>
-          <w:hyperlink w:anchor="__RefHeading___Toc5445_3319094778" w:tooltip="Update">
-            <w:r>
-              <w:rPr>
-                <w:rStyle w:val="Verzeichnissprung"/>
-              </w:rPr>
-              <w:t>Update</w:t>
-              <w:tab/>
-              <w:t>13</w:t>
-            </w:r>
-          </w:hyperlink>
+          <w:r>
+            <w:rPr/>
+            <w:t>Update</w:t>
+            <w:tab/>
+            <w:t>13</w:t>
+          </w:r>
         </w:p>
         <w:p>
           <w:pPr>
@@ -1586,16 +1535,12 @@
             </w:tabs>
             <w:rPr/>
           </w:pPr>
-          <w:hyperlink w:anchor="__RefHeading___Toc1909_1567046155" w:tooltip="Die Menüstruktur">
-            <w:r>
-              <w:rPr>
-                <w:rStyle w:val="Verzeichnissprung"/>
-              </w:rPr>
-              <w:t>Die Menüstruktur</w:t>
-              <w:tab/>
-              <w:t>14</w:t>
-            </w:r>
-          </w:hyperlink>
+          <w:r>
+            <w:rPr/>
+            <w:t>Die Menüstruktur</w:t>
+            <w:tab/>
+            <w:t>14</w:t>
+          </w:r>
         </w:p>
         <w:p>
           <w:pPr>
@@ -1606,16 +1551,12 @@
             </w:tabs>
             <w:rPr/>
           </w:pPr>
-          <w:hyperlink w:anchor="__RefHeading___Toc1202_2975391565" w:tooltip="Menü Beiträge">
-            <w:r>
-              <w:rPr>
-                <w:rStyle w:val="Verzeichnissprung"/>
-              </w:rPr>
-              <w:t>Menü Beiträge</w:t>
-              <w:tab/>
-              <w:t>14</w:t>
-            </w:r>
-          </w:hyperlink>
+          <w:r>
+            <w:rPr/>
+            <w:t>Menü Beiträge</w:t>
+            <w:tab/>
+            <w:t>14</w:t>
+          </w:r>
         </w:p>
         <w:p>
           <w:pPr>
@@ -1626,16 +1567,12 @@
             </w:tabs>
             <w:rPr/>
           </w:pPr>
-          <w:hyperlink w:anchor="__RefHeading___Toc1216_2975391565" w:tooltip="Menü Mandatsverwaltung">
-            <w:r>
-              <w:rPr>
-                <w:rStyle w:val="Verzeichnissprung"/>
-              </w:rPr>
-              <w:t>Menü Mandatsverwaltung</w:t>
-              <w:tab/>
-              <w:t>14</w:t>
-            </w:r>
-          </w:hyperlink>
+          <w:r>
+            <w:rPr/>
+            <w:t>Menü Mandatsverwaltung</w:t>
+            <w:tab/>
+            <w:t>14</w:t>
+          </w:r>
         </w:p>
         <w:p>
           <w:pPr>
@@ -1646,16 +1583,12 @@
             </w:tabs>
             <w:rPr/>
           </w:pPr>
-          <w:hyperlink w:anchor="__RefHeading___Toc1222_2975391565" w:tooltip="Menü Export">
-            <w:r>
-              <w:rPr>
-                <w:rStyle w:val="Verzeichnissprung"/>
-              </w:rPr>
-              <w:t>Menü Export</w:t>
-              <w:tab/>
-              <w:t>15</w:t>
-            </w:r>
-          </w:hyperlink>
+          <w:r>
+            <w:rPr/>
+            <w:t>Menü Export</w:t>
+            <w:tab/>
+            <w:t>15</w:t>
+          </w:r>
         </w:p>
         <w:p>
           <w:pPr>
@@ -1666,16 +1599,12 @@
             </w:tabs>
             <w:rPr/>
           </w:pPr>
-          <w:hyperlink w:anchor="__RefHeading___Toc1228_2975391565" w:tooltip="Menü Optionen">
-            <w:r>
-              <w:rPr>
-                <w:rStyle w:val="Verzeichnissprung"/>
-              </w:rPr>
-              <w:t>Menü Optionen</w:t>
-              <w:tab/>
-              <w:t>15</w:t>
-            </w:r>
-          </w:hyperlink>
+          <w:r>
+            <w:rPr/>
+            <w:t>Menü Optionen</w:t>
+            <w:tab/>
+            <w:t>15</w:t>
+          </w:r>
         </w:p>
         <w:p>
           <w:pPr>
@@ -1686,16 +1615,12 @@
             </w:tabs>
             <w:rPr/>
           </w:pPr>
-          <w:hyperlink w:anchor="__RefHeading___Toc1240_2975391565" w:tooltip="Menü Einstellungen">
-            <w:r>
-              <w:rPr>
-                <w:rStyle w:val="Verzeichnissprung"/>
-              </w:rPr>
-              <w:t>Menü Einstellungen</w:t>
-              <w:tab/>
-              <w:t>16</w:t>
-            </w:r>
-          </w:hyperlink>
+          <w:r>
+            <w:rPr/>
+            <w:t>Menü Einstellungen</w:t>
+            <w:tab/>
+            <w:t>16</w:t>
+          </w:r>
         </w:p>
         <w:p>
           <w:pPr>
@@ -1706,16 +1631,12 @@
             </w:tabs>
             <w:rPr/>
           </w:pPr>
-          <w:hyperlink w:anchor="__RefHeading___Toc1013_517622172" w:tooltip="Altersgestaffelte Rollen">
-            <w:r>
-              <w:rPr>
-                <w:rStyle w:val="Verzeichnissprung"/>
-              </w:rPr>
-              <w:t>Altersgestaffelte Rollen</w:t>
-              <w:tab/>
-              <w:t>17</w:t>
-            </w:r>
-          </w:hyperlink>
+          <w:r>
+            <w:rPr/>
+            <w:t>Altersgestaffelte Rollen</w:t>
+            <w:tab/>
+            <w:t>17</w:t>
+          </w:r>
         </w:p>
         <w:p>
           <w:pPr>
@@ -1726,16 +1647,12 @@
             </w:tabs>
             <w:rPr/>
           </w:pPr>
-          <w:hyperlink w:anchor="__RefHeading___Toc1911_1567046155" w:tooltip="Grundlagen">
-            <w:r>
-              <w:rPr>
-                <w:rStyle w:val="Verzeichnissprung"/>
-              </w:rPr>
-              <w:t>Grundlagen</w:t>
-              <w:tab/>
-              <w:t>17</w:t>
-            </w:r>
-          </w:hyperlink>
+          <w:r>
+            <w:rPr/>
+            <w:t>Grundlagen</w:t>
+            <w:tab/>
+            <w:t>17</w:t>
+          </w:r>
         </w:p>
         <w:p>
           <w:pPr>
@@ -1746,16 +1663,12 @@
             </w:tabs>
             <w:rPr/>
           </w:pPr>
-          <w:hyperlink w:anchor="__RefHeading___Toc1913_1567046155" w:tooltip="Anwendung">
-            <w:r>
-              <w:rPr>
-                <w:rStyle w:val="Verzeichnissprung"/>
-              </w:rPr>
-              <w:t>Anwendung</w:t>
-              <w:tab/>
-              <w:t>17</w:t>
-            </w:r>
-          </w:hyperlink>
+          <w:r>
+            <w:rPr/>
+            <w:t>Anwendung</w:t>
+            <w:tab/>
+            <w:t>17</w:t>
+          </w:r>
         </w:p>
         <w:p>
           <w:pPr>
@@ -1766,16 +1679,12 @@
             </w:tabs>
             <w:rPr/>
           </w:pPr>
-          <w:hyperlink w:anchor="__RefHeading___Toc1204_2975391565" w:tooltip="Neuzuordnung altersgestaffelte Rollen">
-            <w:r>
-              <w:rPr>
-                <w:rStyle w:val="Verzeichnissprung"/>
-              </w:rPr>
-              <w:t>Neuzuordnung altersgestaffelte Rollen</w:t>
-              <w:tab/>
-              <w:t>18</w:t>
-            </w:r>
-          </w:hyperlink>
+          <w:r>
+            <w:rPr/>
+            <w:t>Neuzuordnung altersgestaffelte Rollen</w:t>
+            <w:tab/>
+            <w:t>18</w:t>
+          </w:r>
         </w:p>
         <w:p>
           <w:pPr>
@@ -1786,16 +1695,12 @@
             </w:tabs>
             <w:rPr/>
           </w:pPr>
-          <w:hyperlink w:anchor="__RefHeading___Toc1845_2317245886" w:tooltip="Referenzzeitpunkt/Monatsversatz">
-            <w:r>
-              <w:rPr>
-                <w:rStyle w:val="Verzeichnissprung"/>
-              </w:rPr>
-              <w:t>Referenzzeitpunkt/Monatsversatz</w:t>
-              <w:tab/>
-              <w:t>18</w:t>
-            </w:r>
-          </w:hyperlink>
+          <w:r>
+            <w:rPr/>
+            <w:t>Referenzzeitpunkt/Monatsversatz</w:t>
+            <w:tab/>
+            <w:t>18</w:t>
+          </w:r>
         </w:p>
         <w:p>
           <w:pPr>
@@ -1806,16 +1711,12 @@
             </w:tabs>
             <w:rPr/>
           </w:pPr>
-          <w:hyperlink w:anchor="__RefHeading___Toc1923_1567046155" w:tooltip="Familienrollen">
-            <w:r>
-              <w:rPr>
-                <w:rStyle w:val="Verzeichnissprung"/>
-              </w:rPr>
-              <w:t>Familienrollen</w:t>
-              <w:tab/>
-              <w:t>19</w:t>
-            </w:r>
-          </w:hyperlink>
+          <w:r>
+            <w:rPr/>
+            <w:t>Familienrollen</w:t>
+            <w:tab/>
+            <w:t>19</w:t>
+          </w:r>
         </w:p>
         <w:p>
           <w:pPr>
@@ -1826,16 +1727,12 @@
             </w:tabs>
             <w:rPr/>
           </w:pPr>
-          <w:hyperlink w:anchor="__RefHeading___Toc1925_1567046155" w:tooltip="Grundlagen">
-            <w:r>
-              <w:rPr>
-                <w:rStyle w:val="Verzeichnissprung"/>
-              </w:rPr>
-              <w:t>Grundlagen</w:t>
-              <w:tab/>
-              <w:t>19</w:t>
-            </w:r>
-          </w:hyperlink>
+          <w:r>
+            <w:rPr/>
+            <w:t>Grundlagen</w:t>
+            <w:tab/>
+            <w:t>19</w:t>
+          </w:r>
         </w:p>
         <w:p>
           <w:pPr>
@@ -1846,16 +1743,12 @@
             </w:tabs>
             <w:rPr/>
           </w:pPr>
-          <w:hyperlink w:anchor="__RefHeading___Toc1891_3092496962" w:tooltip="Anwendung">
-            <w:r>
-              <w:rPr>
-                <w:rStyle w:val="Verzeichnissprung"/>
-              </w:rPr>
-              <w:t>Anwendung</w:t>
-              <w:tab/>
-              <w:t>19</w:t>
-            </w:r>
-          </w:hyperlink>
+          <w:r>
+            <w:rPr/>
+            <w:t>Anwendung</w:t>
+            <w:tab/>
+            <w:t>19</w:t>
+          </w:r>
         </w:p>
         <w:p>
           <w:pPr>
@@ -1866,16 +1759,12 @@
             </w:tabs>
             <w:rPr/>
           </w:pPr>
-          <w:hyperlink w:anchor="__RefHeading___Toc2073_3127355303" w:tooltip="Zahlungspflichtiger">
-            <w:r>
-              <w:rPr>
-                <w:rStyle w:val="Verzeichnissprung"/>
-              </w:rPr>
-              <w:t>Zahlungspflichtiger</w:t>
-              <w:tab/>
-              <w:t>20</w:t>
-            </w:r>
-          </w:hyperlink>
+          <w:r>
+            <w:rPr/>
+            <w:t>Zahlungspflichtiger</w:t>
+            <w:tab/>
+            <w:t>20</w:t>
+          </w:r>
         </w:p>
         <w:p>
           <w:pPr>
@@ -1886,16 +1775,12 @@
             </w:tabs>
             <w:rPr/>
           </w:pPr>
-          <w:hyperlink w:anchor="__RefHeading___Toc1142_2735614071" w:tooltip="Multiplikatorrollen">
-            <w:r>
-              <w:rPr>
-                <w:rStyle w:val="Verzeichnissprung"/>
-              </w:rPr>
-              <w:t>Multiplikatorrollen</w:t>
-              <w:tab/>
-              <w:t>20</w:t>
-            </w:r>
-          </w:hyperlink>
+          <w:r>
+            <w:rPr/>
+            <w:t>Multiplikatorrollen</w:t>
+            <w:tab/>
+            <w:t>20</w:t>
+          </w:r>
         </w:p>
         <w:p>
           <w:pPr>
@@ -1906,16 +1791,12 @@
             </w:tabs>
             <w:rPr/>
           </w:pPr>
-          <w:hyperlink w:anchor="__RefHeading___Toc1017_517622172" w:tooltip="Festbeitragsrollen">
-            <w:r>
-              <w:rPr>
-                <w:rStyle w:val="Verzeichnissprung"/>
-              </w:rPr>
-              <w:t>Festbeitragsrollen</w:t>
-              <w:tab/>
-              <w:t>21</w:t>
-            </w:r>
-          </w:hyperlink>
+          <w:r>
+            <w:rPr/>
+            <w:t>Festbeitragsrollen</w:t>
+            <w:tab/>
+            <w:t>21</w:t>
+          </w:r>
         </w:p>
         <w:p>
           <w:pPr>
@@ -1926,16 +1807,12 @@
             </w:tabs>
             <w:rPr/>
           </w:pPr>
-          <w:hyperlink w:anchor="__RefHeading___Toc2016_223011361" w:tooltip="Grundlagen">
-            <w:r>
-              <w:rPr>
-                <w:rStyle w:val="Verzeichnissprung"/>
-              </w:rPr>
-              <w:t>Grundlagen</w:t>
-              <w:tab/>
-              <w:t>21</w:t>
-            </w:r>
-          </w:hyperlink>
+          <w:r>
+            <w:rPr/>
+            <w:t>Grundlagen</w:t>
+            <w:tab/>
+            <w:t>21</w:t>
+          </w:r>
         </w:p>
         <w:p>
           <w:pPr>
@@ -1946,16 +1823,12 @@
             </w:tabs>
             <w:rPr/>
           </w:pPr>
-          <w:hyperlink w:anchor="__RefHeading___Toc2018_223011361" w:tooltip="Anwendung">
-            <w:r>
-              <w:rPr>
-                <w:rStyle w:val="Verzeichnissprung"/>
-              </w:rPr>
-              <w:t>Anwendung</w:t>
-              <w:tab/>
-              <w:t>21</w:t>
-            </w:r>
-          </w:hyperlink>
+          <w:r>
+            <w:rPr/>
+            <w:t>Anwendung</w:t>
+            <w:tab/>
+            <w:t>21</w:t>
+          </w:r>
         </w:p>
         <w:p>
           <w:pPr>
@@ -1966,16 +1839,12 @@
             </w:tabs>
             <w:rPr/>
           </w:pPr>
-          <w:hyperlink w:anchor="__RefHeading___Toc2176_987512190" w:tooltip="Individualbeiträge">
-            <w:r>
-              <w:rPr>
-                <w:rStyle w:val="Verzeichnissprung"/>
-              </w:rPr>
-              <w:t>Individualbeiträge</w:t>
-              <w:tab/>
-              <w:t>22</w:t>
-            </w:r>
-          </w:hyperlink>
+          <w:r>
+            <w:rPr/>
+            <w:t>Individualbeiträge</w:t>
+            <w:tab/>
+            <w:t>22</w:t>
+          </w:r>
         </w:p>
         <w:p>
           <w:pPr>
@@ -1986,16 +1855,12 @@
             </w:tabs>
             <w:rPr/>
           </w:pPr>
-          <w:hyperlink w:anchor="__RefHeading___Toc2016_2230113612" w:tooltip="Grundlagen">
-            <w:r>
-              <w:rPr>
-                <w:rStyle w:val="Verzeichnissprung"/>
-              </w:rPr>
-              <w:t>Grundlagen</w:t>
-              <w:tab/>
-              <w:t>22</w:t>
-            </w:r>
-          </w:hyperlink>
+          <w:r>
+            <w:rPr/>
+            <w:t>Grundlagen</w:t>
+            <w:tab/>
+            <w:t>22</w:t>
+          </w:r>
         </w:p>
         <w:p>
           <w:pPr>
@@ -2006,16 +1871,12 @@
             </w:tabs>
             <w:rPr/>
           </w:pPr>
-          <w:hyperlink w:anchor="__RefHeading___Toc2018_2230113612" w:tooltip="Anwendung">
-            <w:r>
-              <w:rPr>
-                <w:rStyle w:val="Verzeichnissprung"/>
-              </w:rPr>
-              <w:t>Anwendung</w:t>
-              <w:tab/>
-              <w:t>22</w:t>
-            </w:r>
-          </w:hyperlink>
+          <w:r>
+            <w:rPr/>
+            <w:t>Anwendung</w:t>
+            <w:tab/>
+            <w:t>22</w:t>
+          </w:r>
         </w:p>
         <w:p>
           <w:pPr>
@@ -2026,16 +1887,12 @@
             </w:tabs>
             <w:rPr/>
           </w:pPr>
-          <w:hyperlink w:anchor="__RefHeading___Toc2170_2179209565" w:tooltip="Grundbetrag">
-            <w:r>
-              <w:rPr>
-                <w:rStyle w:val="Verzeichnissprung"/>
-              </w:rPr>
-              <w:t>Grundbetrag</w:t>
-              <w:tab/>
-              <w:t>22</w:t>
-            </w:r>
-          </w:hyperlink>
+          <w:r>
+            <w:rPr/>
+            <w:t>Grundbetrag</w:t>
+            <w:tab/>
+            <w:t>22</w:t>
+          </w:r>
         </w:p>
         <w:p>
           <w:pPr>
@@ -2046,16 +1903,12 @@
             </w:tabs>
             <w:rPr/>
           </w:pPr>
-          <w:hyperlink w:anchor="__RefHeading___Toc2172_2179209565" w:tooltip="Verbrauchsbetrag">
-            <w:r>
-              <w:rPr>
-                <w:rStyle w:val="Verzeichnissprung"/>
-              </w:rPr>
-              <w:t>Verbrauchsbetrag</w:t>
-              <w:tab/>
-              <w:t>23</w:t>
-            </w:r>
-          </w:hyperlink>
+          <w:r>
+            <w:rPr/>
+            <w:t>Verbrauchsbetrag</w:t>
+            <w:tab/>
+            <w:t>23</w:t>
+          </w:r>
         </w:p>
         <w:p>
           <w:pPr>
@@ -2066,16 +1919,12 @@
             </w:tabs>
             <w:rPr/>
           </w:pPr>
-          <w:hyperlink w:anchor="__RefHeading___Toc1927_1567046155" w:tooltip="Beitragsberechnung">
-            <w:r>
-              <w:rPr>
-                <w:rStyle w:val="Verzeichnissprung"/>
-              </w:rPr>
-              <w:t>Beitragsberechnung</w:t>
-              <w:tab/>
-              <w:t>24</w:t>
-            </w:r>
-          </w:hyperlink>
+          <w:r>
+            <w:rPr/>
+            <w:t>Beitragsberechnung</w:t>
+            <w:tab/>
+            <w:t>24</w:t>
+          </w:r>
         </w:p>
         <w:p>
           <w:pPr>
@@ -2086,16 +1935,12 @@
             </w:tabs>
             <w:rPr/>
           </w:pPr>
-          <w:hyperlink w:anchor="__RefHeading___Toc1929_1567046155" w:tooltip="Beitrag und Beitragszeitraum">
-            <w:r>
-              <w:rPr>
-                <w:rStyle w:val="Verzeichnissprung"/>
-              </w:rPr>
-              <w:t>Beitrag und Beitragszeitraum</w:t>
-              <w:tab/>
-              <w:t>24</w:t>
-            </w:r>
-          </w:hyperlink>
+          <w:r>
+            <w:rPr/>
+            <w:t>Beitrag und Beitragszeitraum</w:t>
+            <w:tab/>
+            <w:t>24</w:t>
+          </w:r>
         </w:p>
         <w:p>
           <w:pPr>
@@ -2106,16 +1951,12 @@
             </w:tabs>
             <w:rPr/>
           </w:pPr>
-          <w:hyperlink w:anchor="__RefHeading___Toc2075_3127355303" w:tooltip="Anteilige Beitragsberechnung">
-            <w:r>
-              <w:rPr>
-                <w:rStyle w:val="Verzeichnissprung"/>
-              </w:rPr>
-              <w:t>Anteilige Beitragsberechnung</w:t>
-              <w:tab/>
-              <w:t>24</w:t>
-            </w:r>
-          </w:hyperlink>
+          <w:r>
+            <w:rPr/>
+            <w:t>Anteilige Beitragsberechnung</w:t>
+            <w:tab/>
+            <w:t>24</w:t>
+          </w:r>
         </w:p>
         <w:p>
           <w:pPr>
@@ -2126,16 +1967,12 @@
             </w:tabs>
             <w:rPr/>
           </w:pPr>
-          <w:hyperlink w:anchor="__RefHeading___Toc2077_3127355303" w:tooltip="Anteilige Beitragsberechnung von Familienrollen">
-            <w:r>
-              <w:rPr>
-                <w:rStyle w:val="Verzeichnissprung"/>
-              </w:rPr>
-              <w:t>Anteilige Beitragsberechnung von Familienrollen</w:t>
-              <w:tab/>
-              <w:t>25</w:t>
-            </w:r>
-          </w:hyperlink>
+          <w:r>
+            <w:rPr/>
+            <w:t>Anteilige Beitragsberechnung von Familienrollen</w:t>
+            <w:tab/>
+            <w:t>25</w:t>
+          </w:r>
         </w:p>
         <w:p>
           <w:pPr>
@@ -2146,16 +1983,12 @@
             </w:tabs>
             <w:rPr/>
           </w:pPr>
-          <w:hyperlink w:anchor="__RefHeading___Toc1208_2975391565" w:tooltip="Neuberechnung">
-            <w:r>
-              <w:rPr>
-                <w:rStyle w:val="Verzeichnissprung"/>
-              </w:rPr>
-              <w:t>Neuberechnung</w:t>
-              <w:tab/>
-              <w:t>25</w:t>
-            </w:r>
-          </w:hyperlink>
+          <w:r>
+            <w:rPr/>
+            <w:t>Neuberechnung</w:t>
+            <w:tab/>
+            <w:t>25</w:t>
+          </w:r>
         </w:p>
         <w:p>
           <w:pPr>
@@ -2166,16 +1999,12 @@
             </w:tabs>
             <w:rPr/>
           </w:pPr>
-          <w:hyperlink w:anchor="__RefHeading___Toc1208_29753915651" w:tooltip="Individualbeiträge">
-            <w:r>
-              <w:rPr>
-                <w:rStyle w:val="Verzeichnissprung"/>
-              </w:rPr>
-              <w:t>Individualbeiträge</w:t>
-              <w:tab/>
-              <w:t>26</w:t>
-            </w:r>
-          </w:hyperlink>
+          <w:r>
+            <w:rPr/>
+            <w:t>Individualbeiträge</w:t>
+            <w:tab/>
+            <w:t>26</w:t>
+          </w:r>
         </w:p>
         <w:p>
           <w:pPr>
@@ -2186,16 +2015,12 @@
             </w:tabs>
             <w:rPr/>
           </w:pPr>
-          <w:hyperlink w:anchor="__RefHeading___Toc1210_2975391565" w:tooltip="Beitragszahlungen">
-            <w:r>
-              <w:rPr>
-                <w:rStyle w:val="Verzeichnissprung"/>
-              </w:rPr>
-              <w:t>Beitragszahlungen</w:t>
-              <w:tab/>
-              <w:t>27</w:t>
-            </w:r>
-          </w:hyperlink>
+          <w:r>
+            <w:rPr/>
+            <w:t>Beitragszahlungen</w:t>
+            <w:tab/>
+            <w:t>27</w:t>
+          </w:r>
         </w:p>
         <w:p>
           <w:pPr>
@@ -2206,16 +2031,12 @@
             </w:tabs>
             <w:rPr/>
           </w:pPr>
-          <w:hyperlink w:anchor="__RefHeading___Toc2667_3467788463" w:tooltip="Zahlungserinnerung">
-            <w:r>
-              <w:rPr>
-                <w:rStyle w:val="Verzeichnissprung"/>
-              </w:rPr>
-              <w:t>Zahlungserinnerung</w:t>
-              <w:tab/>
-              <w:t>28</w:t>
-            </w:r>
-          </w:hyperlink>
+          <w:r>
+            <w:rPr/>
+            <w:t>Zahlungserinnerung</w:t>
+            <w:tab/>
+            <w:t>28</w:t>
+          </w:r>
         </w:p>
         <w:p>
           <w:pPr>
@@ -2226,16 +2047,12 @@
             </w:tabs>
             <w:rPr/>
           </w:pPr>
-          <w:hyperlink w:anchor="__RefHeading___Toc1212_2975391565" w:tooltip="Beitragsanalyse">
-            <w:r>
-              <w:rPr>
-                <w:rStyle w:val="Verzeichnissprung"/>
-              </w:rPr>
-              <w:t>Beitragsanalyse</w:t>
-              <w:tab/>
-              <w:t>29</w:t>
-            </w:r>
-          </w:hyperlink>
+          <w:r>
+            <w:rPr/>
+            <w:t>Beitragsanalyse</w:t>
+            <w:tab/>
+            <w:t>29</w:t>
+          </w:r>
         </w:p>
         <w:p>
           <w:pPr>
@@ -2246,16 +2063,12 @@
             </w:tabs>
             <w:rPr/>
           </w:pPr>
-          <w:hyperlink w:anchor="__RefHeading___Toc1214_2975391565" w:tooltip="Beitragshistorie">
-            <w:r>
-              <w:rPr>
-                <w:rStyle w:val="Verzeichnissprung"/>
-              </w:rPr>
-              <w:t>Beitragshistorie</w:t>
-              <w:tab/>
-              <w:t>29</w:t>
-            </w:r>
-          </w:hyperlink>
+          <w:r>
+            <w:rPr/>
+            <w:t>Beitragshistorie</w:t>
+            <w:tab/>
+            <w:t>29</w:t>
+          </w:r>
         </w:p>
         <w:p>
           <w:pPr>
@@ -2266,16 +2079,12 @@
             </w:tabs>
             <w:rPr/>
           </w:pPr>
-          <w:hyperlink w:anchor="__RefHeading___Toc1945_1567046155" w:tooltip="Export">
-            <w:r>
-              <w:rPr>
-                <w:rStyle w:val="Verzeichnissprung"/>
-              </w:rPr>
-              <w:t>Export</w:t>
-              <w:tab/>
-              <w:t>30</w:t>
-            </w:r>
-          </w:hyperlink>
+          <w:r>
+            <w:rPr/>
+            <w:t>Export</w:t>
+            <w:tab/>
+            <w:t>30</w:t>
+          </w:r>
         </w:p>
         <w:p>
           <w:pPr>
@@ -2286,16 +2095,12 @@
             </w:tabs>
             <w:rPr/>
           </w:pPr>
-          <w:hyperlink w:anchor="__RefHeading___Toc1224_2975391565" w:tooltip="SEPA">
-            <w:r>
-              <w:rPr>
-                <w:rStyle w:val="Verzeichnissprung"/>
-              </w:rPr>
-              <w:t>SEPA</w:t>
-              <w:tab/>
-              <w:t>30</w:t>
-            </w:r>
-          </w:hyperlink>
+          <w:r>
+            <w:rPr/>
+            <w:t>SEPA</w:t>
+            <w:tab/>
+            <w:t>30</w:t>
+          </w:r>
         </w:p>
         <w:p>
           <w:pPr>
@@ -2306,16 +2111,12 @@
             </w:tabs>
             <w:rPr/>
           </w:pPr>
-          <w:hyperlink w:anchor="__RefHeading___Toc1616_1958182187" w:tooltip="Fälligkeitsdatum">
-            <w:r>
-              <w:rPr>
-                <w:rStyle w:val="Verzeichnissprung"/>
-              </w:rPr>
-              <w:t>Fälligkeitsdatum</w:t>
-              <w:tab/>
-              <w:t>31</w:t>
-            </w:r>
-          </w:hyperlink>
+          <w:r>
+            <w:rPr/>
+            <w:t>Fälligkeitsdatum</w:t>
+            <w:tab/>
+            <w:t>31</w:t>
+          </w:r>
         </w:p>
         <w:p>
           <w:pPr>
@@ -2326,16 +2127,12 @@
             </w:tabs>
             <w:rPr/>
           </w:pPr>
-          <w:hyperlink w:anchor="__RefHeading___Toc1618_1958182187" w:tooltip="XML-Datei">
-            <w:r>
-              <w:rPr>
-                <w:rStyle w:val="Verzeichnissprung"/>
-              </w:rPr>
-              <w:t>XML-Datei</w:t>
-              <w:tab/>
-              <w:t>33</w:t>
-            </w:r>
-          </w:hyperlink>
+          <w:r>
+            <w:rPr/>
+            <w:t>XML-Datei</w:t>
+            <w:tab/>
+            <w:t>33</w:t>
+          </w:r>
         </w:p>
         <w:p>
           <w:pPr>
@@ -2346,16 +2143,12 @@
             </w:tabs>
             <w:rPr/>
           </w:pPr>
-          <w:hyperlink w:anchor="__RefHeading___Toc1620_1958182187" w:tooltip="Kontrolldatei">
-            <w:r>
-              <w:rPr>
-                <w:rStyle w:val="Verzeichnissprung"/>
-              </w:rPr>
-              <w:t>Kontrolldatei</w:t>
-              <w:tab/>
-              <w:t>33</w:t>
-            </w:r>
-          </w:hyperlink>
+          <w:r>
+            <w:rPr/>
+            <w:t>Kontrolldatei</w:t>
+            <w:tab/>
+            <w:t>33</w:t>
+          </w:r>
         </w:p>
         <w:p>
           <w:pPr>
@@ -2366,16 +2159,12 @@
             </w:tabs>
             <w:rPr/>
           </w:pPr>
-          <w:hyperlink w:anchor="__RefHeading___Toc1622_1958182187" w:tooltip="Vorabinformation">
-            <w:r>
-              <w:rPr>
-                <w:rStyle w:val="Verzeichnissprung"/>
-              </w:rPr>
-              <w:t>Vorabinformation</w:t>
-              <w:tab/>
-              <w:t>34</w:t>
-            </w:r>
-          </w:hyperlink>
+          <w:r>
+            <w:rPr/>
+            <w:t>Vorabinformation</w:t>
+            <w:tab/>
+            <w:t>34</w:t>
+          </w:r>
         </w:p>
         <w:p>
           <w:pPr>
@@ -2386,16 +2175,12 @@
             </w:tabs>
             <w:rPr/>
           </w:pPr>
-          <w:hyperlink w:anchor="__RefHeading___Toc1226_2975391565" w:tooltip="Rechnung">
-            <w:r>
-              <w:rPr>
-                <w:rStyle w:val="Verzeichnissprung"/>
-              </w:rPr>
-              <w:t>Rechnung</w:t>
-              <w:tab/>
-              <w:t>36</w:t>
-            </w:r>
-          </w:hyperlink>
+          <w:r>
+            <w:rPr/>
+            <w:t>Rechnung</w:t>
+            <w:tab/>
+            <w:t>36</w:t>
+          </w:r>
         </w:p>
         <w:p>
           <w:pPr>
@@ -2406,16 +2191,12 @@
             </w:tabs>
             <w:rPr/>
           </w:pPr>
-          <w:hyperlink w:anchor="__RefHeading___Toc2031_223011361" w:tooltip="Der Button Export">
-            <w:r>
-              <w:rPr>
-                <w:rStyle w:val="Verzeichnissprung"/>
-              </w:rPr>
-              <w:t>Der Button Export</w:t>
-              <w:tab/>
-              <w:t>36</w:t>
-            </w:r>
-          </w:hyperlink>
+          <w:r>
+            <w:rPr/>
+            <w:t>Der Button Export</w:t>
+            <w:tab/>
+            <w:t>36</w:t>
+          </w:r>
         </w:p>
         <w:p>
           <w:pPr>
@@ -2426,16 +2207,12 @@
             </w:tabs>
             <w:rPr/>
           </w:pPr>
-          <w:hyperlink w:anchor="__RefHeading___Toc2033_223011361" w:tooltip="Der Button E-Mail">
-            <w:r>
-              <w:rPr>
-                <w:rStyle w:val="Verzeichnissprung"/>
-              </w:rPr>
-              <w:t>Der Button E-Mail</w:t>
-              <w:tab/>
-              <w:t>36</w:t>
-            </w:r>
-          </w:hyperlink>
+          <w:r>
+            <w:rPr/>
+            <w:t>Der Button E-Mail</w:t>
+            <w:tab/>
+            <w:t>36</w:t>
+          </w:r>
         </w:p>
         <w:p>
           <w:pPr>
@@ -2446,16 +2223,12 @@
             </w:tabs>
             <w:rPr/>
           </w:pPr>
-          <w:hyperlink w:anchor="__RefHeading___Toc1828_3856073189" w:tooltip="Mandatsverwaltung">
-            <w:r>
-              <w:rPr>
-                <w:rStyle w:val="Verzeichnissprung"/>
-              </w:rPr>
-              <w:t>Mandatsverwaltung</w:t>
-              <w:tab/>
-              <w:t>38</w:t>
-            </w:r>
-          </w:hyperlink>
+          <w:r>
+            <w:rPr/>
+            <w:t>Mandatsverwaltung</w:t>
+            <w:tab/>
+            <w:t>39</w:t>
+          </w:r>
         </w:p>
         <w:p>
           <w:pPr>
@@ -2466,16 +2239,12 @@
             </w:tabs>
             <w:rPr/>
           </w:pPr>
-          <w:hyperlink w:anchor="__RefHeading___Toc1218_2975391565" w:tooltip="Mandatsreferenzen erzeugen">
-            <w:r>
-              <w:rPr>
-                <w:rStyle w:val="Verzeichnissprung"/>
-              </w:rPr>
-              <w:t>Mandatsreferenzen erzeugen</w:t>
-              <w:tab/>
-              <w:t>38</w:t>
-            </w:r>
-          </w:hyperlink>
+          <w:r>
+            <w:rPr/>
+            <w:t>Mandatsreferenzen erzeugen</w:t>
+            <w:tab/>
+            <w:t>39</w:t>
+          </w:r>
         </w:p>
         <w:p>
           <w:pPr>
@@ -2486,16 +2255,12 @@
             </w:tabs>
             <w:rPr/>
           </w:pPr>
-          <w:hyperlink w:anchor="__RefHeading___Toc1220_2975391565" w:tooltip="Mandate bearbeiten">
-            <w:r>
-              <w:rPr>
-                <w:rStyle w:val="Verzeichnissprung"/>
-              </w:rPr>
-              <w:t>Mandate bearbeiten</w:t>
-              <w:tab/>
-              <w:t>39</w:t>
-            </w:r>
-          </w:hyperlink>
+          <w:r>
+            <w:rPr/>
+            <w:t>Mandate bearbeiten</w:t>
+            <w:tab/>
+            <w:t>40</w:t>
+          </w:r>
         </w:p>
         <w:p>
           <w:pPr>
@@ -2506,16 +2271,12 @@
             </w:tabs>
             <w:rPr/>
           </w:pPr>
-          <w:hyperlink w:anchor="__RefHeading___Toc1830_3856073189" w:tooltip="Optionen">
-            <w:r>
-              <w:rPr>
-                <w:rStyle w:val="Verzeichnissprung"/>
-              </w:rPr>
-              <w:t>Optionen</w:t>
-              <w:tab/>
-              <w:t>40</w:t>
-            </w:r>
-          </w:hyperlink>
+          <w:r>
+            <w:rPr/>
+            <w:t>Optionen</w:t>
+            <w:tab/>
+            <w:t>41</w:t>
+          </w:r>
         </w:p>
         <w:p>
           <w:pPr>
@@ -2526,16 +2287,12 @@
             </w:tabs>
             <w:rPr/>
           </w:pPr>
-          <w:hyperlink w:anchor="__RefHeading___Toc1230_2975391565" w:tooltip="Mitgliedsnummer(n) erzeugen">
-            <w:r>
-              <w:rPr>
-                <w:rStyle w:val="Verzeichnissprung"/>
-              </w:rPr>
-              <w:t>Mitgliedsnummer(n) erzeugen</w:t>
-              <w:tab/>
-              <w:t>40</w:t>
-            </w:r>
-          </w:hyperlink>
+          <w:r>
+            <w:rPr/>
+            <w:t>Mitgliedsnummer(n) erzeugen</w:t>
+            <w:tab/>
+            <w:t>41</w:t>
+          </w:r>
         </w:p>
         <w:p>
           <w:pPr>
@@ -2546,16 +2303,12 @@
             </w:tabs>
             <w:rPr/>
           </w:pPr>
-          <w:hyperlink w:anchor="__RefHeading___Toc1232_2975391565" w:tooltip="Familienrollen aktualisieren">
-            <w:r>
-              <w:rPr>
-                <w:rStyle w:val="Verzeichnissprung"/>
-              </w:rPr>
-              <w:t>Familienrollen aktualisieren</w:t>
-              <w:tab/>
-              <w:t>41</w:t>
-            </w:r>
-          </w:hyperlink>
+          <w:r>
+            <w:rPr/>
+            <w:t>Familienrollen aktualisieren</w:t>
+            <w:tab/>
+            <w:t>41</w:t>
+          </w:r>
         </w:p>
         <w:p>
           <w:pPr>
@@ -2566,16 +2319,12 @@
             </w:tabs>
             <w:rPr/>
           </w:pPr>
-          <w:hyperlink w:anchor="__RefHeading___Toc1234_2975391565" w:tooltip="Kopieren">
-            <w:r>
-              <w:rPr>
-                <w:rStyle w:val="Verzeichnissprung"/>
-              </w:rPr>
-              <w:t>Kopieren</w:t>
-              <w:tab/>
-              <w:t>42</w:t>
-            </w:r>
-          </w:hyperlink>
+          <w:r>
+            <w:rPr/>
+            <w:t>Kopieren</w:t>
+            <w:tab/>
+            <w:t>43</w:t>
+          </w:r>
         </w:p>
         <w:p>
           <w:pPr>
@@ -2586,16 +2335,12 @@
             </w:tabs>
             <w:rPr/>
           </w:pPr>
-          <w:hyperlink w:anchor="__RefHeading___Toc1236_2975391565" w:tooltip="Prüfungen">
-            <w:r>
-              <w:rPr>
-                <w:rStyle w:val="Verzeichnissprung"/>
-              </w:rPr>
-              <w:t>Prüfungen</w:t>
-              <w:tab/>
-              <w:t>43</w:t>
-            </w:r>
-          </w:hyperlink>
+          <w:r>
+            <w:rPr/>
+            <w:t>Prüfungen</w:t>
+            <w:tab/>
+            <w:t>44</w:t>
+          </w:r>
         </w:p>
         <w:p>
           <w:pPr>
@@ -2606,16 +2351,12 @@
             </w:tabs>
             <w:rPr/>
           </w:pPr>
-          <w:hyperlink w:anchor="__RefHeading___Toc2266_2795132422" w:tooltip="Altersgestaffelte Rollen">
-            <w:r>
-              <w:rPr>
-                <w:rStyle w:val="Verzeichnissprung"/>
-              </w:rPr>
-              <w:t>Altersgestaffelte Rollen</w:t>
-              <w:tab/>
-              <w:t>43</w:t>
-            </w:r>
-          </w:hyperlink>
+          <w:r>
+            <w:rPr/>
+            <w:t>Altersgestaffelte Rollen</w:t>
+            <w:tab/>
+            <w:t>44</w:t>
+          </w:r>
         </w:p>
         <w:p>
           <w:pPr>
@@ -2626,16 +2367,12 @@
             </w:tabs>
             <w:rPr/>
           </w:pPr>
-          <w:hyperlink w:anchor="__RefHeading___Toc2268_2795132422" w:tooltip="Rollenmitgliedschaft (Altersgestaffelte Rollen)">
-            <w:r>
-              <w:rPr>
-                <w:rStyle w:val="Verzeichnissprung"/>
-              </w:rPr>
-              <w:t>Rollenmitgliedschaft (Altersgestaffelte Rollen)</w:t>
-              <w:tab/>
-              <w:t>43</w:t>
-            </w:r>
-          </w:hyperlink>
+          <w:r>
+            <w:rPr/>
+            <w:t>Rollenmitgliedschaft (Altersgestaffelte Rollen)</w:t>
+            <w:tab/>
+            <w:t>44</w:t>
+          </w:r>
         </w:p>
         <w:p>
           <w:pPr>
@@ -2646,16 +2383,12 @@
             </w:tabs>
             <w:rPr/>
           </w:pPr>
-          <w:hyperlink w:anchor="__RefHeading___Toc2270_2795132422" w:tooltip="Rollenmitgliedschaft (Pflicht)">
-            <w:r>
-              <w:rPr>
-                <w:rStyle w:val="Verzeichnissprung"/>
-              </w:rPr>
-              <w:t>Rollenmitgliedschaft (Pflicht)</w:t>
-              <w:tab/>
-              <w:t>43</w:t>
-            </w:r>
-          </w:hyperlink>
+          <w:r>
+            <w:rPr/>
+            <w:t>Rollenmitgliedschaft (Pflicht)</w:t>
+            <w:tab/>
+            <w:t>44</w:t>
+          </w:r>
         </w:p>
         <w:p>
           <w:pPr>
@@ -2666,16 +2399,12 @@
             </w:tabs>
             <w:rPr/>
           </w:pPr>
-          <w:hyperlink w:anchor="__RefHeading___Toc2272_2795132422" w:tooltip="Rollenmitgliedschaft (Ausschluss)">
-            <w:r>
-              <w:rPr>
-                <w:rStyle w:val="Verzeichnissprung"/>
-              </w:rPr>
-              <w:t>Rollenmitgliedschaft (Ausschluss)</w:t>
-              <w:tab/>
-              <w:t>43</w:t>
-            </w:r>
-          </w:hyperlink>
+          <w:r>
+            <w:rPr/>
+            <w:t>Rollenmitgliedschaft (Ausschluss)</w:t>
+            <w:tab/>
+            <w:t>44</w:t>
+          </w:r>
         </w:p>
         <w:p>
           <w:pPr>
@@ -2686,16 +2415,12 @@
             </w:tabs>
             <w:rPr/>
           </w:pPr>
-          <w:hyperlink w:anchor="__RefHeading___Toc2274_2795132422" w:tooltip="Familienrollen">
-            <w:r>
-              <w:rPr>
-                <w:rStyle w:val="Verzeichnissprung"/>
-              </w:rPr>
-              <w:t>Familienrollen</w:t>
-              <w:tab/>
-              <w:t>43</w:t>
-            </w:r>
-          </w:hyperlink>
+          <w:r>
+            <w:rPr/>
+            <w:t>Familienrollen</w:t>
+            <w:tab/>
+            <w:t>44</w:t>
+          </w:r>
         </w:p>
         <w:p>
           <w:pPr>
@@ -2706,16 +2431,12 @@
             </w:tabs>
             <w:rPr/>
           </w:pPr>
-          <w:hyperlink w:anchor="__RefHeading___Toc2276_2795132422" w:tooltip="Kontodaten">
-            <w:r>
-              <w:rPr>
-                <w:rStyle w:val="Verzeichnissprung"/>
-              </w:rPr>
-              <w:t>Kontodaten</w:t>
-              <w:tab/>
-              <w:t>43</w:t>
-            </w:r>
-          </w:hyperlink>
+          <w:r>
+            <w:rPr/>
+            <w:t>Kontodaten</w:t>
+            <w:tab/>
+            <w:t>44</w:t>
+          </w:r>
         </w:p>
         <w:p>
           <w:pPr>
@@ -2726,16 +2447,12 @@
             </w:tabs>
             <w:rPr/>
           </w:pPr>
-          <w:hyperlink w:anchor="__RefHeading___Toc2278_2795132422" w:tooltip="Mandatsverwaltung">
-            <w:r>
-              <w:rPr>
-                <w:rStyle w:val="Verzeichnissprung"/>
-              </w:rPr>
-              <w:t>Mandatsverwaltung</w:t>
-              <w:tab/>
-              <w:t>43</w:t>
-            </w:r>
-          </w:hyperlink>
+          <w:r>
+            <w:rPr/>
+            <w:t>Mandatsverwaltung</w:t>
+            <w:tab/>
+            <w:t>44</w:t>
+          </w:r>
         </w:p>
         <w:p>
           <w:pPr>
@@ -2746,16 +2463,12 @@
             </w:tabs>
             <w:rPr/>
           </w:pPr>
-          <w:hyperlink w:anchor="__RefHeading___Toc2280_2795132422" w:tooltip="IBAN-Test">
-            <w:r>
-              <w:rPr>
-                <w:rStyle w:val="Verzeichnissprung"/>
-              </w:rPr>
-              <w:t>IBAN-Test</w:t>
-              <w:tab/>
-              <w:t>43</w:t>
-            </w:r>
-          </w:hyperlink>
+          <w:r>
+            <w:rPr/>
+            <w:t>IBAN-Test</w:t>
+            <w:tab/>
+            <w:t>44</w:t>
+          </w:r>
         </w:p>
         <w:p>
           <w:pPr>
@@ -2766,16 +2479,12 @@
             </w:tabs>
             <w:rPr/>
           </w:pPr>
-          <w:hyperlink w:anchor="__RefHeading___Toc2282_2795132422" w:tooltip="BIC-Test">
-            <w:r>
-              <w:rPr>
-                <w:rStyle w:val="Verzeichnissprung"/>
-              </w:rPr>
-              <w:t>BIC-Test</w:t>
-              <w:tab/>
-              <w:t>44</w:t>
-            </w:r>
-          </w:hyperlink>
+          <w:r>
+            <w:rPr/>
+            <w:t>BIC-Test</w:t>
+            <w:tab/>
+            <w:t>45</w:t>
+          </w:r>
         </w:p>
         <w:p>
           <w:pPr>
@@ -2786,16 +2495,12 @@
             </w:tabs>
             <w:rPr/>
           </w:pPr>
-          <w:hyperlink w:anchor="__RefHeading___Toc1238_2975391565" w:tooltip="Rollenübersicht">
-            <w:r>
-              <w:rPr>
-                <w:rStyle w:val="Verzeichnissprung"/>
-              </w:rPr>
-              <w:t>Rollenübersicht</w:t>
-              <w:tab/>
-              <w:t>45</w:t>
-            </w:r>
-          </w:hyperlink>
+          <w:r>
+            <w:rPr/>
+            <w:t>Rollenübersicht</w:t>
+            <w:tab/>
+            <w:t>46</w:t>
+          </w:r>
         </w:p>
         <w:p>
           <w:pPr>
@@ -2806,16 +2511,12 @@
             </w:tabs>
             <w:rPr/>
           </w:pPr>
-          <w:hyperlink w:anchor="__RefHeading___Toc1260_2975391565" w:tooltip="Plugininformationen">
-            <w:r>
-              <w:rPr>
-                <w:rStyle w:val="Verzeichnissprung"/>
-              </w:rPr>
-              <w:t>Plugininformationen</w:t>
-              <w:tab/>
-              <w:t>45</w:t>
-            </w:r>
-          </w:hyperlink>
+          <w:r>
+            <w:rPr/>
+            <w:t>Plugininformationen</w:t>
+            <w:tab/>
+            <w:t>46</w:t>
+          </w:r>
         </w:p>
         <w:p>
           <w:pPr>
@@ -2826,16 +2527,12 @@
             </w:tabs>
             <w:rPr/>
           </w:pPr>
-          <w:hyperlink w:anchor="__RefHeading___Toc1832_3856073189" w:tooltip="Einstellungen">
-            <w:r>
-              <w:rPr>
-                <w:rStyle w:val="Verzeichnissprung"/>
-              </w:rPr>
-              <w:t>Einstellungen</w:t>
-              <w:tab/>
-              <w:t>46</w:t>
-            </w:r>
-          </w:hyperlink>
+          <w:r>
+            <w:rPr/>
+            <w:t>Einstellungen</w:t>
+            <w:tab/>
+            <w:t>47</w:t>
+          </w:r>
         </w:p>
         <w:p>
           <w:pPr>
@@ -2846,16 +2543,12 @@
             </w:tabs>
             <w:rPr/>
           </w:pPr>
-          <w:hyperlink w:anchor="__RefHeading___Toc1242_2975391565" w:tooltip="Beitragseinstellungen">
-            <w:r>
-              <w:rPr>
-                <w:rStyle w:val="Verzeichnissprung"/>
-              </w:rPr>
-              <w:t>Beitragseinstellungen</w:t>
-              <w:tab/>
-              <w:t>46</w:t>
-            </w:r>
-          </w:hyperlink>
+          <w:r>
+            <w:rPr/>
+            <w:t>Beitragseinstellungen</w:t>
+            <w:tab/>
+            <w:t>47</w:t>
+          </w:r>
         </w:p>
         <w:p>
           <w:pPr>
@@ -2866,16 +2559,12 @@
             </w:tabs>
             <w:rPr/>
           </w:pPr>
-          <w:hyperlink w:anchor="__RefHeading___Toc1244_2975391565" w:tooltip="Altersgestaffelte Rollen">
-            <w:r>
-              <w:rPr>
-                <w:rStyle w:val="Verzeichnissprung"/>
-              </w:rPr>
-              <w:t>Altersgestaffelte Rollen</w:t>
-              <w:tab/>
-              <w:t>46</w:t>
-            </w:r>
-          </w:hyperlink>
+          <w:r>
+            <w:rPr/>
+            <w:t>Altersgestaffelte Rollen</w:t>
+            <w:tab/>
+            <w:t>47</w:t>
+          </w:r>
         </w:p>
         <w:p>
           <w:pPr>
@@ -2886,16 +2575,12 @@
             </w:tabs>
             <w:rPr/>
           </w:pPr>
-          <w:hyperlink w:anchor="__RefHeading___Toc1246_2975391565" w:tooltip="Familienrollen">
-            <w:r>
-              <w:rPr>
-                <w:rStyle w:val="Verzeichnissprung"/>
-              </w:rPr>
-              <w:t>Familienrollen</w:t>
-              <w:tab/>
-              <w:t>47</w:t>
-            </w:r>
-          </w:hyperlink>
+          <w:r>
+            <w:rPr/>
+            <w:t>Familienrollen</w:t>
+            <w:tab/>
+            <w:t>48</w:t>
+          </w:r>
         </w:p>
         <w:p>
           <w:pPr>
@@ -2906,16 +2591,12 @@
             </w:tabs>
             <w:rPr/>
           </w:pPr>
-          <w:hyperlink w:anchor="__RefHeading___Toc1248_2975391565" w:tooltip="Multiplikatorrollen">
-            <w:r>
-              <w:rPr>
-                <w:rStyle w:val="Verzeichnissprung"/>
-              </w:rPr>
-              <w:t>Multiplikatorrollen</w:t>
-              <w:tab/>
-              <w:t>47</w:t>
-            </w:r>
-          </w:hyperlink>
+          <w:r>
+            <w:rPr/>
+            <w:t>Multiplikatorrollen</w:t>
+            <w:tab/>
+            <w:t>48</w:t>
+          </w:r>
         </w:p>
         <w:p>
           <w:pPr>
@@ -2926,16 +2607,12 @@
             </w:tabs>
             <w:rPr/>
           </w:pPr>
-          <w:hyperlink w:anchor="__RefHeading___Toc1248_29753915651" w:tooltip="Erweiterte Rollenbearbeitung">
-            <w:r>
-              <w:rPr>
-                <w:rStyle w:val="Verzeichnissprung"/>
-              </w:rPr>
-              <w:t>Erweiterte Rollenbearbeitung</w:t>
-              <w:tab/>
-              <w:t>47</w:t>
-            </w:r>
-          </w:hyperlink>
+          <w:r>
+            <w:rPr/>
+            <w:t>Erweiterte Rollenbearbeitung</w:t>
+            <w:tab/>
+            <w:t>48</w:t>
+          </w:r>
         </w:p>
         <w:p>
           <w:pPr>
@@ -2946,16 +2623,12 @@
             </w:tabs>
             <w:rPr/>
           </w:pPr>
-          <w:hyperlink w:anchor="__RefHeading___Toc1248_29753915651_Kopie" w:tooltip="Terminauswahl">
-            <w:r>
-              <w:rPr>
-                <w:rStyle w:val="Verzeichnissprung"/>
-              </w:rPr>
-              <w:t>Terminauswahl</w:t>
-              <w:tab/>
-              <w:t>48</w:t>
-            </w:r>
-          </w:hyperlink>
+          <w:r>
+            <w:rPr/>
+            <w:t>Terminauswahl</w:t>
+            <w:tab/>
+            <w:t>49</w:t>
+          </w:r>
         </w:p>
         <w:p>
           <w:pPr>
@@ -2966,16 +2639,12 @@
             </w:tabs>
             <w:rPr/>
           </w:pPr>
-          <w:hyperlink w:anchor="__RefHeading___Toc1624_1958182187" w:tooltip="Individualbeiträge">
-            <w:r>
-              <w:rPr>
-                <w:rStyle w:val="Verzeichnissprung"/>
-              </w:rPr>
-              <w:t>Individualbeiträge</w:t>
-              <w:tab/>
-              <w:t>48</w:t>
-            </w:r>
-          </w:hyperlink>
+          <w:r>
+            <w:rPr/>
+            <w:t>Individualbeiträge</w:t>
+            <w:tab/>
+            <w:t>49</w:t>
+          </w:r>
         </w:p>
         <w:p>
           <w:pPr>
@@ -2986,16 +2655,12 @@
             </w:tabs>
             <w:rPr/>
           </w:pPr>
-          <w:hyperlink w:anchor="__RefHeading___Toc1626_1958182187" w:tooltip="Kontodaten">
-            <w:r>
-              <w:rPr>
-                <w:rStyle w:val="Verzeichnissprung"/>
-              </w:rPr>
-              <w:t>Kontodaten</w:t>
-              <w:tab/>
-              <w:t>49</w:t>
-            </w:r>
-          </w:hyperlink>
+          <w:r>
+            <w:rPr/>
+            <w:t>Kontodaten</w:t>
+            <w:tab/>
+            <w:t>50</w:t>
+          </w:r>
         </w:p>
         <w:p>
           <w:pPr>
@@ -3006,16 +2671,12 @@
             </w:tabs>
             <w:rPr/>
           </w:pPr>
-          <w:hyperlink w:anchor="__RefHeading___Toc1252_2975391565" w:tooltip="Mandatsverwaltung">
-            <w:r>
-              <w:rPr>
-                <w:rStyle w:val="Verzeichnissprung"/>
-              </w:rPr>
-              <w:t>Mandatsverwaltung</w:t>
-              <w:tab/>
-              <w:t>51</w:t>
-            </w:r>
-          </w:hyperlink>
+          <w:r>
+            <w:rPr/>
+            <w:t>Mandatsverwaltung</w:t>
+            <w:tab/>
+            <w:t>52</w:t>
+          </w:r>
         </w:p>
         <w:p>
           <w:pPr>
@@ -3026,16 +2687,12 @@
             </w:tabs>
             <w:rPr/>
           </w:pPr>
-          <w:hyperlink w:anchor="__RefHeading___Toc1266_2975391565" w:tooltip="Das Präfix">
-            <w:r>
-              <w:rPr>
-                <w:rStyle w:val="Verzeichnissprung"/>
-              </w:rPr>
-              <w:t>Das Präfix</w:t>
-              <w:tab/>
-              <w:t>51</w:t>
-            </w:r>
-          </w:hyperlink>
+          <w:r>
+            <w:rPr/>
+            <w:t>Das Präfix</w:t>
+            <w:tab/>
+            <w:t>52</w:t>
+          </w:r>
         </w:p>
         <w:p>
           <w:pPr>
@@ -3046,16 +2703,12 @@
             </w:tabs>
             <w:rPr/>
           </w:pPr>
-          <w:hyperlink w:anchor="__RefHeading___Toc1268_2975391565" w:tooltip="Die Nullstellen">
-            <w:r>
-              <w:rPr>
-                <w:rStyle w:val="Verzeichnissprung"/>
-              </w:rPr>
-              <w:t>Die Nullstellen</w:t>
-              <w:tab/>
-              <w:t>51</w:t>
-            </w:r>
-          </w:hyperlink>
+          <w:r>
+            <w:rPr/>
+            <w:t>Die Nullstellen</w:t>
+            <w:tab/>
+            <w:t>52</w:t>
+          </w:r>
         </w:p>
         <w:p>
           <w:pPr>
@@ -3066,16 +2719,12 @@
             </w:tabs>
             <w:rPr/>
           </w:pPr>
-          <w:hyperlink w:anchor="__RefHeading___Toc1270_2975391565" w:tooltip="Die laufende Nummer">
-            <w:r>
-              <w:rPr>
-                <w:rStyle w:val="Verzeichnissprung"/>
-              </w:rPr>
-              <w:t>Die laufende Nummer</w:t>
-              <w:tab/>
-              <w:t>51</w:t>
-            </w:r>
-          </w:hyperlink>
+          <w:r>
+            <w:rPr/>
+            <w:t>Die laufende Nummer</w:t>
+            <w:tab/>
+            <w:t>52</w:t>
+          </w:r>
         </w:p>
         <w:p>
           <w:pPr>
@@ -3086,16 +2735,12 @@
             </w:tabs>
             <w:rPr/>
           </w:pPr>
-          <w:hyperlink w:anchor="__RefHeading___Toc1254_29753915651" w:tooltip="Ansichtsdefinitionen">
-            <w:r>
-              <w:rPr>
-                <w:rStyle w:val="Verzeichnissprung"/>
-              </w:rPr>
-              <w:t>Ansichtsdefinitionen</w:t>
-              <w:tab/>
-              <w:t>52</w:t>
-            </w:r>
-          </w:hyperlink>
+          <w:r>
+            <w:rPr/>
+            <w:t>Ansichtsdefinitionen</w:t>
+            <w:tab/>
+            <w:t>53</w:t>
+          </w:r>
         </w:p>
         <w:p>
           <w:pPr>
@@ -3106,16 +2751,12 @@
             </w:tabs>
             <w:rPr/>
           </w:pPr>
-          <w:hyperlink w:anchor="__RefHeading___Toc1250_2975391565" w:tooltip="Export">
-            <w:r>
-              <w:rPr>
-                <w:rStyle w:val="Verzeichnissprung"/>
-              </w:rPr>
-              <w:t>Export</w:t>
-              <w:tab/>
-              <w:t>52</w:t>
-            </w:r>
-          </w:hyperlink>
+          <w:r>
+            <w:rPr/>
+            <w:t>Export</w:t>
+            <w:tab/>
+            <w:t>53</w:t>
+          </w:r>
         </w:p>
         <w:p>
           <w:pPr>
@@ -3126,16 +2767,12 @@
             </w:tabs>
             <w:rPr/>
           </w:pPr>
-          <w:hyperlink w:anchor="__RefHeading___Toc1254_29753915652" w:tooltip="E-Mail-Benachrichtigungen">
-            <w:r>
-              <w:rPr>
-                <w:rStyle w:val="Verzeichnissprung"/>
-              </w:rPr>
-              <w:t>E-Mail-Benachrichtigungen</w:t>
-              <w:tab/>
-              <w:t>53</w:t>
-            </w:r>
-          </w:hyperlink>
+          <w:r>
+            <w:rPr/>
+            <w:t>E-Mail-Benachrichtigungen</w:t>
+            <w:tab/>
+            <w:t>54</w:t>
+          </w:r>
         </w:p>
         <w:p>
           <w:pPr>
@@ -3146,16 +2783,12 @@
             </w:tabs>
             <w:rPr/>
           </w:pPr>
-          <w:hyperlink w:anchor="__RefHeading___Toc1254_2975391565" w:tooltip="Prüfungen">
-            <w:r>
-              <w:rPr>
-                <w:rStyle w:val="Verzeichnissprung"/>
-              </w:rPr>
-              <w:t>Prüfungen</w:t>
-              <w:tab/>
-              <w:t>53</w:t>
-            </w:r>
-          </w:hyperlink>
+          <w:r>
+            <w:rPr/>
+            <w:t>Prüfungen</w:t>
+            <w:tab/>
+            <w:t>54</w:t>
+          </w:r>
         </w:p>
         <w:p>
           <w:pPr>
@@ -3166,16 +2799,12 @@
             </w:tabs>
             <w:rPr/>
           </w:pPr>
-          <w:hyperlink w:anchor="__RefHeading___Toc1272_29753915651" w:tooltip="Prüfungen aktivieren">
-            <w:r>
-              <w:rPr>
-                <w:rStyle w:val="Verzeichnissprung"/>
-              </w:rPr>
-              <w:t>Prüfungen aktivieren</w:t>
-              <w:tab/>
-              <w:t>53</w:t>
-            </w:r>
-          </w:hyperlink>
+          <w:r>
+            <w:rPr/>
+            <w:t>Prüfungen aktivieren</w:t>
+            <w:tab/>
+            <w:t>54</w:t>
+          </w:r>
         </w:p>
         <w:p>
           <w:pPr>
@@ -3186,16 +2815,12 @@
             </w:tabs>
             <w:rPr/>
           </w:pPr>
-          <w:hyperlink w:anchor="__RefHeading___Toc1628_1958182187" w:tooltip="Rollenmitgliedschaft (Altersgestaffelte Rollen)">
-            <w:r>
-              <w:rPr>
-                <w:rStyle w:val="Verzeichnissprung"/>
-              </w:rPr>
-              <w:t>Rollenmitgliedschaft (Altersgestaffelte Rollen)</w:t>
-              <w:tab/>
-              <w:t>54</w:t>
-            </w:r>
-          </w:hyperlink>
+          <w:r>
+            <w:rPr/>
+            <w:t>Rollenmitgliedschaft (Altersgestaffelte Rollen)</w:t>
+            <w:tab/>
+            <w:t>55</w:t>
+          </w:r>
         </w:p>
         <w:p>
           <w:pPr>
@@ -3206,16 +2831,12 @@
             </w:tabs>
             <w:rPr/>
           </w:pPr>
-          <w:hyperlink w:anchor="__RefHeading___Toc1274_2975391565" w:tooltip="Rollenmitgliedschaft (Pflicht) und Rollenmitgliedschaft (Ausschluss)">
-            <w:r>
-              <w:rPr>
-                <w:rStyle w:val="Verzeichnissprung"/>
-              </w:rPr>
-              <w:t>Rollenmitgliedschaft (Pflicht) und Rollenmitgliedschaft (Ausschluss)</w:t>
-              <w:tab/>
-              <w:t>54</w:t>
-            </w:r>
-          </w:hyperlink>
+          <w:r>
+            <w:rPr/>
+            <w:t>Rollenmitgliedschaft (Pflicht) und Rollenmitgliedschaft (Ausschluss)</w:t>
+            <w:tab/>
+            <w:t>55</w:t>
+          </w:r>
         </w:p>
         <w:p>
           <w:pPr>
@@ -3226,16 +2847,12 @@
             </w:tabs>
             <w:rPr/>
           </w:pPr>
-          <w:hyperlink w:anchor="__RefHeading___Toc1272_2975391565" w:tooltip="Familienrollen">
-            <w:r>
-              <w:rPr>
-                <w:rStyle w:val="Verzeichnissprung"/>
-              </w:rPr>
-              <w:t>Familienrollen</w:t>
-              <w:tab/>
-              <w:t>55</w:t>
-            </w:r>
-          </w:hyperlink>
+          <w:r>
+            <w:rPr/>
+            <w:t>Familienrollen</w:t>
+            <w:tab/>
+            <w:t>56</w:t>
+          </w:r>
         </w:p>
         <w:p>
           <w:pPr>
@@ -3246,16 +2863,12 @@
             </w:tabs>
             <w:rPr/>
           </w:pPr>
-          <w:hyperlink w:anchor="__RefHeading___Toc1258_29753915651" w:tooltip="Zugriffsberechtigung für Einstellungen">
-            <w:r>
-              <w:rPr>
-                <w:rStyle w:val="Verzeichnissprung"/>
-              </w:rPr>
-              <w:t>Zugriffsberechtigung für Einstellungen</w:t>
-              <w:tab/>
-              <w:t>57</w:t>
-            </w:r>
-          </w:hyperlink>
+          <w:r>
+            <w:rPr/>
+            <w:t>Zugriffsberechtigung für Einstellungen</w:t>
+            <w:tab/>
+            <w:t>58</w:t>
+          </w:r>
         </w:p>
         <w:p>
           <w:pPr>
@@ -3266,16 +2879,12 @@
             </w:tabs>
             <w:rPr/>
           </w:pPr>
-          <w:hyperlink w:anchor="__RefHeading___Toc1931_1567046155_Kopie_" w:tooltip="Löschen von Beiträgen">
-            <w:r>
-              <w:rPr>
-                <w:rStyle w:val="Verzeichnissprung"/>
-              </w:rPr>
-              <w:t>Löschen von Beiträgen</w:t>
-              <w:tab/>
-              <w:t>57</w:t>
-            </w:r>
-          </w:hyperlink>
+          <w:r>
+            <w:rPr/>
+            <w:t>Löschen von Beiträgen</w:t>
+            <w:tab/>
+            <w:t>58</w:t>
+          </w:r>
         </w:p>
         <w:p>
           <w:pPr>
@@ -3286,16 +2895,12 @@
             </w:tabs>
             <w:rPr/>
           </w:pPr>
-          <w:hyperlink w:anchor="__RefHeading___Toc1258_2975391565" w:tooltip="Deinstallation">
-            <w:r>
-              <w:rPr>
-                <w:rStyle w:val="Verzeichnissprung"/>
-              </w:rPr>
-              <w:t>Deinstallation</w:t>
-              <w:tab/>
-              <w:t>58</w:t>
-            </w:r>
-          </w:hyperlink>
+          <w:r>
+            <w:rPr/>
+            <w:t>Deinstallation</w:t>
+            <w:tab/>
+            <w:t>59</w:t>
+          </w:r>
         </w:p>
         <w:p>
           <w:pPr>
@@ -3306,16 +2911,12 @@
             </w:tabs>
             <w:rPr/>
           </w:pPr>
-          <w:hyperlink w:anchor="__RefHeading___Toc1966_3856073189" w:tooltip="Speicherung der Konfiguration">
-            <w:r>
-              <w:rPr>
-                <w:rStyle w:val="Verzeichnissprung"/>
-              </w:rPr>
-              <w:t>Speicherung der Konfiguration</w:t>
-              <w:tab/>
-              <w:t>59</w:t>
-            </w:r>
-          </w:hyperlink>
+          <w:r>
+            <w:rPr/>
+            <w:t>Speicherung der Konfiguration</w:t>
+            <w:tab/>
+            <w:t>60</w:t>
+          </w:r>
         </w:p>
         <w:p>
           <w:pPr>
@@ -3326,16 +2927,12 @@
             </w:tabs>
             <w:rPr/>
           </w:pPr>
-          <w:hyperlink w:anchor="__RefHeading___Toc2854_368820545" w:tooltip="Informationen zur Beitragsberechnung auf der Übersichtsseite">
-            <w:r>
-              <w:rPr>
-                <w:rStyle w:val="Verzeichnissprung"/>
-              </w:rPr>
-              <w:t>Informationen zur Beitragsberechnung auf der Übersichtsseite</w:t>
-              <w:tab/>
-              <w:t>60</w:t>
-            </w:r>
-          </w:hyperlink>
+          <w:r>
+            <w:rPr/>
+            <w:t>Informationen zur Beitragsberechnung auf der Übersichtsseite</w:t>
+            <w:tab/>
+            <w:t>61</w:t>
+          </w:r>
         </w:p>
         <w:p>
           <w:pPr>
@@ -3346,16 +2943,12 @@
             </w:tabs>
             <w:rPr/>
           </w:pPr>
-          <w:hyperlink w:anchor="__RefHeading___Toc2361_3703976838" w:tooltip="Ablauf einer Beitragsberechnung">
-            <w:r>
-              <w:rPr>
-                <w:rStyle w:val="Verzeichnissprung"/>
-              </w:rPr>
-              <w:t>Ablauf einer Beitragsberechnung</w:t>
-              <w:tab/>
-              <w:t>61</w:t>
-            </w:r>
-          </w:hyperlink>
+          <w:r>
+            <w:rPr/>
+            <w:t>Ablauf einer Beitragsberechnung</w:t>
+            <w:tab/>
+            <w:t>62</w:t>
+          </w:r>
         </w:p>
         <w:p>
           <w:pPr>
@@ -3366,16 +2959,12 @@
             </w:tabs>
             <w:rPr/>
           </w:pPr>
-          <w:hyperlink w:anchor="__RefHeading___Toc18803_986433141" w:tooltip="Grobablauf">
-            <w:r>
-              <w:rPr>
-                <w:rStyle w:val="Verzeichnissprung"/>
-              </w:rPr>
-              <w:t>Grobablauf</w:t>
-              <w:tab/>
-              <w:t>61</w:t>
-            </w:r>
-          </w:hyperlink>
+          <w:r>
+            <w:rPr/>
+            <w:t>Grobablauf</w:t>
+            <w:tab/>
+            <w:t>62</w:t>
+          </w:r>
         </w:p>
         <w:p>
           <w:pPr>
@@ -3386,16 +2975,12 @@
             </w:tabs>
             <w:rPr/>
           </w:pPr>
-          <w:hyperlink w:anchor="__RefHeading___Toc2843_2880359664" w:tooltip="Ablaufplan">
-            <w:r>
-              <w:rPr>
-                <w:rStyle w:val="Verzeichnissprung"/>
-              </w:rPr>
-              <w:t>Ablaufplan</w:t>
-              <w:tab/>
-              <w:t>61</w:t>
-            </w:r>
-          </w:hyperlink>
+          <w:r>
+            <w:rPr/>
+            <w:t>Ablaufplan</w:t>
+            <w:tab/>
+            <w:t>62</w:t>
+          </w:r>
         </w:p>
         <w:p>
           <w:pPr>
@@ -3406,16 +2991,12 @@
             </w:tabs>
             <w:rPr/>
           </w:pPr>
-          <w:hyperlink w:anchor="__RefHeading___Toc2319_4281403534" w:tooltip="Aufnahme des neuen Mitglieds">
-            <w:r>
-              <w:rPr>
-                <w:rStyle w:val="Verzeichnissprung"/>
-              </w:rPr>
-              <w:t>Aufnahme des neuen Mitglieds</w:t>
-              <w:tab/>
-              <w:t>61</w:t>
-            </w:r>
-          </w:hyperlink>
+          <w:r>
+            <w:rPr/>
+            <w:t>Aufnahme des neuen Mitglieds</w:t>
+            <w:tab/>
+            <w:t>62</w:t>
+          </w:r>
         </w:p>
         <w:p>
           <w:pPr>
@@ -3426,16 +3007,12 @@
             </w:tabs>
             <w:rPr/>
           </w:pPr>
-          <w:hyperlink w:anchor="__RefHeading___Toc2321_4281403534" w:tooltip="Mitgliedsnummer erzeugen">
-            <w:r>
-              <w:rPr>
-                <w:rStyle w:val="Verzeichnissprung"/>
-              </w:rPr>
-              <w:t>Mitgliedsnummer erzeugen</w:t>
-              <w:tab/>
-              <w:t>61</w:t>
-            </w:r>
-          </w:hyperlink>
+          <w:r>
+            <w:rPr/>
+            <w:t>Mitgliedsnummer erzeugen</w:t>
+            <w:tab/>
+            <w:t>62</w:t>
+          </w:r>
         </w:p>
         <w:p>
           <w:pPr>
@@ -3446,16 +3023,12 @@
             </w:tabs>
             <w:rPr/>
           </w:pPr>
-          <w:hyperlink w:anchor="__RefHeading___Toc2323_4281403534" w:tooltip="Mandatsreferenz erstellen">
-            <w:r>
-              <w:rPr>
-                <w:rStyle w:val="Verzeichnissprung"/>
-              </w:rPr>
-              <w:t>Mandatsreferenz erstellen</w:t>
-              <w:tab/>
-              <w:t>61</w:t>
-            </w:r>
-          </w:hyperlink>
+          <w:r>
+            <w:rPr/>
+            <w:t>Mandatsreferenz erstellen</w:t>
+            <w:tab/>
+            <w:t>62</w:t>
+          </w:r>
         </w:p>
         <w:p>
           <w:pPr>
@@ -3466,16 +3039,12 @@
             </w:tabs>
             <w:rPr/>
           </w:pPr>
-          <w:hyperlink w:anchor="__RefHeading___Toc2325_4281403534" w:tooltip="Mandatsdatum eintragen">
-            <w:r>
-              <w:rPr>
-                <w:rStyle w:val="Verzeichnissprung"/>
-              </w:rPr>
-              <w:t>Mandatsdatum eintragen</w:t>
-              <w:tab/>
-              <w:t>62</w:t>
-            </w:r>
-          </w:hyperlink>
+          <w:r>
+            <w:rPr/>
+            <w:t>Mandatsdatum eintragen</w:t>
+            <w:tab/>
+            <w:t>63</w:t>
+          </w:r>
         </w:p>
         <w:p>
           <w:pPr>
@@ -3486,16 +3055,12 @@
             </w:tabs>
             <w:rPr/>
           </w:pPr>
-          <w:hyperlink w:anchor="__RefHeading___Toc2327_4281403534" w:tooltip="Neuzuordnung durchführen">
-            <w:r>
-              <w:rPr>
-                <w:rStyle w:val="Verzeichnissprung"/>
-              </w:rPr>
-              <w:t>Neuzuordnung durchführen</w:t>
-              <w:tab/>
-              <w:t>62</w:t>
-            </w:r>
-          </w:hyperlink>
+          <w:r>
+            <w:rPr/>
+            <w:t>Neuzuordnung durchführen</w:t>
+            <w:tab/>
+            <w:t>63</w:t>
+          </w:r>
         </w:p>
         <w:p>
           <w:pPr>
@@ -3506,16 +3071,12 @@
             </w:tabs>
             <w:rPr/>
           </w:pPr>
-          <w:hyperlink w:anchor="__RefHeading___Toc2329_4281403534" w:tooltip="Beitragsberechnung">
-            <w:r>
-              <w:rPr>
-                <w:rStyle w:val="Verzeichnissprung"/>
-              </w:rPr>
-              <w:t>Beitragsberechnung</w:t>
-              <w:tab/>
-              <w:t>62</w:t>
-            </w:r>
-          </w:hyperlink>
+          <w:r>
+            <w:rPr/>
+            <w:t>Beitragsberechnung</w:t>
+            <w:tab/>
+            <w:t>63</w:t>
+          </w:r>
         </w:p>
         <w:p>
           <w:pPr>
@@ -3526,16 +3087,12 @@
             </w:tabs>
             <w:rPr/>
           </w:pPr>
-          <w:hyperlink w:anchor="__RefHeading___Toc2331_4281403534" w:tooltip="Fälligkeitsdatum">
-            <w:r>
-              <w:rPr>
-                <w:rStyle w:val="Verzeichnissprung"/>
-              </w:rPr>
-              <w:t>Fälligkeitsdatum</w:t>
-              <w:tab/>
-              <w:t>62</w:t>
-            </w:r>
-          </w:hyperlink>
+          <w:r>
+            <w:rPr/>
+            <w:t>Fälligkeitsdatum</w:t>
+            <w:tab/>
+            <w:t>63</w:t>
+          </w:r>
         </w:p>
         <w:p>
           <w:pPr>
@@ -3546,16 +3103,12 @@
             </w:tabs>
             <w:rPr/>
           </w:pPr>
-          <w:hyperlink w:anchor="__RefHeading___Toc2333_4281403534" w:tooltip="XML-Datei">
-            <w:r>
-              <w:rPr>
-                <w:rStyle w:val="Verzeichnissprung"/>
-              </w:rPr>
-              <w:t>XML-Datei</w:t>
-              <w:tab/>
-              <w:t>62</w:t>
-            </w:r>
-          </w:hyperlink>
+          <w:r>
+            <w:rPr/>
+            <w:t>XML-Datei</w:t>
+            <w:tab/>
+            <w:t>63</w:t>
+          </w:r>
         </w:p>
         <w:p>
           <w:pPr>
@@ -3566,16 +3119,12 @@
             </w:tabs>
             <w:rPr/>
           </w:pPr>
-          <w:hyperlink w:anchor="__RefHeading___Toc2335_4281403534" w:tooltip="Vorabinformation">
-            <w:r>
-              <w:rPr>
-                <w:rStyle w:val="Verzeichnissprung"/>
-              </w:rPr>
-              <w:t>Vorabinformation</w:t>
-              <w:tab/>
-              <w:t>62</w:t>
-            </w:r>
-          </w:hyperlink>
+          <w:r>
+            <w:rPr/>
+            <w:t>Vorabinformation</w:t>
+            <w:tab/>
+            <w:t>63</w:t>
+          </w:r>
         </w:p>
         <w:p>
           <w:pPr>
@@ -3586,16 +3135,12 @@
             </w:tabs>
             <w:rPr/>
           </w:pPr>
-          <w:hyperlink w:anchor="__RefHeading___Toc2337_4281403534" w:tooltip="Weitergabe der XML-Datei">
-            <w:r>
-              <w:rPr>
-                <w:rStyle w:val="Verzeichnissprung"/>
-              </w:rPr>
-              <w:t>Weitergabe der XML-Datei</w:t>
-              <w:tab/>
-              <w:t>62</w:t>
-            </w:r>
-          </w:hyperlink>
+          <w:r>
+            <w:rPr/>
+            <w:t>Weitergabe der XML-Datei</w:t>
+            <w:tab/>
+            <w:t>63</w:t>
+          </w:r>
         </w:p>
         <w:p>
           <w:pPr>
@@ -3606,20 +3151,14 @@
             </w:tabs>
             <w:rPr/>
           </w:pPr>
-          <w:hyperlink w:anchor="__RefHeading___Toc2339_4281403534" w:tooltip="Abschluss einer Beitragsberechnung">
-            <w:r>
-              <w:rPr>
-                <w:rStyle w:val="Verzeichnissprung"/>
-              </w:rPr>
-              <w:t>Abschluss einer Beitragsberechnung</w:t>
-              <w:tab/>
-              <w:t>62</w:t>
-            </w:r>
-          </w:hyperlink>
           <w:r>
-            <w:rPr>
-              <w:rStyle w:val="Verzeichnissprung"/>
-            </w:rPr>
+            <w:rPr/>
+            <w:t>Abschluss einer Beitragsberechnung</w:t>
+            <w:tab/>
+            <w:t>63</w:t>
+          </w:r>
+          <w:r>
+            <w:rPr/>
             <w:fldChar w:fldCharType="end"/>
           </w:r>
         </w:p>
@@ -20585,161 +20124,197 @@
         </w:rPr>
       </w:pPr>
       <w:r>
-        <w:rPr/>
-      </w:r>
-    </w:p>
-    <w:p>
-      <w:pPr>
-        <w:pStyle w:val="Normal"/>
-        <w:bidi w:val="0"/>
-        <w:jc w:val="left"/>
-        <w:rPr>
-          <w:sz w:val="20"/>
-          <w:szCs w:val="20"/>
-        </w:rPr>
-      </w:pPr>
-      <w:r>
-        <w:rPr/>
-      </w:r>
-    </w:p>
-    <w:p>
-      <w:pPr>
-        <w:pStyle w:val="Normal"/>
-        <w:bidi w:val="0"/>
-        <w:jc w:val="left"/>
-        <w:rPr>
-          <w:sz w:val="20"/>
-          <w:szCs w:val="20"/>
-        </w:rPr>
-      </w:pPr>
-      <w:r>
-        <w:rPr/>
-      </w:r>
-    </w:p>
-    <w:p>
-      <w:pPr>
-        <w:pStyle w:val="Normal"/>
-        <w:bidi w:val="0"/>
-        <w:jc w:val="left"/>
-        <w:rPr>
-          <w:sz w:val="20"/>
-          <w:szCs w:val="20"/>
-        </w:rPr>
-      </w:pPr>
-      <w:r>
-        <w:rPr/>
-      </w:r>
-    </w:p>
-    <w:p>
-      <w:pPr>
-        <w:pStyle w:val="Normal"/>
-        <w:bidi w:val="0"/>
-        <w:jc w:val="left"/>
-        <w:rPr>
-          <w:sz w:val="20"/>
-          <w:szCs w:val="20"/>
-        </w:rPr>
-      </w:pPr>
-      <w:r>
-        <w:rPr/>
-      </w:r>
-    </w:p>
-    <w:p>
-      <w:pPr>
-        <w:pStyle w:val="Normal"/>
-        <w:bidi w:val="0"/>
-        <w:jc w:val="left"/>
-        <w:rPr>
-          <w:sz w:val="20"/>
-          <w:szCs w:val="20"/>
-        </w:rPr>
-      </w:pPr>
-      <w:r>
-        <w:rPr/>
-      </w:r>
-    </w:p>
-    <w:p>
-      <w:pPr>
-        <w:pStyle w:val="Normal"/>
-        <w:bidi w:val="0"/>
-        <w:jc w:val="left"/>
-        <w:rPr>
-          <w:sz w:val="20"/>
-          <w:szCs w:val="20"/>
-        </w:rPr>
-      </w:pPr>
-      <w:r>
-        <w:rPr/>
-      </w:r>
-    </w:p>
-    <w:p>
-      <w:pPr>
-        <w:pStyle w:val="Normal"/>
-        <w:bidi w:val="0"/>
-        <w:jc w:val="left"/>
-        <w:rPr>
-          <w:sz w:val="20"/>
-          <w:szCs w:val="20"/>
-        </w:rPr>
-      </w:pPr>
-      <w:r>
-        <w:rPr/>
-      </w:r>
-    </w:p>
-    <w:p>
-      <w:pPr>
-        <w:pStyle w:val="Normal"/>
-        <w:bidi w:val="0"/>
-        <w:jc w:val="left"/>
-        <w:rPr>
-          <w:sz w:val="20"/>
-          <w:szCs w:val="20"/>
-        </w:rPr>
-      </w:pPr>
-      <w:r>
-        <w:rPr/>
-      </w:r>
-    </w:p>
-    <w:p>
-      <w:pPr>
-        <w:pStyle w:val="Normal"/>
-        <w:bidi w:val="0"/>
-        <w:jc w:val="left"/>
-        <w:rPr>
-          <w:sz w:val="20"/>
-          <w:szCs w:val="20"/>
-        </w:rPr>
-      </w:pPr>
-      <w:r>
-        <w:rPr/>
-      </w:r>
-    </w:p>
-    <w:p>
-      <w:pPr>
-        <w:pStyle w:val="Normal"/>
-        <w:bidi w:val="0"/>
-        <w:jc w:val="left"/>
-        <w:rPr>
-          <w:sz w:val="20"/>
-          <w:szCs w:val="20"/>
-        </w:rPr>
-      </w:pPr>
-      <w:r>
-        <w:rPr/>
-      </w:r>
-    </w:p>
-    <w:p>
-      <w:pPr>
-        <w:pStyle w:val="Normal"/>
-        <w:bidi w:val="0"/>
-        <w:jc w:val="left"/>
-        <w:rPr>
-          <w:sz w:val="20"/>
-          <w:szCs w:val="20"/>
-        </w:rPr>
-      </w:pPr>
-      <w:r>
-        <w:rPr/>
+        <w:rPr>
+          <w:sz w:val="20"/>
+          <w:szCs w:val="20"/>
+        </w:rPr>
+      </w:r>
+    </w:p>
+    <w:p>
+      <w:pPr>
+        <w:pStyle w:val="Normal"/>
+        <w:bidi w:val="0"/>
+        <w:jc w:val="left"/>
+        <w:rPr>
+          <w:sz w:val="20"/>
+          <w:szCs w:val="20"/>
+        </w:rPr>
+      </w:pPr>
+      <w:r>
+        <w:rPr>
+          <w:sz w:val="20"/>
+          <w:szCs w:val="20"/>
+        </w:rPr>
+      </w:r>
+    </w:p>
+    <w:p>
+      <w:pPr>
+        <w:pStyle w:val="Normal"/>
+        <w:bidi w:val="0"/>
+        <w:jc w:val="left"/>
+        <w:rPr>
+          <w:sz w:val="20"/>
+          <w:szCs w:val="20"/>
+        </w:rPr>
+      </w:pPr>
+      <w:r>
+        <w:rPr>
+          <w:sz w:val="20"/>
+          <w:szCs w:val="20"/>
+        </w:rPr>
+      </w:r>
+    </w:p>
+    <w:p>
+      <w:pPr>
+        <w:pStyle w:val="Normal"/>
+        <w:bidi w:val="0"/>
+        <w:jc w:val="left"/>
+        <w:rPr>
+          <w:sz w:val="20"/>
+          <w:szCs w:val="20"/>
+        </w:rPr>
+      </w:pPr>
+      <w:r>
+        <w:rPr>
+          <w:sz w:val="20"/>
+          <w:szCs w:val="20"/>
+        </w:rPr>
+      </w:r>
+    </w:p>
+    <w:p>
+      <w:pPr>
+        <w:pStyle w:val="Normal"/>
+        <w:bidi w:val="0"/>
+        <w:jc w:val="left"/>
+        <w:rPr>
+          <w:sz w:val="20"/>
+          <w:szCs w:val="20"/>
+        </w:rPr>
+      </w:pPr>
+      <w:r>
+        <w:rPr>
+          <w:sz w:val="20"/>
+          <w:szCs w:val="20"/>
+        </w:rPr>
+      </w:r>
+    </w:p>
+    <w:p>
+      <w:pPr>
+        <w:pStyle w:val="Normal"/>
+        <w:bidi w:val="0"/>
+        <w:jc w:val="left"/>
+        <w:rPr>
+          <w:sz w:val="20"/>
+          <w:szCs w:val="20"/>
+        </w:rPr>
+      </w:pPr>
+      <w:r>
+        <w:rPr>
+          <w:sz w:val="20"/>
+          <w:szCs w:val="20"/>
+        </w:rPr>
+      </w:r>
+    </w:p>
+    <w:p>
+      <w:pPr>
+        <w:pStyle w:val="Normal"/>
+        <w:bidi w:val="0"/>
+        <w:jc w:val="left"/>
+        <w:rPr>
+          <w:sz w:val="20"/>
+          <w:szCs w:val="20"/>
+        </w:rPr>
+      </w:pPr>
+      <w:r>
+        <w:rPr>
+          <w:sz w:val="20"/>
+          <w:szCs w:val="20"/>
+        </w:rPr>
+      </w:r>
+    </w:p>
+    <w:p>
+      <w:pPr>
+        <w:pStyle w:val="Normal"/>
+        <w:bidi w:val="0"/>
+        <w:jc w:val="left"/>
+        <w:rPr>
+          <w:sz w:val="20"/>
+          <w:szCs w:val="20"/>
+        </w:rPr>
+      </w:pPr>
+      <w:r>
+        <w:rPr>
+          <w:sz w:val="20"/>
+          <w:szCs w:val="20"/>
+        </w:rPr>
+      </w:r>
+    </w:p>
+    <w:p>
+      <w:pPr>
+        <w:pStyle w:val="Normal"/>
+        <w:bidi w:val="0"/>
+        <w:jc w:val="left"/>
+        <w:rPr>
+          <w:sz w:val="20"/>
+          <w:szCs w:val="20"/>
+        </w:rPr>
+      </w:pPr>
+      <w:r>
+        <w:rPr>
+          <w:sz w:val="20"/>
+          <w:szCs w:val="20"/>
+        </w:rPr>
+      </w:r>
+    </w:p>
+    <w:p>
+      <w:pPr>
+        <w:pStyle w:val="Normal"/>
+        <w:bidi w:val="0"/>
+        <w:jc w:val="left"/>
+        <w:rPr>
+          <w:sz w:val="20"/>
+          <w:szCs w:val="20"/>
+        </w:rPr>
+      </w:pPr>
+      <w:r>
+        <w:rPr>
+          <w:sz w:val="20"/>
+          <w:szCs w:val="20"/>
+        </w:rPr>
+      </w:r>
+    </w:p>
+    <w:p>
+      <w:pPr>
+        <w:pStyle w:val="Normal"/>
+        <w:bidi w:val="0"/>
+        <w:jc w:val="left"/>
+        <w:rPr>
+          <w:sz w:val="20"/>
+          <w:szCs w:val="20"/>
+        </w:rPr>
+      </w:pPr>
+      <w:r>
+        <w:rPr>
+          <w:sz w:val="20"/>
+          <w:szCs w:val="20"/>
+        </w:rPr>
+      </w:r>
+    </w:p>
+    <w:p>
+      <w:pPr>
+        <w:pStyle w:val="Normal"/>
+        <w:bidi w:val="0"/>
+        <w:jc w:val="left"/>
+        <w:rPr>
+          <w:sz w:val="20"/>
+          <w:szCs w:val="20"/>
+        </w:rPr>
+      </w:pPr>
+      <w:r>
+        <w:rPr>
+          <w:sz w:val="20"/>
+          <w:szCs w:val="20"/>
+        </w:rPr>
       </w:r>
     </w:p>
     <w:p>
@@ -24127,6 +23702,106 @@
           <w:numId w:val="3"/>
         </w:numPr>
         <w:bidi w:val="0"/>
+        <w:jc w:val="center"/>
+        <w:rPr>
+          <w:b/>
+          <w:bCs/>
+        </w:rPr>
+      </w:pPr>
+      <w:r>
+        <w:rPr>
+          <w:b/>
+          <w:bCs/>
+        </w:rPr>
+      </w:r>
+    </w:p>
+    <w:p>
+      <w:pPr>
+        <w:pStyle w:val="Normal"/>
+        <w:numPr>
+          <w:ilvl w:val="0"/>
+          <w:numId w:val="3"/>
+        </w:numPr>
+        <w:bidi w:val="0"/>
+        <w:jc w:val="center"/>
+        <w:rPr>
+          <w:b/>
+          <w:bCs/>
+        </w:rPr>
+      </w:pPr>
+      <w:r>
+        <w:rPr>
+          <w:b/>
+          <w:bCs/>
+          <w:i w:val="false"/>
+          <w:iCs w:val="false"/>
+          <w:sz w:val="20"/>
+          <w:szCs w:val="20"/>
+        </w:rPr>
+        <w:t>Hinweis</w:t>
+      </w:r>
+    </w:p>
+    <w:p>
+      <w:pPr>
+        <w:pStyle w:val="Normal"/>
+        <w:numPr>
+          <w:ilvl w:val="0"/>
+          <w:numId w:val="3"/>
+        </w:numPr>
+        <w:bidi w:val="0"/>
+        <w:jc w:val="center"/>
+        <w:rPr/>
+      </w:pPr>
+      <w:r>
+        <w:rPr/>
+      </w:r>
+    </w:p>
+    <w:p>
+      <w:pPr>
+        <w:pStyle w:val="Normal"/>
+        <w:numPr>
+          <w:ilvl w:val="0"/>
+          <w:numId w:val="3"/>
+        </w:numPr>
+        <w:bidi w:val="0"/>
+        <w:jc w:val="center"/>
+        <w:rPr>
+          <w:i/>
+          <w:iCs/>
+        </w:rPr>
+      </w:pPr>
+      <w:r>
+        <w:rPr>
+          <w:i/>
+          <w:iCs/>
+        </w:rPr>
+        <w:t xml:space="preserve">In diesem Modul werden nur Mitglieder angezeigt, bei denen </w:t>
+      </w:r>
+      <w:r>
+        <w:rPr>
+          <w:b/>
+          <w:bCs/>
+          <w:i/>
+          <w:iCs/>
+        </w:rPr>
+        <w:t>KEINE</w:t>
+      </w:r>
+      <w:r>
+        <w:rPr>
+          <w:i/>
+          <w:iCs/>
+        </w:rPr>
+        <w:t xml:space="preserve"> IBAN vorhanden ist.</w:t>
+      </w:r>
+    </w:p>
+    <w:p>
+      <w:pPr>
+        <w:pStyle w:val="Normal"/>
+        <w:numPr>
+          <w:ilvl w:val="0"/>
+          <w:numId w:val="3"/>
+        </w:numPr>
+        <w:bidi w:val="0"/>
         <w:jc w:val="left"/>
         <w:rPr>
           <w:rFonts w:ascii="Arial" w:hAnsi="Arial"/>
@@ -24292,7 +23967,12 @@
         <w:rPr>
           <w:b/>
           <w:bCs/>
-        </w:rPr>
+          <w:i w:val="false"/>
+          <w:iCs w:val="false"/>
+          <w:sz w:val="20"/>
+          <w:szCs w:val="20"/>
+        </w:rPr>
+        <w:t>Hinweis</w:t>
       </w:r>
     </w:p>
     <w:p>
@@ -24304,11 +23984,194 @@
         </w:numPr>
         <w:bidi w:val="0"/>
         <w:jc w:val="center"/>
+        <w:rPr/>
+      </w:pPr>
+      <w:r>
+        <w:rPr/>
+      </w:r>
+    </w:p>
+    <w:p>
+      <w:pPr>
+        <w:pStyle w:val="Normal"/>
+        <w:numPr>
+          <w:ilvl w:val="0"/>
+          <w:numId w:val="3"/>
+        </w:numPr>
+        <w:bidi w:val="0"/>
+        <w:jc w:val="center"/>
+        <w:rPr>
+          <w:i/>
+          <w:iCs/>
+        </w:rPr>
+      </w:pPr>
+      <w:r>
+        <w:rPr>
+          <w:i/>
+          <w:iCs/>
+          <w:sz w:val="20"/>
+          <w:szCs w:val="20"/>
+        </w:rPr>
+        <w:t xml:space="preserve">Die Spalten (Profilfelder) </w:t>
+      </w:r>
+      <w:r>
         <w:rPr>
           <w:b/>
           <w:bCs/>
-        </w:rPr>
-      </w:pPr>
+          <w:i/>
+          <w:iCs/>
+          <w:sz w:val="20"/>
+          <w:szCs w:val="20"/>
+        </w:rPr>
+        <w:t>E-Mail</w:t>
+      </w:r>
+      <w:r>
+        <w:rPr>
+          <w:i/>
+          <w:iCs/>
+          <w:sz w:val="20"/>
+          <w:szCs w:val="20"/>
+        </w:rPr>
+        <w:t xml:space="preserve"> und </w:t>
+      </w:r>
+      <w:r>
+        <w:rPr>
+          <w:b/>
+          <w:bCs/>
+          <w:i/>
+          <w:iCs/>
+          <w:sz w:val="20"/>
+          <w:szCs w:val="20"/>
+        </w:rPr>
+        <w:t>KtoInh-E-Mail</w:t>
+      </w:r>
+      <w:r>
+        <w:rPr>
+          <w:i/>
+          <w:iCs/>
+          <w:sz w:val="20"/>
+          <w:szCs w:val="20"/>
+        </w:rPr>
+        <w:t xml:space="preserve"> sollten hier immer aktiviert sein.</w:t>
+      </w:r>
+    </w:p>
+    <w:p>
+      <w:pPr>
+        <w:pStyle w:val="Normal"/>
+        <w:numPr>
+          <w:ilvl w:val="0"/>
+          <w:numId w:val="3"/>
+        </w:numPr>
+        <w:bidi w:val="0"/>
+        <w:jc w:val="center"/>
+        <w:rPr>
+          <w:b/>
+          <w:bCs/>
+        </w:rPr>
+      </w:pPr>
+      <w:r>
+        <w:rPr>
+          <w:b/>
+          <w:bCs/>
+        </w:rPr>
+      </w:r>
+    </w:p>
+    <w:p>
+      <w:pPr>
+        <w:pStyle w:val="Normal"/>
+        <w:bidi w:val="0"/>
+        <w:jc w:val="left"/>
+        <w:rPr>
+          <w:rFonts w:ascii="Arial" w:hAnsi="Arial"/>
+          <w:sz w:val="20"/>
+          <w:szCs w:val="20"/>
+        </w:rPr>
+      </w:pPr>
+      <w:r>
+        <w:rPr>
+          <w:sz w:val="20"/>
+          <w:szCs w:val="20"/>
+        </w:rPr>
+      </w:r>
+    </w:p>
+    <w:p>
+      <w:pPr>
+        <w:pStyle w:val="Normal"/>
+        <w:bidi w:val="0"/>
+        <w:jc w:val="left"/>
+        <w:rPr>
+          <w:rFonts w:ascii="Arial" w:hAnsi="Arial"/>
+          <w:sz w:val="20"/>
+          <w:szCs w:val="20"/>
+        </w:rPr>
+      </w:pPr>
+      <w:r>
+        <w:rPr>
+          <w:sz w:val="20"/>
+          <w:szCs w:val="20"/>
+        </w:rPr>
+      </w:r>
+    </w:p>
+    <w:p>
+      <w:pPr>
+        <w:pStyle w:val="Heading3"/>
+        <w:numPr>
+          <w:ilvl w:val="2"/>
+          <w:numId w:val="2"/>
+        </w:numPr>
+        <w:rPr/>
+      </w:pPr>
+      <w:bookmarkStart w:id="62" w:name="__RefHeading___Toc2031_223011361"/>
+      <w:bookmarkEnd w:id="62"/>
+      <w:r>
+        <w:rPr/>
+        <w:t>Der Button Export</w:t>
+      </w:r>
+    </w:p>
+    <w:p>
+      <w:pPr>
+        <w:pStyle w:val="Normal"/>
+        <w:numPr>
+          <w:ilvl w:val="0"/>
+          <w:numId w:val="3"/>
+        </w:numPr>
+        <w:bidi w:val="0"/>
+        <w:jc w:val="left"/>
+        <w:rPr>
+          <w:rFonts w:ascii="Arial" w:hAnsi="Arial"/>
+          <w:sz w:val="20"/>
+          <w:szCs w:val="20"/>
+        </w:rPr>
+      </w:pPr>
+      <w:r>
+        <w:rPr>
+          <w:sz w:val="20"/>
+          <w:szCs w:val="20"/>
+        </w:rPr>
+      </w:r>
+    </w:p>
+    <w:p>
+      <w:pPr>
+        <w:pStyle w:val="Normal"/>
+        <w:numPr>
+          <w:ilvl w:val="0"/>
+          <w:numId w:val="3"/>
+        </w:numPr>
+        <w:bidi w:val="0"/>
+        <w:jc w:val="left"/>
+        <w:rPr>
+          <w:sz w:val="20"/>
+          <w:szCs w:val="20"/>
+        </w:rPr>
+      </w:pPr>
+      <w:r>
+        <w:rPr>
+          <w:i w:val="false"/>
+          <w:iCs w:val="false"/>
+          <w:sz w:val="20"/>
+          <w:szCs w:val="20"/>
+        </w:rPr>
+        <w:t xml:space="preserve">Der Button Export erstellt anhand der </w:t>
+      </w:r>
       <w:r>
         <w:rPr>
           <w:b/>
@@ -24318,156 +24181,8 @@
           <w:sz w:val="20"/>
           <w:szCs w:val="20"/>
         </w:rPr>
-        <w:t>Hinweis</w:t>
-      </w:r>
-    </w:p>
-    <w:p>
-      <w:pPr>
-        <w:pStyle w:val="Normal"/>
-        <w:numPr>
-          <w:ilvl w:val="0"/>
-          <w:numId w:val="3"/>
-        </w:numPr>
-        <w:bidi w:val="0"/>
-        <w:jc w:val="center"/>
-        <w:rPr/>
-      </w:pPr>
-      <w:r>
-        <w:rPr/>
-      </w:r>
-    </w:p>
-    <w:p>
-      <w:pPr>
-        <w:pStyle w:val="Normal"/>
-        <w:numPr>
-          <w:ilvl w:val="0"/>
-          <w:numId w:val="3"/>
-        </w:numPr>
-        <w:bidi w:val="0"/>
-        <w:jc w:val="center"/>
-        <w:rPr>
-          <w:i/>
-          <w:iCs/>
-        </w:rPr>
-      </w:pPr>
-      <w:r>
-        <w:rPr>
-          <w:i/>
-          <w:iCs/>
-          <w:sz w:val="20"/>
-          <w:szCs w:val="20"/>
-        </w:rPr>
-        <w:t xml:space="preserve">In diesem Modul werden nur Mitglieder angezeigt, bei denen </w:t>
-      </w:r>
-      <w:r>
-        <w:rPr>
-          <w:b/>
-          <w:bCs/>
-          <w:i/>
-          <w:iCs/>
-          <w:sz w:val="20"/>
-          <w:szCs w:val="20"/>
-        </w:rPr>
-        <w:t>KEINE</w:t>
-      </w:r>
-      <w:r>
-        <w:rPr>
-          <w:i/>
-          <w:iCs/>
-          <w:sz w:val="20"/>
-          <w:szCs w:val="20"/>
-        </w:rPr>
-        <w:t xml:space="preserve"> IBAN vorhanden ist.</w:t>
-      </w:r>
-    </w:p>
-    <w:p>
-      <w:pPr>
-        <w:pStyle w:val="Normal"/>
-        <w:bidi w:val="0"/>
-        <w:jc w:val="left"/>
-        <w:rPr>
-          <w:rFonts w:ascii="Arial" w:hAnsi="Arial"/>
-          <w:sz w:val="20"/>
-          <w:szCs w:val="20"/>
-        </w:rPr>
-      </w:pPr>
-      <w:r>
-        <w:rPr>
-          <w:sz w:val="20"/>
-          <w:szCs w:val="20"/>
-        </w:rPr>
-      </w:r>
-    </w:p>
-    <w:p>
-      <w:pPr>
-        <w:pStyle w:val="Normal"/>
-        <w:bidi w:val="0"/>
-        <w:jc w:val="left"/>
-        <w:rPr>
-          <w:rFonts w:ascii="Arial" w:hAnsi="Arial"/>
-          <w:sz w:val="20"/>
-          <w:szCs w:val="20"/>
-        </w:rPr>
-      </w:pPr>
-      <w:r>
-        <w:rPr>
-          <w:sz w:val="20"/>
-          <w:szCs w:val="20"/>
-        </w:rPr>
-      </w:r>
-    </w:p>
-    <w:p>
-      <w:pPr>
-        <w:pStyle w:val="Heading3"/>
-        <w:numPr>
-          <w:ilvl w:val="2"/>
-          <w:numId w:val="2"/>
-        </w:numPr>
-        <w:rPr/>
-      </w:pPr>
-      <w:bookmarkStart w:id="62" w:name="__RefHeading___Toc2031_223011361"/>
-      <w:bookmarkEnd w:id="62"/>
-      <w:r>
-        <w:rPr/>
-        <w:t>Der Button Export</w:t>
-      </w:r>
-    </w:p>
-    <w:p>
-      <w:pPr>
-        <w:pStyle w:val="Normal"/>
-        <w:numPr>
-          <w:ilvl w:val="0"/>
-          <w:numId w:val="3"/>
-        </w:numPr>
-        <w:bidi w:val="0"/>
-        <w:jc w:val="left"/>
-        <w:rPr>
-          <w:rFonts w:ascii="Arial" w:hAnsi="Arial"/>
-          <w:sz w:val="20"/>
-          <w:szCs w:val="20"/>
-        </w:rPr>
-      </w:pPr>
-      <w:r>
-        <w:rPr>
-          <w:sz w:val="20"/>
-          <w:szCs w:val="20"/>
-        </w:rPr>
-      </w:r>
-    </w:p>
-    <w:p>
-      <w:pPr>
-        <w:pStyle w:val="Normal"/>
-        <w:numPr>
-          <w:ilvl w:val="0"/>
-          <w:numId w:val="3"/>
-        </w:numPr>
-        <w:bidi w:val="0"/>
-        <w:jc w:val="left"/>
-        <w:rPr>
-          <w:sz w:val="20"/>
-          <w:szCs w:val="20"/>
-        </w:rPr>
-      </w:pPr>
+        <w:t>markierten Mitglieder</w:t>
+      </w:r>
       <w:r>
         <w:rPr>
           <w:i w:val="false"/>
@@ -24475,7 +24190,7 @@
           <w:sz w:val="20"/>
           <w:szCs w:val="20"/>
         </w:rPr>
-        <w:t xml:space="preserve">Der Button Export erstellt anhand der markierten Mitglieder eine Datei mit Daten für Serienbriefe. </w:t>
+        <w:t xml:space="preserve"> eine Datei mit Daten für Serienbriefe. </w:t>
       </w:r>
     </w:p>
     <w:p>
@@ -24809,40 +24524,13 @@
     <w:p>
       <w:pPr>
         <w:pStyle w:val="Normal"/>
-        <w:widowControl/>
         <w:numPr>
           <w:ilvl w:val="0"/>
           <w:numId w:val="0"/>
         </w:numPr>
-        <w:suppressAutoHyphens w:val="true"/>
-        <w:overflowPunct w:val="false"/>
-        <w:bidi w:val="0"/>
+        <w:bidi w:val="0"/>
+        <w:spacing w:before="0" w:after="0"/>
         <w:ind w:hanging="0" w:left="0"/>
-        <w:jc w:val="both"/>
-        <w:rPr>
-          <w:sz w:val="20"/>
-          <w:szCs w:val="20"/>
-        </w:rPr>
-      </w:pPr>
-      <w:r>
-        <w:rPr>
-          <w:sz w:val="20"/>
-          <w:szCs w:val="20"/>
-        </w:rPr>
-      </w:r>
-      <w:r>
-        <w:br w:type="page"/>
-      </w:r>
-    </w:p>
-    <w:p>
-      <w:pPr>
-        <w:pStyle w:val="Normal"/>
-        <w:numPr>
-          <w:ilvl w:val="0"/>
-          <w:numId w:val="3"/>
-        </w:numPr>
-        <w:bidi w:val="0"/>
-        <w:spacing w:before="0" w:after="0"/>
         <w:jc w:val="both"/>
         <w:rPr/>
       </w:pPr>
@@ -26096,32 +25784,13 @@
     </w:p>
     <w:p>
       <w:pPr>
-        <w:pStyle w:val="Normal"/>
-        <w:numPr>
-          <w:ilvl w:val="0"/>
-          <w:numId w:val="3"/>
-        </w:numPr>
-        <w:bidi w:val="0"/>
-        <w:jc w:val="left"/>
-        <w:rPr>
-          <w:rFonts w:ascii="Arial" w:hAnsi="Arial"/>
-        </w:rPr>
-      </w:pPr>
-      <w:r>
-        <w:rPr/>
-      </w:r>
-      <w:r>
-        <w:br w:type="page"/>
-      </w:r>
-    </w:p>
-    <w:p>
-      <w:pPr>
         <w:pStyle w:val="Heading1"/>
         <w:numPr>
-          <w:ilvl w:val="1"/>
-          <w:numId w:val="3"/>
+          <w:ilvl w:val="0"/>
+          <w:numId w:val="0"/>
         </w:numPr>
         <w:spacing w:before="0" w:after="120"/>
+        <w:ind w:hanging="0" w:left="0"/>
         <w:rPr>
           <w:rFonts w:ascii="Arial" w:hAnsi="Arial"/>
         </w:rPr>
